--- a/40_AWS/05_改修資料/KSM_AWS_MOD_026_手順書_マルエツチャージ本番移行_ja_vi.docx
+++ b/40_AWS/05_改修資料/KSM_AWS_MOD_026_手順書_マルエツチャージ本番移行_ja_vi.docx
@@ -80,7 +80,7 @@
           <w:sz w:val="24"/>
           <w:szCs w:val="24"/>
         </w:rPr>
-        <w:t xml:space="preserve">■ ① 文書情報</w:t>
+        <w:t xml:space="preserve">■ 文書情報</w:t>
       </w:r>
       <w:r>
         <w:br/>
@@ -1310,7 +1310,7 @@
           <w:sz w:val="24"/>
           <w:szCs w:val="24"/>
         </w:rPr>
-        <w:t xml:space="preserve">■ ② 改修概要</w:t>
+        <w:t xml:space="preserve">■ 改修概要</w:t>
       </w:r>
       <w:r>
         <w:br/>
@@ -1595,7 +1595,7 @@
           <w:sz w:val="24"/>
           <w:szCs w:val="24"/>
         </w:rPr>
-        <w:t xml:space="preserve">■ ④ 改修内容</w:t>
+        <w:t xml:space="preserve">■ 改修内容</w:t>
       </w:r>
       <w:r>
         <w:br/>
@@ -2160,457 +2160,905 @@
               <w:t xml:space="preserve">INSERT INTO M_KSM.stores (</w:t>
             </w:r>
           </w:p>
+          <w:p>
+            <w:pPr>
+              <w:spacing w:before="0" w:after="0"/>
+            </w:pPr>
+            <w:r>
+              <w:rPr>
+                <w:rFonts w:ascii="Courier New" w:cs="Courier New" w:eastAsia="Courier New" w:hAnsi="Courier New"/>
+                <w:color w:val="404040"/>
+                <w:sz w:val="16"/>
+                <w:szCs w:val="16"/>
+              </w:rPr>
+              <w:t xml:space="preserve"/>
+            </w:r>
+          </w:p>
+          <w:p>
+            <w:pPr>
+              <w:spacing w:before="0" w:after="0"/>
+            </w:pPr>
+            <w:r>
+              <w:rPr>
+                <w:rFonts w:ascii="Courier New" w:cs="Courier New" w:eastAsia="Courier New" w:hAnsi="Courier New"/>
+                <w:color w:val="404040"/>
+                <w:sz w:val="16"/>
+                <w:szCs w:val="16"/>
+              </w:rPr>
+              <w:t xml:space="preserve">company_code, store_code,</w:t>
+            </w:r>
+          </w:p>
+          <w:p>
+            <w:pPr>
+              <w:spacing w:before="0" w:after="0"/>
+            </w:pPr>
+            <w:r>
+              <w:rPr>
+                <w:rFonts w:ascii="Courier New" w:cs="Courier New" w:eastAsia="Courier New" w:hAnsi="Courier New"/>
+                <w:color w:val="404040"/>
+                <w:sz w:val="16"/>
+                <w:szCs w:val="16"/>
+              </w:rPr>
+              <w:t xml:space="preserve"/>
+            </w:r>
+          </w:p>
+          <w:p>
+            <w:pPr>
+              <w:spacing w:before="0" w:after="0"/>
+            </w:pPr>
+            <w:r>
+              <w:rPr>
+                <w:rFonts w:ascii="Courier New" w:cs="Courier New" w:eastAsia="Courier New" w:hAnsi="Courier New"/>
+                <w:color w:val="404040"/>
+                <w:sz w:val="16"/>
+                <w:szCs w:val="16"/>
+              </w:rPr>
+              <w:t xml:space="preserve">ten_name, ten_short_nm,</w:t>
+            </w:r>
+          </w:p>
+          <w:p>
+            <w:pPr>
+              <w:spacing w:before="0" w:after="0"/>
+            </w:pPr>
+            <w:r>
+              <w:rPr>
+                <w:rFonts w:ascii="Courier New" w:cs="Courier New" w:eastAsia="Courier New" w:hAnsi="Courier New"/>
+                <w:color w:val="404040"/>
+                <w:sz w:val="16"/>
+                <w:szCs w:val="16"/>
+              </w:rPr>
+              <w:t xml:space="preserve"/>
+            </w:r>
+          </w:p>
+          <w:p>
+            <w:pPr>
+              <w:spacing w:before="0" w:after="0"/>
+            </w:pPr>
+            <w:r>
+              <w:rPr>
+                <w:rFonts w:ascii="Courier New" w:cs="Courier New" w:eastAsia="Courier New" w:hAnsi="Courier New"/>
+                <w:color w:val="404040"/>
+                <w:sz w:val="16"/>
+                <w:szCs w:val="16"/>
+              </w:rPr>
+              <w:t xml:space="preserve">tel_num, post_cd, address1,</w:t>
+            </w:r>
+          </w:p>
+          <w:p>
+            <w:pPr>
+              <w:spacing w:before="0" w:after="0"/>
+            </w:pPr>
+            <w:r>
+              <w:rPr>
+                <w:rFonts w:ascii="Courier New" w:cs="Courier New" w:eastAsia="Courier New" w:hAnsi="Courier New"/>
+                <w:color w:val="404040"/>
+                <w:sz w:val="16"/>
+                <w:szCs w:val="16"/>
+              </w:rPr>
+              <w:t xml:space="preserve"/>
+            </w:r>
+          </w:p>
+          <w:p>
+            <w:pPr>
+              <w:spacing w:before="0" w:after="0"/>
+            </w:pPr>
+            <w:r>
+              <w:rPr>
+                <w:rFonts w:ascii="Courier New" w:cs="Courier New" w:eastAsia="Courier New" w:hAnsi="Courier New"/>
+                <w:color w:val="404040"/>
+                <w:sz w:val="16"/>
+                <w:szCs w:val="16"/>
+              </w:rPr>
+              <w:t xml:space="preserve">pwd,</w:t>
+            </w:r>
+          </w:p>
+          <w:p>
+            <w:pPr>
+              <w:spacing w:before="0" w:after="0"/>
+            </w:pPr>
+            <w:r>
+              <w:rPr>
+                <w:rFonts w:ascii="Courier New" w:cs="Courier New" w:eastAsia="Courier New" w:hAnsi="Courier New"/>
+                <w:color w:val="404040"/>
+                <w:sz w:val="16"/>
+                <w:szCs w:val="16"/>
+              </w:rPr>
+              <w:t xml:space="preserve"/>
+            </w:r>
+          </w:p>
+          <w:p>
+            <w:pPr>
+              <w:spacing w:before="0" w:after="0"/>
+            </w:pPr>
+            <w:r>
+              <w:rPr>
+                <w:rFonts w:ascii="Courier New" w:cs="Courier New" w:eastAsia="Courier New" w:hAnsi="Courier New"/>
+                <w:color w:val="404040"/>
+                <w:sz w:val="16"/>
+                <w:szCs w:val="16"/>
+              </w:rPr>
+              <w:t xml:space="preserve">open_count, map_latitude, map_longitude,</w:t>
+            </w:r>
+          </w:p>
+          <w:p>
+            <w:pPr>
+              <w:spacing w:before="0" w:after="0"/>
+            </w:pPr>
+            <w:r>
+              <w:rPr>
+                <w:rFonts w:ascii="Courier New" w:cs="Courier New" w:eastAsia="Courier New" w:hAnsi="Courier New"/>
+                <w:color w:val="404040"/>
+                <w:sz w:val="16"/>
+                <w:szCs w:val="16"/>
+              </w:rPr>
+              <w:t xml:space="preserve"/>
+            </w:r>
+          </w:p>
+          <w:p>
+            <w:pPr>
+              <w:spacing w:before="0" w:after="0"/>
+            </w:pPr>
+            <w:r>
+              <w:rPr>
+                <w:rFonts w:ascii="Courier New" w:cs="Courier New" w:eastAsia="Courier New" w:hAnsi="Courier New"/>
+                <w:color w:val="404040"/>
+                <w:sz w:val="16"/>
+                <w:szCs w:val="16"/>
+              </w:rPr>
+              <w:t xml:space="preserve">coord_threshold_in, coord_threshold_nearby,</w:t>
+            </w:r>
+          </w:p>
+          <w:p>
+            <w:pPr>
+              <w:spacing w:before="0" w:after="0"/>
+            </w:pPr>
+            <w:r>
+              <w:rPr>
+                <w:rFonts w:ascii="Courier New" w:cs="Courier New" w:eastAsia="Courier New" w:hAnsi="Courier New"/>
+                <w:color w:val="404040"/>
+                <w:sz w:val="16"/>
+                <w:szCs w:val="16"/>
+              </w:rPr>
+              <w:t xml:space="preserve"/>
+            </w:r>
+          </w:p>
+          <w:p>
+            <w:pPr>
+              <w:spacing w:before="0" w:after="0"/>
+            </w:pPr>
+            <w:r>
+              <w:rPr>
+                <w:rFonts w:ascii="Courier New" w:cs="Courier New" w:eastAsia="Courier New" w:hAnsi="Courier New"/>
+                <w:color w:val="404040"/>
+                <w:sz w:val="16"/>
+                <w:szCs w:val="16"/>
+              </w:rPr>
+              <w:t xml:space="preserve">checkin_mode, checkout_mode, close_alert_time,</w:t>
+            </w:r>
+          </w:p>
+          <w:p>
+            <w:pPr>
+              <w:spacing w:before="0" w:after="0"/>
+            </w:pPr>
+            <w:r>
+              <w:rPr>
+                <w:rFonts w:ascii="Courier New" w:cs="Courier New" w:eastAsia="Courier New" w:hAnsi="Courier New"/>
+                <w:color w:val="404040"/>
+                <w:sz w:val="16"/>
+                <w:szCs w:val="16"/>
+              </w:rPr>
+              <w:t xml:space="preserve"/>
+            </w:r>
+          </w:p>
+          <w:p>
+            <w:pPr>
+              <w:spacing w:before="0" w:after="0"/>
+            </w:pPr>
+            <w:r>
+              <w:rPr>
+                <w:rFonts w:ascii="Courier New" w:cs="Courier New" w:eastAsia="Courier New" w:hAnsi="Courier New"/>
+                <w:color w:val="404040"/>
+                <w:sz w:val="16"/>
+                <w:szCs w:val="16"/>
+              </w:rPr>
+              <w:t xml:space="preserve">business_day_sun, business_open_sun, business_close_sun,</w:t>
+            </w:r>
+          </w:p>
+          <w:p>
+            <w:pPr>
+              <w:spacing w:before="0" w:after="0"/>
+            </w:pPr>
+            <w:r>
+              <w:rPr>
+                <w:rFonts w:ascii="Courier New" w:cs="Courier New" w:eastAsia="Courier New" w:hAnsi="Courier New"/>
+                <w:color w:val="404040"/>
+                <w:sz w:val="16"/>
+                <w:szCs w:val="16"/>
+              </w:rPr>
+              <w:t xml:space="preserve"/>
+            </w:r>
+          </w:p>
+          <w:p>
+            <w:pPr>
+              <w:spacing w:before="0" w:after="0"/>
+            </w:pPr>
+            <w:r>
+              <w:rPr>
+                <w:rFonts w:ascii="Courier New" w:cs="Courier New" w:eastAsia="Courier New" w:hAnsi="Courier New"/>
+                <w:color w:val="404040"/>
+                <w:sz w:val="16"/>
+                <w:szCs w:val="16"/>
+              </w:rPr>
+              <w:t xml:space="preserve">business_day_mon, business_open_mon, business_close_mon,</w:t>
+            </w:r>
+          </w:p>
+          <w:p>
+            <w:pPr>
+              <w:spacing w:before="0" w:after="0"/>
+            </w:pPr>
+            <w:r>
+              <w:rPr>
+                <w:rFonts w:ascii="Courier New" w:cs="Courier New" w:eastAsia="Courier New" w:hAnsi="Courier New"/>
+                <w:color w:val="404040"/>
+                <w:sz w:val="16"/>
+                <w:szCs w:val="16"/>
+              </w:rPr>
+              <w:t xml:space="preserve"/>
+            </w:r>
+          </w:p>
+          <w:p>
+            <w:pPr>
+              <w:spacing w:before="0" w:after="0"/>
+            </w:pPr>
+            <w:r>
+              <w:rPr>
+                <w:rFonts w:ascii="Courier New" w:cs="Courier New" w:eastAsia="Courier New" w:hAnsi="Courier New"/>
+                <w:color w:val="404040"/>
+                <w:sz w:val="16"/>
+                <w:szCs w:val="16"/>
+              </w:rPr>
+              <w:t xml:space="preserve">business_day_tue, business_open_tue, business_close_tue,</w:t>
+            </w:r>
+          </w:p>
+          <w:p>
+            <w:pPr>
+              <w:spacing w:before="0" w:after="0"/>
+            </w:pPr>
+            <w:r>
+              <w:rPr>
+                <w:rFonts w:ascii="Courier New" w:cs="Courier New" w:eastAsia="Courier New" w:hAnsi="Courier New"/>
+                <w:color w:val="404040"/>
+                <w:sz w:val="16"/>
+                <w:szCs w:val="16"/>
+              </w:rPr>
+              <w:t xml:space="preserve"/>
+            </w:r>
+          </w:p>
+          <w:p>
+            <w:pPr>
+              <w:spacing w:before="0" w:after="0"/>
+            </w:pPr>
+            <w:r>
+              <w:rPr>
+                <w:rFonts w:ascii="Courier New" w:cs="Courier New" w:eastAsia="Courier New" w:hAnsi="Courier New"/>
+                <w:color w:val="404040"/>
+                <w:sz w:val="16"/>
+                <w:szCs w:val="16"/>
+              </w:rPr>
+              <w:t xml:space="preserve">business_day_wed, business_open_wed, business_close_wed,</w:t>
+            </w:r>
+          </w:p>
+          <w:p>
+            <w:pPr>
+              <w:spacing w:before="0" w:after="0"/>
+            </w:pPr>
+            <w:r>
+              <w:rPr>
+                <w:rFonts w:ascii="Courier New" w:cs="Courier New" w:eastAsia="Courier New" w:hAnsi="Courier New"/>
+                <w:color w:val="404040"/>
+                <w:sz w:val="16"/>
+                <w:szCs w:val="16"/>
+              </w:rPr>
+              <w:t xml:space="preserve"/>
+            </w:r>
+          </w:p>
+          <w:p>
+            <w:pPr>
+              <w:spacing w:before="0" w:after="0"/>
+            </w:pPr>
+            <w:r>
+              <w:rPr>
+                <w:rFonts w:ascii="Courier New" w:cs="Courier New" w:eastAsia="Courier New" w:hAnsi="Courier New"/>
+                <w:color w:val="404040"/>
+                <w:sz w:val="16"/>
+                <w:szCs w:val="16"/>
+              </w:rPr>
+              <w:t xml:space="preserve">business_day_thu, business_open_thu, business_close_thu,</w:t>
+            </w:r>
+          </w:p>
+          <w:p>
+            <w:pPr>
+              <w:spacing w:before="0" w:after="0"/>
+            </w:pPr>
+            <w:r>
+              <w:rPr>
+                <w:rFonts w:ascii="Courier New" w:cs="Courier New" w:eastAsia="Courier New" w:hAnsi="Courier New"/>
+                <w:color w:val="404040"/>
+                <w:sz w:val="16"/>
+                <w:szCs w:val="16"/>
+              </w:rPr>
+              <w:t xml:space="preserve"/>
+            </w:r>
+          </w:p>
+          <w:p>
+            <w:pPr>
+              <w:spacing w:before="0" w:after="0"/>
+            </w:pPr>
+            <w:r>
+              <w:rPr>
+                <w:rFonts w:ascii="Courier New" w:cs="Courier New" w:eastAsia="Courier New" w:hAnsi="Courier New"/>
+                <w:color w:val="404040"/>
+                <w:sz w:val="16"/>
+                <w:szCs w:val="16"/>
+              </w:rPr>
+              <w:t xml:space="preserve">business_day_fri, business_open_fri, business_close_fri,</w:t>
+            </w:r>
+          </w:p>
+          <w:p>
+            <w:pPr>
+              <w:spacing w:before="0" w:after="0"/>
+            </w:pPr>
+            <w:r>
+              <w:rPr>
+                <w:rFonts w:ascii="Courier New" w:cs="Courier New" w:eastAsia="Courier New" w:hAnsi="Courier New"/>
+                <w:color w:val="404040"/>
+                <w:sz w:val="16"/>
+                <w:szCs w:val="16"/>
+              </w:rPr>
+              <w:t xml:space="preserve"/>
+            </w:r>
+          </w:p>
+          <w:p>
+            <w:pPr>
+              <w:spacing w:before="0" w:after="0"/>
+            </w:pPr>
+            <w:r>
+              <w:rPr>
+                <w:rFonts w:ascii="Courier New" w:cs="Courier New" w:eastAsia="Courier New" w:hAnsi="Courier New"/>
+                <w:color w:val="404040"/>
+                <w:sz w:val="16"/>
+                <w:szCs w:val="16"/>
+              </w:rPr>
+              <w:t xml:space="preserve">business_day_sat, business_open_sat, business_close_sat,</w:t>
+            </w:r>
+          </w:p>
+          <w:p>
+            <w:pPr>
+              <w:spacing w:before="0" w:after="0"/>
+            </w:pPr>
+            <w:r>
+              <w:rPr>
+                <w:rFonts w:ascii="Courier New" w:cs="Courier New" w:eastAsia="Courier New" w:hAnsi="Courier New"/>
+                <w:color w:val="404040"/>
+                <w:sz w:val="16"/>
+                <w:szCs w:val="16"/>
+              </w:rPr>
+              <w:t xml:space="preserve"/>
+            </w:r>
+          </w:p>
+          <w:p>
+            <w:pPr>
+              <w:spacing w:before="0" w:after="0"/>
+            </w:pPr>
+            <w:r>
+              <w:rPr>
+                <w:rFonts w:ascii="Courier New" w:cs="Courier New" w:eastAsia="Courier New" w:hAnsi="Courier New"/>
+                <w:color w:val="404040"/>
+                <w:sz w:val="16"/>
+                <w:szCs w:val="16"/>
+              </w:rPr>
+              <w:t xml:space="preserve">code_pay_no_aeongift</w:t>
+            </w:r>
+          </w:p>
+          <w:p>
+            <w:pPr>
+              <w:spacing w:before="0" w:after="0"/>
+            </w:pPr>
+            <w:r>
+              <w:rPr>
+                <w:rFonts w:ascii="Courier New" w:cs="Courier New" w:eastAsia="Courier New" w:hAnsi="Courier New"/>
+                <w:color w:val="404040"/>
+                <w:sz w:val="16"/>
+                <w:szCs w:val="16"/>
+              </w:rPr>
+              <w:t xml:space="preserve"/>
+            </w:r>
+          </w:p>
+          <w:p>
+            <w:pPr>
+              <w:spacing w:before="0" w:after="0"/>
+            </w:pPr>
+            <w:r>
+              <w:rPr>
+                <w:rFonts w:ascii="Courier New" w:cs="Courier New" w:eastAsia="Courier New" w:hAnsi="Courier New"/>
+                <w:color w:val="404040"/>
+                <w:sz w:val="16"/>
+                <w:szCs w:val="16"/>
+              </w:rPr>
+              <w:t xml:space="preserve">) VALUES (</w:t>
+            </w:r>
+          </w:p>
+          <w:p>
+            <w:pPr>
+              <w:spacing w:before="0" w:after="0"/>
+            </w:pPr>
+            <w:r>
+              <w:rPr>
+                <w:rFonts w:ascii="Courier New" w:cs="Courier New" w:eastAsia="Courier New" w:hAnsi="Courier New"/>
+                <w:color w:val="404040"/>
+                <w:sz w:val="16"/>
+                <w:szCs w:val="16"/>
+              </w:rPr>
+              <w:t xml:space="preserve"/>
+            </w:r>
+          </w:p>
+          <w:p>
+            <w:pPr>
+              <w:spacing w:before="0" w:after="0"/>
+            </w:pPr>
+            <w:r>
+              <w:rPr>
+                <w:rFonts w:ascii="Courier New" w:cs="Courier New" w:eastAsia="Courier New" w:hAnsi="Courier New"/>
+                <w:color w:val="404040"/>
+                <w:sz w:val="16"/>
+                <w:szCs w:val="16"/>
+              </w:rPr>
+              <w:t xml:space="preserve">100, :store_code,</w:t>
+            </w:r>
+          </w:p>
+          <w:p>
+            <w:pPr>
+              <w:spacing w:before="0" w:after="0"/>
+            </w:pPr>
+            <w:r>
+              <w:rPr>
+                <w:rFonts w:ascii="Courier New" w:cs="Courier New" w:eastAsia="Courier New" w:hAnsi="Courier New"/>
+                <w:color w:val="404040"/>
+                <w:sz w:val="16"/>
+                <w:szCs w:val="16"/>
+              </w:rPr>
+              <w:t xml:space="preserve"/>
+            </w:r>
+          </w:p>
+          <w:p>
+            <w:pPr>
+              <w:spacing w:before="0" w:after="0"/>
+            </w:pPr>
+            <w:r>
+              <w:rPr>
+                <w:rFonts w:ascii="Courier New" w:cs="Courier New" w:eastAsia="Courier New" w:hAnsi="Courier New"/>
+                <w:color w:val="404040"/>
+                <w:sz w:val="16"/>
+                <w:szCs w:val="16"/>
+              </w:rPr>
+              <w:t xml:space="preserve">':店舗名', ':店舗短縮名',</w:t>
+            </w:r>
+          </w:p>
+          <w:p>
+            <w:pPr>
+              <w:spacing w:before="0" w:after="0"/>
+            </w:pPr>
+            <w:r>
+              <w:rPr>
+                <w:rFonts w:ascii="Courier New" w:cs="Courier New" w:eastAsia="Courier New" w:hAnsi="Courier New"/>
+                <w:color w:val="404040"/>
+                <w:sz w:val="16"/>
+                <w:szCs w:val="16"/>
+              </w:rPr>
+              <w:t xml:space="preserve"/>
+            </w:r>
+          </w:p>
+          <w:p>
+            <w:pPr>
+              <w:spacing w:before="0" w:after="0"/>
+            </w:pPr>
+            <w:r>
+              <w:rPr>
+                <w:rFonts w:ascii="Courier New" w:cs="Courier New" w:eastAsia="Courier New" w:hAnsi="Courier New"/>
+                <w:color w:val="404040"/>
+                <w:sz w:val="16"/>
+                <w:szCs w:val="16"/>
+              </w:rPr>
+              <w:t xml:space="preserve">'0XX-XXX-XXXX', 'XXX-XXXX', ':住所',</w:t>
+            </w:r>
+          </w:p>
+          <w:p>
+            <w:pPr>
+              <w:spacing w:before="0" w:after="0"/>
+            </w:pPr>
+            <w:r>
+              <w:rPr>
+                <w:rFonts w:ascii="Courier New" w:cs="Courier New" w:eastAsia="Courier New" w:hAnsi="Courier New"/>
+                <w:color w:val="404040"/>
+                <w:sz w:val="16"/>
+                <w:szCs w:val="16"/>
+              </w:rPr>
+              <w:t xml:space="preserve"/>
+            </w:r>
+          </w:p>
+          <w:p>
+            <w:pPr>
+              <w:spacing w:before="0" w:after="0"/>
+            </w:pPr>
+            <w:r>
+              <w:rPr>
+                <w:rFonts w:ascii="Courier New" w:cs="Courier New" w:eastAsia="Courier New" w:hAnsi="Courier New"/>
+                <w:color w:val="404040"/>
+                <w:sz w:val="16"/>
+                <w:szCs w:val="16"/>
+              </w:rPr>
+              <w:t xml:space="preserve">':パスワードハッシュ',</w:t>
+            </w:r>
+          </w:p>
+          <w:p>
+            <w:pPr>
+              <w:spacing w:before="0" w:after="0"/>
+            </w:pPr>
+            <w:r>
+              <w:rPr>
+                <w:rFonts w:ascii="Courier New" w:cs="Courier New" w:eastAsia="Courier New" w:hAnsi="Courier New"/>
+                <w:color w:val="404040"/>
+                <w:sz w:val="16"/>
+                <w:szCs w:val="16"/>
+              </w:rPr>
+              <w:t xml:space="preserve"/>
+            </w:r>
+          </w:p>
+          <w:p>
+            <w:pPr>
+              <w:spacing w:before="0" w:after="0"/>
+            </w:pPr>
+            <w:r>
+              <w:rPr>
+                <w:rFonts w:ascii="Courier New" w:cs="Courier New" w:eastAsia="Courier New" w:hAnsi="Courier New"/>
+                <w:color w:val="404040"/>
+                <w:sz w:val="16"/>
+                <w:szCs w:val="16"/>
+              </w:rPr>
+              <w:t xml:space="preserve">'0', '0.000000', '0.000000',</w:t>
+            </w:r>
+          </w:p>
+          <w:p>
+            <w:pPr>
+              <w:spacing w:before="0" w:after="0"/>
+            </w:pPr>
+            <w:r>
+              <w:rPr>
+                <w:rFonts w:ascii="Courier New" w:cs="Courier New" w:eastAsia="Courier New" w:hAnsi="Courier New"/>
+                <w:color w:val="404040"/>
+                <w:sz w:val="16"/>
+                <w:szCs w:val="16"/>
+              </w:rPr>
+              <w:t xml:space="preserve"/>
+            </w:r>
+          </w:p>
+          <w:p>
+            <w:pPr>
+              <w:spacing w:before="0" w:after="0"/>
+            </w:pPr>
+            <w:r>
+              <w:rPr>
+                <w:rFonts w:ascii="Courier New" w:cs="Courier New" w:eastAsia="Courier New" w:hAnsi="Courier New"/>
+                <w:color w:val="404040"/>
+                <w:sz w:val="16"/>
+                <w:szCs w:val="16"/>
+              </w:rPr>
+              <w:t xml:space="preserve">0, 0,</w:t>
+            </w:r>
+          </w:p>
+          <w:p>
+            <w:pPr>
+              <w:spacing w:before="0" w:after="0"/>
+            </w:pPr>
+            <w:r>
+              <w:rPr>
+                <w:rFonts w:ascii="Courier New" w:cs="Courier New" w:eastAsia="Courier New" w:hAnsi="Courier New"/>
+                <w:color w:val="404040"/>
+                <w:sz w:val="16"/>
+                <w:szCs w:val="16"/>
+              </w:rPr>
+              <w:t xml:space="preserve"/>
+            </w:r>
+          </w:p>
+          <w:p>
+            <w:pPr>
+              <w:spacing w:before="0" w:after="0"/>
+            </w:pPr>
+            <w:r>
+              <w:rPr>
+                <w:rFonts w:ascii="Courier New" w:cs="Courier New" w:eastAsia="Courier New" w:hAnsi="Courier New"/>
+                <w:color w:val="404040"/>
+                <w:sz w:val="16"/>
+                <w:szCs w:val="16"/>
+              </w:rPr>
+              <w:t xml:space="preserve">0, 0, 30,</w:t>
+            </w:r>
+          </w:p>
+          <w:p>
+            <w:pPr>
+              <w:spacing w:before="0" w:after="0"/>
+            </w:pPr>
+            <w:r>
+              <w:rPr>
+                <w:rFonts w:ascii="Courier New" w:cs="Courier New" w:eastAsia="Courier New" w:hAnsi="Courier New"/>
+                <w:color w:val="404040"/>
+                <w:sz w:val="16"/>
+                <w:szCs w:val="16"/>
+              </w:rPr>
+              <w:t xml:space="preserve"/>
+            </w:r>
+          </w:p>
+          <w:p>
+            <w:pPr>
+              <w:spacing w:before="0" w:after="0"/>
+            </w:pPr>
+            <w:r>
+              <w:rPr>
+                <w:rFonts w:ascii="Courier New" w:cs="Courier New" w:eastAsia="Courier New" w:hAnsi="Courier New"/>
+                <w:color w:val="404040"/>
+                <w:sz w:val="16"/>
+                <w:szCs w:val="16"/>
+              </w:rPr>
+              <w:t xml:space="preserve">1, '09:00:00', '21:00:00', -- 日曜</w:t>
+            </w:r>
+          </w:p>
+          <w:p>
+            <w:pPr>
+              <w:spacing w:before="0" w:after="0"/>
+            </w:pPr>
+            <w:r>
+              <w:rPr>
+                <w:rFonts w:ascii="Courier New" w:cs="Courier New" w:eastAsia="Courier New" w:hAnsi="Courier New"/>
+                <w:color w:val="404040"/>
+                <w:sz w:val="16"/>
+                <w:szCs w:val="16"/>
+              </w:rPr>
+              <w:t xml:space="preserve"/>
+            </w:r>
+          </w:p>
+          <w:p>
+            <w:pPr>
+              <w:spacing w:before="0" w:after="0"/>
+            </w:pPr>
+            <w:r>
+              <w:rPr>
+                <w:rFonts w:ascii="Courier New" w:cs="Courier New" w:eastAsia="Courier New" w:hAnsi="Courier New"/>
+                <w:color w:val="404040"/>
+                <w:sz w:val="16"/>
+                <w:szCs w:val="16"/>
+              </w:rPr>
+              <w:t xml:space="preserve">1, '09:00:00', '21:00:00', -- 月曜</w:t>
+            </w:r>
+          </w:p>
+          <w:p>
+            <w:pPr>
+              <w:spacing w:before="0" w:after="0"/>
+            </w:pPr>
+            <w:r>
+              <w:rPr>
+                <w:rFonts w:ascii="Courier New" w:cs="Courier New" w:eastAsia="Courier New" w:hAnsi="Courier New"/>
+                <w:color w:val="404040"/>
+                <w:sz w:val="16"/>
+                <w:szCs w:val="16"/>
+              </w:rPr>
+              <w:t xml:space="preserve"/>
+            </w:r>
+          </w:p>
+          <w:p>
+            <w:pPr>
+              <w:spacing w:before="0" w:after="0"/>
+            </w:pPr>
+            <w:r>
+              <w:rPr>
+                <w:rFonts w:ascii="Courier New" w:cs="Courier New" w:eastAsia="Courier New" w:hAnsi="Courier New"/>
+                <w:color w:val="404040"/>
+                <w:sz w:val="16"/>
+                <w:szCs w:val="16"/>
+              </w:rPr>
+              <w:t xml:space="preserve">1, '09:00:00', '21:00:00', -- 火曜</w:t>
+            </w:r>
+          </w:p>
+          <w:p>
+            <w:pPr>
+              <w:spacing w:before="0" w:after="0"/>
+            </w:pPr>
+            <w:r>
+              <w:rPr>
+                <w:rFonts w:ascii="Courier New" w:cs="Courier New" w:eastAsia="Courier New" w:hAnsi="Courier New"/>
+                <w:color w:val="404040"/>
+                <w:sz w:val="16"/>
+                <w:szCs w:val="16"/>
+              </w:rPr>
+              <w:t xml:space="preserve"/>
+            </w:r>
+          </w:p>
+          <w:p>
+            <w:pPr>
+              <w:spacing w:before="0" w:after="0"/>
+            </w:pPr>
+            <w:r>
+              <w:rPr>
+                <w:rFonts w:ascii="Courier New" w:cs="Courier New" w:eastAsia="Courier New" w:hAnsi="Courier New"/>
+                <w:color w:val="404040"/>
+                <w:sz w:val="16"/>
+                <w:szCs w:val="16"/>
+              </w:rPr>
+              <w:t xml:space="preserve">1, '09:00:00', '21:00:00', -- 水曜</w:t>
+            </w:r>
+          </w:p>
+          <w:p>
+            <w:pPr>
+              <w:spacing w:before="0" w:after="0"/>
+            </w:pPr>
+            <w:r>
+              <w:rPr>
+                <w:rFonts w:ascii="Courier New" w:cs="Courier New" w:eastAsia="Courier New" w:hAnsi="Courier New"/>
+                <w:color w:val="404040"/>
+                <w:sz w:val="16"/>
+                <w:szCs w:val="16"/>
+              </w:rPr>
+              <w:t xml:space="preserve"/>
+            </w:r>
+          </w:p>
+          <w:p>
+            <w:pPr>
+              <w:spacing w:before="0" w:after="0"/>
+            </w:pPr>
+            <w:r>
+              <w:rPr>
+                <w:rFonts w:ascii="Courier New" w:cs="Courier New" w:eastAsia="Courier New" w:hAnsi="Courier New"/>
+                <w:color w:val="404040"/>
+                <w:sz w:val="16"/>
+                <w:szCs w:val="16"/>
+              </w:rPr>
+              <w:t xml:space="preserve">1, '09:00:00', '21:00:00', -- 木曜</w:t>
+            </w:r>
+          </w:p>
+          <w:p>
+            <w:pPr>
+              <w:spacing w:before="0" w:after="0"/>
+            </w:pPr>
+            <w:r>
+              <w:rPr>
+                <w:rFonts w:ascii="Courier New" w:cs="Courier New" w:eastAsia="Courier New" w:hAnsi="Courier New"/>
+                <w:color w:val="404040"/>
+                <w:sz w:val="16"/>
+                <w:szCs w:val="16"/>
+              </w:rPr>
+              <w:t xml:space="preserve"/>
+            </w:r>
+          </w:p>
+          <w:p>
+            <w:pPr>
+              <w:spacing w:before="0" w:after="0"/>
+            </w:pPr>
+            <w:r>
+              <w:rPr>
+                <w:rFonts w:ascii="Courier New" w:cs="Courier New" w:eastAsia="Courier New" w:hAnsi="Courier New"/>
+                <w:color w:val="404040"/>
+                <w:sz w:val="16"/>
+                <w:szCs w:val="16"/>
+              </w:rPr>
+              <w:t xml:space="preserve">1, '09:00:00', '21:00:00', -- 金曜</w:t>
+            </w:r>
+          </w:p>
+          <w:p>
+            <w:pPr>
+              <w:spacing w:before="0" w:after="0"/>
+            </w:pPr>
+            <w:r>
+              <w:rPr>
+                <w:rFonts w:ascii="Courier New" w:cs="Courier New" w:eastAsia="Courier New" w:hAnsi="Courier New"/>
+                <w:color w:val="404040"/>
+                <w:sz w:val="16"/>
+                <w:szCs w:val="16"/>
+              </w:rPr>
+              <w:t xml:space="preserve"/>
+            </w:r>
+          </w:p>
+          <w:p>
+            <w:pPr>
+              <w:spacing w:before="0" w:after="0"/>
+            </w:pPr>
+            <w:r>
+              <w:rPr>
+                <w:rFonts w:ascii="Courier New" w:cs="Courier New" w:eastAsia="Courier New" w:hAnsi="Courier New"/>
+                <w:color w:val="404040"/>
+                <w:sz w:val="16"/>
+                <w:szCs w:val="16"/>
+              </w:rPr>
+              <w:t xml:space="preserve">1, '09:00:00', '21:00:00', -- 土曜</w:t>
+            </w:r>
+          </w:p>
+          <w:p>
+            <w:pPr>
+              <w:spacing w:before="0" w:after="0"/>
+            </w:pPr>
+            <w:r>
+              <w:rPr>
+                <w:rFonts w:ascii="Courier New" w:cs="Courier New" w:eastAsia="Courier New" w:hAnsi="Courier New"/>
+                <w:color w:val="404040"/>
+                <w:sz w:val="16"/>
+                <w:szCs w:val="16"/>
+              </w:rPr>
+              <w:t xml:space="preserve"/>
+            </w:r>
+          </w:p>
+          <w:p>
+            <w:pPr>
+              <w:spacing w:before="0" w:after="0"/>
+            </w:pPr>
+            <w:r>
+              <w:rPr>
+                <w:rFonts w:ascii="Courier New" w:cs="Courier New" w:eastAsia="Courier New" w:hAnsi="Courier New"/>
+                <w:color w:val="404040"/>
+                <w:sz w:val="16"/>
+                <w:szCs w:val="16"/>
+              </w:rPr>
+              <w:t xml:space="preserve">'6310'</w:t>
+            </w:r>
+          </w:p>
+          <w:p>
+            <w:pPr>
+              <w:spacing w:before="0" w:after="0"/>
+            </w:pPr>
+            <w:r>
+              <w:rPr>
+                <w:rFonts w:ascii="Courier New" w:cs="Courier New" w:eastAsia="Courier New" w:hAnsi="Courier New"/>
+                <w:color w:val="404040"/>
+                <w:sz w:val="16"/>
+                <w:szCs w:val="16"/>
+              </w:rPr>
+              <w:t xml:space="preserve"/>
+            </w:r>
+          </w:p>
+          <w:p>
+            <w:pPr>
+              <w:spacing w:before="0" w:after="0"/>
+            </w:pPr>
+            <w:r>
+              <w:rPr>
+                <w:rFonts w:ascii="Courier New" w:cs="Courier New" w:eastAsia="Courier New" w:hAnsi="Courier New"/>
+                <w:color w:val="404040"/>
+                <w:sz w:val="16"/>
+                <w:szCs w:val="16"/>
+              </w:rPr>
+              <w:t xml:space="preserve">);</w:t>
+            </w:r>
+          </w:p>
         </w:tc>
       </w:tr>
     </w:tbl>
-    <w:p>
-      <w:pPr>
-        <w:spacing w:before="100" w:after="100"/>
-      </w:pPr>
-      <w:r>
-        <w:rPr>
-          <w:rFonts w:ascii="BIZ UDPGothic" w:cs="BIZ UDPGothic" w:eastAsia="BIZ UDPGothic" w:hAnsi="BIZ UDPGothic"/>
-          <w:color w:val="404040"/>
-          <w:sz w:val="18"/>
-          <w:szCs w:val="18"/>
-        </w:rPr>
-        <w:t xml:space="preserve">company_code, store_code,</w:t>
-      </w:r>
-    </w:p>
-    <w:p>
-      <w:pPr>
-        <w:spacing w:before="100" w:after="100"/>
-      </w:pPr>
-      <w:r>
-        <w:rPr>
-          <w:rFonts w:ascii="BIZ UDPGothic" w:cs="BIZ UDPGothic" w:eastAsia="BIZ UDPGothic" w:hAnsi="BIZ UDPGothic"/>
-          <w:color w:val="404040"/>
-          <w:sz w:val="18"/>
-          <w:szCs w:val="18"/>
-        </w:rPr>
-        <w:t xml:space="preserve">ten_name, ten_short_nm,</w:t>
-      </w:r>
-    </w:p>
-    <w:p>
-      <w:pPr>
-        <w:spacing w:before="100" w:after="100"/>
-      </w:pPr>
-      <w:r>
-        <w:rPr>
-          <w:rFonts w:ascii="BIZ UDPGothic" w:cs="BIZ UDPGothic" w:eastAsia="BIZ UDPGothic" w:hAnsi="BIZ UDPGothic"/>
-          <w:color w:val="404040"/>
-          <w:sz w:val="18"/>
-          <w:szCs w:val="18"/>
-        </w:rPr>
-        <w:t xml:space="preserve">tel_num, post_cd, address1,</w:t>
-      </w:r>
-    </w:p>
-    <w:p>
-      <w:pPr>
-        <w:spacing w:before="100" w:after="100"/>
-      </w:pPr>
-      <w:r>
-        <w:rPr>
-          <w:rFonts w:ascii="BIZ UDPGothic" w:cs="BIZ UDPGothic" w:eastAsia="BIZ UDPGothic" w:hAnsi="BIZ UDPGothic"/>
-          <w:color w:val="404040"/>
-          <w:sz w:val="18"/>
-          <w:szCs w:val="18"/>
-        </w:rPr>
-        <w:t xml:space="preserve">pwd,</w:t>
-      </w:r>
-    </w:p>
-    <w:p>
-      <w:pPr>
-        <w:spacing w:before="100" w:after="100"/>
-      </w:pPr>
-      <w:r>
-        <w:rPr>
-          <w:rFonts w:ascii="BIZ UDPGothic" w:cs="BIZ UDPGothic" w:eastAsia="BIZ UDPGothic" w:hAnsi="BIZ UDPGothic"/>
-          <w:color w:val="404040"/>
-          <w:sz w:val="18"/>
-          <w:szCs w:val="18"/>
-        </w:rPr>
-        <w:t xml:space="preserve">open_count, map_latitude, map_longitude,</w:t>
-      </w:r>
-    </w:p>
-    <w:p>
-      <w:pPr>
-        <w:spacing w:before="100" w:after="100"/>
-      </w:pPr>
-      <w:r>
-        <w:rPr>
-          <w:rFonts w:ascii="BIZ UDPGothic" w:cs="BIZ UDPGothic" w:eastAsia="BIZ UDPGothic" w:hAnsi="BIZ UDPGothic"/>
-          <w:color w:val="404040"/>
-          <w:sz w:val="18"/>
-          <w:szCs w:val="18"/>
-        </w:rPr>
-        <w:t xml:space="preserve">coord_threshold_in, coord_threshold_nearby,</w:t>
-      </w:r>
-    </w:p>
-    <w:p>
-      <w:pPr>
-        <w:spacing w:before="100" w:after="100"/>
-      </w:pPr>
-      <w:r>
-        <w:rPr>
-          <w:rFonts w:ascii="BIZ UDPGothic" w:cs="BIZ UDPGothic" w:eastAsia="BIZ UDPGothic" w:hAnsi="BIZ UDPGothic"/>
-          <w:color w:val="404040"/>
-          <w:sz w:val="18"/>
-          <w:szCs w:val="18"/>
-        </w:rPr>
-        <w:t xml:space="preserve">checkin_mode, checkout_mode, close_alert_time,</w:t>
-      </w:r>
-    </w:p>
-    <w:p>
-      <w:pPr>
-        <w:spacing w:before="100" w:after="100"/>
-      </w:pPr>
-      <w:r>
-        <w:rPr>
-          <w:rFonts w:ascii="BIZ UDPGothic" w:cs="BIZ UDPGothic" w:eastAsia="BIZ UDPGothic" w:hAnsi="BIZ UDPGothic"/>
-          <w:color w:val="404040"/>
-          <w:sz w:val="18"/>
-          <w:szCs w:val="18"/>
-        </w:rPr>
-        <w:t xml:space="preserve">business_day_sun, business_open_sun, business_close_sun,</w:t>
-      </w:r>
-    </w:p>
-    <w:p>
-      <w:pPr>
-        <w:spacing w:before="100" w:after="100"/>
-      </w:pPr>
-      <w:r>
-        <w:rPr>
-          <w:rFonts w:ascii="BIZ UDPGothic" w:cs="BIZ UDPGothic" w:eastAsia="BIZ UDPGothic" w:hAnsi="BIZ UDPGothic"/>
-          <w:color w:val="404040"/>
-          <w:sz w:val="18"/>
-          <w:szCs w:val="18"/>
-        </w:rPr>
-        <w:t xml:space="preserve">business_day_mon, business_open_mon, business_close_mon,</w:t>
-      </w:r>
-    </w:p>
-    <w:p>
-      <w:pPr>
-        <w:spacing w:before="100" w:after="100"/>
-      </w:pPr>
-      <w:r>
-        <w:rPr>
-          <w:rFonts w:ascii="BIZ UDPGothic" w:cs="BIZ UDPGothic" w:eastAsia="BIZ UDPGothic" w:hAnsi="BIZ UDPGothic"/>
-          <w:color w:val="404040"/>
-          <w:sz w:val="18"/>
-          <w:szCs w:val="18"/>
-        </w:rPr>
-        <w:t xml:space="preserve">business_day_tue, business_open_tue, business_close_tue,</w:t>
-      </w:r>
-    </w:p>
-    <w:p>
-      <w:pPr>
-        <w:spacing w:before="100" w:after="100"/>
-      </w:pPr>
-      <w:r>
-        <w:rPr>
-          <w:rFonts w:ascii="BIZ UDPGothic" w:cs="BIZ UDPGothic" w:eastAsia="BIZ UDPGothic" w:hAnsi="BIZ UDPGothic"/>
-          <w:color w:val="404040"/>
-          <w:sz w:val="18"/>
-          <w:szCs w:val="18"/>
-        </w:rPr>
-        <w:t xml:space="preserve">business_day_wed, business_open_wed, business_close_wed,</w:t>
-      </w:r>
-    </w:p>
-    <w:p>
-      <w:pPr>
-        <w:spacing w:before="100" w:after="100"/>
-      </w:pPr>
-      <w:r>
-        <w:rPr>
-          <w:rFonts w:ascii="BIZ UDPGothic" w:cs="BIZ UDPGothic" w:eastAsia="BIZ UDPGothic" w:hAnsi="BIZ UDPGothic"/>
-          <w:color w:val="404040"/>
-          <w:sz w:val="18"/>
-          <w:szCs w:val="18"/>
-        </w:rPr>
-        <w:t xml:space="preserve">business_day_thu, business_open_thu, business_close_thu,</w:t>
-      </w:r>
-    </w:p>
-    <w:p>
-      <w:pPr>
-        <w:spacing w:before="100" w:after="100"/>
-      </w:pPr>
-      <w:r>
-        <w:rPr>
-          <w:rFonts w:ascii="BIZ UDPGothic" w:cs="BIZ UDPGothic" w:eastAsia="BIZ UDPGothic" w:hAnsi="BIZ UDPGothic"/>
-          <w:color w:val="404040"/>
-          <w:sz w:val="18"/>
-          <w:szCs w:val="18"/>
-        </w:rPr>
-        <w:t xml:space="preserve">business_day_fri, business_open_fri, business_close_fri,</w:t>
-      </w:r>
-    </w:p>
-    <w:p>
-      <w:pPr>
-        <w:spacing w:before="100" w:after="100"/>
-      </w:pPr>
-      <w:r>
-        <w:rPr>
-          <w:rFonts w:ascii="BIZ UDPGothic" w:cs="BIZ UDPGothic" w:eastAsia="BIZ UDPGothic" w:hAnsi="BIZ UDPGothic"/>
-          <w:color w:val="404040"/>
-          <w:sz w:val="18"/>
-          <w:szCs w:val="18"/>
-        </w:rPr>
-        <w:t xml:space="preserve">business_day_sat, business_open_sat, business_close_sat,</w:t>
-      </w:r>
-    </w:p>
-    <w:p>
-      <w:pPr>
-        <w:spacing w:before="100" w:after="100"/>
-      </w:pPr>
-      <w:r>
-        <w:rPr>
-          <w:rFonts w:ascii="BIZ UDPGothic" w:cs="BIZ UDPGothic" w:eastAsia="BIZ UDPGothic" w:hAnsi="BIZ UDPGothic"/>
-          <w:color w:val="404040"/>
-          <w:sz w:val="18"/>
-          <w:szCs w:val="18"/>
-        </w:rPr>
-        <w:t xml:space="preserve">code_pay_no_aeongift</w:t>
-      </w:r>
-    </w:p>
-    <w:p>
-      <w:pPr>
-        <w:spacing w:before="100" w:after="100"/>
-      </w:pPr>
-      <w:r>
-        <w:rPr>
-          <w:rFonts w:ascii="BIZ UDPGothic" w:cs="BIZ UDPGothic" w:eastAsia="BIZ UDPGothic" w:hAnsi="BIZ UDPGothic"/>
-          <w:color w:val="404040"/>
-          <w:sz w:val="18"/>
-          <w:szCs w:val="18"/>
-        </w:rPr>
-        <w:t xml:space="preserve">) VALUES (</w:t>
-      </w:r>
-    </w:p>
-    <w:p>
-      <w:pPr>
-        <w:spacing w:before="100" w:after="100"/>
-      </w:pPr>
-      <w:r>
-        <w:rPr>
-          <w:rFonts w:ascii="BIZ UDPGothic" w:cs="BIZ UDPGothic" w:eastAsia="BIZ UDPGothic" w:hAnsi="BIZ UDPGothic"/>
-          <w:color w:val="404040"/>
-          <w:sz w:val="18"/>
-          <w:szCs w:val="18"/>
-        </w:rPr>
-        <w:t xml:space="preserve">100, :store_code,</w:t>
-      </w:r>
-    </w:p>
-    <w:p>
-      <w:pPr>
-        <w:spacing w:before="100" w:after="100"/>
-      </w:pPr>
-      <w:r>
-        <w:rPr>
-          <w:rFonts w:ascii="BIZ UDPGothic" w:cs="BIZ UDPGothic" w:eastAsia="BIZ UDPGothic" w:hAnsi="BIZ UDPGothic"/>
-          <w:color w:val="404040"/>
-          <w:sz w:val="18"/>
-          <w:szCs w:val="18"/>
-        </w:rPr>
-        <w:t xml:space="preserve">\':店舗名\', \':店舗短縮名\',</w:t>
-      </w:r>
-    </w:p>
-    <w:p>
-      <w:pPr>
-        <w:spacing w:before="100" w:after="100"/>
-      </w:pPr>
-      <w:r>
-        <w:rPr>
-          <w:rFonts w:ascii="BIZ UDPGothic" w:cs="BIZ UDPGothic" w:eastAsia="BIZ UDPGothic" w:hAnsi="BIZ UDPGothic"/>
-          <w:color w:val="404040"/>
-          <w:sz w:val="18"/>
-          <w:szCs w:val="18"/>
-        </w:rPr>
-        <w:t xml:space="preserve">\'0XX-XXX-XXXX\', \'XXX-XXXX\', \':住所\',</w:t>
-      </w:r>
-    </w:p>
-    <w:p>
-      <w:pPr>
-        <w:spacing w:before="100" w:after="100"/>
-      </w:pPr>
-      <w:r>
-        <w:rPr>
-          <w:rFonts w:ascii="BIZ UDPGothic" w:cs="BIZ UDPGothic" w:eastAsia="BIZ UDPGothic" w:hAnsi="BIZ UDPGothic"/>
-          <w:color w:val="404040"/>
-          <w:sz w:val="18"/>
-          <w:szCs w:val="18"/>
-        </w:rPr>
-        <w:t xml:space="preserve">\':パスワードハッシュ\',</w:t>
-      </w:r>
-    </w:p>
-    <w:p>
-      <w:pPr>
-        <w:spacing w:before="100" w:after="100"/>
-      </w:pPr>
-      <w:r>
-        <w:rPr>
-          <w:rFonts w:ascii="BIZ UDPGothic" w:cs="BIZ UDPGothic" w:eastAsia="BIZ UDPGothic" w:hAnsi="BIZ UDPGothic"/>
-          <w:color w:val="404040"/>
-          <w:sz w:val="18"/>
-          <w:szCs w:val="18"/>
-        </w:rPr>
-        <w:t xml:space="preserve">\'0\', \'0.000000\', \'0.000000\',</w:t>
-      </w:r>
-    </w:p>
-    <w:p>
-      <w:pPr>
-        <w:spacing w:before="100" w:after="100"/>
-      </w:pPr>
-      <w:r>
-        <w:rPr>
-          <w:rFonts w:ascii="BIZ UDPGothic" w:cs="BIZ UDPGothic" w:eastAsia="BIZ UDPGothic" w:hAnsi="BIZ UDPGothic"/>
-          <w:color w:val="404040"/>
-          <w:sz w:val="18"/>
-          <w:szCs w:val="18"/>
-        </w:rPr>
-        <w:t xml:space="preserve">0, 0,</w:t>
-      </w:r>
-    </w:p>
-    <w:p>
-      <w:pPr>
-        <w:spacing w:before="100" w:after="100"/>
-      </w:pPr>
-      <w:r>
-        <w:rPr>
-          <w:rFonts w:ascii="BIZ UDPGothic" w:cs="BIZ UDPGothic" w:eastAsia="BIZ UDPGothic" w:hAnsi="BIZ UDPGothic"/>
-          <w:color w:val="404040"/>
-          <w:sz w:val="18"/>
-          <w:szCs w:val="18"/>
-        </w:rPr>
-        <w:t xml:space="preserve">0, 0, 30,</w:t>
-      </w:r>
-    </w:p>
-    <w:p>
-      <w:pPr>
-        <w:spacing w:before="100" w:after="100"/>
-      </w:pPr>
-      <w:r>
-        <w:rPr>
-          <w:rFonts w:ascii="BIZ UDPGothic" w:cs="BIZ UDPGothic" w:eastAsia="BIZ UDPGothic" w:hAnsi="BIZ UDPGothic"/>
-          <w:color w:val="404040"/>
-          <w:sz w:val="18"/>
-          <w:szCs w:val="18"/>
-        </w:rPr>
-        <w:t xml:space="preserve">1, \'09:00:00\', \'21:00:00\', \-- 日曜</w:t>
-      </w:r>
-    </w:p>
-    <w:p>
-      <w:pPr>
-        <w:spacing w:before="100" w:after="100"/>
-      </w:pPr>
-      <w:r>
-        <w:rPr>
-          <w:rFonts w:ascii="BIZ UDPGothic" w:cs="BIZ UDPGothic" w:eastAsia="BIZ UDPGothic" w:hAnsi="BIZ UDPGothic"/>
-          <w:color w:val="404040"/>
-          <w:sz w:val="18"/>
-          <w:szCs w:val="18"/>
-        </w:rPr>
-        <w:t xml:space="preserve">1, \'09:00:00\', \'21:00:00\', \-- 月曜</w:t>
-      </w:r>
-    </w:p>
-    <w:p>
-      <w:pPr>
-        <w:spacing w:before="100" w:after="100"/>
-      </w:pPr>
-      <w:r>
-        <w:rPr>
-          <w:rFonts w:ascii="BIZ UDPGothic" w:cs="BIZ UDPGothic" w:eastAsia="BIZ UDPGothic" w:hAnsi="BIZ UDPGothic"/>
-          <w:color w:val="404040"/>
-          <w:sz w:val="18"/>
-          <w:szCs w:val="18"/>
-        </w:rPr>
-        <w:t xml:space="preserve">1, \'09:00:00\', \'21:00:00\', \-- 火曜</w:t>
-      </w:r>
-    </w:p>
-    <w:p>
-      <w:pPr>
-        <w:spacing w:before="100" w:after="100"/>
-      </w:pPr>
-      <w:r>
-        <w:rPr>
-          <w:rFonts w:ascii="BIZ UDPGothic" w:cs="BIZ UDPGothic" w:eastAsia="BIZ UDPGothic" w:hAnsi="BIZ UDPGothic"/>
-          <w:color w:val="404040"/>
-          <w:sz w:val="18"/>
-          <w:szCs w:val="18"/>
-        </w:rPr>
-        <w:t xml:space="preserve">1, \'09:00:00\', \'21:00:00\', \-- 水曜</w:t>
-      </w:r>
-    </w:p>
-    <w:p>
-      <w:pPr>
-        <w:spacing w:before="100" w:after="100"/>
-      </w:pPr>
-      <w:r>
-        <w:rPr>
-          <w:rFonts w:ascii="BIZ UDPGothic" w:cs="BIZ UDPGothic" w:eastAsia="BIZ UDPGothic" w:hAnsi="BIZ UDPGothic"/>
-          <w:color w:val="404040"/>
-          <w:sz w:val="18"/>
-          <w:szCs w:val="18"/>
-        </w:rPr>
-        <w:t xml:space="preserve">1, \'09:00:00\', \'21:00:00\', \-- 木曜</w:t>
-      </w:r>
-    </w:p>
-    <w:p>
-      <w:pPr>
-        <w:spacing w:before="100" w:after="100"/>
-      </w:pPr>
-      <w:r>
-        <w:rPr>
-          <w:rFonts w:ascii="BIZ UDPGothic" w:cs="BIZ UDPGothic" w:eastAsia="BIZ UDPGothic" w:hAnsi="BIZ UDPGothic"/>
-          <w:color w:val="404040"/>
-          <w:sz w:val="18"/>
-          <w:szCs w:val="18"/>
-        </w:rPr>
-        <w:t xml:space="preserve">1, \'09:00:00\', \'21:00:00\', \-- 金曜</w:t>
-      </w:r>
-    </w:p>
-    <w:p>
-      <w:pPr>
-        <w:spacing w:before="100" w:after="100"/>
-      </w:pPr>
-      <w:r>
-        <w:rPr>
-          <w:rFonts w:ascii="BIZ UDPGothic" w:cs="BIZ UDPGothic" w:eastAsia="BIZ UDPGothic" w:hAnsi="BIZ UDPGothic"/>
-          <w:color w:val="404040"/>
-          <w:sz w:val="18"/>
-          <w:szCs w:val="18"/>
-        </w:rPr>
-        <w:t xml:space="preserve">1, \'09:00:00\', \'21:00:00\', \-- 土曜</w:t>
-      </w:r>
-    </w:p>
-    <w:p>
-      <w:pPr>
-        <w:spacing w:before="100" w:after="100"/>
-      </w:pPr>
-      <w:r>
-        <w:rPr>
-          <w:rFonts w:ascii="BIZ UDPGothic" w:cs="BIZ UDPGothic" w:eastAsia="BIZ UDPGothic" w:hAnsi="BIZ UDPGothic"/>
-          <w:color w:val="404040"/>
-          <w:sz w:val="18"/>
-          <w:szCs w:val="18"/>
-        </w:rPr>
-        <w:t xml:space="preserve">\'6310\'</w:t>
-      </w:r>
-    </w:p>
-    <w:p>
-      <w:pPr>
-        <w:spacing w:before="100" w:after="100"/>
-      </w:pPr>
-      <w:r>
-        <w:rPr>
-          <w:rFonts w:ascii="BIZ UDPGothic" w:cs="BIZ UDPGothic" w:eastAsia="BIZ UDPGothic" w:hAnsi="BIZ UDPGothic"/>
-          <w:color w:val="404040"/>
-          <w:sz w:val="18"/>
-          <w:szCs w:val="18"/>
-        </w:rPr>
-        <w:t xml:space="preserve">);</w:t>
-      </w:r>
-    </w:p>
     <w:p>
       <w:pPr>
         <w:spacing w:before="100" w:after="100"/>
@@ -2887,121 +3335,289 @@
               <w:t xml:space="preserve">INSERT INTO M_KSM.instores (</w:t>
             </w:r>
           </w:p>
+          <w:p>
+            <w:pPr>
+              <w:spacing w:before="0" w:after="0"/>
+            </w:pPr>
+            <w:r>
+              <w:rPr>
+                <w:rFonts w:ascii="Courier New" w:cs="Courier New" w:eastAsia="Courier New" w:hAnsi="Courier New"/>
+                <w:color w:val="404040"/>
+                <w:sz w:val="16"/>
+                <w:szCs w:val="16"/>
+              </w:rPr>
+              <w:t xml:space="preserve"/>
+            </w:r>
+          </w:p>
+          <w:p>
+            <w:pPr>
+              <w:spacing w:before="0" w:after="0"/>
+            </w:pPr>
+            <w:r>
+              <w:rPr>
+                <w:rFonts w:ascii="Courier New" w:cs="Courier New" w:eastAsia="Courier New" w:hAnsi="Courier New"/>
+                <w:color w:val="404040"/>
+                <w:sz w:val="16"/>
+                <w:szCs w:val="16"/>
+              </w:rPr>
+              <w:t xml:space="preserve">company_code, store_code, instore_code,</w:t>
+            </w:r>
+          </w:p>
+          <w:p>
+            <w:pPr>
+              <w:spacing w:before="0" w:after="0"/>
+            </w:pPr>
+            <w:r>
+              <w:rPr>
+                <w:rFonts w:ascii="Courier New" w:cs="Courier New" w:eastAsia="Courier New" w:hAnsi="Courier New"/>
+                <w:color w:val="404040"/>
+                <w:sz w:val="16"/>
+                <w:szCs w:val="16"/>
+              </w:rPr>
+              <w:t xml:space="preserve"/>
+            </w:r>
+          </w:p>
+          <w:p>
+            <w:pPr>
+              <w:spacing w:before="0" w:after="0"/>
+            </w:pPr>
+            <w:r>
+              <w:rPr>
+                <w:rFonts w:ascii="Courier New" w:cs="Courier New" w:eastAsia="Courier New" w:hAnsi="Courier New"/>
+                <w:color w:val="404040"/>
+                <w:sz w:val="16"/>
+                <w:szCs w:val="16"/>
+              </w:rPr>
+              <w:t xml:space="preserve">device_class_code,</w:t>
+            </w:r>
+          </w:p>
+          <w:p>
+            <w:pPr>
+              <w:spacing w:before="0" w:after="0"/>
+            </w:pPr>
+            <w:r>
+              <w:rPr>
+                <w:rFonts w:ascii="Courier New" w:cs="Courier New" w:eastAsia="Courier New" w:hAnsi="Courier New"/>
+                <w:color w:val="404040"/>
+                <w:sz w:val="16"/>
+                <w:szCs w:val="16"/>
+              </w:rPr>
+              <w:t xml:space="preserve"/>
+            </w:r>
+          </w:p>
+          <w:p>
+            <w:pPr>
+              <w:spacing w:before="0" w:after="0"/>
+            </w:pPr>
+            <w:r>
+              <w:rPr>
+                <w:rFonts w:ascii="Courier New" w:cs="Courier New" w:eastAsia="Courier New" w:hAnsi="Courier New"/>
+                <w:color w:val="404040"/>
+                <w:sz w:val="16"/>
+                <w:szCs w:val="16"/>
+              </w:rPr>
+              <w:t xml:space="preserve">instore_type_code, node_type_code</w:t>
+            </w:r>
+          </w:p>
+          <w:p>
+            <w:pPr>
+              <w:spacing w:before="0" w:after="0"/>
+            </w:pPr>
+            <w:r>
+              <w:rPr>
+                <w:rFonts w:ascii="Courier New" w:cs="Courier New" w:eastAsia="Courier New" w:hAnsi="Courier New"/>
+                <w:color w:val="404040"/>
+                <w:sz w:val="16"/>
+                <w:szCs w:val="16"/>
+              </w:rPr>
+              <w:t xml:space="preserve"/>
+            </w:r>
+          </w:p>
+          <w:p>
+            <w:pPr>
+              <w:spacing w:before="0" w:after="0"/>
+            </w:pPr>
+            <w:r>
+              <w:rPr>
+                <w:rFonts w:ascii="Courier New" w:cs="Courier New" w:eastAsia="Courier New" w:hAnsi="Courier New"/>
+                <w:color w:val="404040"/>
+                <w:sz w:val="16"/>
+                <w:szCs w:val="16"/>
+              </w:rPr>
+              <w:t xml:space="preserve">) VALUES (</w:t>
+            </w:r>
+          </w:p>
+          <w:p>
+            <w:pPr>
+              <w:spacing w:before="0" w:after="0"/>
+            </w:pPr>
+            <w:r>
+              <w:rPr>
+                <w:rFonts w:ascii="Courier New" w:cs="Courier New" w:eastAsia="Courier New" w:hAnsi="Courier New"/>
+                <w:color w:val="404040"/>
+                <w:sz w:val="16"/>
+                <w:szCs w:val="16"/>
+              </w:rPr>
+              <w:t xml:space="preserve"/>
+            </w:r>
+          </w:p>
+          <w:p>
+            <w:pPr>
+              <w:spacing w:before="0" w:after="0"/>
+            </w:pPr>
+            <w:r>
+              <w:rPr>
+                <w:rFonts w:ascii="Courier New" w:cs="Courier New" w:eastAsia="Courier New" w:hAnsi="Courier New"/>
+                <w:color w:val="404040"/>
+                <w:sz w:val="16"/>
+                <w:szCs w:val="16"/>
+              </w:rPr>
+              <w:t xml:space="preserve">100, :store_code, '001',</w:t>
+            </w:r>
+          </w:p>
+          <w:p>
+            <w:pPr>
+              <w:spacing w:before="0" w:after="0"/>
+            </w:pPr>
+            <w:r>
+              <w:rPr>
+                <w:rFonts w:ascii="Courier New" w:cs="Courier New" w:eastAsia="Courier New" w:hAnsi="Courier New"/>
+                <w:color w:val="404040"/>
+                <w:sz w:val="16"/>
+                <w:szCs w:val="16"/>
+              </w:rPr>
+              <w:t xml:space="preserve"/>
+            </w:r>
+          </w:p>
+          <w:p>
+            <w:pPr>
+              <w:spacing w:before="0" w:after="0"/>
+            </w:pPr>
+            <w:r>
+              <w:rPr>
+                <w:rFonts w:ascii="Courier New" w:cs="Courier New" w:eastAsia="Courier New" w:hAnsi="Courier New"/>
+                <w:color w:val="404040"/>
+                <w:sz w:val="16"/>
+                <w:szCs w:val="16"/>
+              </w:rPr>
+              <w:t xml:space="preserve">1, -- 本番環境（テスト時は 9）</w:t>
+            </w:r>
+          </w:p>
+          <w:p>
+            <w:pPr>
+              <w:spacing w:before="0" w:after="0"/>
+            </w:pPr>
+            <w:r>
+              <w:rPr>
+                <w:rFonts w:ascii="Courier New" w:cs="Courier New" w:eastAsia="Courier New" w:hAnsi="Courier New"/>
+                <w:color w:val="404040"/>
+                <w:sz w:val="16"/>
+                <w:szCs w:val="16"/>
+              </w:rPr>
+              <w:t xml:space="preserve"/>
+            </w:r>
+          </w:p>
+          <w:p>
+            <w:pPr>
+              <w:spacing w:before="0" w:after="0"/>
+            </w:pPr>
+            <w:r>
+              <w:rPr>
+                <w:rFonts w:ascii="Courier New" w:cs="Courier New" w:eastAsia="Courier New" w:hAnsi="Courier New"/>
+                <w:color w:val="404040"/>
+                <w:sz w:val="16"/>
+                <w:szCs w:val="16"/>
+              </w:rPr>
+              <w:t xml:space="preserve">'POS', 'NORMAL'</w:t>
+            </w:r>
+          </w:p>
+          <w:p>
+            <w:pPr>
+              <w:spacing w:before="0" w:after="0"/>
+            </w:pPr>
+            <w:r>
+              <w:rPr>
+                <w:rFonts w:ascii="Courier New" w:cs="Courier New" w:eastAsia="Courier New" w:hAnsi="Courier New"/>
+                <w:color w:val="404040"/>
+                <w:sz w:val="16"/>
+                <w:szCs w:val="16"/>
+              </w:rPr>
+              <w:t xml:space="preserve"/>
+            </w:r>
+          </w:p>
+          <w:p>
+            <w:pPr>
+              <w:spacing w:before="0" w:after="0"/>
+            </w:pPr>
+            <w:r>
+              <w:rPr>
+                <w:rFonts w:ascii="Courier New" w:cs="Courier New" w:eastAsia="Courier New" w:hAnsi="Courier New"/>
+                <w:color w:val="404040"/>
+                <w:sz w:val="16"/>
+                <w:szCs w:val="16"/>
+              </w:rPr>
+              <w:t xml:space="preserve">);</w:t>
+            </w:r>
+          </w:p>
+          <w:p>
+            <w:pPr>
+              <w:spacing w:before="0" w:after="0"/>
+            </w:pPr>
+            <w:r>
+              <w:rPr>
+                <w:rFonts w:ascii="Courier New" w:cs="Courier New" w:eastAsia="Courier New" w:hAnsi="Courier New"/>
+                <w:color w:val="404040"/>
+                <w:sz w:val="16"/>
+                <w:szCs w:val="16"/>
+              </w:rPr>
+              <w:t xml:space="preserve"/>
+            </w:r>
+          </w:p>
+          <w:p>
+            <w:pPr>
+              <w:spacing w:before="0" w:after="0"/>
+            </w:pPr>
+            <w:r>
+              <w:rPr>
+                <w:rFonts w:ascii="Courier New" w:cs="Courier New" w:eastAsia="Courier New" w:hAnsi="Courier New"/>
+                <w:color w:val="404040"/>
+                <w:sz w:val="16"/>
+                <w:szCs w:val="16"/>
+              </w:rPr>
+              <w:t xml:space="preserve">*-- レジ複数台の場合は instore_code を変えて繰り返す*</w:t>
+            </w:r>
+          </w:p>
+          <w:p>
+            <w:pPr>
+              <w:spacing w:before="0" w:after="0"/>
+            </w:pPr>
+            <w:r>
+              <w:rPr>
+                <w:rFonts w:ascii="Courier New" w:cs="Courier New" w:eastAsia="Courier New" w:hAnsi="Courier New"/>
+                <w:color w:val="404040"/>
+                <w:sz w:val="16"/>
+                <w:szCs w:val="16"/>
+              </w:rPr>
+              <w:t xml:space="preserve"/>
+            </w:r>
+          </w:p>
+          <w:p>
+            <w:pPr>
+              <w:spacing w:before="0" w:after="0"/>
+            </w:pPr>
+            <w:r>
+              <w:rPr>
+                <w:rFonts w:ascii="Courier New" w:cs="Courier New" w:eastAsia="Courier New" w:hAnsi="Courier New"/>
+                <w:color w:val="404040"/>
+                <w:sz w:val="16"/>
+                <w:szCs w:val="16"/>
+              </w:rPr>
+              <w:t xml:space="preserve">*-- '001', '002', '003', \...*</w:t>
+            </w:r>
+          </w:p>
         </w:tc>
       </w:tr>
     </w:tbl>
-    <w:p>
-      <w:pPr>
-        <w:spacing w:before="100" w:after="100"/>
-      </w:pPr>
-      <w:r>
-        <w:rPr>
-          <w:rFonts w:ascii="BIZ UDPGothic" w:cs="BIZ UDPGothic" w:eastAsia="BIZ UDPGothic" w:hAnsi="BIZ UDPGothic"/>
-          <w:color w:val="404040"/>
-          <w:sz w:val="18"/>
-          <w:szCs w:val="18"/>
-        </w:rPr>
-        <w:t xml:space="preserve">company_code, store_code, instore_code,</w:t>
-      </w:r>
-    </w:p>
-    <w:p>
-      <w:pPr>
-        <w:spacing w:before="100" w:after="100"/>
-      </w:pPr>
-      <w:r>
-        <w:rPr>
-          <w:rFonts w:ascii="BIZ UDPGothic" w:cs="BIZ UDPGothic" w:eastAsia="BIZ UDPGothic" w:hAnsi="BIZ UDPGothic"/>
-          <w:color w:val="404040"/>
-          <w:sz w:val="18"/>
-          <w:szCs w:val="18"/>
-        </w:rPr>
-        <w:t xml:space="preserve">device_class_code,</w:t>
-      </w:r>
-    </w:p>
-    <w:p>
-      <w:pPr>
-        <w:spacing w:before="100" w:after="100"/>
-      </w:pPr>
-      <w:r>
-        <w:rPr>
-          <w:rFonts w:ascii="BIZ UDPGothic" w:cs="BIZ UDPGothic" w:eastAsia="BIZ UDPGothic" w:hAnsi="BIZ UDPGothic"/>
-          <w:color w:val="404040"/>
-          <w:sz w:val="18"/>
-          <w:szCs w:val="18"/>
-        </w:rPr>
-        <w:t xml:space="preserve">instore_type_code, node_type_code</w:t>
-      </w:r>
-    </w:p>
-    <w:p>
-      <w:pPr>
-        <w:spacing w:before="100" w:after="100"/>
-      </w:pPr>
-      <w:r>
-        <w:rPr>
-          <w:rFonts w:ascii="BIZ UDPGothic" w:cs="BIZ UDPGothic" w:eastAsia="BIZ UDPGothic" w:hAnsi="BIZ UDPGothic"/>
-          <w:color w:val="404040"/>
-          <w:sz w:val="18"/>
-          <w:szCs w:val="18"/>
-        </w:rPr>
-        <w:t xml:space="preserve">) VALUES (</w:t>
-      </w:r>
-    </w:p>
-    <w:p>
-      <w:pPr>
-        <w:spacing w:before="100" w:after="100"/>
-      </w:pPr>
-      <w:r>
-        <w:rPr>
-          <w:rFonts w:ascii="BIZ UDPGothic" w:cs="BIZ UDPGothic" w:eastAsia="BIZ UDPGothic" w:hAnsi="BIZ UDPGothic"/>
-          <w:color w:val="404040"/>
-          <w:sz w:val="18"/>
-          <w:szCs w:val="18"/>
-        </w:rPr>
-        <w:t xml:space="preserve">100, :store_code, \'001\',</w:t>
-      </w:r>
-    </w:p>
-    <w:p>
-      <w:pPr>
-        <w:spacing w:before="100" w:after="100"/>
-      </w:pPr>
-      <w:r>
-        <w:rPr>
-          <w:rFonts w:ascii="BIZ UDPGothic" w:cs="BIZ UDPGothic" w:eastAsia="BIZ UDPGothic" w:hAnsi="BIZ UDPGothic"/>
-          <w:color w:val="404040"/>
-          <w:sz w:val="18"/>
-          <w:szCs w:val="18"/>
-        </w:rPr>
-        <w:t xml:space="preserve">1, \-- 本番環境（テスト時は 9）</w:t>
-      </w:r>
-    </w:p>
-    <w:p>
-      <w:pPr>
-        <w:spacing w:before="100" w:after="100"/>
-      </w:pPr>
-      <w:r>
-        <w:rPr>
-          <w:rFonts w:ascii="BIZ UDPGothic" w:cs="BIZ UDPGothic" w:eastAsia="BIZ UDPGothic" w:hAnsi="BIZ UDPGothic"/>
-          <w:color w:val="404040"/>
-          <w:sz w:val="18"/>
-          <w:szCs w:val="18"/>
-        </w:rPr>
-        <w:t xml:space="preserve">\'POS\', \'NORMAL\'</w:t>
-      </w:r>
-    </w:p>
-    <w:p>
-      <w:pPr>
-        <w:spacing w:before="100" w:after="100"/>
-      </w:pPr>
-      <w:r>
-        <w:rPr>
-          <w:rFonts w:ascii="BIZ UDPGothic" w:cs="BIZ UDPGothic" w:eastAsia="BIZ UDPGothic" w:hAnsi="BIZ UDPGothic"/>
-          <w:color w:val="404040"/>
-          <w:sz w:val="18"/>
-          <w:szCs w:val="18"/>
-        </w:rPr>
-        <w:t xml:space="preserve">);</w:t>
-      </w:r>
-    </w:p>
     <w:p>
       <w:pPr>
         <w:spacing w:before="100" w:after="100"/>
@@ -3250,121 +3866,233 @@
               <w:t xml:space="preserve">INSERT INTO M_KSM.employees (</w:t>
             </w:r>
           </w:p>
+          <w:p>
+            <w:pPr>
+              <w:spacing w:before="0" w:after="0"/>
+            </w:pPr>
+            <w:r>
+              <w:rPr>
+                <w:rFonts w:ascii="Courier New" w:cs="Courier New" w:eastAsia="Courier New" w:hAnsi="Courier New"/>
+                <w:color w:val="404040"/>
+                <w:sz w:val="16"/>
+                <w:szCs w:val="16"/>
+              </w:rPr>
+              <w:t xml:space="preserve"/>
+            </w:r>
+          </w:p>
+          <w:p>
+            <w:pPr>
+              <w:spacing w:before="0" w:after="0"/>
+            </w:pPr>
+            <w:r>
+              <w:rPr>
+                <w:rFonts w:ascii="Courier New" w:cs="Courier New" w:eastAsia="Courier New" w:hAnsi="Courier New"/>
+                <w:color w:val="404040"/>
+                <w:sz w:val="16"/>
+                <w:szCs w:val="16"/>
+              </w:rPr>
+              <w:t xml:space="preserve">employee_code, company_code, store_code,</w:t>
+            </w:r>
+          </w:p>
+          <w:p>
+            <w:pPr>
+              <w:spacing w:before="0" w:after="0"/>
+            </w:pPr>
+            <w:r>
+              <w:rPr>
+                <w:rFonts w:ascii="Courier New" w:cs="Courier New" w:eastAsia="Courier New" w:hAnsi="Courier New"/>
+                <w:color w:val="404040"/>
+                <w:sz w:val="16"/>
+                <w:szCs w:val="16"/>
+              </w:rPr>
+              <w:t xml:space="preserve"/>
+            </w:r>
+          </w:p>
+          <w:p>
+            <w:pPr>
+              <w:spacing w:before="0" w:after="0"/>
+            </w:pPr>
+            <w:r>
+              <w:rPr>
+                <w:rFonts w:ascii="Courier New" w:cs="Courier New" w:eastAsia="Courier New" w:hAnsi="Courier New"/>
+                <w:color w:val="404040"/>
+                <w:sz w:val="16"/>
+                <w:szCs w:val="16"/>
+              </w:rPr>
+              <w:t xml:space="preserve">name, last_name, first_name,</w:t>
+            </w:r>
+          </w:p>
+          <w:p>
+            <w:pPr>
+              <w:spacing w:before="0" w:after="0"/>
+            </w:pPr>
+            <w:r>
+              <w:rPr>
+                <w:rFonts w:ascii="Courier New" w:cs="Courier New" w:eastAsia="Courier New" w:hAnsi="Courier New"/>
+                <w:color w:val="404040"/>
+                <w:sz w:val="16"/>
+                <w:szCs w:val="16"/>
+              </w:rPr>
+              <w:t xml:space="preserve"/>
+            </w:r>
+          </w:p>
+          <w:p>
+            <w:pPr>
+              <w:spacing w:before="0" w:after="0"/>
+            </w:pPr>
+            <w:r>
+              <w:rPr>
+                <w:rFonts w:ascii="Courier New" w:cs="Courier New" w:eastAsia="Courier New" w:hAnsi="Courier New"/>
+                <w:color w:val="404040"/>
+                <w:sz w:val="16"/>
+                <w:szCs w:val="16"/>
+              </w:rPr>
+              <w:t xml:space="preserve">employee_role_code</w:t>
+            </w:r>
+          </w:p>
+          <w:p>
+            <w:pPr>
+              <w:spacing w:before="0" w:after="0"/>
+            </w:pPr>
+            <w:r>
+              <w:rPr>
+                <w:rFonts w:ascii="Courier New" w:cs="Courier New" w:eastAsia="Courier New" w:hAnsi="Courier New"/>
+                <w:color w:val="404040"/>
+                <w:sz w:val="16"/>
+                <w:szCs w:val="16"/>
+              </w:rPr>
+              <w:t xml:space="preserve"/>
+            </w:r>
+          </w:p>
+          <w:p>
+            <w:pPr>
+              <w:spacing w:before="0" w:after="0"/>
+            </w:pPr>
+            <w:r>
+              <w:rPr>
+                <w:rFonts w:ascii="Courier New" w:cs="Courier New" w:eastAsia="Courier New" w:hAnsi="Courier New"/>
+                <w:color w:val="404040"/>
+                <w:sz w:val="16"/>
+                <w:szCs w:val="16"/>
+              </w:rPr>
+              <w:t xml:space="preserve">) VALUES (</w:t>
+            </w:r>
+          </w:p>
+          <w:p>
+            <w:pPr>
+              <w:spacing w:before="0" w:after="0"/>
+            </w:pPr>
+            <w:r>
+              <w:rPr>
+                <w:rFonts w:ascii="Courier New" w:cs="Courier New" w:eastAsia="Courier New" w:hAnsi="Courier New"/>
+                <w:color w:val="404040"/>
+                <w:sz w:val="16"/>
+                <w:szCs w:val="16"/>
+              </w:rPr>
+              <w:t xml:space="preserve"/>
+            </w:r>
+          </w:p>
+          <w:p>
+            <w:pPr>
+              <w:spacing w:before="0" w:after="0"/>
+            </w:pPr>
+            <w:r>
+              <w:rPr>
+                <w:rFonts w:ascii="Courier New" w:cs="Courier New" w:eastAsia="Courier New" w:hAnsi="Courier New"/>
+                <w:color w:val="404040"/>
+                <w:sz w:val="16"/>
+                <w:szCs w:val="16"/>
+              </w:rPr>
+              <w:t xml:space="preserve">'9999', 100, :store_code,</w:t>
+            </w:r>
+          </w:p>
+          <w:p>
+            <w:pPr>
+              <w:spacing w:before="0" w:after="0"/>
+            </w:pPr>
+            <w:r>
+              <w:rPr>
+                <w:rFonts w:ascii="Courier New" w:cs="Courier New" w:eastAsia="Courier New" w:hAnsi="Courier New"/>
+                <w:color w:val="404040"/>
+                <w:sz w:val="16"/>
+                <w:szCs w:val="16"/>
+              </w:rPr>
+              <w:t xml:space="preserve"/>
+            </w:r>
+          </w:p>
+          <w:p>
+            <w:pPr>
+              <w:spacing w:before="0" w:after="0"/>
+            </w:pPr>
+            <w:r>
+              <w:rPr>
+                <w:rFonts w:ascii="Courier New" w:cs="Courier New" w:eastAsia="Courier New" w:hAnsi="Courier New"/>
+                <w:color w:val="404040"/>
+                <w:sz w:val="16"/>
+                <w:szCs w:val="16"/>
+              </w:rPr>
+              <w:t xml:space="preserve">'ギフト担当者', 'ギフト', '担当者',</w:t>
+            </w:r>
+          </w:p>
+          <w:p>
+            <w:pPr>
+              <w:spacing w:before="0" w:after="0"/>
+            </w:pPr>
+            <w:r>
+              <w:rPr>
+                <w:rFonts w:ascii="Courier New" w:cs="Courier New" w:eastAsia="Courier New" w:hAnsi="Courier New"/>
+                <w:color w:val="404040"/>
+                <w:sz w:val="16"/>
+                <w:szCs w:val="16"/>
+              </w:rPr>
+              <w:t xml:space="preserve"/>
+            </w:r>
+          </w:p>
+          <w:p>
+            <w:pPr>
+              <w:spacing w:before="0" w:after="0"/>
+            </w:pPr>
+            <w:r>
+              <w:rPr>
+                <w:rFonts w:ascii="Courier New" w:cs="Courier New" w:eastAsia="Courier New" w:hAnsi="Courier New"/>
+                <w:color w:val="404040"/>
+                <w:sz w:val="16"/>
+                <w:szCs w:val="16"/>
+              </w:rPr>
+              <w:t xml:space="preserve">'01'</w:t>
+            </w:r>
+          </w:p>
+          <w:p>
+            <w:pPr>
+              <w:spacing w:before="0" w:after="0"/>
+            </w:pPr>
+            <w:r>
+              <w:rPr>
+                <w:rFonts w:ascii="Courier New" w:cs="Courier New" w:eastAsia="Courier New" w:hAnsi="Courier New"/>
+                <w:color w:val="404040"/>
+                <w:sz w:val="16"/>
+                <w:szCs w:val="16"/>
+              </w:rPr>
+              <w:t xml:space="preserve"/>
+            </w:r>
+          </w:p>
+          <w:p>
+            <w:pPr>
+              <w:spacing w:before="0" w:after="0"/>
+            </w:pPr>
+            <w:r>
+              <w:rPr>
+                <w:rFonts w:ascii="Courier New" w:cs="Courier New" w:eastAsia="Courier New" w:hAnsi="Courier New"/>
+                <w:color w:val="404040"/>
+                <w:sz w:val="16"/>
+                <w:szCs w:val="16"/>
+              </w:rPr>
+              <w:t xml:space="preserve">);</w:t>
+            </w:r>
+          </w:p>
         </w:tc>
       </w:tr>
     </w:tbl>
-    <w:p>
-      <w:pPr>
-        <w:spacing w:before="100" w:after="100"/>
-      </w:pPr>
-      <w:r>
-        <w:rPr>
-          <w:rFonts w:ascii="BIZ UDPGothic" w:cs="BIZ UDPGothic" w:eastAsia="BIZ UDPGothic" w:hAnsi="BIZ UDPGothic"/>
-          <w:color w:val="404040"/>
-          <w:sz w:val="18"/>
-          <w:szCs w:val="18"/>
-        </w:rPr>
-        <w:t xml:space="preserve">employee_code, company_code, store_code,</w:t>
-      </w:r>
-    </w:p>
-    <w:p>
-      <w:pPr>
-        <w:spacing w:before="100" w:after="100"/>
-      </w:pPr>
-      <w:r>
-        <w:rPr>
-          <w:rFonts w:ascii="BIZ UDPGothic" w:cs="BIZ UDPGothic" w:eastAsia="BIZ UDPGothic" w:hAnsi="BIZ UDPGothic"/>
-          <w:color w:val="404040"/>
-          <w:sz w:val="18"/>
-          <w:szCs w:val="18"/>
-        </w:rPr>
-        <w:t xml:space="preserve">name, last_name, first_name,</w:t>
-      </w:r>
-    </w:p>
-    <w:p>
-      <w:pPr>
-        <w:spacing w:before="100" w:after="100"/>
-      </w:pPr>
-      <w:r>
-        <w:rPr>
-          <w:rFonts w:ascii="BIZ UDPGothic" w:cs="BIZ UDPGothic" w:eastAsia="BIZ UDPGothic" w:hAnsi="BIZ UDPGothic"/>
-          <w:color w:val="404040"/>
-          <w:sz w:val="18"/>
-          <w:szCs w:val="18"/>
-        </w:rPr>
-        <w:t xml:space="preserve">employee_role_code</w:t>
-      </w:r>
-    </w:p>
-    <w:p>
-      <w:pPr>
-        <w:spacing w:before="100" w:after="100"/>
-      </w:pPr>
-      <w:r>
-        <w:rPr>
-          <w:rFonts w:ascii="BIZ UDPGothic" w:cs="BIZ UDPGothic" w:eastAsia="BIZ UDPGothic" w:hAnsi="BIZ UDPGothic"/>
-          <w:color w:val="404040"/>
-          <w:sz w:val="18"/>
-          <w:szCs w:val="18"/>
-        </w:rPr>
-        <w:t xml:space="preserve">) VALUES (</w:t>
-      </w:r>
-    </w:p>
-    <w:p>
-      <w:pPr>
-        <w:spacing w:before="100" w:after="100"/>
-      </w:pPr>
-      <w:r>
-        <w:rPr>
-          <w:rFonts w:ascii="BIZ UDPGothic" w:cs="BIZ UDPGothic" w:eastAsia="BIZ UDPGothic" w:hAnsi="BIZ UDPGothic"/>
-          <w:color w:val="404040"/>
-          <w:sz w:val="18"/>
-          <w:szCs w:val="18"/>
-        </w:rPr>
-        <w:t xml:space="preserve">\'9999\', 100, :store_code,</w:t>
-      </w:r>
-    </w:p>
-    <w:p>
-      <w:pPr>
-        <w:spacing w:before="100" w:after="100"/>
-      </w:pPr>
-      <w:r>
-        <w:rPr>
-          <w:rFonts w:ascii="BIZ UDPGothic" w:cs="BIZ UDPGothic" w:eastAsia="BIZ UDPGothic" w:hAnsi="BIZ UDPGothic"/>
-          <w:color w:val="404040"/>
-          <w:sz w:val="18"/>
-          <w:szCs w:val="18"/>
-        </w:rPr>
-        <w:t xml:space="preserve">\'ギフト担当者\', \'ギフト\', \'担当者\',</w:t>
-      </w:r>
-    </w:p>
-    <w:p>
-      <w:pPr>
-        <w:spacing w:before="100" w:after="100"/>
-      </w:pPr>
-      <w:r>
-        <w:rPr>
-          <w:rFonts w:ascii="BIZ UDPGothic" w:cs="BIZ UDPGothic" w:eastAsia="BIZ UDPGothic" w:hAnsi="BIZ UDPGothic"/>
-          <w:color w:val="404040"/>
-          <w:sz w:val="18"/>
-          <w:szCs w:val="18"/>
-        </w:rPr>
-        <w:t xml:space="preserve">\'01\'</w:t>
-      </w:r>
-    </w:p>
-    <w:p>
-      <w:pPr>
-        <w:spacing w:before="100" w:after="100"/>
-      </w:pPr>
-      <w:r>
-        <w:rPr>
-          <w:rFonts w:ascii="BIZ UDPGothic" w:cs="BIZ UDPGothic" w:eastAsia="BIZ UDPGothic" w:hAnsi="BIZ UDPGothic"/>
-          <w:color w:val="404040"/>
-          <w:sz w:val="18"/>
-          <w:szCs w:val="18"/>
-        </w:rPr>
-        <w:t xml:space="preserve">);</w:t>
-      </w:r>
-    </w:p>
     <w:p>
       <w:pPr>
         <w:spacing w:before="100" w:after="100"/>
@@ -3501,93 +4229,177 @@
               <w:t xml:space="preserve">INSERT INTO T_KSM.receipt_no_manager (</w:t>
             </w:r>
           </w:p>
+          <w:p>
+            <w:pPr>
+              <w:spacing w:before="0" w:after="0"/>
+            </w:pPr>
+            <w:r>
+              <w:rPr>
+                <w:rFonts w:ascii="Courier New" w:cs="Courier New" w:eastAsia="Courier New" w:hAnsi="Courier New"/>
+                <w:color w:val="404040"/>
+                <w:sz w:val="16"/>
+                <w:szCs w:val="16"/>
+              </w:rPr>
+              <w:t xml:space="preserve"/>
+            </w:r>
+          </w:p>
+          <w:p>
+            <w:pPr>
+              <w:spacing w:before="0" w:after="0"/>
+            </w:pPr>
+            <w:r>
+              <w:rPr>
+                <w:rFonts w:ascii="Courier New" w:cs="Courier New" w:eastAsia="Courier New" w:hAnsi="Courier New"/>
+                <w:color w:val="404040"/>
+                <w:sz w:val="16"/>
+                <w:szCs w:val="16"/>
+              </w:rPr>
+              <w:t xml:space="preserve">company_code, store_code, instore_code,</w:t>
+            </w:r>
+          </w:p>
+          <w:p>
+            <w:pPr>
+              <w:spacing w:before="0" w:after="0"/>
+            </w:pPr>
+            <w:r>
+              <w:rPr>
+                <w:rFonts w:ascii="Courier New" w:cs="Courier New" w:eastAsia="Courier New" w:hAnsi="Courier New"/>
+                <w:color w:val="404040"/>
+                <w:sz w:val="16"/>
+                <w:szCs w:val="16"/>
+              </w:rPr>
+              <w:t xml:space="preserve"/>
+            </w:r>
+          </w:p>
+          <w:p>
+            <w:pPr>
+              <w:spacing w:before="0" w:after="0"/>
+            </w:pPr>
+            <w:r>
+              <w:rPr>
+                <w:rFonts w:ascii="Courier New" w:cs="Courier New" w:eastAsia="Courier New" w:hAnsi="Courier New"/>
+                <w:color w:val="404040"/>
+                <w:sz w:val="16"/>
+                <w:szCs w:val="16"/>
+              </w:rPr>
+              <w:t xml:space="preserve">receipt_no, record_timestamp</w:t>
+            </w:r>
+          </w:p>
+          <w:p>
+            <w:pPr>
+              <w:spacing w:before="0" w:after="0"/>
+            </w:pPr>
+            <w:r>
+              <w:rPr>
+                <w:rFonts w:ascii="Courier New" w:cs="Courier New" w:eastAsia="Courier New" w:hAnsi="Courier New"/>
+                <w:color w:val="404040"/>
+                <w:sz w:val="16"/>
+                <w:szCs w:val="16"/>
+              </w:rPr>
+              <w:t xml:space="preserve"/>
+            </w:r>
+          </w:p>
+          <w:p>
+            <w:pPr>
+              <w:spacing w:before="0" w:after="0"/>
+            </w:pPr>
+            <w:r>
+              <w:rPr>
+                <w:rFonts w:ascii="Courier New" w:cs="Courier New" w:eastAsia="Courier New" w:hAnsi="Courier New"/>
+                <w:color w:val="404040"/>
+                <w:sz w:val="16"/>
+                <w:szCs w:val="16"/>
+              </w:rPr>
+              <w:t xml:space="preserve">) VALUES (</w:t>
+            </w:r>
+          </w:p>
+          <w:p>
+            <w:pPr>
+              <w:spacing w:before="0" w:after="0"/>
+            </w:pPr>
+            <w:r>
+              <w:rPr>
+                <w:rFonts w:ascii="Courier New" w:cs="Courier New" w:eastAsia="Courier New" w:hAnsi="Courier New"/>
+                <w:color w:val="404040"/>
+                <w:sz w:val="16"/>
+                <w:szCs w:val="16"/>
+              </w:rPr>
+              <w:t xml:space="preserve"/>
+            </w:r>
+          </w:p>
+          <w:p>
+            <w:pPr>
+              <w:spacing w:before="0" w:after="0"/>
+            </w:pPr>
+            <w:r>
+              <w:rPr>
+                <w:rFonts w:ascii="Courier New" w:cs="Courier New" w:eastAsia="Courier New" w:hAnsi="Courier New"/>
+                <w:color w:val="404040"/>
+                <w:sz w:val="16"/>
+                <w:szCs w:val="16"/>
+              </w:rPr>
+              <w:t xml:space="preserve">100, :store_code, '001',</w:t>
+            </w:r>
+          </w:p>
+          <w:p>
+            <w:pPr>
+              <w:spacing w:before="0" w:after="0"/>
+            </w:pPr>
+            <w:r>
+              <w:rPr>
+                <w:rFonts w:ascii="Courier New" w:cs="Courier New" w:eastAsia="Courier New" w:hAnsi="Courier New"/>
+                <w:color w:val="404040"/>
+                <w:sz w:val="16"/>
+                <w:szCs w:val="16"/>
+              </w:rPr>
+              <w:t xml:space="preserve"/>
+            </w:r>
+          </w:p>
+          <w:p>
+            <w:pPr>
+              <w:spacing w:before="0" w:after="0"/>
+            </w:pPr>
+            <w:r>
+              <w:rPr>
+                <w:rFonts w:ascii="Courier New" w:cs="Courier New" w:eastAsia="Courier New" w:hAnsi="Courier New"/>
+                <w:color w:val="404040"/>
+                <w:sz w:val="16"/>
+                <w:szCs w:val="16"/>
+              </w:rPr>
+              <w:t xml:space="preserve">'0001', NOW()</w:t>
+            </w:r>
+          </w:p>
+          <w:p>
+            <w:pPr>
+              <w:spacing w:before="0" w:after="0"/>
+            </w:pPr>
+            <w:r>
+              <w:rPr>
+                <w:rFonts w:ascii="Courier New" w:cs="Courier New" w:eastAsia="Courier New" w:hAnsi="Courier New"/>
+                <w:color w:val="404040"/>
+                <w:sz w:val="16"/>
+                <w:szCs w:val="16"/>
+              </w:rPr>
+              <w:t xml:space="preserve"/>
+            </w:r>
+          </w:p>
+          <w:p>
+            <w:pPr>
+              <w:spacing w:before="0" w:after="0"/>
+            </w:pPr>
+            <w:r>
+              <w:rPr>
+                <w:rFonts w:ascii="Courier New" w:cs="Courier New" w:eastAsia="Courier New" w:hAnsi="Courier New"/>
+                <w:color w:val="404040"/>
+                <w:sz w:val="16"/>
+                <w:szCs w:val="16"/>
+              </w:rPr>
+              <w:t xml:space="preserve">);</w:t>
+            </w:r>
+          </w:p>
         </w:tc>
       </w:tr>
     </w:tbl>
-    <w:p>
-      <w:pPr>
-        <w:spacing w:before="100" w:after="100"/>
-      </w:pPr>
-      <w:r>
-        <w:rPr>
-          <w:rFonts w:ascii="BIZ UDPGothic" w:cs="BIZ UDPGothic" w:eastAsia="BIZ UDPGothic" w:hAnsi="BIZ UDPGothic"/>
-          <w:color w:val="404040"/>
-          <w:sz w:val="18"/>
-          <w:szCs w:val="18"/>
-        </w:rPr>
-        <w:t xml:space="preserve">company_code, store_code, instore_code,</w:t>
-      </w:r>
-    </w:p>
-    <w:p>
-      <w:pPr>
-        <w:spacing w:before="100" w:after="100"/>
-      </w:pPr>
-      <w:r>
-        <w:rPr>
-          <w:rFonts w:ascii="BIZ UDPGothic" w:cs="BIZ UDPGothic" w:eastAsia="BIZ UDPGothic" w:hAnsi="BIZ UDPGothic"/>
-          <w:color w:val="404040"/>
-          <w:sz w:val="18"/>
-          <w:szCs w:val="18"/>
-        </w:rPr>
-        <w:t xml:space="preserve">receipt_no, record_timestamp</w:t>
-      </w:r>
-    </w:p>
-    <w:p>
-      <w:pPr>
-        <w:spacing w:before="100" w:after="100"/>
-      </w:pPr>
-      <w:r>
-        <w:rPr>
-          <w:rFonts w:ascii="BIZ UDPGothic" w:cs="BIZ UDPGothic" w:eastAsia="BIZ UDPGothic" w:hAnsi="BIZ UDPGothic"/>
-          <w:color w:val="404040"/>
-          <w:sz w:val="18"/>
-          <w:szCs w:val="18"/>
-        </w:rPr>
-        <w:t xml:space="preserve">) VALUES (</w:t>
-      </w:r>
-    </w:p>
-    <w:p>
-      <w:pPr>
-        <w:spacing w:before="100" w:after="100"/>
-      </w:pPr>
-      <w:r>
-        <w:rPr>
-          <w:rFonts w:ascii="BIZ UDPGothic" w:cs="BIZ UDPGothic" w:eastAsia="BIZ UDPGothic" w:hAnsi="BIZ UDPGothic"/>
-          <w:color w:val="404040"/>
-          <w:sz w:val="18"/>
-          <w:szCs w:val="18"/>
-        </w:rPr>
-        <w:t xml:space="preserve">100, :store_code, \'001\',</w:t>
-      </w:r>
-    </w:p>
-    <w:p>
-      <w:pPr>
-        <w:spacing w:before="100" w:after="100"/>
-      </w:pPr>
-      <w:r>
-        <w:rPr>
-          <w:rFonts w:ascii="BIZ UDPGothic" w:cs="BIZ UDPGothic" w:eastAsia="BIZ UDPGothic" w:hAnsi="BIZ UDPGothic"/>
-          <w:color w:val="404040"/>
-          <w:sz w:val="18"/>
-          <w:szCs w:val="18"/>
-        </w:rPr>
-        <w:t xml:space="preserve">\'0001\', NOW()</w:t>
-      </w:r>
-    </w:p>
-    <w:p>
-      <w:pPr>
-        <w:spacing w:before="100" w:after="100"/>
-      </w:pPr>
-      <w:r>
-        <w:rPr>
-          <w:rFonts w:ascii="BIZ UDPGothic" w:cs="BIZ UDPGothic" w:eastAsia="BIZ UDPGothic" w:hAnsi="BIZ UDPGothic"/>
-          <w:color w:val="404040"/>
-          <w:sz w:val="18"/>
-          <w:szCs w:val="18"/>
-        </w:rPr>
-        <w:t xml:space="preserve">);</w:t>
-      </w:r>
-    </w:p>
     <w:p>
       <w:pPr>
         <w:spacing w:before="100" w:after="100"/>
@@ -3682,227 +4494,345 @@
               <w:t xml:space="preserve">SELECT company_code, store_code, ten_name, tel_num</w:t>
             </w:r>
           </w:p>
+          <w:p>
+            <w:pPr>
+              <w:spacing w:before="0" w:after="0"/>
+            </w:pPr>
+            <w:r>
+              <w:rPr>
+                <w:rFonts w:ascii="Courier New" w:cs="Courier New" w:eastAsia="Courier New" w:hAnsi="Courier New"/>
+                <w:color w:val="404040"/>
+                <w:sz w:val="16"/>
+                <w:szCs w:val="16"/>
+              </w:rPr>
+              <w:t xml:space="preserve"/>
+            </w:r>
+          </w:p>
+          <w:p>
+            <w:pPr>
+              <w:spacing w:before="0" w:after="0"/>
+            </w:pPr>
+            <w:r>
+              <w:rPr>
+                <w:rFonts w:ascii="Courier New" w:cs="Courier New" w:eastAsia="Courier New" w:hAnsi="Courier New"/>
+                <w:color w:val="404040"/>
+                <w:sz w:val="16"/>
+                <w:szCs w:val="16"/>
+              </w:rPr>
+              <w:t xml:space="preserve">FROM M_KSM.stores</w:t>
+            </w:r>
+          </w:p>
+          <w:p>
+            <w:pPr>
+              <w:spacing w:before="0" w:after="0"/>
+            </w:pPr>
+            <w:r>
+              <w:rPr>
+                <w:rFonts w:ascii="Courier New" w:cs="Courier New" w:eastAsia="Courier New" w:hAnsi="Courier New"/>
+                <w:color w:val="404040"/>
+                <w:sz w:val="16"/>
+                <w:szCs w:val="16"/>
+              </w:rPr>
+              <w:t xml:space="preserve"/>
+            </w:r>
+          </w:p>
+          <w:p>
+            <w:pPr>
+              <w:spacing w:before="0" w:after="0"/>
+            </w:pPr>
+            <w:r>
+              <w:rPr>
+                <w:rFonts w:ascii="Courier New" w:cs="Courier New" w:eastAsia="Courier New" w:hAnsi="Courier New"/>
+                <w:color w:val="404040"/>
+                <w:sz w:val="16"/>
+                <w:szCs w:val="16"/>
+              </w:rPr>
+              <w:t xml:space="preserve">WHERE company_code = 100 AND store_code = :store_code;</w:t>
+            </w:r>
+          </w:p>
+          <w:p>
+            <w:pPr>
+              <w:spacing w:before="0" w:after="0"/>
+            </w:pPr>
+            <w:r>
+              <w:rPr>
+                <w:rFonts w:ascii="Courier New" w:cs="Courier New" w:eastAsia="Courier New" w:hAnsi="Courier New"/>
+                <w:color w:val="404040"/>
+                <w:sz w:val="16"/>
+                <w:szCs w:val="16"/>
+              </w:rPr>
+              <w:t xml:space="preserve"/>
+            </w:r>
+          </w:p>
+          <w:p>
+            <w:pPr>
+              <w:spacing w:before="0" w:after="0"/>
+            </w:pPr>
+            <w:r>
+              <w:rPr>
+                <w:rFonts w:ascii="Courier New" w:cs="Courier New" w:eastAsia="Courier New" w:hAnsi="Courier New"/>
+                <w:color w:val="404040"/>
+                <w:sz w:val="16"/>
+                <w:szCs w:val="16"/>
+              </w:rPr>
+              <w:t xml:space="preserve">*-- ② レジマスタ確認*</w:t>
+            </w:r>
+          </w:p>
+          <w:p>
+            <w:pPr>
+              <w:spacing w:before="0" w:after="0"/>
+            </w:pPr>
+            <w:r>
+              <w:rPr>
+                <w:rFonts w:ascii="Courier New" w:cs="Courier New" w:eastAsia="Courier New" w:hAnsi="Courier New"/>
+                <w:color w:val="404040"/>
+                <w:sz w:val="16"/>
+                <w:szCs w:val="16"/>
+              </w:rPr>
+              <w:t xml:space="preserve"/>
+            </w:r>
+          </w:p>
+          <w:p>
+            <w:pPr>
+              <w:spacing w:before="0" w:after="0"/>
+            </w:pPr>
+            <w:r>
+              <w:rPr>
+                <w:rFonts w:ascii="Courier New" w:cs="Courier New" w:eastAsia="Courier New" w:hAnsi="Courier New"/>
+                <w:color w:val="404040"/>
+                <w:sz w:val="16"/>
+                <w:szCs w:val="16"/>
+              </w:rPr>
+              <w:t xml:space="preserve">SELECT company_code, store_code, instore_code, device_class_code</w:t>
+            </w:r>
+          </w:p>
+          <w:p>
+            <w:pPr>
+              <w:spacing w:before="0" w:after="0"/>
+            </w:pPr>
+            <w:r>
+              <w:rPr>
+                <w:rFonts w:ascii="Courier New" w:cs="Courier New" w:eastAsia="Courier New" w:hAnsi="Courier New"/>
+                <w:color w:val="404040"/>
+                <w:sz w:val="16"/>
+                <w:szCs w:val="16"/>
+              </w:rPr>
+              <w:t xml:space="preserve"/>
+            </w:r>
+          </w:p>
+          <w:p>
+            <w:pPr>
+              <w:spacing w:before="0" w:after="0"/>
+            </w:pPr>
+            <w:r>
+              <w:rPr>
+                <w:rFonts w:ascii="Courier New" w:cs="Courier New" w:eastAsia="Courier New" w:hAnsi="Courier New"/>
+                <w:color w:val="404040"/>
+                <w:sz w:val="16"/>
+                <w:szCs w:val="16"/>
+              </w:rPr>
+              <w:t xml:space="preserve">FROM M_KSM.instores</w:t>
+            </w:r>
+          </w:p>
+          <w:p>
+            <w:pPr>
+              <w:spacing w:before="0" w:after="0"/>
+            </w:pPr>
+            <w:r>
+              <w:rPr>
+                <w:rFonts w:ascii="Courier New" w:cs="Courier New" w:eastAsia="Courier New" w:hAnsi="Courier New"/>
+                <w:color w:val="404040"/>
+                <w:sz w:val="16"/>
+                <w:szCs w:val="16"/>
+              </w:rPr>
+              <w:t xml:space="preserve"/>
+            </w:r>
+          </w:p>
+          <w:p>
+            <w:pPr>
+              <w:spacing w:before="0" w:after="0"/>
+            </w:pPr>
+            <w:r>
+              <w:rPr>
+                <w:rFonts w:ascii="Courier New" w:cs="Courier New" w:eastAsia="Courier New" w:hAnsi="Courier New"/>
+                <w:color w:val="404040"/>
+                <w:sz w:val="16"/>
+                <w:szCs w:val="16"/>
+              </w:rPr>
+              <w:t xml:space="preserve">WHERE company_code = 100 AND store_code = :store_code;</w:t>
+            </w:r>
+          </w:p>
+          <w:p>
+            <w:pPr>
+              <w:spacing w:before="0" w:after="0"/>
+            </w:pPr>
+            <w:r>
+              <w:rPr>
+                <w:rFonts w:ascii="Courier New" w:cs="Courier New" w:eastAsia="Courier New" w:hAnsi="Courier New"/>
+                <w:color w:val="404040"/>
+                <w:sz w:val="16"/>
+                <w:szCs w:val="16"/>
+              </w:rPr>
+              <w:t xml:space="preserve"/>
+            </w:r>
+          </w:p>
+          <w:p>
+            <w:pPr>
+              <w:spacing w:before="0" w:after="0"/>
+            </w:pPr>
+            <w:r>
+              <w:rPr>
+                <w:rFonts w:ascii="Courier New" w:cs="Courier New" w:eastAsia="Courier New" w:hAnsi="Courier New"/>
+                <w:color w:val="404040"/>
+                <w:sz w:val="16"/>
+                <w:szCs w:val="16"/>
+              </w:rPr>
+              <w:t xml:space="preserve">*-- ③ 担当者マスタ確認（必須）*</w:t>
+            </w:r>
+          </w:p>
+          <w:p>
+            <w:pPr>
+              <w:spacing w:before="0" w:after="0"/>
+            </w:pPr>
+            <w:r>
+              <w:rPr>
+                <w:rFonts w:ascii="Courier New" w:cs="Courier New" w:eastAsia="Courier New" w:hAnsi="Courier New"/>
+                <w:color w:val="404040"/>
+                <w:sz w:val="16"/>
+                <w:szCs w:val="16"/>
+              </w:rPr>
+              <w:t xml:space="preserve"/>
+            </w:r>
+          </w:p>
+          <w:p>
+            <w:pPr>
+              <w:spacing w:before="0" w:after="0"/>
+            </w:pPr>
+            <w:r>
+              <w:rPr>
+                <w:rFonts w:ascii="Courier New" w:cs="Courier New" w:eastAsia="Courier New" w:hAnsi="Courier New"/>
+                <w:color w:val="404040"/>
+                <w:sz w:val="16"/>
+                <w:szCs w:val="16"/>
+              </w:rPr>
+              <w:t xml:space="preserve">SELECT company_code, store_code, employee_code, name</w:t>
+            </w:r>
+          </w:p>
+          <w:p>
+            <w:pPr>
+              <w:spacing w:before="0" w:after="0"/>
+            </w:pPr>
+            <w:r>
+              <w:rPr>
+                <w:rFonts w:ascii="Courier New" w:cs="Courier New" w:eastAsia="Courier New" w:hAnsi="Courier New"/>
+                <w:color w:val="404040"/>
+                <w:sz w:val="16"/>
+                <w:szCs w:val="16"/>
+              </w:rPr>
+              <w:t xml:space="preserve"/>
+            </w:r>
+          </w:p>
+          <w:p>
+            <w:pPr>
+              <w:spacing w:before="0" w:after="0"/>
+            </w:pPr>
+            <w:r>
+              <w:rPr>
+                <w:rFonts w:ascii="Courier New" w:cs="Courier New" w:eastAsia="Courier New" w:hAnsi="Courier New"/>
+                <w:color w:val="404040"/>
+                <w:sz w:val="16"/>
+                <w:szCs w:val="16"/>
+              </w:rPr>
+              <w:t xml:space="preserve">FROM M_KSM.employees</w:t>
+            </w:r>
+          </w:p>
+          <w:p>
+            <w:pPr>
+              <w:spacing w:before="0" w:after="0"/>
+            </w:pPr>
+            <w:r>
+              <w:rPr>
+                <w:rFonts w:ascii="Courier New" w:cs="Courier New" w:eastAsia="Courier New" w:hAnsi="Courier New"/>
+                <w:color w:val="404040"/>
+                <w:sz w:val="16"/>
+                <w:szCs w:val="16"/>
+              </w:rPr>
+              <w:t xml:space="preserve"/>
+            </w:r>
+          </w:p>
+          <w:p>
+            <w:pPr>
+              <w:spacing w:before="0" w:after="0"/>
+            </w:pPr>
+            <w:r>
+              <w:rPr>
+                <w:rFonts w:ascii="Courier New" w:cs="Courier New" w:eastAsia="Courier New" w:hAnsi="Courier New"/>
+                <w:color w:val="404040"/>
+                <w:sz w:val="16"/>
+                <w:szCs w:val="16"/>
+              </w:rPr>
+              <w:t xml:space="preserve">WHERE company_code = 100</w:t>
+            </w:r>
+          </w:p>
+          <w:p>
+            <w:pPr>
+              <w:spacing w:before="0" w:after="0"/>
+            </w:pPr>
+            <w:r>
+              <w:rPr>
+                <w:rFonts w:ascii="Courier New" w:cs="Courier New" w:eastAsia="Courier New" w:hAnsi="Courier New"/>
+                <w:color w:val="404040"/>
+                <w:sz w:val="16"/>
+                <w:szCs w:val="16"/>
+              </w:rPr>
+              <w:t xml:space="preserve"/>
+            </w:r>
+          </w:p>
+          <w:p>
+            <w:pPr>
+              <w:spacing w:before="0" w:after="0"/>
+            </w:pPr>
+            <w:r>
+              <w:rPr>
+                <w:rFonts w:ascii="Courier New" w:cs="Courier New" w:eastAsia="Courier New" w:hAnsi="Courier New"/>
+                <w:color w:val="404040"/>
+                <w:sz w:val="16"/>
+                <w:szCs w:val="16"/>
+              </w:rPr>
+              <w:t xml:space="preserve">AND store_code = :store_code</w:t>
+            </w:r>
+          </w:p>
+          <w:p>
+            <w:pPr>
+              <w:spacing w:before="0" w:after="0"/>
+            </w:pPr>
+            <w:r>
+              <w:rPr>
+                <w:rFonts w:ascii="Courier New" w:cs="Courier New" w:eastAsia="Courier New" w:hAnsi="Courier New"/>
+                <w:color w:val="404040"/>
+                <w:sz w:val="16"/>
+                <w:szCs w:val="16"/>
+              </w:rPr>
+              <w:t xml:space="preserve"/>
+            </w:r>
+          </w:p>
+          <w:p>
+            <w:pPr>
+              <w:spacing w:before="0" w:after="0"/>
+            </w:pPr>
+            <w:r>
+              <w:rPr>
+                <w:rFonts w:ascii="Courier New" w:cs="Courier New" w:eastAsia="Courier New" w:hAnsi="Courier New"/>
+                <w:color w:val="404040"/>
+                <w:sz w:val="16"/>
+                <w:szCs w:val="16"/>
+              </w:rPr>
+              <w:t xml:space="preserve">AND employee_code = '9999';</w:t>
+            </w:r>
+          </w:p>
         </w:tc>
       </w:tr>
     </w:tbl>
-    <w:p>
-      <w:pPr>
-        <w:spacing w:before="100" w:after="100"/>
-      </w:pPr>
-      <w:r>
-        <w:rPr>
-          <w:rFonts w:ascii="BIZ UDPGothic" w:cs="BIZ UDPGothic" w:eastAsia="BIZ UDPGothic" w:hAnsi="BIZ UDPGothic"/>
-          <w:color w:val="404040"/>
-          <w:sz w:val="18"/>
-          <w:szCs w:val="18"/>
-        </w:rPr>
-        <w:t xml:space="preserve">FROM M_KSM.stores</w:t>
-      </w:r>
-    </w:p>
-    <w:p>
-      <w:pPr>
-        <w:spacing w:before="100" w:after="100"/>
-      </w:pPr>
-      <w:r>
-        <w:rPr>
-          <w:rFonts w:ascii="BIZ UDPGothic" w:cs="BIZ UDPGothic" w:eastAsia="BIZ UDPGothic" w:hAnsi="BIZ UDPGothic"/>
-          <w:color w:val="404040"/>
-          <w:sz w:val="18"/>
-          <w:szCs w:val="18"/>
-        </w:rPr>
-        <w:t xml:space="preserve">WHERE company_code = 100 AND store_code = :store_code;</w:t>
-      </w:r>
-    </w:p>
-    <w:tbl>
-      <w:tblPr>
-        <w:tblW w:type="dxa" w:w="9506"/>
-        <w:tblBorders>
-          <w:top w:val="single" w:color="CCCCCC" w:sz="4"/>
-          <w:left w:val="single" w:color="CCCCCC" w:sz="4"/>
-          <w:bottom w:val="single" w:color="CCCCCC" w:sz="4"/>
-          <w:right w:val="single" w:color="CCCCCC" w:sz="4"/>
-          <w:insideH w:val="single" w:color="auto" w:sz="4"/>
-          <w:insideV w:val="single" w:color="auto" w:sz="4"/>
-        </w:tblBorders>
-      </w:tblPr>
-      <w:tblGrid>
-        <w:gridCol w:w="9506"/>
-      </w:tblGrid>
-      <w:tr>
-        <w:trPr>
-          <w:cantSplit/>
-        </w:trPr>
-        <w:tc>
-          <w:tcPr>
-            <w:tcW w:type="dxa" w:w="9506"/>
-            <w:tcBorders>
-              <w:top w:val="single" w:color="CCCCCC" w:sz="4"/>
-              <w:left w:val="single" w:color="CCCCCC" w:sz="4"/>
-              <w:bottom w:val="single" w:color="CCCCCC" w:sz="4"/>
-              <w:right w:val="single" w:color="CCCCCC" w:sz="4"/>
-            </w:tcBorders>
-            <w:shd w:fill="F5F5F5" w:val="clear"/>
-            <w:tcMar>
-              <w:top w:type="dxa" w:w="80"/>
-              <w:left w:type="dxa" w:w="200"/>
-              <w:bottom w:type="dxa" w:w="80"/>
-              <w:right w:type="dxa" w:w="200"/>
-            </w:tcMar>
-          </w:tcPr>
-          <w:p>
-            <w:pPr>
-              <w:spacing w:before="0" w:after="0"/>
-            </w:pPr>
-            <w:r>
-              <w:rPr>
-                <w:rFonts w:ascii="Courier New" w:cs="Courier New" w:eastAsia="Courier New" w:hAnsi="Courier New"/>
-                <w:color w:val="404040"/>
-                <w:sz w:val="16"/>
-                <w:szCs w:val="16"/>
-              </w:rPr>
-              <w:t xml:space="preserve">SELECT company_code, store_code, instore_code, device_class_code</w:t>
-            </w:r>
-          </w:p>
-        </w:tc>
-      </w:tr>
-    </w:tbl>
-    <w:p>
-      <w:pPr>
-        <w:spacing w:before="100" w:after="100"/>
-      </w:pPr>
-      <w:r>
-        <w:rPr>
-          <w:rFonts w:ascii="BIZ UDPGothic" w:cs="BIZ UDPGothic" w:eastAsia="BIZ UDPGothic" w:hAnsi="BIZ UDPGothic"/>
-          <w:color w:val="404040"/>
-          <w:sz w:val="18"/>
-          <w:szCs w:val="18"/>
-        </w:rPr>
-        <w:t xml:space="preserve">FROM M_KSM.instores</w:t>
-      </w:r>
-    </w:p>
-    <w:p>
-      <w:pPr>
-        <w:spacing w:before="100" w:after="100"/>
-      </w:pPr>
-      <w:r>
-        <w:rPr>
-          <w:rFonts w:ascii="BIZ UDPGothic" w:cs="BIZ UDPGothic" w:eastAsia="BIZ UDPGothic" w:hAnsi="BIZ UDPGothic"/>
-          <w:color w:val="404040"/>
-          <w:sz w:val="18"/>
-          <w:szCs w:val="18"/>
-        </w:rPr>
-        <w:t xml:space="preserve">WHERE company_code = 100 AND store_code = :store_code;</w:t>
-      </w:r>
-    </w:p>
-    <w:tbl>
-      <w:tblPr>
-        <w:tblW w:type="dxa" w:w="9506"/>
-        <w:tblBorders>
-          <w:top w:val="single" w:color="CCCCCC" w:sz="4"/>
-          <w:left w:val="single" w:color="CCCCCC" w:sz="4"/>
-          <w:bottom w:val="single" w:color="CCCCCC" w:sz="4"/>
-          <w:right w:val="single" w:color="CCCCCC" w:sz="4"/>
-          <w:insideH w:val="single" w:color="auto" w:sz="4"/>
-          <w:insideV w:val="single" w:color="auto" w:sz="4"/>
-        </w:tblBorders>
-      </w:tblPr>
-      <w:tblGrid>
-        <w:gridCol w:w="9506"/>
-      </w:tblGrid>
-      <w:tr>
-        <w:trPr>
-          <w:cantSplit/>
-        </w:trPr>
-        <w:tc>
-          <w:tcPr>
-            <w:tcW w:type="dxa" w:w="9506"/>
-            <w:tcBorders>
-              <w:top w:val="single" w:color="CCCCCC" w:sz="4"/>
-              <w:left w:val="single" w:color="CCCCCC" w:sz="4"/>
-              <w:bottom w:val="single" w:color="CCCCCC" w:sz="4"/>
-              <w:right w:val="single" w:color="CCCCCC" w:sz="4"/>
-            </w:tcBorders>
-            <w:shd w:fill="F5F5F5" w:val="clear"/>
-            <w:tcMar>
-              <w:top w:type="dxa" w:w="80"/>
-              <w:left w:type="dxa" w:w="200"/>
-              <w:bottom w:type="dxa" w:w="80"/>
-              <w:right w:type="dxa" w:w="200"/>
-            </w:tcMar>
-          </w:tcPr>
-          <w:p>
-            <w:pPr>
-              <w:spacing w:before="0" w:after="0"/>
-            </w:pPr>
-            <w:r>
-              <w:rPr>
-                <w:rFonts w:ascii="Courier New" w:cs="Courier New" w:eastAsia="Courier New" w:hAnsi="Courier New"/>
-                <w:color w:val="404040"/>
-                <w:sz w:val="16"/>
-                <w:szCs w:val="16"/>
-              </w:rPr>
-              <w:t xml:space="preserve">SELECT company_code, store_code, employee_code, name</w:t>
-            </w:r>
-          </w:p>
-        </w:tc>
-      </w:tr>
-    </w:tbl>
-    <w:p>
-      <w:pPr>
-        <w:spacing w:before="100" w:after="100"/>
-      </w:pPr>
-      <w:r>
-        <w:rPr>
-          <w:rFonts w:ascii="BIZ UDPGothic" w:cs="BIZ UDPGothic" w:eastAsia="BIZ UDPGothic" w:hAnsi="BIZ UDPGothic"/>
-          <w:color w:val="404040"/>
-          <w:sz w:val="18"/>
-          <w:szCs w:val="18"/>
-        </w:rPr>
-        <w:t xml:space="preserve">FROM M_KSM.employees</w:t>
-      </w:r>
-    </w:p>
-    <w:p>
-      <w:pPr>
-        <w:spacing w:before="100" w:after="100"/>
-      </w:pPr>
-      <w:r>
-        <w:rPr>
-          <w:rFonts w:ascii="BIZ UDPGothic" w:cs="BIZ UDPGothic" w:eastAsia="BIZ UDPGothic" w:hAnsi="BIZ UDPGothic"/>
-          <w:color w:val="404040"/>
-          <w:sz w:val="18"/>
-          <w:szCs w:val="18"/>
-        </w:rPr>
-        <w:t xml:space="preserve">WHERE company_code = 100</w:t>
-      </w:r>
-    </w:p>
-    <w:p>
-      <w:pPr>
-        <w:spacing w:before="100" w:after="100"/>
-      </w:pPr>
-      <w:r>
-        <w:rPr>
-          <w:rFonts w:ascii="BIZ UDPGothic" w:cs="BIZ UDPGothic" w:eastAsia="BIZ UDPGothic" w:hAnsi="BIZ UDPGothic"/>
-          <w:color w:val="404040"/>
-          <w:sz w:val="18"/>
-          <w:szCs w:val="18"/>
-        </w:rPr>
-        <w:t xml:space="preserve">AND store_code = :store_code</w:t>
-      </w:r>
-    </w:p>
-    <w:p>
-      <w:pPr>
-        <w:spacing w:before="100" w:after="100"/>
-      </w:pPr>
-      <w:r>
-        <w:rPr>
-          <w:rFonts w:ascii="BIZ UDPGothic" w:cs="BIZ UDPGothic" w:eastAsia="BIZ UDPGothic" w:hAnsi="BIZ UDPGothic"/>
-          <w:color w:val="404040"/>
-          <w:sz w:val="18"/>
-          <w:szCs w:val="18"/>
-        </w:rPr>
-        <w:t xml:space="preserve">AND employee_code = \'9999\';</w:t>
-      </w:r>
-    </w:p>
     <w:p>
       <w:pPr>
         <w:spacing w:before="100" w:after="100"/>
@@ -4248,7 +5178,7 @@
           <w:sz w:val="24"/>
           <w:szCs w:val="24"/>
         </w:rPr>
-        <w:t xml:space="preserve">■ ⑨ 改廃履歴</w:t>
+        <w:t xml:space="preserve">■ 改廃履歴</w:t>
       </w:r>
       <w:r>
         <w:br/>

--- a/40_AWS/05_改修資料/KSM_AWS_MOD_026_手順書_マルエツチャージ本番移行_ja_vi.docx
+++ b/40_AWS/05_改修資料/KSM_AWS_MOD_026_手順書_マルエツチャージ本番移行_ja_vi.docx
@@ -1310,7 +1310,7 @@
           <w:sz w:val="24"/>
           <w:szCs w:val="24"/>
         </w:rPr>
-        <w:t xml:space="preserve">■ 改修概要</w:t>
+        <w:t xml:space="preserve">■ 文書情報</w:t>
       </w:r>
       <w:r>
         <w:br/>
@@ -1324,7 +1324,40 @@
           <w:sz w:val="17"/>
           <w:szCs w:val="17"/>
         </w:rPr>
-        <w:t xml:space="preserve">　Tổng Quan Sửa Đổi</w:t>
+        <w:t xml:space="preserve">　Thông Tin Tài Liệu</w:t>
+      </w:r>
+    </w:p>
+    <w:p>
+      <w:pPr>
+        <w:pBdr>
+          <w:left w:val="thick" w:color="C8102E" w:sz="20" w:space="6"/>
+        </w:pBdr>
+        <w:spacing w:before="280" w:after="100"/>
+      </w:pPr>
+      <w:r>
+        <w:rPr>
+          <w:rFonts w:ascii="BIZ UDPGothic" w:cs="BIZ UDPGothic" w:eastAsia="BIZ UDPGothic" w:hAnsi="BIZ UDPGothic"/>
+          <w:b/>
+          <w:bCs/>
+          <w:color w:val="C8102E"/>
+          <w:sz w:val="24"/>
+          <w:szCs w:val="24"/>
+        </w:rPr>
+        <w:t xml:space="preserve">■ 概要</w:t>
+      </w:r>
+      <w:r>
+        <w:br/>
+      </w:r>
+      <w:r>
+        <w:rPr>
+          <w:rFonts w:ascii="BIZ UDPGothic" w:cs="BIZ UDPGothic" w:eastAsia="BIZ UDPGothic" w:hAnsi="BIZ UDPGothic"/>
+          <w:i/>
+          <w:iCs/>
+          <w:color w:val="AA3344"/>
+          <w:sz w:val="17"/>
+          <w:szCs w:val="17"/>
+        </w:rPr>
+        <w:t xml:space="preserve">　Tổng Quan</w:t>
       </w:r>
     </w:p>
     <w:p>
@@ -1352,21 +1385,7 @@
           <w:sz w:val="16"/>
           <w:szCs w:val="16"/>
         </w:rPr>
-        <w:t xml:space="preserve">/ / *Tài liệu này mô tả quy trình đăng ký dữ liệu lên Luvina Server</w:t>
-      </w:r>
-    </w:p>
-    <w:p>
-      <w:pPr>
-        <w:spacing w:before="100" w:after="100"/>
-      </w:pPr>
-      <w:r>
-        <w:rPr>
-          <w:rFonts w:ascii="BIZ UDPGothic" w:cs="BIZ UDPGothic" w:eastAsia="BIZ UDPGothic" w:hAnsi="BIZ UDPGothic"/>
-          <w:color w:val="404040"/>
-          <w:sz w:val="18"/>
-          <w:szCs w:val="18"/>
-        </w:rPr>
-        <w:t xml:space="preserve">(MySQL) khi thêm cửa hàng mới vào hệ thống POS thẻ quà tặng KASUMI.*</w:t>
+        <w:t xml:space="preserve">/ Tài liệu này mô tả quy trình đăng ký dữ liệu lên Luvina Server (MySQL) khi thêm cửa hàng mới vào hệ thống POS thẻ quà tặng KASUMI.</w:t>
       </w:r>
     </w:p>
     <w:p>
@@ -1394,9 +1413,561 @@
           <w:sz w:val="16"/>
           <w:szCs w:val="16"/>
         </w:rPr>
-        <w:t xml:space="preserve">/ / *Để hệ thống nhận diện đúng cửa hàng mới, bắt buộc phải đăng ký vào 3</w:t>
+        <w:t xml:space="preserve">/ Để hệ thống nhận diện đúng cửa hàng mới, bắt buộc phải đăng ký vào 3 bảng master sau.</w:t>
       </w:r>
     </w:p>
+    <w:tbl>
+      <w:tblPr>
+        <w:tblW w:type="dxa" w:w="9506"/>
+        <w:tblBorders>
+          <w:top w:val="single" w:color="CCCCCC" w:sz="4"/>
+          <w:left w:val="single" w:color="CCCCCC" w:sz="4"/>
+          <w:bottom w:val="single" w:color="CCCCCC" w:sz="4"/>
+          <w:right w:val="single" w:color="CCCCCC" w:sz="4"/>
+          <w:insideH w:val="single" w:color="auto" w:sz="4"/>
+          <w:insideV w:val="single" w:color="auto" w:sz="4"/>
+        </w:tblBorders>
+      </w:tblPr>
+      <w:tblGrid>
+        <w:gridCol w:w="2376"/>
+        <w:gridCol w:w="2376"/>
+        <w:gridCol w:w="2376"/>
+        <w:gridCol w:w="2378"/>
+      </w:tblGrid>
+      <w:tr>
+        <w:trPr>
+          <w:cantSplit/>
+          <w:tblHeader/>
+        </w:trPr>
+        <w:tc>
+          <w:tcPr>
+            <w:tcW w:type="dxa" w:w="2376"/>
+            <w:tcBorders>
+              <w:top w:val="single" w:color="CCCCCC" w:sz="4"/>
+              <w:left w:val="single" w:color="CCCCCC" w:sz="4"/>
+              <w:bottom w:val="single" w:color="CCCCCC" w:sz="4"/>
+              <w:right w:val="single" w:color="CCCCCC" w:sz="4"/>
+            </w:tcBorders>
+            <w:shd w:fill="E8E8E8" w:val="clear"/>
+            <w:tcMar>
+              <w:top w:type="dxa" w:w="80"/>
+              <w:left w:type="dxa" w:w="120"/>
+              <w:bottom w:type="dxa" w:w="80"/>
+              <w:right w:type="dxa" w:w="120"/>
+            </w:tcMar>
+          </w:tcPr>
+          <w:p>
+            <w:pPr>
+              <w:spacing w:before="0" w:after="0"/>
+            </w:pPr>
+            <w:r>
+              <w:rPr>
+                <w:rFonts w:ascii="BIZ UDPGothic" w:cs="BIZ UDPGothic" w:eastAsia="BIZ UDPGothic" w:hAnsi="BIZ UDPGothic"/>
+                <w:color w:val="404040"/>
+                <w:sz w:val="18"/>
+                <w:szCs w:val="18"/>
+              </w:rPr>
+              <w:t xml:space="preserve">順 / Thứ tự</w:t>
+            </w:r>
+          </w:p>
+        </w:tc>
+        <w:tc>
+          <w:tcPr>
+            <w:tcW w:type="dxa" w:w="2376"/>
+            <w:tcBorders>
+              <w:top w:val="single" w:color="CCCCCC" w:sz="4"/>
+              <w:left w:val="single" w:color="CCCCCC" w:sz="4"/>
+              <w:bottom w:val="single" w:color="CCCCCC" w:sz="4"/>
+              <w:right w:val="single" w:color="CCCCCC" w:sz="4"/>
+            </w:tcBorders>
+            <w:shd w:fill="E8E8E8" w:val="clear"/>
+            <w:tcMar>
+              <w:top w:type="dxa" w:w="80"/>
+              <w:left w:type="dxa" w:w="120"/>
+              <w:bottom w:type="dxa" w:w="80"/>
+              <w:right w:type="dxa" w:w="120"/>
+            </w:tcMar>
+          </w:tcPr>
+          <w:p>
+            <w:pPr>
+              <w:spacing w:before="0" w:after="0"/>
+            </w:pPr>
+            <w:r>
+              <w:rPr>
+                <w:rFonts w:ascii="BIZ UDPGothic" w:cs="BIZ UDPGothic" w:eastAsia="BIZ UDPGothic" w:hAnsi="BIZ UDPGothic"/>
+                <w:color w:val="404040"/>
+                <w:sz w:val="18"/>
+                <w:szCs w:val="18"/>
+              </w:rPr>
+              <w:t xml:space="preserve">テーブル名 / Tên bảng</w:t>
+            </w:r>
+          </w:p>
+        </w:tc>
+        <w:tc>
+          <w:tcPr>
+            <w:tcW w:type="dxa" w:w="2376"/>
+            <w:tcBorders>
+              <w:top w:val="single" w:color="CCCCCC" w:sz="4"/>
+              <w:left w:val="single" w:color="CCCCCC" w:sz="4"/>
+              <w:bottom w:val="single" w:color="CCCCCC" w:sz="4"/>
+              <w:right w:val="single" w:color="CCCCCC" w:sz="4"/>
+            </w:tcBorders>
+            <w:shd w:fill="E8E8E8" w:val="clear"/>
+            <w:tcMar>
+              <w:top w:type="dxa" w:w="80"/>
+              <w:left w:type="dxa" w:w="120"/>
+              <w:bottom w:type="dxa" w:w="80"/>
+              <w:right w:type="dxa" w:w="120"/>
+            </w:tcMar>
+          </w:tcPr>
+          <w:p>
+            <w:pPr>
+              <w:spacing w:before="0" w:after="0"/>
+            </w:pPr>
+            <w:r>
+              <w:rPr>
+                <w:rFonts w:ascii="BIZ UDPGothic" w:cs="BIZ UDPGothic" w:eastAsia="BIZ UDPGothic" w:hAnsi="BIZ UDPGothic"/>
+                <w:color w:val="404040"/>
+                <w:sz w:val="18"/>
+                <w:szCs w:val="18"/>
+              </w:rPr>
+              <w:t xml:space="preserve">スキーマ / Schema</w:t>
+            </w:r>
+          </w:p>
+        </w:tc>
+        <w:tc>
+          <w:tcPr>
+            <w:tcW w:type="dxa" w:w="2378"/>
+            <w:tcBorders>
+              <w:top w:val="single" w:color="CCCCCC" w:sz="4"/>
+              <w:left w:val="single" w:color="CCCCCC" w:sz="4"/>
+              <w:bottom w:val="single" w:color="CCCCCC" w:sz="4"/>
+              <w:right w:val="single" w:color="CCCCCC" w:sz="4"/>
+            </w:tcBorders>
+            <w:shd w:fill="E8E8E8" w:val="clear"/>
+            <w:tcMar>
+              <w:top w:type="dxa" w:w="80"/>
+              <w:left w:type="dxa" w:w="120"/>
+              <w:bottom w:type="dxa" w:w="80"/>
+              <w:right w:type="dxa" w:w="120"/>
+            </w:tcMar>
+          </w:tcPr>
+          <w:p>
+            <w:pPr>
+              <w:spacing w:before="0" w:after="0"/>
+            </w:pPr>
+            <w:r>
+              <w:rPr>
+                <w:rFonts w:ascii="BIZ UDPGothic" w:cs="BIZ UDPGothic" w:eastAsia="BIZ UDPGothic" w:hAnsi="BIZ UDPGothic"/>
+                <w:color w:val="404040"/>
+                <w:sz w:val="18"/>
+                <w:szCs w:val="18"/>
+              </w:rPr>
+              <w:t xml:space="preserve">役割 / Vai trò</w:t>
+            </w:r>
+          </w:p>
+        </w:tc>
+      </w:tr>
+      <w:tr>
+        <w:trPr>
+          <w:cantSplit/>
+        </w:trPr>
+        <w:tc>
+          <w:tcPr>
+            <w:tcW w:type="dxa" w:w="2376"/>
+            <w:tcBorders>
+              <w:top w:val="single" w:color="CCCCCC" w:sz="4"/>
+              <w:left w:val="single" w:color="CCCCCC" w:sz="4"/>
+              <w:bottom w:val="single" w:color="CCCCCC" w:sz="4"/>
+              <w:right w:val="single" w:color="CCCCCC" w:sz="4"/>
+            </w:tcBorders>
+            <w:shd w:fill="FFFFFF" w:val="clear"/>
+            <w:tcMar>
+              <w:top w:type="dxa" w:w="80"/>
+              <w:left w:type="dxa" w:w="120"/>
+              <w:bottom w:type="dxa" w:w="80"/>
+              <w:right w:type="dxa" w:w="120"/>
+            </w:tcMar>
+          </w:tcPr>
+          <w:p>
+            <w:pPr>
+              <w:spacing w:before="0" w:after="0"/>
+            </w:pPr>
+            <w:r>
+              <w:rPr>
+                <w:rFonts w:ascii="BIZ UDPGothic" w:cs="BIZ UDPGothic" w:eastAsia="BIZ UDPGothic" w:hAnsi="BIZ UDPGothic"/>
+                <w:color w:val="404040"/>
+                <w:sz w:val="18"/>
+                <w:szCs w:val="18"/>
+              </w:rPr>
+              <w:t xml:space="preserve">①</w:t>
+            </w:r>
+          </w:p>
+        </w:tc>
+        <w:tc>
+          <w:tcPr>
+            <w:tcW w:type="dxa" w:w="2376"/>
+            <w:tcBorders>
+              <w:top w:val="single" w:color="CCCCCC" w:sz="4"/>
+              <w:left w:val="single" w:color="CCCCCC" w:sz="4"/>
+              <w:bottom w:val="single" w:color="CCCCCC" w:sz="4"/>
+              <w:right w:val="single" w:color="CCCCCC" w:sz="4"/>
+            </w:tcBorders>
+            <w:shd w:fill="FFFFFF" w:val="clear"/>
+            <w:tcMar>
+              <w:top w:type="dxa" w:w="80"/>
+              <w:left w:type="dxa" w:w="120"/>
+              <w:bottom w:type="dxa" w:w="80"/>
+              <w:right w:type="dxa" w:w="120"/>
+            </w:tcMar>
+          </w:tcPr>
+          <w:p>
+            <w:pPr>
+              <w:spacing w:before="0" w:after="0"/>
+            </w:pPr>
+            <w:r>
+              <w:rPr>
+                <w:rFonts w:ascii="BIZ UDPGothic" w:cs="BIZ UDPGothic" w:eastAsia="BIZ UDPGothic" w:hAnsi="BIZ UDPGothic"/>
+                <w:color w:val="404040"/>
+                <w:sz w:val="18"/>
+                <w:szCs w:val="18"/>
+              </w:rPr>
+              <w:t xml:space="preserve">M_KSM.stores</w:t>
+            </w:r>
+          </w:p>
+        </w:tc>
+        <w:tc>
+          <w:tcPr>
+            <w:tcW w:type="dxa" w:w="2376"/>
+            <w:tcBorders>
+              <w:top w:val="single" w:color="CCCCCC" w:sz="4"/>
+              <w:left w:val="single" w:color="CCCCCC" w:sz="4"/>
+              <w:bottom w:val="single" w:color="CCCCCC" w:sz="4"/>
+              <w:right w:val="single" w:color="CCCCCC" w:sz="4"/>
+            </w:tcBorders>
+            <w:shd w:fill="FFFFFF" w:val="clear"/>
+            <w:tcMar>
+              <w:top w:type="dxa" w:w="80"/>
+              <w:left w:type="dxa" w:w="120"/>
+              <w:bottom w:type="dxa" w:w="80"/>
+              <w:right w:type="dxa" w:w="120"/>
+            </w:tcMar>
+          </w:tcPr>
+          <w:p>
+            <w:pPr>
+              <w:spacing w:before="0" w:after="0"/>
+            </w:pPr>
+            <w:r>
+              <w:rPr>
+                <w:rFonts w:ascii="BIZ UDPGothic" w:cs="BIZ UDPGothic" w:eastAsia="BIZ UDPGothic" w:hAnsi="BIZ UDPGothic"/>
+                <w:color w:val="404040"/>
+                <w:sz w:val="18"/>
+                <w:szCs w:val="18"/>
+              </w:rPr>
+              <w:t xml:space="preserve">M_KSM</w:t>
+            </w:r>
+          </w:p>
+        </w:tc>
+        <w:tc>
+          <w:tcPr>
+            <w:tcW w:type="dxa" w:w="2378"/>
+            <w:tcBorders>
+              <w:top w:val="single" w:color="CCCCCC" w:sz="4"/>
+              <w:left w:val="single" w:color="CCCCCC" w:sz="4"/>
+              <w:bottom w:val="single" w:color="CCCCCC" w:sz="4"/>
+              <w:right w:val="single" w:color="CCCCCC" w:sz="4"/>
+            </w:tcBorders>
+            <w:shd w:fill="FFFFFF" w:val="clear"/>
+            <w:tcMar>
+              <w:top w:type="dxa" w:w="80"/>
+              <w:left w:type="dxa" w:w="120"/>
+              <w:bottom w:type="dxa" w:w="80"/>
+              <w:right w:type="dxa" w:w="120"/>
+            </w:tcMar>
+          </w:tcPr>
+          <w:p>
+            <w:pPr>
+              <w:spacing w:before="0" w:after="0"/>
+            </w:pPr>
+            <w:r>
+              <w:rPr>
+                <w:rFonts w:ascii="BIZ UDPGothic" w:cs="BIZ UDPGothic" w:eastAsia="BIZ UDPGothic" w:hAnsi="BIZ UDPGothic"/>
+                <w:color w:val="404040"/>
+                <w:sz w:val="18"/>
+                <w:szCs w:val="18"/>
+              </w:rPr>
+              <w:t xml:space="preserve">店舗マスタ / Master cửa hàng</w:t>
+            </w:r>
+          </w:p>
+        </w:tc>
+      </w:tr>
+      <w:tr>
+        <w:trPr>
+          <w:cantSplit/>
+        </w:trPr>
+        <w:tc>
+          <w:tcPr>
+            <w:tcW w:type="dxa" w:w="2376"/>
+            <w:tcBorders>
+              <w:top w:val="single" w:color="CCCCCC" w:sz="4"/>
+              <w:left w:val="single" w:color="CCCCCC" w:sz="4"/>
+              <w:bottom w:val="single" w:color="CCCCCC" w:sz="4"/>
+              <w:right w:val="single" w:color="CCCCCC" w:sz="4"/>
+            </w:tcBorders>
+            <w:shd w:fill="FFFFFF" w:val="clear"/>
+            <w:tcMar>
+              <w:top w:type="dxa" w:w="80"/>
+              <w:left w:type="dxa" w:w="120"/>
+              <w:bottom w:type="dxa" w:w="80"/>
+              <w:right w:type="dxa" w:w="120"/>
+            </w:tcMar>
+          </w:tcPr>
+          <w:p>
+            <w:pPr>
+              <w:spacing w:before="0" w:after="0"/>
+            </w:pPr>
+            <w:r>
+              <w:rPr>
+                <w:rFonts w:ascii="BIZ UDPGothic" w:cs="BIZ UDPGothic" w:eastAsia="BIZ UDPGothic" w:hAnsi="BIZ UDPGothic"/>
+                <w:color w:val="404040"/>
+                <w:sz w:val="18"/>
+                <w:szCs w:val="18"/>
+              </w:rPr>
+              <w:t xml:space="preserve">②</w:t>
+            </w:r>
+          </w:p>
+        </w:tc>
+        <w:tc>
+          <w:tcPr>
+            <w:tcW w:type="dxa" w:w="2376"/>
+            <w:tcBorders>
+              <w:top w:val="single" w:color="CCCCCC" w:sz="4"/>
+              <w:left w:val="single" w:color="CCCCCC" w:sz="4"/>
+              <w:bottom w:val="single" w:color="CCCCCC" w:sz="4"/>
+              <w:right w:val="single" w:color="CCCCCC" w:sz="4"/>
+            </w:tcBorders>
+            <w:shd w:fill="FFFFFF" w:val="clear"/>
+            <w:tcMar>
+              <w:top w:type="dxa" w:w="80"/>
+              <w:left w:type="dxa" w:w="120"/>
+              <w:bottom w:type="dxa" w:w="80"/>
+              <w:right w:type="dxa" w:w="120"/>
+            </w:tcMar>
+          </w:tcPr>
+          <w:p>
+            <w:pPr>
+              <w:spacing w:before="0" w:after="0"/>
+            </w:pPr>
+            <w:r>
+              <w:rPr>
+                <w:rFonts w:ascii="BIZ UDPGothic" w:cs="BIZ UDPGothic" w:eastAsia="BIZ UDPGothic" w:hAnsi="BIZ UDPGothic"/>
+                <w:color w:val="404040"/>
+                <w:sz w:val="18"/>
+                <w:szCs w:val="18"/>
+              </w:rPr>
+              <w:t xml:space="preserve">M_KSM.instores</w:t>
+            </w:r>
+          </w:p>
+        </w:tc>
+        <w:tc>
+          <w:tcPr>
+            <w:tcW w:type="dxa" w:w="2376"/>
+            <w:tcBorders>
+              <w:top w:val="single" w:color="CCCCCC" w:sz="4"/>
+              <w:left w:val="single" w:color="CCCCCC" w:sz="4"/>
+              <w:bottom w:val="single" w:color="CCCCCC" w:sz="4"/>
+              <w:right w:val="single" w:color="CCCCCC" w:sz="4"/>
+            </w:tcBorders>
+            <w:shd w:fill="FFFFFF" w:val="clear"/>
+            <w:tcMar>
+              <w:top w:type="dxa" w:w="80"/>
+              <w:left w:type="dxa" w:w="120"/>
+              <w:bottom w:type="dxa" w:w="80"/>
+              <w:right w:type="dxa" w:w="120"/>
+            </w:tcMar>
+          </w:tcPr>
+          <w:p>
+            <w:pPr>
+              <w:spacing w:before="0" w:after="0"/>
+            </w:pPr>
+            <w:r>
+              <w:rPr>
+                <w:rFonts w:ascii="BIZ UDPGothic" w:cs="BIZ UDPGothic" w:eastAsia="BIZ UDPGothic" w:hAnsi="BIZ UDPGothic"/>
+                <w:color w:val="404040"/>
+                <w:sz w:val="18"/>
+                <w:szCs w:val="18"/>
+              </w:rPr>
+              <w:t xml:space="preserve">M_KSM</w:t>
+            </w:r>
+          </w:p>
+        </w:tc>
+        <w:tc>
+          <w:tcPr>
+            <w:tcW w:type="dxa" w:w="2378"/>
+            <w:tcBorders>
+              <w:top w:val="single" w:color="CCCCCC" w:sz="4"/>
+              <w:left w:val="single" w:color="CCCCCC" w:sz="4"/>
+              <w:bottom w:val="single" w:color="CCCCCC" w:sz="4"/>
+              <w:right w:val="single" w:color="CCCCCC" w:sz="4"/>
+            </w:tcBorders>
+            <w:shd w:fill="FFFFFF" w:val="clear"/>
+            <w:tcMar>
+              <w:top w:type="dxa" w:w="80"/>
+              <w:left w:type="dxa" w:w="120"/>
+              <w:bottom w:type="dxa" w:w="80"/>
+              <w:right w:type="dxa" w:w="120"/>
+            </w:tcMar>
+          </w:tcPr>
+          <w:p>
+            <w:pPr>
+              <w:spacing w:before="0" w:after="0"/>
+            </w:pPr>
+            <w:r>
+              <w:rPr>
+                <w:rFonts w:ascii="BIZ UDPGothic" w:cs="BIZ UDPGothic" w:eastAsia="BIZ UDPGothic" w:hAnsi="BIZ UDPGothic"/>
+                <w:color w:val="404040"/>
+                <w:sz w:val="18"/>
+                <w:szCs w:val="18"/>
+              </w:rPr>
+              <w:t xml:space="preserve">レジマスタ（レジ台1台=1レコード） / Master quầy (1 quầy = 1 bản ghi)</w:t>
+            </w:r>
+          </w:p>
+        </w:tc>
+      </w:tr>
+      <w:tr>
+        <w:trPr>
+          <w:cantSplit/>
+        </w:trPr>
+        <w:tc>
+          <w:tcPr>
+            <w:tcW w:type="dxa" w:w="2376"/>
+            <w:tcBorders>
+              <w:top w:val="single" w:color="CCCCCC" w:sz="4"/>
+              <w:left w:val="single" w:color="CCCCCC" w:sz="4"/>
+              <w:bottom w:val="single" w:color="CCCCCC" w:sz="4"/>
+              <w:right w:val="single" w:color="CCCCCC" w:sz="4"/>
+            </w:tcBorders>
+            <w:shd w:fill="FFFFFF" w:val="clear"/>
+            <w:tcMar>
+              <w:top w:type="dxa" w:w="80"/>
+              <w:left w:type="dxa" w:w="120"/>
+              <w:bottom w:type="dxa" w:w="80"/>
+              <w:right w:type="dxa" w:w="120"/>
+            </w:tcMar>
+          </w:tcPr>
+          <w:p>
+            <w:pPr>
+              <w:spacing w:before="0" w:after="0"/>
+            </w:pPr>
+            <w:r>
+              <w:rPr>
+                <w:rFonts w:ascii="BIZ UDPGothic" w:cs="BIZ UDPGothic" w:eastAsia="BIZ UDPGothic" w:hAnsi="BIZ UDPGothic"/>
+                <w:color w:val="404040"/>
+                <w:sz w:val="18"/>
+                <w:szCs w:val="18"/>
+              </w:rPr>
+              <w:t xml:space="preserve">③</w:t>
+            </w:r>
+          </w:p>
+        </w:tc>
+        <w:tc>
+          <w:tcPr>
+            <w:tcW w:type="dxa" w:w="2376"/>
+            <w:tcBorders>
+              <w:top w:val="single" w:color="CCCCCC" w:sz="4"/>
+              <w:left w:val="single" w:color="CCCCCC" w:sz="4"/>
+              <w:bottom w:val="single" w:color="CCCCCC" w:sz="4"/>
+              <w:right w:val="single" w:color="CCCCCC" w:sz="4"/>
+            </w:tcBorders>
+            <w:shd w:fill="FFFFFF" w:val="clear"/>
+            <w:tcMar>
+              <w:top w:type="dxa" w:w="80"/>
+              <w:left w:type="dxa" w:w="120"/>
+              <w:bottom w:type="dxa" w:w="80"/>
+              <w:right w:type="dxa" w:w="120"/>
+            </w:tcMar>
+          </w:tcPr>
+          <w:p>
+            <w:pPr>
+              <w:spacing w:before="0" w:after="0"/>
+            </w:pPr>
+            <w:r>
+              <w:rPr>
+                <w:rFonts w:ascii="BIZ UDPGothic" w:cs="BIZ UDPGothic" w:eastAsia="BIZ UDPGothic" w:hAnsi="BIZ UDPGothic"/>
+                <w:color w:val="404040"/>
+                <w:sz w:val="18"/>
+                <w:szCs w:val="18"/>
+              </w:rPr>
+              <w:t xml:space="preserve">M_KSM.employees</w:t>
+            </w:r>
+          </w:p>
+        </w:tc>
+        <w:tc>
+          <w:tcPr>
+            <w:tcW w:type="dxa" w:w="2376"/>
+            <w:tcBorders>
+              <w:top w:val="single" w:color="CCCCCC" w:sz="4"/>
+              <w:left w:val="single" w:color="CCCCCC" w:sz="4"/>
+              <w:bottom w:val="single" w:color="CCCCCC" w:sz="4"/>
+              <w:right w:val="single" w:color="CCCCCC" w:sz="4"/>
+            </w:tcBorders>
+            <w:shd w:fill="FFFFFF" w:val="clear"/>
+            <w:tcMar>
+              <w:top w:type="dxa" w:w="80"/>
+              <w:left w:type="dxa" w:w="120"/>
+              <w:bottom w:type="dxa" w:w="80"/>
+              <w:right w:type="dxa" w:w="120"/>
+            </w:tcMar>
+          </w:tcPr>
+          <w:p>
+            <w:pPr>
+              <w:spacing w:before="0" w:after="0"/>
+            </w:pPr>
+            <w:r>
+              <w:rPr>
+                <w:rFonts w:ascii="BIZ UDPGothic" w:cs="BIZ UDPGothic" w:eastAsia="BIZ UDPGothic" w:hAnsi="BIZ UDPGothic"/>
+                <w:color w:val="404040"/>
+                <w:sz w:val="18"/>
+                <w:szCs w:val="18"/>
+              </w:rPr>
+              <w:t xml:space="preserve">M_KSM</w:t>
+            </w:r>
+          </w:p>
+        </w:tc>
+        <w:tc>
+          <w:tcPr>
+            <w:tcW w:type="dxa" w:w="2378"/>
+            <w:tcBorders>
+              <w:top w:val="single" w:color="CCCCCC" w:sz="4"/>
+              <w:left w:val="single" w:color="CCCCCC" w:sz="4"/>
+              <w:bottom w:val="single" w:color="CCCCCC" w:sz="4"/>
+              <w:right w:val="single" w:color="CCCCCC" w:sz="4"/>
+            </w:tcBorders>
+            <w:shd w:fill="FFFFFF" w:val="clear"/>
+            <w:tcMar>
+              <w:top w:type="dxa" w:w="80"/>
+              <w:left w:type="dxa" w:w="120"/>
+              <w:bottom w:type="dxa" w:w="80"/>
+              <w:right w:type="dxa" w:w="120"/>
+            </w:tcMar>
+          </w:tcPr>
+          <w:p>
+            <w:pPr>
+              <w:spacing w:before="0" w:after="0"/>
+            </w:pPr>
+            <w:r>
+              <w:rPr>
+                <w:rFonts w:ascii="BIZ UDPGothic" w:cs="BIZ UDPGothic" w:eastAsia="BIZ UDPGothic" w:hAnsi="BIZ UDPGothic"/>
+                <w:color w:val="404040"/>
+                <w:sz w:val="18"/>
+                <w:szCs w:val="18"/>
+              </w:rPr>
+              <w:t xml:space="preserve">担当者マスタ（employee_code='9999' 固定） / Master nhân viên (employee_code='9999' cố định)</w:t>
+            </w:r>
+          </w:p>
+        </w:tc>
+      </w:tr>
+    </w:tbl>
     <w:p>
       <w:pPr>
         <w:spacing w:before="100" w:after="100"/>
@@ -1408,21 +1979,7 @@
           <w:sz w:val="18"/>
           <w:szCs w:val="18"/>
         </w:rPr>
-        <w:t xml:space="preserve">bảng master sau.*</w:t>
-      </w:r>
-    </w:p>
-    <w:p>
-      <w:pPr>
-        <w:spacing w:before="100" w:after="100"/>
-      </w:pPr>
-      <w:r>
-        <w:rPr>
-          <w:rFonts w:ascii="BIZ UDPGothic" w:cs="BIZ UDPGothic" w:eastAsia="BIZ UDPGothic" w:hAnsi="BIZ UDPGothic"/>
-          <w:color w:val="404040"/>
-          <w:sz w:val="18"/>
-          <w:szCs w:val="18"/>
-        </w:rPr>
-        <w:t xml:space="preserve">順 / テーブル名 /     スキーマ / 役割 / *Vai trò*</w:t>
+        <w:t xml:space="preserve">※ ③ employees が未登録の場合、POSメニューの「残高照会」「点検」「ジャーナル検索」が非表示になります。（障害対応記録: TS-GFT-001）</w:t>
       </w:r>
       <w:r>
         <w:br/>
@@ -1436,7 +1993,505 @@
           <w:sz w:val="16"/>
           <w:szCs w:val="16"/>
         </w:rPr>
-        <w:t xml:space="preserve">/ Thứ tự* *Tên bảng*           *Schema</w:t>
+        <w:t xml:space="preserve">/ Nếu thiếu ③ employees, các nút 'Tra số dư', 'Kiểm tra', 'Tìm kiếm Journal' sẽ bị ẩn trên menu POS. (TS-GFT-001)</w:t>
+      </w:r>
+    </w:p>
+    <w:p>
+      <w:pPr>
+        <w:pBdr>
+          <w:left w:val="thick" w:color="C8102E" w:sz="20" w:space="6"/>
+        </w:pBdr>
+        <w:spacing w:before="280" w:after="100"/>
+      </w:pPr>
+      <w:r>
+        <w:rPr>
+          <w:rFonts w:ascii="BIZ UDPGothic" w:cs="BIZ UDPGothic" w:eastAsia="BIZ UDPGothic" w:hAnsi="BIZ UDPGothic"/>
+          <w:b/>
+          <w:bCs/>
+          <w:color w:val="C8102E"/>
+          <w:sz w:val="24"/>
+          <w:szCs w:val="24"/>
+        </w:rPr>
+        <w:t xml:space="preserve">■ 前提条件</w:t>
+      </w:r>
+      <w:r>
+        <w:br/>
+      </w:r>
+      <w:r>
+        <w:rPr>
+          <w:rFonts w:ascii="BIZ UDPGothic" w:cs="BIZ UDPGothic" w:eastAsia="BIZ UDPGothic" w:hAnsi="BIZ UDPGothic"/>
+          <w:i/>
+          <w:iCs/>
+          <w:color w:val="AA3344"/>
+          <w:sz w:val="17"/>
+          <w:szCs w:val="17"/>
+        </w:rPr>
+        <w:t xml:space="preserve">　Điều Kiện Tiên Quyết</w:t>
+      </w:r>
+    </w:p>
+    <w:tbl>
+      <w:tblPr>
+        <w:tblW w:type="dxa" w:w="9506"/>
+        <w:tblBorders>
+          <w:top w:val="single" w:color="CCCCCC" w:sz="4"/>
+          <w:left w:val="single" w:color="CCCCCC" w:sz="4"/>
+          <w:bottom w:val="single" w:color="CCCCCC" w:sz="4"/>
+          <w:right w:val="single" w:color="CCCCCC" w:sz="4"/>
+          <w:insideH w:val="single" w:color="auto" w:sz="4"/>
+          <w:insideV w:val="single" w:color="auto" w:sz="4"/>
+        </w:tblBorders>
+      </w:tblPr>
+      <w:tblGrid>
+        <w:gridCol w:w="4753"/>
+        <w:gridCol w:w="4753"/>
+      </w:tblGrid>
+      <w:tr>
+        <w:trPr>
+          <w:cantSplit/>
+        </w:trPr>
+        <w:tc>
+          <w:tcPr>
+            <w:tcW w:type="dxa" w:w="4753"/>
+            <w:tcBorders>
+              <w:top w:val="single" w:color="CCCCCC" w:sz="4"/>
+              <w:left w:val="single" w:color="CCCCCC" w:sz="4"/>
+              <w:bottom w:val="single" w:color="CCCCCC" w:sz="4"/>
+              <w:right w:val="single" w:color="CCCCCC" w:sz="4"/>
+            </w:tcBorders>
+            <w:shd w:fill="FFFFFF" w:val="clear"/>
+            <w:tcMar>
+              <w:top w:type="dxa" w:w="80"/>
+              <w:left w:type="dxa" w:w="120"/>
+              <w:bottom w:type="dxa" w:w="80"/>
+              <w:right w:type="dxa" w:w="120"/>
+            </w:tcMar>
+          </w:tcPr>
+          <w:p>
+            <w:pPr>
+              <w:spacing w:before="0" w:after="0"/>
+            </w:pPr>
+            <w:r>
+              <w:rPr>
+                <w:rFonts w:ascii="BIZ UDPGothic" w:cs="BIZ UDPGothic" w:eastAsia="BIZ UDPGothic" w:hAnsi="BIZ UDPGothic"/>
+                <w:color w:val="404040"/>
+                <w:sz w:val="18"/>
+                <w:szCs w:val="18"/>
+              </w:rPr>
+              <w:t xml:space="preserve">①</w:t>
+            </w:r>
+          </w:p>
+        </w:tc>
+        <w:tc>
+          <w:tcPr>
+            <w:tcW w:type="dxa" w:w="4753"/>
+            <w:tcBorders>
+              <w:top w:val="single" w:color="CCCCCC" w:sz="4"/>
+              <w:left w:val="single" w:color="CCCCCC" w:sz="4"/>
+              <w:bottom w:val="single" w:color="CCCCCC" w:sz="4"/>
+              <w:right w:val="single" w:color="CCCCCC" w:sz="4"/>
+            </w:tcBorders>
+            <w:shd w:fill="FFFFFF" w:val="clear"/>
+            <w:tcMar>
+              <w:top w:type="dxa" w:w="80"/>
+              <w:left w:type="dxa" w:w="120"/>
+              <w:bottom w:type="dxa" w:w="80"/>
+              <w:right w:type="dxa" w:w="120"/>
+            </w:tcMar>
+          </w:tcPr>
+          <w:p>
+            <w:pPr>
+              <w:spacing w:before="0" w:after="0"/>
+            </w:pPr>
+            <w:r>
+              <w:rPr>
+                <w:rFonts w:ascii="BIZ UDPGothic" w:cs="BIZ UDPGothic" w:eastAsia="BIZ UDPGothic" w:hAnsi="BIZ UDPGothic"/>
+                <w:color w:val="404040"/>
+                <w:sz w:val="18"/>
+                <w:szCs w:val="18"/>
+              </w:rPr>
+              <w:t xml:space="preserve">作業対象は Luvina管理サーバー の MySQL（スキーマ: M_KSM）</w:t>
+            </w:r>
+          </w:p>
+          <w:p>
+            <w:pPr>
+              <w:spacing w:before="0" w:after="0"/>
+            </w:pPr>
+            <w:r>
+              <w:rPr>
+                <w:rFonts w:ascii="BIZ UDPGothic" w:cs="BIZ UDPGothic" w:eastAsia="BIZ UDPGothic" w:hAnsi="BIZ UDPGothic"/>
+                <w:color w:val="404040"/>
+                <w:sz w:val="18"/>
+                <w:szCs w:val="18"/>
+              </w:rPr>
+              <w:t xml:space="preserve">/ Thao tác trên MySQL của Luvina Server (schema: M_KSM)</w:t>
+            </w:r>
+          </w:p>
+        </w:tc>
+      </w:tr>
+      <w:tr>
+        <w:trPr>
+          <w:cantSplit/>
+        </w:trPr>
+        <w:tc>
+          <w:tcPr>
+            <w:tcW w:type="dxa" w:w="4753"/>
+            <w:tcBorders>
+              <w:top w:val="single" w:color="CCCCCC" w:sz="4"/>
+              <w:left w:val="single" w:color="CCCCCC" w:sz="4"/>
+              <w:bottom w:val="single" w:color="CCCCCC" w:sz="4"/>
+              <w:right w:val="single" w:color="CCCCCC" w:sz="4"/>
+            </w:tcBorders>
+            <w:shd w:fill="FFFFFF" w:val="clear"/>
+            <w:tcMar>
+              <w:top w:type="dxa" w:w="80"/>
+              <w:left w:type="dxa" w:w="120"/>
+              <w:bottom w:type="dxa" w:w="80"/>
+              <w:right w:type="dxa" w:w="120"/>
+            </w:tcMar>
+          </w:tcPr>
+          <w:p>
+            <w:pPr>
+              <w:spacing w:before="0" w:after="0"/>
+            </w:pPr>
+            <w:r>
+              <w:rPr>
+                <w:rFonts w:ascii="BIZ UDPGothic" w:cs="BIZ UDPGothic" w:eastAsia="BIZ UDPGothic" w:hAnsi="BIZ UDPGothic"/>
+                <w:color w:val="404040"/>
+                <w:sz w:val="18"/>
+                <w:szCs w:val="18"/>
+              </w:rPr>
+              <w:t xml:space="preserve">②</w:t>
+            </w:r>
+          </w:p>
+        </w:tc>
+        <w:tc>
+          <w:tcPr>
+            <w:tcW w:type="dxa" w:w="4753"/>
+            <w:tcBorders>
+              <w:top w:val="single" w:color="CCCCCC" w:sz="4"/>
+              <w:left w:val="single" w:color="CCCCCC" w:sz="4"/>
+              <w:bottom w:val="single" w:color="CCCCCC" w:sz="4"/>
+              <w:right w:val="single" w:color="CCCCCC" w:sz="4"/>
+            </w:tcBorders>
+            <w:shd w:fill="FFFFFF" w:val="clear"/>
+            <w:tcMar>
+              <w:top w:type="dxa" w:w="80"/>
+              <w:left w:type="dxa" w:w="120"/>
+              <w:bottom w:type="dxa" w:w="80"/>
+              <w:right w:type="dxa" w:w="120"/>
+            </w:tcMar>
+          </w:tcPr>
+          <w:p>
+            <w:pPr>
+              <w:spacing w:before="0" w:after="0"/>
+            </w:pPr>
+            <w:r>
+              <w:rPr>
+                <w:rFonts w:ascii="BIZ UDPGothic" w:cs="BIZ UDPGothic" w:eastAsia="BIZ UDPGothic" w:hAnsi="BIZ UDPGothic"/>
+                <w:color w:val="404040"/>
+                <w:sz w:val="18"/>
+                <w:szCs w:val="18"/>
+              </w:rPr>
+              <w:t xml:space="preserve">作業前に対象テーブルのバックアップを取得すること</w:t>
+            </w:r>
+          </w:p>
+          <w:p>
+            <w:pPr>
+              <w:spacing w:before="0" w:after="0"/>
+            </w:pPr>
+            <w:r>
+              <w:rPr>
+                <w:rFonts w:ascii="BIZ UDPGothic" w:cs="BIZ UDPGothic" w:eastAsia="BIZ UDPGothic" w:hAnsi="BIZ UDPGothic"/>
+                <w:color w:val="404040"/>
+                <w:sz w:val="18"/>
+                <w:szCs w:val="18"/>
+              </w:rPr>
+              <w:t xml:space="preserve">/ Sao lưu bảng liên quan trước khi thực hiện</w:t>
+            </w:r>
+          </w:p>
+        </w:tc>
+      </w:tr>
+      <w:tr>
+        <w:trPr>
+          <w:cantSplit/>
+        </w:trPr>
+        <w:tc>
+          <w:tcPr>
+            <w:tcW w:type="dxa" w:w="4753"/>
+            <w:tcBorders>
+              <w:top w:val="single" w:color="CCCCCC" w:sz="4"/>
+              <w:left w:val="single" w:color="CCCCCC" w:sz="4"/>
+              <w:bottom w:val="single" w:color="CCCCCC" w:sz="4"/>
+              <w:right w:val="single" w:color="CCCCCC" w:sz="4"/>
+            </w:tcBorders>
+            <w:shd w:fill="FFFFFF" w:val="clear"/>
+            <w:tcMar>
+              <w:top w:type="dxa" w:w="80"/>
+              <w:left w:type="dxa" w:w="120"/>
+              <w:bottom w:type="dxa" w:w="80"/>
+              <w:right w:type="dxa" w:w="120"/>
+            </w:tcMar>
+          </w:tcPr>
+          <w:p>
+            <w:pPr>
+              <w:spacing w:before="0" w:after="0"/>
+            </w:pPr>
+            <w:r>
+              <w:rPr>
+                <w:rFonts w:ascii="BIZ UDPGothic" w:cs="BIZ UDPGothic" w:eastAsia="BIZ UDPGothic" w:hAnsi="BIZ UDPGothic"/>
+                <w:color w:val="404040"/>
+                <w:sz w:val="18"/>
+                <w:szCs w:val="18"/>
+              </w:rPr>
+              <w:t xml:space="preserve">③</w:t>
+            </w:r>
+          </w:p>
+        </w:tc>
+        <w:tc>
+          <w:tcPr>
+            <w:tcW w:type="dxa" w:w="4753"/>
+            <w:tcBorders>
+              <w:top w:val="single" w:color="CCCCCC" w:sz="4"/>
+              <w:left w:val="single" w:color="CCCCCC" w:sz="4"/>
+              <w:bottom w:val="single" w:color="CCCCCC" w:sz="4"/>
+              <w:right w:val="single" w:color="CCCCCC" w:sz="4"/>
+            </w:tcBorders>
+            <w:shd w:fill="FFFFFF" w:val="clear"/>
+            <w:tcMar>
+              <w:top w:type="dxa" w:w="80"/>
+              <w:left w:type="dxa" w:w="120"/>
+              <w:bottom w:type="dxa" w:w="80"/>
+              <w:right w:type="dxa" w:w="120"/>
+            </w:tcMar>
+          </w:tcPr>
+          <w:p>
+            <w:pPr>
+              <w:spacing w:before="0" w:after="0"/>
+            </w:pPr>
+            <w:r>
+              <w:rPr>
+                <w:rFonts w:ascii="BIZ UDPGothic" w:cs="BIZ UDPGothic" w:eastAsia="BIZ UDPGothic" w:hAnsi="BIZ UDPGothic"/>
+                <w:color w:val="404040"/>
+                <w:sz w:val="18"/>
+                <w:szCs w:val="18"/>
+              </w:rPr>
+              <w:t xml:space="preserve">作業はメンテナンス時間帯（営業時間外）に実施すること</w:t>
+            </w:r>
+          </w:p>
+          <w:p>
+            <w:pPr>
+              <w:spacing w:before="0" w:after="0"/>
+            </w:pPr>
+            <w:r>
+              <w:rPr>
+                <w:rFonts w:ascii="BIZ UDPGothic" w:cs="BIZ UDPGothic" w:eastAsia="BIZ UDPGothic" w:hAnsi="BIZ UDPGothic"/>
+                <w:color w:val="404040"/>
+                <w:sz w:val="18"/>
+                <w:szCs w:val="18"/>
+              </w:rPr>
+              <w:t xml:space="preserve">/ Thực hiện trong giờ bảo trì (ngoài giờ kinh doanh)</w:t>
+            </w:r>
+          </w:p>
+        </w:tc>
+      </w:tr>
+      <w:tr>
+        <w:trPr>
+          <w:cantSplit/>
+        </w:trPr>
+        <w:tc>
+          <w:tcPr>
+            <w:tcW w:type="dxa" w:w="4753"/>
+            <w:tcBorders>
+              <w:top w:val="single" w:color="CCCCCC" w:sz="4"/>
+              <w:left w:val="single" w:color="CCCCCC" w:sz="4"/>
+              <w:bottom w:val="single" w:color="CCCCCC" w:sz="4"/>
+              <w:right w:val="single" w:color="CCCCCC" w:sz="4"/>
+            </w:tcBorders>
+            <w:shd w:fill="FFFFFF" w:val="clear"/>
+            <w:tcMar>
+              <w:top w:type="dxa" w:w="80"/>
+              <w:left w:type="dxa" w:w="120"/>
+              <w:bottom w:type="dxa" w:w="80"/>
+              <w:right w:type="dxa" w:w="120"/>
+            </w:tcMar>
+          </w:tcPr>
+          <w:p>
+            <w:pPr>
+              <w:spacing w:before="0" w:after="0"/>
+            </w:pPr>
+            <w:r>
+              <w:rPr>
+                <w:rFonts w:ascii="BIZ UDPGothic" w:cs="BIZ UDPGothic" w:eastAsia="BIZ UDPGothic" w:hAnsi="BIZ UDPGothic"/>
+                <w:color w:val="404040"/>
+                <w:sz w:val="18"/>
+                <w:szCs w:val="18"/>
+              </w:rPr>
+              <w:t xml:space="preserve">④</w:t>
+            </w:r>
+          </w:p>
+        </w:tc>
+        <w:tc>
+          <w:tcPr>
+            <w:tcW w:type="dxa" w:w="4753"/>
+            <w:tcBorders>
+              <w:top w:val="single" w:color="CCCCCC" w:sz="4"/>
+              <w:left w:val="single" w:color="CCCCCC" w:sz="4"/>
+              <w:bottom w:val="single" w:color="CCCCCC" w:sz="4"/>
+              <w:right w:val="single" w:color="CCCCCC" w:sz="4"/>
+            </w:tcBorders>
+            <w:shd w:fill="FFFFFF" w:val="clear"/>
+            <w:tcMar>
+              <w:top w:type="dxa" w:w="80"/>
+              <w:left w:type="dxa" w:w="120"/>
+              <w:bottom w:type="dxa" w:w="80"/>
+              <w:right w:type="dxa" w:w="120"/>
+            </w:tcMar>
+          </w:tcPr>
+          <w:p>
+            <w:pPr>
+              <w:spacing w:before="0" w:after="0"/>
+            </w:pPr>
+            <w:r>
+              <w:rPr>
+                <w:rFonts w:ascii="BIZ UDPGothic" w:cs="BIZ UDPGothic" w:eastAsia="BIZ UDPGothic" w:hAnsi="BIZ UDPGothic"/>
+                <w:color w:val="404040"/>
+                <w:sz w:val="18"/>
+                <w:szCs w:val="18"/>
+              </w:rPr>
+              <w:t xml:space="preserve">company_code は整数型: KASUMI=100 / MARUETSU=200 / INAGEYA=300</w:t>
+            </w:r>
+          </w:p>
+          <w:p>
+            <w:pPr>
+              <w:spacing w:before="0" w:after="0"/>
+            </w:pPr>
+            <w:r>
+              <w:rPr>
+                <w:rFonts w:ascii="BIZ UDPGothic" w:cs="BIZ UDPGothic" w:eastAsia="BIZ UDPGothic" w:hAnsi="BIZ UDPGothic"/>
+                <w:color w:val="404040"/>
+                <w:sz w:val="18"/>
+                <w:szCs w:val="18"/>
+              </w:rPr>
+              <w:t xml:space="preserve">/ company_code là số nguyên: KASUMI=100 / MARUETSU=200 / INAGEYA=300</w:t>
+            </w:r>
+          </w:p>
+        </w:tc>
+      </w:tr>
+      <w:tr>
+        <w:trPr>
+          <w:cantSplit/>
+        </w:trPr>
+        <w:tc>
+          <w:tcPr>
+            <w:tcW w:type="dxa" w:w="4753"/>
+            <w:tcBorders>
+              <w:top w:val="single" w:color="CCCCCC" w:sz="4"/>
+              <w:left w:val="single" w:color="CCCCCC" w:sz="4"/>
+              <w:bottom w:val="single" w:color="CCCCCC" w:sz="4"/>
+              <w:right w:val="single" w:color="CCCCCC" w:sz="4"/>
+            </w:tcBorders>
+            <w:shd w:fill="FFFFFF" w:val="clear"/>
+            <w:tcMar>
+              <w:top w:type="dxa" w:w="80"/>
+              <w:left w:type="dxa" w:w="120"/>
+              <w:bottom w:type="dxa" w:w="80"/>
+              <w:right w:type="dxa" w:w="120"/>
+            </w:tcMar>
+          </w:tcPr>
+          <w:p>
+            <w:pPr>
+              <w:spacing w:before="0" w:after="0"/>
+            </w:pPr>
+            <w:r>
+              <w:rPr>
+                <w:rFonts w:ascii="BIZ UDPGothic" w:cs="BIZ UDPGothic" w:eastAsia="BIZ UDPGothic" w:hAnsi="BIZ UDPGothic"/>
+                <w:color w:val="404040"/>
+                <w:sz w:val="18"/>
+                <w:szCs w:val="18"/>
+              </w:rPr>
+              <w:t xml:space="preserve">⑤</w:t>
+            </w:r>
+          </w:p>
+        </w:tc>
+        <w:tc>
+          <w:tcPr>
+            <w:tcW w:type="dxa" w:w="4753"/>
+            <w:tcBorders>
+              <w:top w:val="single" w:color="CCCCCC" w:sz="4"/>
+              <w:left w:val="single" w:color="CCCCCC" w:sz="4"/>
+              <w:bottom w:val="single" w:color="CCCCCC" w:sz="4"/>
+              <w:right w:val="single" w:color="CCCCCC" w:sz="4"/>
+            </w:tcBorders>
+            <w:shd w:fill="FFFFFF" w:val="clear"/>
+            <w:tcMar>
+              <w:top w:type="dxa" w:w="80"/>
+              <w:left w:type="dxa" w:w="120"/>
+              <w:bottom w:type="dxa" w:w="80"/>
+              <w:right w:type="dxa" w:w="120"/>
+            </w:tcMar>
+          </w:tcPr>
+          <w:p>
+            <w:pPr>
+              <w:spacing w:before="0" w:after="0"/>
+            </w:pPr>
+            <w:r>
+              <w:rPr>
+                <w:rFonts w:ascii="BIZ UDPGothic" w:cs="BIZ UDPGothic" w:eastAsia="BIZ UDPGothic" w:hAnsi="BIZ UDPGothic"/>
+                <w:color w:val="404040"/>
+                <w:sz w:val="18"/>
+                <w:szCs w:val="18"/>
+              </w:rPr>
+              <w:t xml:space="preserve">store_code・instore_code の値は店舗設計書を参照すること</w:t>
+            </w:r>
+          </w:p>
+          <w:p>
+            <w:pPr>
+              <w:spacing w:before="0" w:after="0"/>
+            </w:pPr>
+            <w:r>
+              <w:rPr>
+                <w:rFonts w:ascii="BIZ UDPGothic" w:cs="BIZ UDPGothic" w:eastAsia="BIZ UDPGothic" w:hAnsi="BIZ UDPGothic"/>
+                <w:color w:val="404040"/>
+                <w:sz w:val="18"/>
+                <w:szCs w:val="18"/>
+              </w:rPr>
+              <w:t xml:space="preserve">/ Tham khảo tài liệu thiết kế cửa hàng để lấy giá trị store_code và instore_code</w:t>
+            </w:r>
+          </w:p>
+        </w:tc>
+      </w:tr>
+    </w:tbl>
+    <w:p>
+      <w:pPr>
+        <w:pBdr>
+          <w:left w:val="thick" w:color="C8102E" w:sz="20" w:space="6"/>
+        </w:pBdr>
+        <w:spacing w:before="280" w:after="100"/>
+      </w:pPr>
+      <w:r>
+        <w:rPr>
+          <w:rFonts w:ascii="BIZ UDPGothic" w:cs="BIZ UDPGothic" w:eastAsia="BIZ UDPGothic" w:hAnsi="BIZ UDPGothic"/>
+          <w:b/>
+          <w:bCs/>
+          <w:color w:val="C8102E"/>
+          <w:sz w:val="24"/>
+          <w:szCs w:val="24"/>
+        </w:rPr>
+        <w:t xml:space="preserve">■ 登録手順</w:t>
+      </w:r>
+      <w:r>
+        <w:br/>
+      </w:r>
+      <w:r>
+        <w:rPr>
+          <w:rFonts w:ascii="BIZ UDPGothic" w:cs="BIZ UDPGothic" w:eastAsia="BIZ UDPGothic" w:hAnsi="BIZ UDPGothic"/>
+          <w:i/>
+          <w:iCs/>
+          <w:color w:val="AA3344"/>
+          <w:sz w:val="17"/>
+          <w:szCs w:val="17"/>
+        </w:rPr>
+        <w:t xml:space="preserve">　Quy Trình Đăng Ký</w:t>
       </w:r>
     </w:p>
     <w:p>
@@ -1450,21 +2505,7 @@
           <w:sz w:val="18"/>
           <w:szCs w:val="18"/>
         </w:rPr>
-        <w:t xml:space="preserve">①        M_KSM.stores         M_KSM          店舗マスタ / *Master cửa hàng*</w:t>
-      </w:r>
-    </w:p>
-    <w:p>
-      <w:pPr>
-        <w:spacing w:before="100" w:after="100"/>
-      </w:pPr>
-      <w:r>
-        <w:rPr>
-          <w:rFonts w:ascii="BIZ UDPGothic" w:cs="BIZ UDPGothic" w:eastAsia="BIZ UDPGothic" w:hAnsi="BIZ UDPGothic"/>
-          <w:color w:val="404040"/>
-          <w:sz w:val="18"/>
-          <w:szCs w:val="18"/>
-        </w:rPr>
-        <w:t xml:space="preserve">②        M_KSM.instores       M_KSM          レジマスタ（レジ台1台=1レコード） /</w:t>
+        <w:t xml:space="preserve">① 店舗マスタ登録（M_KSM.stores）</w:t>
       </w:r>
       <w:r>
         <w:br/>
@@ -1478,7 +2519,7 @@
           <w:sz w:val="16"/>
           <w:szCs w:val="16"/>
         </w:rPr>
-        <w:t xml:space="preserve">/ Master quầy (1 quầy = 1 bản ghi)</w:t>
+        <w:t xml:space="preserve">/ Đăng ký Master Cửa Hàng (M_KSM.stores)</w:t>
       </w:r>
     </w:p>
     <w:p>
@@ -1492,182 +2533,7 @@
           <w:sz w:val="18"/>
           <w:szCs w:val="18"/>
         </w:rPr>
-        <w:t xml:space="preserve">③        M_KSM.employees      M_KSM          担当者マスタ（employee_code=\'9999\'</w:t>
-      </w:r>
-    </w:p>
-    <w:p>
-      <w:pPr>
-        <w:spacing w:before="100" w:after="100"/>
-      </w:pPr>
-      <w:r>
-        <w:rPr>
-          <w:rFonts w:ascii="BIZ UDPGothic" w:cs="BIZ UDPGothic" w:eastAsia="BIZ UDPGothic" w:hAnsi="BIZ UDPGothic"/>
-          <w:color w:val="404040"/>
-          <w:sz w:val="18"/>
-          <w:szCs w:val="18"/>
-        </w:rPr>
-        <w:t xml:space="preserve">固定） / *Master nhân viên</w:t>
-      </w:r>
-    </w:p>
-    <w:p>
-      <w:pPr>
-        <w:spacing w:before="100" w:after="100"/>
-      </w:pPr>
-      <w:r>
-        <w:rPr>
-          <w:rFonts w:ascii="BIZ UDPGothic" w:cs="BIZ UDPGothic" w:eastAsia="BIZ UDPGothic" w:hAnsi="BIZ UDPGothic"/>
-          <w:color w:val="404040"/>
-          <w:sz w:val="18"/>
-          <w:szCs w:val="18"/>
-        </w:rPr>
-        <w:t xml:space="preserve">(employee_code=\'9999\' cố định)*</w:t>
-      </w:r>
-    </w:p>
-    <w:p>
-      <w:pPr>
-        <w:spacing w:before="100" w:after="100"/>
-      </w:pPr>
-      <w:r>
-        <w:rPr>
-          <w:rFonts w:ascii="BIZ UDPGothic" w:cs="BIZ UDPGothic" w:eastAsia="BIZ UDPGothic" w:hAnsi="BIZ UDPGothic"/>
-          <w:color w:val="404040"/>
-          <w:sz w:val="18"/>
-          <w:szCs w:val="18"/>
-        </w:rPr>
-        <w:t xml:space="preserve">※ ③ employees</w:t>
-      </w:r>
-    </w:p>
-    <w:p>
-      <w:pPr>
-        <w:spacing w:before="100" w:after="100"/>
-      </w:pPr>
-      <w:r>
-        <w:rPr>
-          <w:rFonts w:ascii="BIZ UDPGothic" w:cs="BIZ UDPGothic" w:eastAsia="BIZ UDPGothic" w:hAnsi="BIZ UDPGothic"/>
-          <w:color w:val="404040"/>
-          <w:sz w:val="18"/>
-          <w:szCs w:val="18"/>
-        </w:rPr>
-        <w:t xml:space="preserve">が未登録の場合、POSメニューの「残高照会」「点検」「ジャーナル検索」が非表示になります。（障害対応記録:</w:t>
-      </w:r>
-    </w:p>
-    <w:p>
-      <w:pPr>
-        <w:spacing w:before="100" w:after="100"/>
-      </w:pPr>
-      <w:r>
-        <w:rPr>
-          <w:rFonts w:ascii="BIZ UDPGothic" w:cs="BIZ UDPGothic" w:eastAsia="BIZ UDPGothic" w:hAnsi="BIZ UDPGothic"/>
-          <w:color w:val="404040"/>
-          <w:sz w:val="18"/>
-          <w:szCs w:val="18"/>
-        </w:rPr>
-        <w:t xml:space="preserve">TS-GFT-001） */ Nếu thiếu ③ employees, các nút \'Tra số dư\', \'Kiểm</w:t>
-      </w:r>
-    </w:p>
-    <w:p>
-      <w:pPr>
-        <w:spacing w:before="100" w:after="100"/>
-      </w:pPr>
-      <w:r>
-        <w:rPr>
-          <w:rFonts w:ascii="BIZ UDPGothic" w:cs="BIZ UDPGothic" w:eastAsia="BIZ UDPGothic" w:hAnsi="BIZ UDPGothic"/>
-          <w:color w:val="404040"/>
-          <w:sz w:val="18"/>
-          <w:szCs w:val="18"/>
-        </w:rPr>
-        <w:t xml:space="preserve">tra\', \'Tìm kiếm Journal\' sẽ bị ẩn trên menu POS. (TS-GFT-001)*</w:t>
-      </w:r>
-    </w:p>
-    <w:p>
-      <w:pPr>
-        <w:pBdr>
-          <w:left w:val="thick" w:color="C8102E" w:sz="20" w:space="6"/>
-        </w:pBdr>
-        <w:spacing w:before="280" w:after="100"/>
-      </w:pPr>
-      <w:r>
-        <w:rPr>
-          <w:rFonts w:ascii="BIZ UDPGothic" w:cs="BIZ UDPGothic" w:eastAsia="BIZ UDPGothic" w:hAnsi="BIZ UDPGothic"/>
-          <w:b/>
-          <w:bCs/>
-          <w:color w:val="C8102E"/>
-          <w:sz w:val="24"/>
-          <w:szCs w:val="24"/>
-        </w:rPr>
-        <w:t xml:space="preserve">■ 改修内容</w:t>
-      </w:r>
-      <w:r>
-        <w:br/>
-      </w:r>
-      <w:r>
-        <w:rPr>
-          <w:rFonts w:ascii="BIZ UDPGothic" w:cs="BIZ UDPGothic" w:eastAsia="BIZ UDPGothic" w:hAnsi="BIZ UDPGothic"/>
-          <w:i/>
-          <w:iCs/>
-          <w:color w:val="AA3344"/>
-          <w:sz w:val="17"/>
-          <w:szCs w:val="17"/>
-        </w:rPr>
-        <w:t xml:space="preserve">　Nội Dung Sửa Đổi</w:t>
-      </w:r>
-    </w:p>
-    <w:p>
-      <w:pPr>
-        <w:spacing w:before="100" w:after="100"/>
-      </w:pPr>
-      <w:r>
-        <w:rPr>
-          <w:rFonts w:ascii="BIZ UDPGothic" w:cs="BIZ UDPGothic" w:eastAsia="BIZ UDPGothic" w:hAnsi="BIZ UDPGothic"/>
-          <w:b/>
-          <w:bCs/>
-          <w:color w:val="C8102E"/>
-          <w:sz w:val="20"/>
-          <w:szCs w:val="20"/>
-        </w:rPr>
-        <w:t xml:space="preserve">■ 文書情報</w:t>
-      </w:r>
-    </w:p>
-    <w:p>
-      <w:pPr>
-        <w:spacing w:before="100" w:after="100"/>
-      </w:pPr>
-      <w:r>
-        <w:rPr>
-          <w:rFonts w:ascii="BIZ UDPGothic" w:cs="BIZ UDPGothic" w:eastAsia="BIZ UDPGothic" w:hAnsi="BIZ UDPGothic"/>
-          <w:color w:val="404040"/>
-          <w:sz w:val="18"/>
-          <w:szCs w:val="18"/>
-        </w:rPr>
-        <w:t xml:space="preserve">文書番号 / *Mã KSM-GFT-OPS-001               分類 / *Phân 運用手順書</w:t>
-      </w:r>
-    </w:p>
-    <w:p>
-      <w:pPr>
-        <w:spacing w:before="100" w:after="100"/>
-      </w:pPr>
-      <w:r>
-        <w:rPr>
-          <w:rFonts w:ascii="BIZ UDPGothic" w:cs="BIZ UDPGothic" w:eastAsia="BIZ UDPGothic" w:hAnsi="BIZ UDPGothic"/>
-          <w:color w:val="404040"/>
-          <w:sz w:val="18"/>
-          <w:szCs w:val="18"/>
-        </w:rPr>
-        <w:t xml:space="preserve">tài liệu*                                        loại*</w:t>
-      </w:r>
-    </w:p>
-    <w:p>
-      <w:pPr>
-        <w:spacing w:before="100" w:after="100"/>
-      </w:pPr>
-      <w:r>
-        <w:rPr>
-          <w:rFonts w:ascii="BIZ UDPGothic" w:cs="BIZ UDPGothic" w:eastAsia="BIZ UDPGothic" w:hAnsi="BIZ UDPGothic"/>
-          <w:color w:val="404040"/>
-          <w:sz w:val="18"/>
-          <w:szCs w:val="18"/>
-        </w:rPr>
-        <w:t xml:space="preserve">プロジェクト / KASUMI ギフトカード           優先度 / *Ưu 中</w:t>
+        <w:t xml:space="preserve">店舗の基本情報（店舗名・電話番号・営業時間等）を登録します。</w:t>
       </w:r>
       <w:r>
         <w:br/>
@@ -1681,7 +2547,7 @@
           <w:sz w:val="16"/>
           <w:szCs w:val="16"/>
         </w:rPr>
-        <w:t xml:space="preserve">/ Dự án*            POSシステム                   tiên</w:t>
+        <w:t xml:space="preserve">/ Đăng ký thông tin cơ bản của cửa hàng (tên, SĐT, giờ làm việc...).</w:t>
       </w:r>
     </w:p>
     <w:p>
@@ -1695,7 +2561,7 @@
           <w:sz w:val="18"/>
           <w:szCs w:val="18"/>
         </w:rPr>
-        <w:t xml:space="preserve">対象システム / Luvina管理サーバー（MySQL）   ステータス / 正式版</w:t>
+        <w:t xml:space="preserve">【必須カラム】</w:t>
       </w:r>
       <w:r>
         <w:br/>
@@ -1709,9 +2575,937 @@
           <w:sz w:val="16"/>
           <w:szCs w:val="16"/>
         </w:rPr>
-        <w:t xml:space="preserve">/ Hệ thống*                                       *Trạng thái</w:t>
+        <w:t xml:space="preserve">/ 【Cột bắt buộc】</w:t>
       </w:r>
     </w:p>
+    <w:tbl>
+      <w:tblPr>
+        <w:tblW w:type="dxa" w:w="9506"/>
+        <w:tblBorders>
+          <w:top w:val="single" w:color="CCCCCC" w:sz="4"/>
+          <w:left w:val="single" w:color="CCCCCC" w:sz="4"/>
+          <w:bottom w:val="single" w:color="CCCCCC" w:sz="4"/>
+          <w:right w:val="single" w:color="CCCCCC" w:sz="4"/>
+          <w:insideH w:val="single" w:color="auto" w:sz="4"/>
+          <w:insideV w:val="single" w:color="auto" w:sz="4"/>
+        </w:tblBorders>
+      </w:tblPr>
+      <w:tblGrid>
+        <w:gridCol w:w="3168"/>
+        <w:gridCol w:w="3168"/>
+        <w:gridCol w:w="3170"/>
+      </w:tblGrid>
+      <w:tr>
+        <w:trPr>
+          <w:cantSplit/>
+          <w:tblHeader/>
+        </w:trPr>
+        <w:tc>
+          <w:tcPr>
+            <w:tcW w:type="dxa" w:w="3168"/>
+            <w:tcBorders>
+              <w:top w:val="single" w:color="CCCCCC" w:sz="4"/>
+              <w:left w:val="single" w:color="CCCCCC" w:sz="4"/>
+              <w:bottom w:val="single" w:color="CCCCCC" w:sz="4"/>
+              <w:right w:val="single" w:color="CCCCCC" w:sz="4"/>
+            </w:tcBorders>
+            <w:shd w:fill="E8E8E8" w:val="clear"/>
+            <w:tcMar>
+              <w:top w:type="dxa" w:w="80"/>
+              <w:left w:type="dxa" w:w="120"/>
+              <w:bottom w:type="dxa" w:w="80"/>
+              <w:right w:type="dxa" w:w="120"/>
+            </w:tcMar>
+          </w:tcPr>
+          <w:p>
+            <w:pPr>
+              <w:spacing w:before="0" w:after="0"/>
+            </w:pPr>
+            <w:r>
+              <w:rPr>
+                <w:rFonts w:ascii="BIZ UDPGothic" w:cs="BIZ UDPGothic" w:eastAsia="BIZ UDPGothic" w:hAnsi="BIZ UDPGothic"/>
+                <w:color w:val="404040"/>
+                <w:sz w:val="18"/>
+                <w:szCs w:val="18"/>
+              </w:rPr>
+              <w:t xml:space="preserve">カラム名 / Tên cột</w:t>
+            </w:r>
+          </w:p>
+        </w:tc>
+        <w:tc>
+          <w:tcPr>
+            <w:tcW w:type="dxa" w:w="3168"/>
+            <w:tcBorders>
+              <w:top w:val="single" w:color="CCCCCC" w:sz="4"/>
+              <w:left w:val="single" w:color="CCCCCC" w:sz="4"/>
+              <w:bottom w:val="single" w:color="CCCCCC" w:sz="4"/>
+              <w:right w:val="single" w:color="CCCCCC" w:sz="4"/>
+            </w:tcBorders>
+            <w:shd w:fill="E8E8E8" w:val="clear"/>
+            <w:tcMar>
+              <w:top w:type="dxa" w:w="80"/>
+              <w:left w:type="dxa" w:w="120"/>
+              <w:bottom w:type="dxa" w:w="80"/>
+              <w:right w:type="dxa" w:w="120"/>
+            </w:tcMar>
+          </w:tcPr>
+          <w:p>
+            <w:pPr>
+              <w:spacing w:before="0" w:after="0"/>
+            </w:pPr>
+            <w:r>
+              <w:rPr>
+                <w:rFonts w:ascii="BIZ UDPGothic" w:cs="BIZ UDPGothic" w:eastAsia="BIZ UDPGothic" w:hAnsi="BIZ UDPGothic"/>
+                <w:color w:val="404040"/>
+                <w:sz w:val="18"/>
+                <w:szCs w:val="18"/>
+              </w:rPr>
+              <w:t xml:space="preserve">型 / Kiểu</w:t>
+            </w:r>
+          </w:p>
+        </w:tc>
+        <w:tc>
+          <w:tcPr>
+            <w:tcW w:type="dxa" w:w="3170"/>
+            <w:tcBorders>
+              <w:top w:val="single" w:color="CCCCCC" w:sz="4"/>
+              <w:left w:val="single" w:color="CCCCCC" w:sz="4"/>
+              <w:bottom w:val="single" w:color="CCCCCC" w:sz="4"/>
+              <w:right w:val="single" w:color="CCCCCC" w:sz="4"/>
+            </w:tcBorders>
+            <w:shd w:fill="E8E8E8" w:val="clear"/>
+            <w:tcMar>
+              <w:top w:type="dxa" w:w="80"/>
+              <w:left w:type="dxa" w:w="120"/>
+              <w:bottom w:type="dxa" w:w="80"/>
+              <w:right w:type="dxa" w:w="120"/>
+            </w:tcMar>
+          </w:tcPr>
+          <w:p>
+            <w:pPr>
+              <w:spacing w:before="0" w:after="0"/>
+            </w:pPr>
+            <w:r>
+              <w:rPr>
+                <w:rFonts w:ascii="BIZ UDPGothic" w:cs="BIZ UDPGothic" w:eastAsia="BIZ UDPGothic" w:hAnsi="BIZ UDPGothic"/>
+                <w:color w:val="404040"/>
+                <w:sz w:val="18"/>
+                <w:szCs w:val="18"/>
+              </w:rPr>
+              <w:t xml:space="preserve">説明 / Mô tả</w:t>
+            </w:r>
+          </w:p>
+        </w:tc>
+      </w:tr>
+      <w:tr>
+        <w:trPr>
+          <w:cantSplit/>
+        </w:trPr>
+        <w:tc>
+          <w:tcPr>
+            <w:tcW w:type="dxa" w:w="3168"/>
+            <w:tcBorders>
+              <w:top w:val="single" w:color="CCCCCC" w:sz="4"/>
+              <w:left w:val="single" w:color="CCCCCC" w:sz="4"/>
+              <w:bottom w:val="single" w:color="CCCCCC" w:sz="4"/>
+              <w:right w:val="single" w:color="CCCCCC" w:sz="4"/>
+            </w:tcBorders>
+            <w:shd w:fill="FFFFFF" w:val="clear"/>
+            <w:tcMar>
+              <w:top w:type="dxa" w:w="80"/>
+              <w:left w:type="dxa" w:w="120"/>
+              <w:bottom w:type="dxa" w:w="80"/>
+              <w:right w:type="dxa" w:w="120"/>
+            </w:tcMar>
+          </w:tcPr>
+          <w:p>
+            <w:pPr>
+              <w:spacing w:before="0" w:after="0"/>
+            </w:pPr>
+            <w:r>
+              <w:rPr>
+                <w:rFonts w:ascii="BIZ UDPGothic" w:cs="BIZ UDPGothic" w:eastAsia="BIZ UDPGothic" w:hAnsi="BIZ UDPGothic"/>
+                <w:color w:val="404040"/>
+                <w:sz w:val="18"/>
+                <w:szCs w:val="18"/>
+              </w:rPr>
+              <w:t xml:space="preserve">company_code</w:t>
+            </w:r>
+          </w:p>
+        </w:tc>
+        <w:tc>
+          <w:tcPr>
+            <w:tcW w:type="dxa" w:w="3168"/>
+            <w:tcBorders>
+              <w:top w:val="single" w:color="CCCCCC" w:sz="4"/>
+              <w:left w:val="single" w:color="CCCCCC" w:sz="4"/>
+              <w:bottom w:val="single" w:color="CCCCCC" w:sz="4"/>
+              <w:right w:val="single" w:color="CCCCCC" w:sz="4"/>
+            </w:tcBorders>
+            <w:shd w:fill="FFFFFF" w:val="clear"/>
+            <w:tcMar>
+              <w:top w:type="dxa" w:w="80"/>
+              <w:left w:type="dxa" w:w="120"/>
+              <w:bottom w:type="dxa" w:w="80"/>
+              <w:right w:type="dxa" w:w="120"/>
+            </w:tcMar>
+          </w:tcPr>
+          <w:p>
+            <w:pPr>
+              <w:spacing w:before="0" w:after="0"/>
+            </w:pPr>
+            <w:r>
+              <w:rPr>
+                <w:rFonts w:ascii="BIZ UDPGothic" w:cs="BIZ UDPGothic" w:eastAsia="BIZ UDPGothic" w:hAnsi="BIZ UDPGothic"/>
+                <w:color w:val="404040"/>
+                <w:sz w:val="18"/>
+                <w:szCs w:val="18"/>
+              </w:rPr>
+              <w:t xml:space="preserve">INTEGER</w:t>
+            </w:r>
+          </w:p>
+        </w:tc>
+        <w:tc>
+          <w:tcPr>
+            <w:tcW w:type="dxa" w:w="3170"/>
+            <w:tcBorders>
+              <w:top w:val="single" w:color="CCCCCC" w:sz="4"/>
+              <w:left w:val="single" w:color="CCCCCC" w:sz="4"/>
+              <w:bottom w:val="single" w:color="CCCCCC" w:sz="4"/>
+              <w:right w:val="single" w:color="CCCCCC" w:sz="4"/>
+            </w:tcBorders>
+            <w:shd w:fill="FFFFFF" w:val="clear"/>
+            <w:tcMar>
+              <w:top w:type="dxa" w:w="80"/>
+              <w:left w:type="dxa" w:w="120"/>
+              <w:bottom w:type="dxa" w:w="80"/>
+              <w:right w:type="dxa" w:w="120"/>
+            </w:tcMar>
+          </w:tcPr>
+          <w:p>
+            <w:pPr>
+              <w:spacing w:before="0" w:after="0"/>
+            </w:pPr>
+            <w:r>
+              <w:rPr>
+                <w:rFonts w:ascii="BIZ UDPGothic" w:cs="BIZ UDPGothic" w:eastAsia="BIZ UDPGothic" w:hAnsi="BIZ UDPGothic"/>
+                <w:color w:val="404040"/>
+                <w:sz w:val="18"/>
+                <w:szCs w:val="18"/>
+              </w:rPr>
+              <w:t xml:space="preserve">会社コード（KASUMI=100） / Mã công ty (KASUMI=100)</w:t>
+            </w:r>
+          </w:p>
+        </w:tc>
+      </w:tr>
+      <w:tr>
+        <w:trPr>
+          <w:cantSplit/>
+        </w:trPr>
+        <w:tc>
+          <w:tcPr>
+            <w:tcW w:type="dxa" w:w="3168"/>
+            <w:tcBorders>
+              <w:top w:val="single" w:color="CCCCCC" w:sz="4"/>
+              <w:left w:val="single" w:color="CCCCCC" w:sz="4"/>
+              <w:bottom w:val="single" w:color="CCCCCC" w:sz="4"/>
+              <w:right w:val="single" w:color="CCCCCC" w:sz="4"/>
+            </w:tcBorders>
+            <w:shd w:fill="FFFFFF" w:val="clear"/>
+            <w:tcMar>
+              <w:top w:type="dxa" w:w="80"/>
+              <w:left w:type="dxa" w:w="120"/>
+              <w:bottom w:type="dxa" w:w="80"/>
+              <w:right w:type="dxa" w:w="120"/>
+            </w:tcMar>
+          </w:tcPr>
+          <w:p>
+            <w:pPr>
+              <w:spacing w:before="0" w:after="0"/>
+            </w:pPr>
+            <w:r>
+              <w:rPr>
+                <w:rFonts w:ascii="BIZ UDPGothic" w:cs="BIZ UDPGothic" w:eastAsia="BIZ UDPGothic" w:hAnsi="BIZ UDPGothic"/>
+                <w:color w:val="404040"/>
+                <w:sz w:val="18"/>
+                <w:szCs w:val="18"/>
+              </w:rPr>
+              <w:t xml:space="preserve">store_code</w:t>
+            </w:r>
+          </w:p>
+        </w:tc>
+        <w:tc>
+          <w:tcPr>
+            <w:tcW w:type="dxa" w:w="3168"/>
+            <w:tcBorders>
+              <w:top w:val="single" w:color="CCCCCC" w:sz="4"/>
+              <w:left w:val="single" w:color="CCCCCC" w:sz="4"/>
+              <w:bottom w:val="single" w:color="CCCCCC" w:sz="4"/>
+              <w:right w:val="single" w:color="CCCCCC" w:sz="4"/>
+            </w:tcBorders>
+            <w:shd w:fill="FFFFFF" w:val="clear"/>
+            <w:tcMar>
+              <w:top w:type="dxa" w:w="80"/>
+              <w:left w:type="dxa" w:w="120"/>
+              <w:bottom w:type="dxa" w:w="80"/>
+              <w:right w:type="dxa" w:w="120"/>
+            </w:tcMar>
+          </w:tcPr>
+          <w:p>
+            <w:pPr>
+              <w:spacing w:before="0" w:after="0"/>
+            </w:pPr>
+            <w:r>
+              <w:rPr>
+                <w:rFonts w:ascii="BIZ UDPGothic" w:cs="BIZ UDPGothic" w:eastAsia="BIZ UDPGothic" w:hAnsi="BIZ UDPGothic"/>
+                <w:color w:val="404040"/>
+                <w:sz w:val="18"/>
+                <w:szCs w:val="18"/>
+              </w:rPr>
+              <w:t xml:space="preserve">INTEGER</w:t>
+            </w:r>
+          </w:p>
+        </w:tc>
+        <w:tc>
+          <w:tcPr>
+            <w:tcW w:type="dxa" w:w="3170"/>
+            <w:tcBorders>
+              <w:top w:val="single" w:color="CCCCCC" w:sz="4"/>
+              <w:left w:val="single" w:color="CCCCCC" w:sz="4"/>
+              <w:bottom w:val="single" w:color="CCCCCC" w:sz="4"/>
+              <w:right w:val="single" w:color="CCCCCC" w:sz="4"/>
+            </w:tcBorders>
+            <w:shd w:fill="FFFFFF" w:val="clear"/>
+            <w:tcMar>
+              <w:top w:type="dxa" w:w="80"/>
+              <w:left w:type="dxa" w:w="120"/>
+              <w:bottom w:type="dxa" w:w="80"/>
+              <w:right w:type="dxa" w:w="120"/>
+            </w:tcMar>
+          </w:tcPr>
+          <w:p>
+            <w:pPr>
+              <w:spacing w:before="0" w:after="0"/>
+            </w:pPr>
+            <w:r>
+              <w:rPr>
+                <w:rFonts w:ascii="BIZ UDPGothic" w:cs="BIZ UDPGothic" w:eastAsia="BIZ UDPGothic" w:hAnsi="BIZ UDPGothic"/>
+                <w:color w:val="404040"/>
+                <w:sz w:val="18"/>
+                <w:szCs w:val="18"/>
+              </w:rPr>
+              <w:t xml:space="preserve">店舗コード / Mã cửa hàng</w:t>
+            </w:r>
+          </w:p>
+        </w:tc>
+      </w:tr>
+      <w:tr>
+        <w:trPr>
+          <w:cantSplit/>
+        </w:trPr>
+        <w:tc>
+          <w:tcPr>
+            <w:tcW w:type="dxa" w:w="3168"/>
+            <w:tcBorders>
+              <w:top w:val="single" w:color="CCCCCC" w:sz="4"/>
+              <w:left w:val="single" w:color="CCCCCC" w:sz="4"/>
+              <w:bottom w:val="single" w:color="CCCCCC" w:sz="4"/>
+              <w:right w:val="single" w:color="CCCCCC" w:sz="4"/>
+            </w:tcBorders>
+            <w:shd w:fill="FFFFFF" w:val="clear"/>
+            <w:tcMar>
+              <w:top w:type="dxa" w:w="80"/>
+              <w:left w:type="dxa" w:w="120"/>
+              <w:bottom w:type="dxa" w:w="80"/>
+              <w:right w:type="dxa" w:w="120"/>
+            </w:tcMar>
+          </w:tcPr>
+          <w:p>
+            <w:pPr>
+              <w:spacing w:before="0" w:after="0"/>
+            </w:pPr>
+            <w:r>
+              <w:rPr>
+                <w:rFonts w:ascii="BIZ UDPGothic" w:cs="BIZ UDPGothic" w:eastAsia="BIZ UDPGothic" w:hAnsi="BIZ UDPGothic"/>
+                <w:color w:val="404040"/>
+                <w:sz w:val="18"/>
+                <w:szCs w:val="18"/>
+              </w:rPr>
+              <w:t xml:space="preserve">ten_name</w:t>
+            </w:r>
+          </w:p>
+        </w:tc>
+        <w:tc>
+          <w:tcPr>
+            <w:tcW w:type="dxa" w:w="3168"/>
+            <w:tcBorders>
+              <w:top w:val="single" w:color="CCCCCC" w:sz="4"/>
+              <w:left w:val="single" w:color="CCCCCC" w:sz="4"/>
+              <w:bottom w:val="single" w:color="CCCCCC" w:sz="4"/>
+              <w:right w:val="single" w:color="CCCCCC" w:sz="4"/>
+            </w:tcBorders>
+            <w:shd w:fill="FFFFFF" w:val="clear"/>
+            <w:tcMar>
+              <w:top w:type="dxa" w:w="80"/>
+              <w:left w:type="dxa" w:w="120"/>
+              <w:bottom w:type="dxa" w:w="80"/>
+              <w:right w:type="dxa" w:w="120"/>
+            </w:tcMar>
+          </w:tcPr>
+          <w:p>
+            <w:pPr>
+              <w:spacing w:before="0" w:after="0"/>
+            </w:pPr>
+            <w:r>
+              <w:rPr>
+                <w:rFonts w:ascii="BIZ UDPGothic" w:cs="BIZ UDPGothic" w:eastAsia="BIZ UDPGothic" w:hAnsi="BIZ UDPGothic"/>
+                <w:color w:val="404040"/>
+                <w:sz w:val="18"/>
+                <w:szCs w:val="18"/>
+              </w:rPr>
+              <w:t xml:space="preserve">VARCHAR(50)</w:t>
+            </w:r>
+          </w:p>
+        </w:tc>
+        <w:tc>
+          <w:tcPr>
+            <w:tcW w:type="dxa" w:w="3170"/>
+            <w:tcBorders>
+              <w:top w:val="single" w:color="CCCCCC" w:sz="4"/>
+              <w:left w:val="single" w:color="CCCCCC" w:sz="4"/>
+              <w:bottom w:val="single" w:color="CCCCCC" w:sz="4"/>
+              <w:right w:val="single" w:color="CCCCCC" w:sz="4"/>
+            </w:tcBorders>
+            <w:shd w:fill="FFFFFF" w:val="clear"/>
+            <w:tcMar>
+              <w:top w:type="dxa" w:w="80"/>
+              <w:left w:type="dxa" w:w="120"/>
+              <w:bottom w:type="dxa" w:w="80"/>
+              <w:right w:type="dxa" w:w="120"/>
+            </w:tcMar>
+          </w:tcPr>
+          <w:p>
+            <w:pPr>
+              <w:spacing w:before="0" w:after="0"/>
+            </w:pPr>
+            <w:r>
+              <w:rPr>
+                <w:rFonts w:ascii="BIZ UDPGothic" w:cs="BIZ UDPGothic" w:eastAsia="BIZ UDPGothic" w:hAnsi="BIZ UDPGothic"/>
+                <w:color w:val="404040"/>
+                <w:sz w:val="18"/>
+                <w:szCs w:val="18"/>
+              </w:rPr>
+              <w:t xml:space="preserve">店舗名（レシートに印字） / Tên cửa hàng (in trên hóa đơn)</w:t>
+            </w:r>
+          </w:p>
+        </w:tc>
+      </w:tr>
+      <w:tr>
+        <w:trPr>
+          <w:cantSplit/>
+        </w:trPr>
+        <w:tc>
+          <w:tcPr>
+            <w:tcW w:type="dxa" w:w="3168"/>
+            <w:tcBorders>
+              <w:top w:val="single" w:color="CCCCCC" w:sz="4"/>
+              <w:left w:val="single" w:color="CCCCCC" w:sz="4"/>
+              <w:bottom w:val="single" w:color="CCCCCC" w:sz="4"/>
+              <w:right w:val="single" w:color="CCCCCC" w:sz="4"/>
+            </w:tcBorders>
+            <w:shd w:fill="FFFFFF" w:val="clear"/>
+            <w:tcMar>
+              <w:top w:type="dxa" w:w="80"/>
+              <w:left w:type="dxa" w:w="120"/>
+              <w:bottom w:type="dxa" w:w="80"/>
+              <w:right w:type="dxa" w:w="120"/>
+            </w:tcMar>
+          </w:tcPr>
+          <w:p>
+            <w:pPr>
+              <w:spacing w:before="0" w:after="0"/>
+            </w:pPr>
+            <w:r>
+              <w:rPr>
+                <w:rFonts w:ascii="BIZ UDPGothic" w:cs="BIZ UDPGothic" w:eastAsia="BIZ UDPGothic" w:hAnsi="BIZ UDPGothic"/>
+                <w:color w:val="404040"/>
+                <w:sz w:val="18"/>
+                <w:szCs w:val="18"/>
+              </w:rPr>
+              <w:t xml:space="preserve">ten_short_nm</w:t>
+            </w:r>
+          </w:p>
+        </w:tc>
+        <w:tc>
+          <w:tcPr>
+            <w:tcW w:type="dxa" w:w="3168"/>
+            <w:tcBorders>
+              <w:top w:val="single" w:color="CCCCCC" w:sz="4"/>
+              <w:left w:val="single" w:color="CCCCCC" w:sz="4"/>
+              <w:bottom w:val="single" w:color="CCCCCC" w:sz="4"/>
+              <w:right w:val="single" w:color="CCCCCC" w:sz="4"/>
+            </w:tcBorders>
+            <w:shd w:fill="FFFFFF" w:val="clear"/>
+            <w:tcMar>
+              <w:top w:type="dxa" w:w="80"/>
+              <w:left w:type="dxa" w:w="120"/>
+              <w:bottom w:type="dxa" w:w="80"/>
+              <w:right w:type="dxa" w:w="120"/>
+            </w:tcMar>
+          </w:tcPr>
+          <w:p>
+            <w:pPr>
+              <w:spacing w:before="0" w:after="0"/>
+            </w:pPr>
+            <w:r>
+              <w:rPr>
+                <w:rFonts w:ascii="BIZ UDPGothic" w:cs="BIZ UDPGothic" w:eastAsia="BIZ UDPGothic" w:hAnsi="BIZ UDPGothic"/>
+                <w:color w:val="404040"/>
+                <w:sz w:val="18"/>
+                <w:szCs w:val="18"/>
+              </w:rPr>
+              <w:t xml:space="preserve">VARCHAR(30)</w:t>
+            </w:r>
+          </w:p>
+        </w:tc>
+        <w:tc>
+          <w:tcPr>
+            <w:tcW w:type="dxa" w:w="3170"/>
+            <w:tcBorders>
+              <w:top w:val="single" w:color="CCCCCC" w:sz="4"/>
+              <w:left w:val="single" w:color="CCCCCC" w:sz="4"/>
+              <w:bottom w:val="single" w:color="CCCCCC" w:sz="4"/>
+              <w:right w:val="single" w:color="CCCCCC" w:sz="4"/>
+            </w:tcBorders>
+            <w:shd w:fill="FFFFFF" w:val="clear"/>
+            <w:tcMar>
+              <w:top w:type="dxa" w:w="80"/>
+              <w:left w:type="dxa" w:w="120"/>
+              <w:bottom w:type="dxa" w:w="80"/>
+              <w:right w:type="dxa" w:w="120"/>
+            </w:tcMar>
+          </w:tcPr>
+          <w:p>
+            <w:pPr>
+              <w:spacing w:before="0" w:after="0"/>
+            </w:pPr>
+            <w:r>
+              <w:rPr>
+                <w:rFonts w:ascii="BIZ UDPGothic" w:cs="BIZ UDPGothic" w:eastAsia="BIZ UDPGothic" w:hAnsi="BIZ UDPGothic"/>
+                <w:color w:val="404040"/>
+                <w:sz w:val="18"/>
+                <w:szCs w:val="18"/>
+              </w:rPr>
+              <w:t xml:space="preserve">店舗短縮名 / Tên viết tắt</w:t>
+            </w:r>
+          </w:p>
+        </w:tc>
+      </w:tr>
+      <w:tr>
+        <w:trPr>
+          <w:cantSplit/>
+        </w:trPr>
+        <w:tc>
+          <w:tcPr>
+            <w:tcW w:type="dxa" w:w="3168"/>
+            <w:tcBorders>
+              <w:top w:val="single" w:color="CCCCCC" w:sz="4"/>
+              <w:left w:val="single" w:color="CCCCCC" w:sz="4"/>
+              <w:bottom w:val="single" w:color="CCCCCC" w:sz="4"/>
+              <w:right w:val="single" w:color="CCCCCC" w:sz="4"/>
+            </w:tcBorders>
+            <w:shd w:fill="FFFFFF" w:val="clear"/>
+            <w:tcMar>
+              <w:top w:type="dxa" w:w="80"/>
+              <w:left w:type="dxa" w:w="120"/>
+              <w:bottom w:type="dxa" w:w="80"/>
+              <w:right w:type="dxa" w:w="120"/>
+            </w:tcMar>
+          </w:tcPr>
+          <w:p>
+            <w:pPr>
+              <w:spacing w:before="0" w:after="0"/>
+            </w:pPr>
+            <w:r>
+              <w:rPr>
+                <w:rFonts w:ascii="BIZ UDPGothic" w:cs="BIZ UDPGothic" w:eastAsia="BIZ UDPGothic" w:hAnsi="BIZ UDPGothic"/>
+                <w:color w:val="404040"/>
+                <w:sz w:val="18"/>
+                <w:szCs w:val="18"/>
+              </w:rPr>
+              <w:t xml:space="preserve">tel_num</w:t>
+            </w:r>
+          </w:p>
+        </w:tc>
+        <w:tc>
+          <w:tcPr>
+            <w:tcW w:type="dxa" w:w="3168"/>
+            <w:tcBorders>
+              <w:top w:val="single" w:color="CCCCCC" w:sz="4"/>
+              <w:left w:val="single" w:color="CCCCCC" w:sz="4"/>
+              <w:bottom w:val="single" w:color="CCCCCC" w:sz="4"/>
+              <w:right w:val="single" w:color="CCCCCC" w:sz="4"/>
+            </w:tcBorders>
+            <w:shd w:fill="FFFFFF" w:val="clear"/>
+            <w:tcMar>
+              <w:top w:type="dxa" w:w="80"/>
+              <w:left w:type="dxa" w:w="120"/>
+              <w:bottom w:type="dxa" w:w="80"/>
+              <w:right w:type="dxa" w:w="120"/>
+            </w:tcMar>
+          </w:tcPr>
+          <w:p>
+            <w:pPr>
+              <w:spacing w:before="0" w:after="0"/>
+            </w:pPr>
+            <w:r>
+              <w:rPr>
+                <w:rFonts w:ascii="BIZ UDPGothic" w:cs="BIZ UDPGothic" w:eastAsia="BIZ UDPGothic" w:hAnsi="BIZ UDPGothic"/>
+                <w:color w:val="404040"/>
+                <w:sz w:val="18"/>
+                <w:szCs w:val="18"/>
+              </w:rPr>
+              <w:t xml:space="preserve">VARCHAR(13)</w:t>
+            </w:r>
+          </w:p>
+        </w:tc>
+        <w:tc>
+          <w:tcPr>
+            <w:tcW w:type="dxa" w:w="3170"/>
+            <w:tcBorders>
+              <w:top w:val="single" w:color="CCCCCC" w:sz="4"/>
+              <w:left w:val="single" w:color="CCCCCC" w:sz="4"/>
+              <w:bottom w:val="single" w:color="CCCCCC" w:sz="4"/>
+              <w:right w:val="single" w:color="CCCCCC" w:sz="4"/>
+            </w:tcBorders>
+            <w:shd w:fill="FFFFFF" w:val="clear"/>
+            <w:tcMar>
+              <w:top w:type="dxa" w:w="80"/>
+              <w:left w:type="dxa" w:w="120"/>
+              <w:bottom w:type="dxa" w:w="80"/>
+              <w:right w:type="dxa" w:w="120"/>
+            </w:tcMar>
+          </w:tcPr>
+          <w:p>
+            <w:pPr>
+              <w:spacing w:before="0" w:after="0"/>
+            </w:pPr>
+            <w:r>
+              <w:rPr>
+                <w:rFonts w:ascii="BIZ UDPGothic" w:cs="BIZ UDPGothic" w:eastAsia="BIZ UDPGothic" w:hAnsi="BIZ UDPGothic"/>
+                <w:color w:val="404040"/>
+                <w:sz w:val="18"/>
+                <w:szCs w:val="18"/>
+              </w:rPr>
+              <w:t xml:space="preserve">電話番号（レシートに印字） / Số điện thoại (in trên hóa đơn)</w:t>
+            </w:r>
+          </w:p>
+        </w:tc>
+      </w:tr>
+      <w:tr>
+        <w:trPr>
+          <w:cantSplit/>
+        </w:trPr>
+        <w:tc>
+          <w:tcPr>
+            <w:tcW w:type="dxa" w:w="3168"/>
+            <w:tcBorders>
+              <w:top w:val="single" w:color="CCCCCC" w:sz="4"/>
+              <w:left w:val="single" w:color="CCCCCC" w:sz="4"/>
+              <w:bottom w:val="single" w:color="CCCCCC" w:sz="4"/>
+              <w:right w:val="single" w:color="CCCCCC" w:sz="4"/>
+            </w:tcBorders>
+            <w:shd w:fill="FFFFFF" w:val="clear"/>
+            <w:tcMar>
+              <w:top w:type="dxa" w:w="80"/>
+              <w:left w:type="dxa" w:w="120"/>
+              <w:bottom w:type="dxa" w:w="80"/>
+              <w:right w:type="dxa" w:w="120"/>
+            </w:tcMar>
+          </w:tcPr>
+          <w:p>
+            <w:pPr>
+              <w:spacing w:before="0" w:after="0"/>
+            </w:pPr>
+            <w:r>
+              <w:rPr>
+                <w:rFonts w:ascii="BIZ UDPGothic" w:cs="BIZ UDPGothic" w:eastAsia="BIZ UDPGothic" w:hAnsi="BIZ UDPGothic"/>
+                <w:color w:val="404040"/>
+                <w:sz w:val="18"/>
+                <w:szCs w:val="18"/>
+              </w:rPr>
+              <w:t xml:space="preserve">pwd</w:t>
+            </w:r>
+          </w:p>
+        </w:tc>
+        <w:tc>
+          <w:tcPr>
+            <w:tcW w:type="dxa" w:w="3168"/>
+            <w:tcBorders>
+              <w:top w:val="single" w:color="CCCCCC" w:sz="4"/>
+              <w:left w:val="single" w:color="CCCCCC" w:sz="4"/>
+              <w:bottom w:val="single" w:color="CCCCCC" w:sz="4"/>
+              <w:right w:val="single" w:color="CCCCCC" w:sz="4"/>
+            </w:tcBorders>
+            <w:shd w:fill="FFFFFF" w:val="clear"/>
+            <w:tcMar>
+              <w:top w:type="dxa" w:w="80"/>
+              <w:left w:type="dxa" w:w="120"/>
+              <w:bottom w:type="dxa" w:w="80"/>
+              <w:right w:type="dxa" w:w="120"/>
+            </w:tcMar>
+          </w:tcPr>
+          <w:p>
+            <w:pPr>
+              <w:spacing w:before="0" w:after="0"/>
+            </w:pPr>
+            <w:r>
+              <w:rPr>
+                <w:rFonts w:ascii="BIZ UDPGothic" w:cs="BIZ UDPGothic" w:eastAsia="BIZ UDPGothic" w:hAnsi="BIZ UDPGothic"/>
+                <w:color w:val="404040"/>
+                <w:sz w:val="18"/>
+                <w:szCs w:val="18"/>
+              </w:rPr>
+              <w:t xml:space="preserve">VARCHAR(128)</w:t>
+            </w:r>
+          </w:p>
+        </w:tc>
+        <w:tc>
+          <w:tcPr>
+            <w:tcW w:type="dxa" w:w="3170"/>
+            <w:tcBorders>
+              <w:top w:val="single" w:color="CCCCCC" w:sz="4"/>
+              <w:left w:val="single" w:color="CCCCCC" w:sz="4"/>
+              <w:bottom w:val="single" w:color="CCCCCC" w:sz="4"/>
+              <w:right w:val="single" w:color="CCCCCC" w:sz="4"/>
+            </w:tcBorders>
+            <w:shd w:fill="FFFFFF" w:val="clear"/>
+            <w:tcMar>
+              <w:top w:type="dxa" w:w="80"/>
+              <w:left w:type="dxa" w:w="120"/>
+              <w:bottom w:type="dxa" w:w="80"/>
+              <w:right w:type="dxa" w:w="120"/>
+            </w:tcMar>
+          </w:tcPr>
+          <w:p>
+            <w:pPr>
+              <w:spacing w:before="0" w:after="0"/>
+            </w:pPr>
+            <w:r>
+              <w:rPr>
+                <w:rFonts w:ascii="BIZ UDPGothic" w:cs="BIZ UDPGothic" w:eastAsia="BIZ UDPGothic" w:hAnsi="BIZ UDPGothic"/>
+                <w:color w:val="404040"/>
+                <w:sz w:val="18"/>
+                <w:szCs w:val="18"/>
+              </w:rPr>
+              <w:t xml:space="preserve">パスワード（ハッシュ値） / Mật khẩu (giá trị hash)</w:t>
+            </w:r>
+          </w:p>
+        </w:tc>
+      </w:tr>
+      <w:tr>
+        <w:trPr>
+          <w:cantSplit/>
+        </w:trPr>
+        <w:tc>
+          <w:tcPr>
+            <w:tcW w:type="dxa" w:w="3168"/>
+            <w:tcBorders>
+              <w:top w:val="single" w:color="CCCCCC" w:sz="4"/>
+              <w:left w:val="single" w:color="CCCCCC" w:sz="4"/>
+              <w:bottom w:val="single" w:color="CCCCCC" w:sz="4"/>
+              <w:right w:val="single" w:color="CCCCCC" w:sz="4"/>
+            </w:tcBorders>
+            <w:shd w:fill="FFFFFF" w:val="clear"/>
+            <w:tcMar>
+              <w:top w:type="dxa" w:w="80"/>
+              <w:left w:type="dxa" w:w="120"/>
+              <w:bottom w:type="dxa" w:w="80"/>
+              <w:right w:type="dxa" w:w="120"/>
+            </w:tcMar>
+          </w:tcPr>
+          <w:p>
+            <w:pPr>
+              <w:spacing w:before="0" w:after="0"/>
+            </w:pPr>
+            <w:r>
+              <w:rPr>
+                <w:rFonts w:ascii="BIZ UDPGothic" w:cs="BIZ UDPGothic" w:eastAsia="BIZ UDPGothic" w:hAnsi="BIZ UDPGothic"/>
+                <w:color w:val="404040"/>
+                <w:sz w:val="18"/>
+                <w:szCs w:val="18"/>
+              </w:rPr>
+              <w:t xml:space="preserve">business_day_*/open_*/close_*</w:t>
+            </w:r>
+          </w:p>
+        </w:tc>
+        <w:tc>
+          <w:tcPr>
+            <w:tcW w:type="dxa" w:w="3168"/>
+            <w:tcBorders>
+              <w:top w:val="single" w:color="CCCCCC" w:sz="4"/>
+              <w:left w:val="single" w:color="CCCCCC" w:sz="4"/>
+              <w:bottom w:val="single" w:color="CCCCCC" w:sz="4"/>
+              <w:right w:val="single" w:color="CCCCCC" w:sz="4"/>
+            </w:tcBorders>
+            <w:shd w:fill="FFFFFF" w:val="clear"/>
+            <w:tcMar>
+              <w:top w:type="dxa" w:w="80"/>
+              <w:left w:type="dxa" w:w="120"/>
+              <w:bottom w:type="dxa" w:w="80"/>
+              <w:right w:type="dxa" w:w="120"/>
+            </w:tcMar>
+          </w:tcPr>
+          <w:p>
+            <w:pPr>
+              <w:spacing w:before="0" w:after="0"/>
+            </w:pPr>
+            <w:r>
+              <w:rPr>
+                <w:rFonts w:ascii="BIZ UDPGothic" w:cs="BIZ UDPGothic" w:eastAsia="BIZ UDPGothic" w:hAnsi="BIZ UDPGothic"/>
+                <w:color w:val="404040"/>
+                <w:sz w:val="18"/>
+                <w:szCs w:val="18"/>
+              </w:rPr>
+              <w:t xml:space="preserve">INTEGER/TIME</w:t>
+            </w:r>
+          </w:p>
+        </w:tc>
+        <w:tc>
+          <w:tcPr>
+            <w:tcW w:type="dxa" w:w="3170"/>
+            <w:tcBorders>
+              <w:top w:val="single" w:color="CCCCCC" w:sz="4"/>
+              <w:left w:val="single" w:color="CCCCCC" w:sz="4"/>
+              <w:bottom w:val="single" w:color="CCCCCC" w:sz="4"/>
+              <w:right w:val="single" w:color="CCCCCC" w:sz="4"/>
+            </w:tcBorders>
+            <w:shd w:fill="FFFFFF" w:val="clear"/>
+            <w:tcMar>
+              <w:top w:type="dxa" w:w="80"/>
+              <w:left w:type="dxa" w:w="120"/>
+              <w:bottom w:type="dxa" w:w="80"/>
+              <w:right w:type="dxa" w:w="120"/>
+            </w:tcMar>
+          </w:tcPr>
+          <w:p>
+            <w:pPr>
+              <w:spacing w:before="0" w:after="0"/>
+            </w:pPr>
+            <w:r>
+              <w:rPr>
+                <w:rFonts w:ascii="BIZ UDPGothic" w:cs="BIZ UDPGothic" w:eastAsia="BIZ UDPGothic" w:hAnsi="BIZ UDPGothic"/>
+                <w:color w:val="404040"/>
+                <w:sz w:val="18"/>
+                <w:szCs w:val="18"/>
+              </w:rPr>
+              <w:t xml:space="preserve">曜日別営業日・営業時間（14カラム） / Ngày/giờ làm việc theo thứ (14 cột)</w:t>
+            </w:r>
+          </w:p>
+        </w:tc>
+      </w:tr>
+      <w:tr>
+        <w:trPr>
+          <w:cantSplit/>
+        </w:trPr>
+        <w:tc>
+          <w:tcPr>
+            <w:tcW w:type="dxa" w:w="3168"/>
+            <w:tcBorders>
+              <w:top w:val="single" w:color="CCCCCC" w:sz="4"/>
+              <w:left w:val="single" w:color="CCCCCC" w:sz="4"/>
+              <w:bottom w:val="single" w:color="CCCCCC" w:sz="4"/>
+              <w:right w:val="single" w:color="CCCCCC" w:sz="4"/>
+            </w:tcBorders>
+            <w:shd w:fill="FFFFFF" w:val="clear"/>
+            <w:tcMar>
+              <w:top w:type="dxa" w:w="80"/>
+              <w:left w:type="dxa" w:w="120"/>
+              <w:bottom w:type="dxa" w:w="80"/>
+              <w:right w:type="dxa" w:w="120"/>
+            </w:tcMar>
+          </w:tcPr>
+          <w:p>
+            <w:pPr>
+              <w:spacing w:before="0" w:after="0"/>
+            </w:pPr>
+            <w:r>
+              <w:rPr>
+                <w:rFonts w:ascii="BIZ UDPGothic" w:cs="BIZ UDPGothic" w:eastAsia="BIZ UDPGothic" w:hAnsi="BIZ UDPGothic"/>
+                <w:color w:val="404040"/>
+                <w:sz w:val="18"/>
+                <w:szCs w:val="18"/>
+              </w:rPr>
+              <w:t xml:space="preserve">code_pay_no_aeongift</w:t>
+            </w:r>
+          </w:p>
+        </w:tc>
+        <w:tc>
+          <w:tcPr>
+            <w:tcW w:type="dxa" w:w="3168"/>
+            <w:tcBorders>
+              <w:top w:val="single" w:color="CCCCCC" w:sz="4"/>
+              <w:left w:val="single" w:color="CCCCCC" w:sz="4"/>
+              <w:bottom w:val="single" w:color="CCCCCC" w:sz="4"/>
+              <w:right w:val="single" w:color="CCCCCC" w:sz="4"/>
+            </w:tcBorders>
+            <w:shd w:fill="FFFFFF" w:val="clear"/>
+            <w:tcMar>
+              <w:top w:type="dxa" w:w="80"/>
+              <w:left w:type="dxa" w:w="120"/>
+              <w:bottom w:type="dxa" w:w="80"/>
+              <w:right w:type="dxa" w:w="120"/>
+            </w:tcMar>
+          </w:tcPr>
+          <w:p>
+            <w:pPr>
+              <w:spacing w:before="0" w:after="0"/>
+            </w:pPr>
+            <w:r>
+              <w:rPr>
+                <w:rFonts w:ascii="BIZ UDPGothic" w:cs="BIZ UDPGothic" w:eastAsia="BIZ UDPGothic" w:hAnsi="BIZ UDPGothic"/>
+                <w:color w:val="404040"/>
+                <w:sz w:val="18"/>
+                <w:szCs w:val="18"/>
+              </w:rPr>
+              <w:t xml:space="preserve">VARCHAR(11)</w:t>
+            </w:r>
+          </w:p>
+        </w:tc>
+        <w:tc>
+          <w:tcPr>
+            <w:tcW w:type="dxa" w:w="3170"/>
+            <w:tcBorders>
+              <w:top w:val="single" w:color="CCCCCC" w:sz="4"/>
+              <w:left w:val="single" w:color="CCCCCC" w:sz="4"/>
+              <w:bottom w:val="single" w:color="CCCCCC" w:sz="4"/>
+              <w:right w:val="single" w:color="CCCCCC" w:sz="4"/>
+            </w:tcBorders>
+            <w:shd w:fill="FFFFFF" w:val="clear"/>
+            <w:tcMar>
+              <w:top w:type="dxa" w:w="80"/>
+              <w:left w:type="dxa" w:w="120"/>
+              <w:bottom w:type="dxa" w:w="80"/>
+              <w:right w:type="dxa" w:w="120"/>
+            </w:tcMar>
+          </w:tcPr>
+          <w:p>
+            <w:pPr>
+              <w:spacing w:before="0" w:after="0"/>
+            </w:pPr>
+            <w:r>
+              <w:rPr>
+                <w:rFonts w:ascii="BIZ UDPGothic" w:cs="BIZ UDPGothic" w:eastAsia="BIZ UDPGothic" w:hAnsi="BIZ UDPGothic"/>
+                <w:color w:val="404040"/>
+                <w:sz w:val="18"/>
+                <w:szCs w:val="18"/>
+              </w:rPr>
+              <w:t xml:space="preserve">ギフトカード決済コード / Mã thanh toán thẻ quà tặng</w:t>
+            </w:r>
+          </w:p>
+        </w:tc>
+      </w:tr>
+    </w:tbl>
     <w:p>
       <w:pPr>
         <w:spacing w:before="100" w:after="100"/>
@@ -1723,7 +3517,7 @@
           <w:sz w:val="18"/>
           <w:szCs w:val="18"/>
         </w:rPr>
-        <w:t xml:space="preserve">作成者 /       清原 一利                     作成日 /     2026/03/12</w:t>
+        <w:t xml:space="preserve">【SQL例】</w:t>
       </w:r>
       <w:r>
         <w:br/>
@@ -1737,377 +3531,7 @@
           <w:sz w:val="16"/>
           <w:szCs w:val="16"/>
         </w:rPr>
-        <w:t xml:space="preserve">/ Người tạo*                                      *Ngày tạo</w:t>
-      </w:r>
-    </w:p>
-    <w:p>
-      <w:pPr>
-        <w:spacing w:before="100" w:after="100"/>
-      </w:pPr>
-      <w:r>
-        <w:rPr>
-          <w:rFonts w:ascii="BIZ UDPGothic" w:cs="BIZ UDPGothic" w:eastAsia="BIZ UDPGothic" w:hAnsi="BIZ UDPGothic"/>
-          <w:color w:val="404040"/>
-          <w:sz w:val="18"/>
-          <w:szCs w:val="18"/>
-        </w:rPr>
-        <w:t xml:space="preserve">確認者 /                                     承認日 /</w:t>
-      </w:r>
-      <w:r>
-        <w:br/>
-      </w:r>
-      <w:r>
-        <w:rPr>
-          <w:rFonts w:ascii="BIZ UDPGothic" w:cs="BIZ UDPGothic" w:eastAsia="BIZ UDPGothic" w:hAnsi="BIZ UDPGothic"/>
-          <w:i/>
-          <w:iCs/>
-          <w:color w:val="777777"/>
-          <w:sz w:val="16"/>
-          <w:szCs w:val="16"/>
-        </w:rPr>
-        <w:t xml:space="preserve">/ Người xét duyệt*                                *Ngày duyệt</w:t>
-      </w:r>
-    </w:p>
-    <w:p>
-      <w:pPr>
-        <w:spacing w:before="100" w:after="100"/>
-      </w:pPr>
-      <w:r>
-        <w:rPr>
-          <w:rFonts w:ascii="BIZ UDPGothic" w:cs="BIZ UDPGothic" w:eastAsia="BIZ UDPGothic" w:hAnsi="BIZ UDPGothic"/>
-          <w:b/>
-          <w:bCs/>
-          <w:color w:val="C8102E"/>
-          <w:sz w:val="20"/>
-          <w:szCs w:val="20"/>
-        </w:rPr>
-        <w:t xml:space="preserve">■ 前提条件</w:t>
-      </w:r>
-    </w:p>
-    <w:p>
-      <w:pPr>
-        <w:spacing w:before="100" w:after="100"/>
-      </w:pPr>
-      <w:r>
-        <w:rPr>
-          <w:rFonts w:ascii="BIZ UDPGothic" w:cs="BIZ UDPGothic" w:eastAsia="BIZ UDPGothic" w:hAnsi="BIZ UDPGothic"/>
-          <w:b/>
-          <w:bCs/>
-          <w:color w:val="C8102E"/>
-          <w:sz w:val="20"/>
-          <w:szCs w:val="20"/>
-        </w:rPr>
-        <w:t xml:space="preserve">■ 登録手順</w:t>
-      </w:r>
-    </w:p>
-    <w:p>
-      <w:pPr>
-        <w:spacing w:before="100" w:after="100"/>
-      </w:pPr>
-      <w:r>
-        <w:rPr>
-          <w:rFonts w:ascii="BIZ UDPGothic" w:cs="BIZ UDPGothic" w:eastAsia="BIZ UDPGothic" w:hAnsi="BIZ UDPGothic"/>
-          <w:b/>
-          <w:bCs/>
-          <w:color w:val="404040"/>
-          <w:sz w:val="18"/>
-          <w:szCs w:val="18"/>
-        </w:rPr>
-        <w:t xml:space="preserve">① 店舗マスタ登録（M_KSM.stores）</w:t>
-      </w:r>
-    </w:p>
-    <w:p>
-      <w:pPr>
-        <w:spacing w:before="100" w:after="100"/>
-      </w:pPr>
-      <w:r>
-        <w:rPr>
-          <w:rFonts w:ascii="BIZ UDPGothic" w:cs="BIZ UDPGothic" w:eastAsia="BIZ UDPGothic" w:hAnsi="BIZ UDPGothic"/>
-          <w:color w:val="404040"/>
-          <w:sz w:val="18"/>
-          <w:szCs w:val="18"/>
-        </w:rPr>
-        <w:t xml:space="preserve">店舗の基本情報（店舗名・電話番号・営業時間等）を登録します。 / *Đăng ký</w:t>
-      </w:r>
-    </w:p>
-    <w:p>
-      <w:pPr>
-        <w:spacing w:before="100" w:after="100"/>
-      </w:pPr>
-      <w:r>
-        <w:rPr>
-          <w:rFonts w:ascii="BIZ UDPGothic" w:cs="BIZ UDPGothic" w:eastAsia="BIZ UDPGothic" w:hAnsi="BIZ UDPGothic"/>
-          <w:color w:val="404040"/>
-          <w:sz w:val="18"/>
-          <w:szCs w:val="18"/>
-        </w:rPr>
-        <w:t xml:space="preserve">thông tin cơ bản của cửa hàng (tên, SĐT, giờ làm việc\...).*</w:t>
-      </w:r>
-    </w:p>
-    <w:p>
-      <w:pPr>
-        <w:spacing w:before="100" w:after="100"/>
-      </w:pPr>
-      <w:r>
-        <w:rPr>
-          <w:rFonts w:ascii="BIZ UDPGothic" w:cs="BIZ UDPGothic" w:eastAsia="BIZ UDPGothic" w:hAnsi="BIZ UDPGothic"/>
-          <w:color w:val="404040"/>
-          <w:sz w:val="18"/>
-          <w:szCs w:val="18"/>
-        </w:rPr>
-        <w:t xml:space="preserve">【必須カラム】 / *【Cột bắt buộc】*</w:t>
-      </w:r>
-    </w:p>
-    <w:p>
-      <w:pPr>
-        <w:spacing w:before="100" w:after="100"/>
-      </w:pPr>
-      <w:r>
-        <w:rPr>
-          <w:rFonts w:ascii="BIZ UDPGothic" w:cs="BIZ UDPGothic" w:eastAsia="BIZ UDPGothic" w:hAnsi="BIZ UDPGothic"/>
-          <w:color w:val="404040"/>
-          <w:sz w:val="18"/>
-          <w:szCs w:val="18"/>
-        </w:rPr>
-        <w:t xml:space="preserve">カラム名 / *Tên cột*              型 /       説明 / *Mô tả*</w:t>
-      </w:r>
-      <w:r>
-        <w:br/>
-      </w:r>
-      <w:r>
-        <w:rPr>
-          <w:rFonts w:ascii="BIZ UDPGothic" w:cs="BIZ UDPGothic" w:eastAsia="BIZ UDPGothic" w:hAnsi="BIZ UDPGothic"/>
-          <w:i/>
-          <w:iCs/>
-          <w:color w:val="777777"/>
-          <w:sz w:val="16"/>
-          <w:szCs w:val="16"/>
-        </w:rPr>
-        <w:t xml:space="preserve">/ Kiểu</w:t>
-      </w:r>
-    </w:p>
-    <w:p>
-      <w:pPr>
-        <w:spacing w:before="100" w:after="100"/>
-      </w:pPr>
-      <w:r>
-        <w:rPr>
-          <w:rFonts w:ascii="BIZ UDPGothic" w:cs="BIZ UDPGothic" w:eastAsia="BIZ UDPGothic" w:hAnsi="BIZ UDPGothic"/>
-          <w:color w:val="404040"/>
-          <w:sz w:val="18"/>
-          <w:szCs w:val="18"/>
-        </w:rPr>
-        <w:t xml:space="preserve">company_code                          INTEGER        会社コード（KASUMI=100） / *Mã công</w:t>
-      </w:r>
-    </w:p>
-    <w:p>
-      <w:pPr>
-        <w:spacing w:before="100" w:after="100"/>
-      </w:pPr>
-      <w:r>
-        <w:rPr>
-          <w:rFonts w:ascii="BIZ UDPGothic" w:cs="BIZ UDPGothic" w:eastAsia="BIZ UDPGothic" w:hAnsi="BIZ UDPGothic"/>
-          <w:color w:val="404040"/>
-          <w:sz w:val="18"/>
-          <w:szCs w:val="18"/>
-        </w:rPr>
-        <w:t xml:space="preserve">ty (KASUMI=100)*</w:t>
-      </w:r>
-    </w:p>
-    <w:p>
-      <w:pPr>
-        <w:spacing w:before="100" w:after="100"/>
-      </w:pPr>
-      <w:r>
-        <w:rPr>
-          <w:rFonts w:ascii="BIZ UDPGothic" w:cs="BIZ UDPGothic" w:eastAsia="BIZ UDPGothic" w:hAnsi="BIZ UDPGothic"/>
-          <w:color w:val="404040"/>
-          <w:sz w:val="18"/>
-          <w:szCs w:val="18"/>
-        </w:rPr>
-        <w:t xml:space="preserve">store_code                            INTEGER        店舗コード / *Mã cửa hàng*</w:t>
-      </w:r>
-    </w:p>
-    <w:p>
-      <w:pPr>
-        <w:spacing w:before="100" w:after="100"/>
-      </w:pPr>
-      <w:r>
-        <w:rPr>
-          <w:rFonts w:ascii="BIZ UDPGothic" w:cs="BIZ UDPGothic" w:eastAsia="BIZ UDPGothic" w:hAnsi="BIZ UDPGothic"/>
-          <w:color w:val="404040"/>
-          <w:sz w:val="18"/>
-          <w:szCs w:val="18"/>
-        </w:rPr>
-        <w:t xml:space="preserve">ten_name                              VARCHAR(50)    店舗名（レシートに印字） / *Tên cửa</w:t>
-      </w:r>
-    </w:p>
-    <w:p>
-      <w:pPr>
-        <w:spacing w:before="100" w:after="100"/>
-      </w:pPr>
-      <w:r>
-        <w:rPr>
-          <w:rFonts w:ascii="BIZ UDPGothic" w:cs="BIZ UDPGothic" w:eastAsia="BIZ UDPGothic" w:hAnsi="BIZ UDPGothic"/>
-          <w:color w:val="404040"/>
-          <w:sz w:val="18"/>
-          <w:szCs w:val="18"/>
-        </w:rPr>
-        <w:t xml:space="preserve">hàng (in trên hóa đơn)*</w:t>
-      </w:r>
-    </w:p>
-    <w:p>
-      <w:pPr>
-        <w:spacing w:before="100" w:after="100"/>
-      </w:pPr>
-      <w:r>
-        <w:rPr>
-          <w:rFonts w:ascii="BIZ UDPGothic" w:cs="BIZ UDPGothic" w:eastAsia="BIZ UDPGothic" w:hAnsi="BIZ UDPGothic"/>
-          <w:color w:val="404040"/>
-          <w:sz w:val="18"/>
-          <w:szCs w:val="18"/>
-        </w:rPr>
-        <w:t xml:space="preserve">ten_short_nm                          VARCHAR(30)    店舗短縮名 / *Tên viết tắt*</w:t>
-      </w:r>
-    </w:p>
-    <w:p>
-      <w:pPr>
-        <w:spacing w:before="100" w:after="100"/>
-      </w:pPr>
-      <w:r>
-        <w:rPr>
-          <w:rFonts w:ascii="BIZ UDPGothic" w:cs="BIZ UDPGothic" w:eastAsia="BIZ UDPGothic" w:hAnsi="BIZ UDPGothic"/>
-          <w:color w:val="404040"/>
-          <w:sz w:val="18"/>
-          <w:szCs w:val="18"/>
-        </w:rPr>
-        <w:t xml:space="preserve">tel_num                               VARCHAR(13)    電話番号（レシートに印字） / *Số</w:t>
-      </w:r>
-    </w:p>
-    <w:p>
-      <w:pPr>
-        <w:spacing w:before="100" w:after="100"/>
-      </w:pPr>
-      <w:r>
-        <w:rPr>
-          <w:rFonts w:ascii="BIZ UDPGothic" w:cs="BIZ UDPGothic" w:eastAsia="BIZ UDPGothic" w:hAnsi="BIZ UDPGothic"/>
-          <w:color w:val="404040"/>
-          <w:sz w:val="18"/>
-          <w:szCs w:val="18"/>
-        </w:rPr>
-        <w:t xml:space="preserve">điện thoại (in trên hóa đơn)*</w:t>
-      </w:r>
-    </w:p>
-    <w:p>
-      <w:pPr>
-        <w:spacing w:before="100" w:after="100"/>
-      </w:pPr>
-      <w:r>
-        <w:rPr>
-          <w:rFonts w:ascii="BIZ UDPGothic" w:cs="BIZ UDPGothic" w:eastAsia="BIZ UDPGothic" w:hAnsi="BIZ UDPGothic"/>
-          <w:color w:val="404040"/>
-          <w:sz w:val="18"/>
-          <w:szCs w:val="18"/>
-        </w:rPr>
-        <w:t xml:space="preserve">pwd                                   VARCHAR(128)   パスワード（ハッシュ値） / *Mật khẩu</w:t>
-      </w:r>
-    </w:p>
-    <w:p>
-      <w:pPr>
-        <w:spacing w:before="100" w:after="100"/>
-      </w:pPr>
-      <w:r>
-        <w:rPr>
-          <w:rFonts w:ascii="BIZ UDPGothic" w:cs="BIZ UDPGothic" w:eastAsia="BIZ UDPGothic" w:hAnsi="BIZ UDPGothic"/>
-          <w:color w:val="404040"/>
-          <w:sz w:val="18"/>
-          <w:szCs w:val="18"/>
-        </w:rPr>
-        <w:t xml:space="preserve">(giá trị hash)*</w:t>
-      </w:r>
-    </w:p>
-    <w:p>
-      <w:pPr>
-        <w:spacing w:before="100" w:after="100"/>
-      </w:pPr>
-      <w:r>
-        <w:rPr>
-          <w:rFonts w:ascii="BIZ UDPGothic" w:cs="BIZ UDPGothic" w:eastAsia="BIZ UDPGothic" w:hAnsi="BIZ UDPGothic"/>
-          <w:color w:val="404040"/>
-          <w:sz w:val="18"/>
-          <w:szCs w:val="18"/>
-        </w:rPr>
-        <w:t xml:space="preserve">business_day\_\*/open\_\*/close\_\*   INTEGER/TIME   曜日別営業日・営業時間（14カラム） /</w:t>
-      </w:r>
-    </w:p>
-    <w:p>
-      <w:pPr>
-        <w:spacing w:before="100" w:after="100"/>
-      </w:pPr>
-      <w:r>
-        <w:rPr>
-          <w:rFonts w:ascii="BIZ UDPGothic" w:cs="BIZ UDPGothic" w:eastAsia="BIZ UDPGothic" w:hAnsi="BIZ UDPGothic"/>
-          <w:color w:val="404040"/>
-          <w:sz w:val="18"/>
-          <w:szCs w:val="18"/>
-        </w:rPr>
-        <w:t xml:space="preserve">*Ngày/giờ làm việc theo thứ (14</w:t>
-      </w:r>
-    </w:p>
-    <w:p>
-      <w:pPr>
-        <w:spacing w:before="100" w:after="100"/>
-      </w:pPr>
-      <w:r>
-        <w:rPr>
-          <w:rFonts w:ascii="BIZ UDPGothic" w:cs="BIZ UDPGothic" w:eastAsia="BIZ UDPGothic" w:hAnsi="BIZ UDPGothic"/>
-          <w:color w:val="404040"/>
-          <w:sz w:val="18"/>
-          <w:szCs w:val="18"/>
-        </w:rPr>
-        <w:t xml:space="preserve">cột)*</w:t>
-      </w:r>
-    </w:p>
-    <w:p>
-      <w:pPr>
-        <w:spacing w:before="100" w:after="100"/>
-      </w:pPr>
-      <w:r>
-        <w:rPr>
-          <w:rFonts w:ascii="BIZ UDPGothic" w:cs="BIZ UDPGothic" w:eastAsia="BIZ UDPGothic" w:hAnsi="BIZ UDPGothic"/>
-          <w:color w:val="404040"/>
-          <w:sz w:val="18"/>
-          <w:szCs w:val="18"/>
-        </w:rPr>
-        <w:t xml:space="preserve">code_pay_no_aeongift                  VARCHAR(11)    ギフトカード決済コード / *Mã thanh</w:t>
-      </w:r>
-    </w:p>
-    <w:p>
-      <w:pPr>
-        <w:spacing w:before="100" w:after="100"/>
-      </w:pPr>
-      <w:r>
-        <w:rPr>
-          <w:rFonts w:ascii="BIZ UDPGothic" w:cs="BIZ UDPGothic" w:eastAsia="BIZ UDPGothic" w:hAnsi="BIZ UDPGothic"/>
-          <w:color w:val="404040"/>
-          <w:sz w:val="18"/>
-          <w:szCs w:val="18"/>
-        </w:rPr>
-        <w:t xml:space="preserve">toán thẻ quà tặng*</w:t>
-      </w:r>
-    </w:p>
-    <w:p>
-      <w:pPr>
-        <w:spacing w:before="100" w:after="100"/>
-      </w:pPr>
-      <w:r>
-        <w:rPr>
-          <w:rFonts w:ascii="BIZ UDPGothic" w:cs="BIZ UDPGothic" w:eastAsia="BIZ UDPGothic" w:hAnsi="BIZ UDPGothic"/>
-          <w:color w:val="404040"/>
-          <w:sz w:val="18"/>
-          <w:szCs w:val="18"/>
-        </w:rPr>
-        <w:t xml:space="preserve">【SQL例】 / *【Ví dụ SQL】*</w:t>
+        <w:t xml:space="preserve">/ 【Ví dụ SQL】</w:t>
       </w:r>
     </w:p>
     <w:tbl>
@@ -2171,7 +3595,7 @@
                 <w:sz w:val="16"/>
                 <w:szCs w:val="16"/>
               </w:rPr>
-              <w:t xml:space="preserve"/>
+              <w:t xml:space="preserve">company_code, store_code,</w:t>
             </w:r>
           </w:p>
           <w:p>
@@ -2185,7 +3609,7 @@
                 <w:sz w:val="16"/>
                 <w:szCs w:val="16"/>
               </w:rPr>
-              <w:t xml:space="preserve">company_code, store_code,</w:t>
+              <w:t xml:space="preserve">ten_name, ten_short_nm,</w:t>
             </w:r>
           </w:p>
           <w:p>
@@ -2199,7 +3623,7 @@
                 <w:sz w:val="16"/>
                 <w:szCs w:val="16"/>
               </w:rPr>
-              <w:t xml:space="preserve"/>
+              <w:t xml:space="preserve">tel_num, post_cd, address1,</w:t>
             </w:r>
           </w:p>
           <w:p>
@@ -2213,7 +3637,7 @@
                 <w:sz w:val="16"/>
                 <w:szCs w:val="16"/>
               </w:rPr>
-              <w:t xml:space="preserve">ten_name, ten_short_nm,</w:t>
+              <w:t xml:space="preserve">pwd,</w:t>
             </w:r>
           </w:p>
           <w:p>
@@ -2227,7 +3651,7 @@
                 <w:sz w:val="16"/>
                 <w:szCs w:val="16"/>
               </w:rPr>
-              <w:t xml:space="preserve"/>
+              <w:t xml:space="preserve">open_count, map_latitude, map_longitude,</w:t>
             </w:r>
           </w:p>
           <w:p>
@@ -2241,7 +3665,7 @@
                 <w:sz w:val="16"/>
                 <w:szCs w:val="16"/>
               </w:rPr>
-              <w:t xml:space="preserve">tel_num, post_cd, address1,</w:t>
+              <w:t xml:space="preserve">coord_threshold_in, coord_threshold_nearby,</w:t>
             </w:r>
           </w:p>
           <w:p>
@@ -2255,7 +3679,7 @@
                 <w:sz w:val="16"/>
                 <w:szCs w:val="16"/>
               </w:rPr>
-              <w:t xml:space="preserve"/>
+              <w:t xml:space="preserve">checkin_mode, checkout_mode, close_alert_time,</w:t>
             </w:r>
           </w:p>
           <w:p>
@@ -2269,7 +3693,7 @@
                 <w:sz w:val="16"/>
                 <w:szCs w:val="16"/>
               </w:rPr>
-              <w:t xml:space="preserve">pwd,</w:t>
+              <w:t xml:space="preserve">business_day_sun, business_open_sun, business_close_sun,</w:t>
             </w:r>
           </w:p>
           <w:p>
@@ -2283,7 +3707,7 @@
                 <w:sz w:val="16"/>
                 <w:szCs w:val="16"/>
               </w:rPr>
-              <w:t xml:space="preserve"/>
+              <w:t xml:space="preserve">business_day_mon, business_open_mon, business_close_mon,</w:t>
             </w:r>
           </w:p>
           <w:p>
@@ -2297,7 +3721,7 @@
                 <w:sz w:val="16"/>
                 <w:szCs w:val="16"/>
               </w:rPr>
-              <w:t xml:space="preserve">open_count, map_latitude, map_longitude,</w:t>
+              <w:t xml:space="preserve">business_day_tue, business_open_tue, business_close_tue,</w:t>
             </w:r>
           </w:p>
           <w:p>
@@ -2311,7 +3735,7 @@
                 <w:sz w:val="16"/>
                 <w:szCs w:val="16"/>
               </w:rPr>
-              <w:t xml:space="preserve"/>
+              <w:t xml:space="preserve">business_day_wed, business_open_wed, business_close_wed,</w:t>
             </w:r>
           </w:p>
           <w:p>
@@ -2325,7 +3749,7 @@
                 <w:sz w:val="16"/>
                 <w:szCs w:val="16"/>
               </w:rPr>
-              <w:t xml:space="preserve">coord_threshold_in, coord_threshold_nearby,</w:t>
+              <w:t xml:space="preserve">business_day_thu, business_open_thu, business_close_thu,</w:t>
             </w:r>
           </w:p>
           <w:p>
@@ -2339,7 +3763,7 @@
                 <w:sz w:val="16"/>
                 <w:szCs w:val="16"/>
               </w:rPr>
-              <w:t xml:space="preserve"/>
+              <w:t xml:space="preserve">business_day_fri, business_open_fri, business_close_fri,</w:t>
             </w:r>
           </w:p>
           <w:p>
@@ -2353,7 +3777,7 @@
                 <w:sz w:val="16"/>
                 <w:szCs w:val="16"/>
               </w:rPr>
-              <w:t xml:space="preserve">checkin_mode, checkout_mode, close_alert_time,</w:t>
+              <w:t xml:space="preserve">business_day_sat, business_open_sat, business_close_sat,</w:t>
             </w:r>
           </w:p>
           <w:p>
@@ -2367,7 +3791,7 @@
                 <w:sz w:val="16"/>
                 <w:szCs w:val="16"/>
               </w:rPr>
-              <w:t xml:space="preserve"/>
+              <w:t xml:space="preserve">code_pay_no_aeongift</w:t>
             </w:r>
           </w:p>
           <w:p>
@@ -2381,7 +3805,7 @@
                 <w:sz w:val="16"/>
                 <w:szCs w:val="16"/>
               </w:rPr>
-              <w:t xml:space="preserve">business_day_sun, business_open_sun, business_close_sun,</w:t>
+              <w:t xml:space="preserve">) VALUES (</w:t>
             </w:r>
           </w:p>
           <w:p>
@@ -2395,7 +3819,7 @@
                 <w:sz w:val="16"/>
                 <w:szCs w:val="16"/>
               </w:rPr>
-              <w:t xml:space="preserve"/>
+              <w:t xml:space="preserve">100, :store_code,</w:t>
             </w:r>
           </w:p>
           <w:p>
@@ -2409,7 +3833,7 @@
                 <w:sz w:val="16"/>
                 <w:szCs w:val="16"/>
               </w:rPr>
-              <w:t xml:space="preserve">business_day_mon, business_open_mon, business_close_mon,</w:t>
+              <w:t xml:space="preserve">':店舗名', ':店舗短縮名',</w:t>
             </w:r>
           </w:p>
           <w:p>
@@ -2423,7 +3847,7 @@
                 <w:sz w:val="16"/>
                 <w:szCs w:val="16"/>
               </w:rPr>
-              <w:t xml:space="preserve"/>
+              <w:t xml:space="preserve">'0XX-XXX-XXXX', 'XXX-XXXX', ':住所',</w:t>
             </w:r>
           </w:p>
           <w:p>
@@ -2437,7 +3861,7 @@
                 <w:sz w:val="16"/>
                 <w:szCs w:val="16"/>
               </w:rPr>
-              <w:t xml:space="preserve">business_day_tue, business_open_tue, business_close_tue,</w:t>
+              <w:t xml:space="preserve">':パスワードハッシュ',</w:t>
             </w:r>
           </w:p>
           <w:p>
@@ -2451,7 +3875,7 @@
                 <w:sz w:val="16"/>
                 <w:szCs w:val="16"/>
               </w:rPr>
-              <w:t xml:space="preserve"/>
+              <w:t xml:space="preserve">'0', '0.000000', '0.000000',</w:t>
             </w:r>
           </w:p>
           <w:p>
@@ -2465,7 +3889,7 @@
                 <w:sz w:val="16"/>
                 <w:szCs w:val="16"/>
               </w:rPr>
-              <w:t xml:space="preserve">business_day_wed, business_open_wed, business_close_wed,</w:t>
+              <w:t xml:space="preserve">0, 0,</w:t>
             </w:r>
           </w:p>
           <w:p>
@@ -2479,7 +3903,7 @@
                 <w:sz w:val="16"/>
                 <w:szCs w:val="16"/>
               </w:rPr>
-              <w:t xml:space="preserve"/>
+              <w:t xml:space="preserve">0, 0, 30,</w:t>
             </w:r>
           </w:p>
           <w:p>
@@ -2493,7 +3917,7 @@
                 <w:sz w:val="16"/>
                 <w:szCs w:val="16"/>
               </w:rPr>
-              <w:t xml:space="preserve">business_day_thu, business_open_thu, business_close_thu,</w:t>
+              <w:t xml:space="preserve">1, '09:00:00', '21:00:00', -- 日曜</w:t>
             </w:r>
           </w:p>
           <w:p>
@@ -2507,7 +3931,7 @@
                 <w:sz w:val="16"/>
                 <w:szCs w:val="16"/>
               </w:rPr>
-              <w:t xml:space="preserve"/>
+              <w:t xml:space="preserve">1, '09:00:00', '21:00:00', -- 月曜</w:t>
             </w:r>
           </w:p>
           <w:p>
@@ -2521,7 +3945,7 @@
                 <w:sz w:val="16"/>
                 <w:szCs w:val="16"/>
               </w:rPr>
-              <w:t xml:space="preserve">business_day_fri, business_open_fri, business_close_fri,</w:t>
+              <w:t xml:space="preserve">1, '09:00:00', '21:00:00', -- 火曜</w:t>
             </w:r>
           </w:p>
           <w:p>
@@ -2535,7 +3959,7 @@
                 <w:sz w:val="16"/>
                 <w:szCs w:val="16"/>
               </w:rPr>
-              <w:t xml:space="preserve"/>
+              <w:t xml:space="preserve">1, '09:00:00', '21:00:00', -- 水曜</w:t>
             </w:r>
           </w:p>
           <w:p>
@@ -2549,7 +3973,7 @@
                 <w:sz w:val="16"/>
                 <w:szCs w:val="16"/>
               </w:rPr>
-              <w:t xml:space="preserve">business_day_sat, business_open_sat, business_close_sat,</w:t>
+              <w:t xml:space="preserve">1, '09:00:00', '21:00:00', -- 木曜</w:t>
             </w:r>
           </w:p>
           <w:p>
@@ -2563,7 +3987,7 @@
                 <w:sz w:val="16"/>
                 <w:szCs w:val="16"/>
               </w:rPr>
-              <w:t xml:space="preserve"/>
+              <w:t xml:space="preserve">1, '09:00:00', '21:00:00', -- 金曜</w:t>
             </w:r>
           </w:p>
           <w:p>
@@ -2577,7 +4001,7 @@
                 <w:sz w:val="16"/>
                 <w:szCs w:val="16"/>
               </w:rPr>
-              <w:t xml:space="preserve">code_pay_no_aeongift</w:t>
+              <w:t xml:space="preserve">1, '09:00:00', '21:00:00', -- 土曜</w:t>
             </w:r>
           </w:p>
           <w:p>
@@ -2591,455 +4015,7 @@
                 <w:sz w:val="16"/>
                 <w:szCs w:val="16"/>
               </w:rPr>
-              <w:t xml:space="preserve"/>
-            </w:r>
-          </w:p>
-          <w:p>
-            <w:pPr>
-              <w:spacing w:before="0" w:after="0"/>
-            </w:pPr>
-            <w:r>
-              <w:rPr>
-                <w:rFonts w:ascii="Courier New" w:cs="Courier New" w:eastAsia="Courier New" w:hAnsi="Courier New"/>
-                <w:color w:val="404040"/>
-                <w:sz w:val="16"/>
-                <w:szCs w:val="16"/>
-              </w:rPr>
-              <w:t xml:space="preserve">) VALUES (</w:t>
-            </w:r>
-          </w:p>
-          <w:p>
-            <w:pPr>
-              <w:spacing w:before="0" w:after="0"/>
-            </w:pPr>
-            <w:r>
-              <w:rPr>
-                <w:rFonts w:ascii="Courier New" w:cs="Courier New" w:eastAsia="Courier New" w:hAnsi="Courier New"/>
-                <w:color w:val="404040"/>
-                <w:sz w:val="16"/>
-                <w:szCs w:val="16"/>
-              </w:rPr>
-              <w:t xml:space="preserve"/>
-            </w:r>
-          </w:p>
-          <w:p>
-            <w:pPr>
-              <w:spacing w:before="0" w:after="0"/>
-            </w:pPr>
-            <w:r>
-              <w:rPr>
-                <w:rFonts w:ascii="Courier New" w:cs="Courier New" w:eastAsia="Courier New" w:hAnsi="Courier New"/>
-                <w:color w:val="404040"/>
-                <w:sz w:val="16"/>
-                <w:szCs w:val="16"/>
-              </w:rPr>
-              <w:t xml:space="preserve">100, :store_code,</w:t>
-            </w:r>
-          </w:p>
-          <w:p>
-            <w:pPr>
-              <w:spacing w:before="0" w:after="0"/>
-            </w:pPr>
-            <w:r>
-              <w:rPr>
-                <w:rFonts w:ascii="Courier New" w:cs="Courier New" w:eastAsia="Courier New" w:hAnsi="Courier New"/>
-                <w:color w:val="404040"/>
-                <w:sz w:val="16"/>
-                <w:szCs w:val="16"/>
-              </w:rPr>
-              <w:t xml:space="preserve"/>
-            </w:r>
-          </w:p>
-          <w:p>
-            <w:pPr>
-              <w:spacing w:before="0" w:after="0"/>
-            </w:pPr>
-            <w:r>
-              <w:rPr>
-                <w:rFonts w:ascii="Courier New" w:cs="Courier New" w:eastAsia="Courier New" w:hAnsi="Courier New"/>
-                <w:color w:val="404040"/>
-                <w:sz w:val="16"/>
-                <w:szCs w:val="16"/>
-              </w:rPr>
-              <w:t xml:space="preserve">':店舗名', ':店舗短縮名',</w:t>
-            </w:r>
-          </w:p>
-          <w:p>
-            <w:pPr>
-              <w:spacing w:before="0" w:after="0"/>
-            </w:pPr>
-            <w:r>
-              <w:rPr>
-                <w:rFonts w:ascii="Courier New" w:cs="Courier New" w:eastAsia="Courier New" w:hAnsi="Courier New"/>
-                <w:color w:val="404040"/>
-                <w:sz w:val="16"/>
-                <w:szCs w:val="16"/>
-              </w:rPr>
-              <w:t xml:space="preserve"/>
-            </w:r>
-          </w:p>
-          <w:p>
-            <w:pPr>
-              <w:spacing w:before="0" w:after="0"/>
-            </w:pPr>
-            <w:r>
-              <w:rPr>
-                <w:rFonts w:ascii="Courier New" w:cs="Courier New" w:eastAsia="Courier New" w:hAnsi="Courier New"/>
-                <w:color w:val="404040"/>
-                <w:sz w:val="16"/>
-                <w:szCs w:val="16"/>
-              </w:rPr>
-              <w:t xml:space="preserve">'0XX-XXX-XXXX', 'XXX-XXXX', ':住所',</w:t>
-            </w:r>
-          </w:p>
-          <w:p>
-            <w:pPr>
-              <w:spacing w:before="0" w:after="0"/>
-            </w:pPr>
-            <w:r>
-              <w:rPr>
-                <w:rFonts w:ascii="Courier New" w:cs="Courier New" w:eastAsia="Courier New" w:hAnsi="Courier New"/>
-                <w:color w:val="404040"/>
-                <w:sz w:val="16"/>
-                <w:szCs w:val="16"/>
-              </w:rPr>
-              <w:t xml:space="preserve"/>
-            </w:r>
-          </w:p>
-          <w:p>
-            <w:pPr>
-              <w:spacing w:before="0" w:after="0"/>
-            </w:pPr>
-            <w:r>
-              <w:rPr>
-                <w:rFonts w:ascii="Courier New" w:cs="Courier New" w:eastAsia="Courier New" w:hAnsi="Courier New"/>
-                <w:color w:val="404040"/>
-                <w:sz w:val="16"/>
-                <w:szCs w:val="16"/>
-              </w:rPr>
-              <w:t xml:space="preserve">':パスワードハッシュ',</w:t>
-            </w:r>
-          </w:p>
-          <w:p>
-            <w:pPr>
-              <w:spacing w:before="0" w:after="0"/>
-            </w:pPr>
-            <w:r>
-              <w:rPr>
-                <w:rFonts w:ascii="Courier New" w:cs="Courier New" w:eastAsia="Courier New" w:hAnsi="Courier New"/>
-                <w:color w:val="404040"/>
-                <w:sz w:val="16"/>
-                <w:szCs w:val="16"/>
-              </w:rPr>
-              <w:t xml:space="preserve"/>
-            </w:r>
-          </w:p>
-          <w:p>
-            <w:pPr>
-              <w:spacing w:before="0" w:after="0"/>
-            </w:pPr>
-            <w:r>
-              <w:rPr>
-                <w:rFonts w:ascii="Courier New" w:cs="Courier New" w:eastAsia="Courier New" w:hAnsi="Courier New"/>
-                <w:color w:val="404040"/>
-                <w:sz w:val="16"/>
-                <w:szCs w:val="16"/>
-              </w:rPr>
-              <w:t xml:space="preserve">'0', '0.000000', '0.000000',</w:t>
-            </w:r>
-          </w:p>
-          <w:p>
-            <w:pPr>
-              <w:spacing w:before="0" w:after="0"/>
-            </w:pPr>
-            <w:r>
-              <w:rPr>
-                <w:rFonts w:ascii="Courier New" w:cs="Courier New" w:eastAsia="Courier New" w:hAnsi="Courier New"/>
-                <w:color w:val="404040"/>
-                <w:sz w:val="16"/>
-                <w:szCs w:val="16"/>
-              </w:rPr>
-              <w:t xml:space="preserve"/>
-            </w:r>
-          </w:p>
-          <w:p>
-            <w:pPr>
-              <w:spacing w:before="0" w:after="0"/>
-            </w:pPr>
-            <w:r>
-              <w:rPr>
-                <w:rFonts w:ascii="Courier New" w:cs="Courier New" w:eastAsia="Courier New" w:hAnsi="Courier New"/>
-                <w:color w:val="404040"/>
-                <w:sz w:val="16"/>
-                <w:szCs w:val="16"/>
-              </w:rPr>
-              <w:t xml:space="preserve">0, 0,</w:t>
-            </w:r>
-          </w:p>
-          <w:p>
-            <w:pPr>
-              <w:spacing w:before="0" w:after="0"/>
-            </w:pPr>
-            <w:r>
-              <w:rPr>
-                <w:rFonts w:ascii="Courier New" w:cs="Courier New" w:eastAsia="Courier New" w:hAnsi="Courier New"/>
-                <w:color w:val="404040"/>
-                <w:sz w:val="16"/>
-                <w:szCs w:val="16"/>
-              </w:rPr>
-              <w:t xml:space="preserve"/>
-            </w:r>
-          </w:p>
-          <w:p>
-            <w:pPr>
-              <w:spacing w:before="0" w:after="0"/>
-            </w:pPr>
-            <w:r>
-              <w:rPr>
-                <w:rFonts w:ascii="Courier New" w:cs="Courier New" w:eastAsia="Courier New" w:hAnsi="Courier New"/>
-                <w:color w:val="404040"/>
-                <w:sz w:val="16"/>
-                <w:szCs w:val="16"/>
-              </w:rPr>
-              <w:t xml:space="preserve">0, 0, 30,</w:t>
-            </w:r>
-          </w:p>
-          <w:p>
-            <w:pPr>
-              <w:spacing w:before="0" w:after="0"/>
-            </w:pPr>
-            <w:r>
-              <w:rPr>
-                <w:rFonts w:ascii="Courier New" w:cs="Courier New" w:eastAsia="Courier New" w:hAnsi="Courier New"/>
-                <w:color w:val="404040"/>
-                <w:sz w:val="16"/>
-                <w:szCs w:val="16"/>
-              </w:rPr>
-              <w:t xml:space="preserve"/>
-            </w:r>
-          </w:p>
-          <w:p>
-            <w:pPr>
-              <w:spacing w:before="0" w:after="0"/>
-            </w:pPr>
-            <w:r>
-              <w:rPr>
-                <w:rFonts w:ascii="Courier New" w:cs="Courier New" w:eastAsia="Courier New" w:hAnsi="Courier New"/>
-                <w:color w:val="404040"/>
-                <w:sz w:val="16"/>
-                <w:szCs w:val="16"/>
-              </w:rPr>
-              <w:t xml:space="preserve">1, '09:00:00', '21:00:00', -- 日曜</w:t>
-            </w:r>
-          </w:p>
-          <w:p>
-            <w:pPr>
-              <w:spacing w:before="0" w:after="0"/>
-            </w:pPr>
-            <w:r>
-              <w:rPr>
-                <w:rFonts w:ascii="Courier New" w:cs="Courier New" w:eastAsia="Courier New" w:hAnsi="Courier New"/>
-                <w:color w:val="404040"/>
-                <w:sz w:val="16"/>
-                <w:szCs w:val="16"/>
-              </w:rPr>
-              <w:t xml:space="preserve"/>
-            </w:r>
-          </w:p>
-          <w:p>
-            <w:pPr>
-              <w:spacing w:before="0" w:after="0"/>
-            </w:pPr>
-            <w:r>
-              <w:rPr>
-                <w:rFonts w:ascii="Courier New" w:cs="Courier New" w:eastAsia="Courier New" w:hAnsi="Courier New"/>
-                <w:color w:val="404040"/>
-                <w:sz w:val="16"/>
-                <w:szCs w:val="16"/>
-              </w:rPr>
-              <w:t xml:space="preserve">1, '09:00:00', '21:00:00', -- 月曜</w:t>
-            </w:r>
-          </w:p>
-          <w:p>
-            <w:pPr>
-              <w:spacing w:before="0" w:after="0"/>
-            </w:pPr>
-            <w:r>
-              <w:rPr>
-                <w:rFonts w:ascii="Courier New" w:cs="Courier New" w:eastAsia="Courier New" w:hAnsi="Courier New"/>
-                <w:color w:val="404040"/>
-                <w:sz w:val="16"/>
-                <w:szCs w:val="16"/>
-              </w:rPr>
-              <w:t xml:space="preserve"/>
-            </w:r>
-          </w:p>
-          <w:p>
-            <w:pPr>
-              <w:spacing w:before="0" w:after="0"/>
-            </w:pPr>
-            <w:r>
-              <w:rPr>
-                <w:rFonts w:ascii="Courier New" w:cs="Courier New" w:eastAsia="Courier New" w:hAnsi="Courier New"/>
-                <w:color w:val="404040"/>
-                <w:sz w:val="16"/>
-                <w:szCs w:val="16"/>
-              </w:rPr>
-              <w:t xml:space="preserve">1, '09:00:00', '21:00:00', -- 火曜</w:t>
-            </w:r>
-          </w:p>
-          <w:p>
-            <w:pPr>
-              <w:spacing w:before="0" w:after="0"/>
-            </w:pPr>
-            <w:r>
-              <w:rPr>
-                <w:rFonts w:ascii="Courier New" w:cs="Courier New" w:eastAsia="Courier New" w:hAnsi="Courier New"/>
-                <w:color w:val="404040"/>
-                <w:sz w:val="16"/>
-                <w:szCs w:val="16"/>
-              </w:rPr>
-              <w:t xml:space="preserve"/>
-            </w:r>
-          </w:p>
-          <w:p>
-            <w:pPr>
-              <w:spacing w:before="0" w:after="0"/>
-            </w:pPr>
-            <w:r>
-              <w:rPr>
-                <w:rFonts w:ascii="Courier New" w:cs="Courier New" w:eastAsia="Courier New" w:hAnsi="Courier New"/>
-                <w:color w:val="404040"/>
-                <w:sz w:val="16"/>
-                <w:szCs w:val="16"/>
-              </w:rPr>
-              <w:t xml:space="preserve">1, '09:00:00', '21:00:00', -- 水曜</w:t>
-            </w:r>
-          </w:p>
-          <w:p>
-            <w:pPr>
-              <w:spacing w:before="0" w:after="0"/>
-            </w:pPr>
-            <w:r>
-              <w:rPr>
-                <w:rFonts w:ascii="Courier New" w:cs="Courier New" w:eastAsia="Courier New" w:hAnsi="Courier New"/>
-                <w:color w:val="404040"/>
-                <w:sz w:val="16"/>
-                <w:szCs w:val="16"/>
-              </w:rPr>
-              <w:t xml:space="preserve"/>
-            </w:r>
-          </w:p>
-          <w:p>
-            <w:pPr>
-              <w:spacing w:before="0" w:after="0"/>
-            </w:pPr>
-            <w:r>
-              <w:rPr>
-                <w:rFonts w:ascii="Courier New" w:cs="Courier New" w:eastAsia="Courier New" w:hAnsi="Courier New"/>
-                <w:color w:val="404040"/>
-                <w:sz w:val="16"/>
-                <w:szCs w:val="16"/>
-              </w:rPr>
-              <w:t xml:space="preserve">1, '09:00:00', '21:00:00', -- 木曜</w:t>
-            </w:r>
-          </w:p>
-          <w:p>
-            <w:pPr>
-              <w:spacing w:before="0" w:after="0"/>
-            </w:pPr>
-            <w:r>
-              <w:rPr>
-                <w:rFonts w:ascii="Courier New" w:cs="Courier New" w:eastAsia="Courier New" w:hAnsi="Courier New"/>
-                <w:color w:val="404040"/>
-                <w:sz w:val="16"/>
-                <w:szCs w:val="16"/>
-              </w:rPr>
-              <w:t xml:space="preserve"/>
-            </w:r>
-          </w:p>
-          <w:p>
-            <w:pPr>
-              <w:spacing w:before="0" w:after="0"/>
-            </w:pPr>
-            <w:r>
-              <w:rPr>
-                <w:rFonts w:ascii="Courier New" w:cs="Courier New" w:eastAsia="Courier New" w:hAnsi="Courier New"/>
-                <w:color w:val="404040"/>
-                <w:sz w:val="16"/>
-                <w:szCs w:val="16"/>
-              </w:rPr>
-              <w:t xml:space="preserve">1, '09:00:00', '21:00:00', -- 金曜</w:t>
-            </w:r>
-          </w:p>
-          <w:p>
-            <w:pPr>
-              <w:spacing w:before="0" w:after="0"/>
-            </w:pPr>
-            <w:r>
-              <w:rPr>
-                <w:rFonts w:ascii="Courier New" w:cs="Courier New" w:eastAsia="Courier New" w:hAnsi="Courier New"/>
-                <w:color w:val="404040"/>
-                <w:sz w:val="16"/>
-                <w:szCs w:val="16"/>
-              </w:rPr>
-              <w:t xml:space="preserve"/>
-            </w:r>
-          </w:p>
-          <w:p>
-            <w:pPr>
-              <w:spacing w:before="0" w:after="0"/>
-            </w:pPr>
-            <w:r>
-              <w:rPr>
-                <w:rFonts w:ascii="Courier New" w:cs="Courier New" w:eastAsia="Courier New" w:hAnsi="Courier New"/>
-                <w:color w:val="404040"/>
-                <w:sz w:val="16"/>
-                <w:szCs w:val="16"/>
-              </w:rPr>
-              <w:t xml:space="preserve">1, '09:00:00', '21:00:00', -- 土曜</w:t>
-            </w:r>
-          </w:p>
-          <w:p>
-            <w:pPr>
-              <w:spacing w:before="0" w:after="0"/>
-            </w:pPr>
-            <w:r>
-              <w:rPr>
-                <w:rFonts w:ascii="Courier New" w:cs="Courier New" w:eastAsia="Courier New" w:hAnsi="Courier New"/>
-                <w:color w:val="404040"/>
-                <w:sz w:val="16"/>
-                <w:szCs w:val="16"/>
-              </w:rPr>
-              <w:t xml:space="preserve"/>
-            </w:r>
-          </w:p>
-          <w:p>
-            <w:pPr>
-              <w:spacing w:before="0" w:after="0"/>
-            </w:pPr>
-            <w:r>
-              <w:rPr>
-                <w:rFonts w:ascii="Courier New" w:cs="Courier New" w:eastAsia="Courier New" w:hAnsi="Courier New"/>
-                <w:color w:val="404040"/>
-                <w:sz w:val="16"/>
-                <w:szCs w:val="16"/>
-              </w:rPr>
               <w:t xml:space="preserve">'6310'</w:t>
-            </w:r>
-          </w:p>
-          <w:p>
-            <w:pPr>
-              <w:spacing w:before="0" w:after="0"/>
-            </w:pPr>
-            <w:r>
-              <w:rPr>
-                <w:rFonts w:ascii="Courier New" w:cs="Courier New" w:eastAsia="Courier New" w:hAnsi="Courier New"/>
-                <w:color w:val="404040"/>
-                <w:sz w:val="16"/>
-                <w:szCs w:val="16"/>
-              </w:rPr>
-              <w:t xml:space="preserve"/>
             </w:r>
           </w:p>
           <w:p>
@@ -3066,27 +4042,11 @@
       <w:r>
         <w:rPr>
           <w:rFonts w:ascii="BIZ UDPGothic" w:cs="BIZ UDPGothic" w:eastAsia="BIZ UDPGothic" w:hAnsi="BIZ UDPGothic"/>
-          <w:b/>
-          <w:bCs/>
           <w:color w:val="404040"/>
           <w:sz w:val="18"/>
           <w:szCs w:val="18"/>
         </w:rPr>
         <w:t xml:space="preserve">② レジマスタ登録（M_KSM.instores）</w:t>
-      </w:r>
-    </w:p>
-    <w:p>
-      <w:pPr>
-        <w:spacing w:before="100" w:after="100"/>
-      </w:pPr>
-      <w:r>
-        <w:rPr>
-          <w:rFonts w:ascii="BIZ UDPGothic" w:cs="BIZ UDPGothic" w:eastAsia="BIZ UDPGothic" w:hAnsi="BIZ UDPGothic"/>
-          <w:color w:val="404040"/>
-          <w:sz w:val="18"/>
-          <w:szCs w:val="18"/>
-        </w:rPr>
-        <w:t xml:space="preserve">ギフトカードPOSとして使用するレジ台を登録します。レジ1台につき1レコード登録します。</w:t>
       </w:r>
       <w:r>
         <w:br/>
@@ -3100,7 +4060,7 @@
           <w:sz w:val="16"/>
           <w:szCs w:val="16"/>
         </w:rPr>
-        <w:t xml:space="preserve">/ / *Đăng ký quầy thanh toán sử dụng làm GiftCard POS. Mỗi quầy = 1 bản</w:t>
+        <w:t xml:space="preserve">/ Đăng ký Master Quầy Thanh Toán (M_KSM.instores)</w:t>
       </w:r>
     </w:p>
     <w:p>
@@ -3114,7 +4074,21 @@
           <w:sz w:val="18"/>
           <w:szCs w:val="18"/>
         </w:rPr>
-        <w:t xml:space="preserve">ghi.*</w:t>
+        <w:t xml:space="preserve">ギフトカードPOSとして使用するレジ台を登録します。レジ1台につき1レコード登録します。</w:t>
+      </w:r>
+      <w:r>
+        <w:br/>
+      </w:r>
+      <w:r>
+        <w:rPr>
+          <w:rFonts w:ascii="BIZ UDPGothic" w:cs="BIZ UDPGothic" w:eastAsia="BIZ UDPGothic" w:hAnsi="BIZ UDPGothic"/>
+          <w:i/>
+          <w:iCs/>
+          <w:color w:val="777777"/>
+          <w:sz w:val="16"/>
+          <w:szCs w:val="16"/>
+        </w:rPr>
+        <w:t xml:space="preserve">/ Đăng ký quầy thanh toán sử dụng làm GiftCard POS. Mỗi quầy = 1 bản ghi.</w:t>
       </w:r>
     </w:p>
     <w:p>
@@ -3128,9 +4102,547 @@
           <w:sz w:val="18"/>
           <w:szCs w:val="18"/>
         </w:rPr>
-        <w:t xml:space="preserve">【必須カラム】 / *【Cột bắt buộc】*</w:t>
+        <w:t xml:space="preserve">【必須カラム】</w:t>
+      </w:r>
+      <w:r>
+        <w:br/>
+      </w:r>
+      <w:r>
+        <w:rPr>
+          <w:rFonts w:ascii="BIZ UDPGothic" w:cs="BIZ UDPGothic" w:eastAsia="BIZ UDPGothic" w:hAnsi="BIZ UDPGothic"/>
+          <w:i/>
+          <w:iCs/>
+          <w:color w:val="777777"/>
+          <w:sz w:val="16"/>
+          <w:szCs w:val="16"/>
+        </w:rPr>
+        <w:t xml:space="preserve">/ 【Cột bắt buộc】</w:t>
       </w:r>
     </w:p>
+    <w:tbl>
+      <w:tblPr>
+        <w:tblW w:type="dxa" w:w="9506"/>
+        <w:tblBorders>
+          <w:top w:val="single" w:color="CCCCCC" w:sz="4"/>
+          <w:left w:val="single" w:color="CCCCCC" w:sz="4"/>
+          <w:bottom w:val="single" w:color="CCCCCC" w:sz="4"/>
+          <w:right w:val="single" w:color="CCCCCC" w:sz="4"/>
+          <w:insideH w:val="single" w:color="auto" w:sz="4"/>
+          <w:insideV w:val="single" w:color="auto" w:sz="4"/>
+        </w:tblBorders>
+      </w:tblPr>
+      <w:tblGrid>
+        <w:gridCol w:w="3168"/>
+        <w:gridCol w:w="3168"/>
+        <w:gridCol w:w="3170"/>
+      </w:tblGrid>
+      <w:tr>
+        <w:trPr>
+          <w:cantSplit/>
+          <w:tblHeader/>
+        </w:trPr>
+        <w:tc>
+          <w:tcPr>
+            <w:tcW w:type="dxa" w:w="3168"/>
+            <w:tcBorders>
+              <w:top w:val="single" w:color="CCCCCC" w:sz="4"/>
+              <w:left w:val="single" w:color="CCCCCC" w:sz="4"/>
+              <w:bottom w:val="single" w:color="CCCCCC" w:sz="4"/>
+              <w:right w:val="single" w:color="CCCCCC" w:sz="4"/>
+            </w:tcBorders>
+            <w:shd w:fill="E8E8E8" w:val="clear"/>
+            <w:tcMar>
+              <w:top w:type="dxa" w:w="80"/>
+              <w:left w:type="dxa" w:w="120"/>
+              <w:bottom w:type="dxa" w:w="80"/>
+              <w:right w:type="dxa" w:w="120"/>
+            </w:tcMar>
+          </w:tcPr>
+          <w:p>
+            <w:pPr>
+              <w:spacing w:before="0" w:after="0"/>
+            </w:pPr>
+            <w:r>
+              <w:rPr>
+                <w:rFonts w:ascii="BIZ UDPGothic" w:cs="BIZ UDPGothic" w:eastAsia="BIZ UDPGothic" w:hAnsi="BIZ UDPGothic"/>
+                <w:color w:val="404040"/>
+                <w:sz w:val="18"/>
+                <w:szCs w:val="18"/>
+              </w:rPr>
+              <w:t xml:space="preserve">カラム名 / Tên cột</w:t>
+            </w:r>
+          </w:p>
+        </w:tc>
+        <w:tc>
+          <w:tcPr>
+            <w:tcW w:type="dxa" w:w="3168"/>
+            <w:tcBorders>
+              <w:top w:val="single" w:color="CCCCCC" w:sz="4"/>
+              <w:left w:val="single" w:color="CCCCCC" w:sz="4"/>
+              <w:bottom w:val="single" w:color="CCCCCC" w:sz="4"/>
+              <w:right w:val="single" w:color="CCCCCC" w:sz="4"/>
+            </w:tcBorders>
+            <w:shd w:fill="E8E8E8" w:val="clear"/>
+            <w:tcMar>
+              <w:top w:type="dxa" w:w="80"/>
+              <w:left w:type="dxa" w:w="120"/>
+              <w:bottom w:type="dxa" w:w="80"/>
+              <w:right w:type="dxa" w:w="120"/>
+            </w:tcMar>
+          </w:tcPr>
+          <w:p>
+            <w:pPr>
+              <w:spacing w:before="0" w:after="0"/>
+            </w:pPr>
+            <w:r>
+              <w:rPr>
+                <w:rFonts w:ascii="BIZ UDPGothic" w:cs="BIZ UDPGothic" w:eastAsia="BIZ UDPGothic" w:hAnsi="BIZ UDPGothic"/>
+                <w:color w:val="404040"/>
+                <w:sz w:val="18"/>
+                <w:szCs w:val="18"/>
+              </w:rPr>
+              <w:t xml:space="preserve">型 / Kiểu</w:t>
+            </w:r>
+          </w:p>
+        </w:tc>
+        <w:tc>
+          <w:tcPr>
+            <w:tcW w:type="dxa" w:w="3170"/>
+            <w:tcBorders>
+              <w:top w:val="single" w:color="CCCCCC" w:sz="4"/>
+              <w:left w:val="single" w:color="CCCCCC" w:sz="4"/>
+              <w:bottom w:val="single" w:color="CCCCCC" w:sz="4"/>
+              <w:right w:val="single" w:color="CCCCCC" w:sz="4"/>
+            </w:tcBorders>
+            <w:shd w:fill="E8E8E8" w:val="clear"/>
+            <w:tcMar>
+              <w:top w:type="dxa" w:w="80"/>
+              <w:left w:type="dxa" w:w="120"/>
+              <w:bottom w:type="dxa" w:w="80"/>
+              <w:right w:type="dxa" w:w="120"/>
+            </w:tcMar>
+          </w:tcPr>
+          <w:p>
+            <w:pPr>
+              <w:spacing w:before="0" w:after="0"/>
+            </w:pPr>
+            <w:r>
+              <w:rPr>
+                <w:rFonts w:ascii="BIZ UDPGothic" w:cs="BIZ UDPGothic" w:eastAsia="BIZ UDPGothic" w:hAnsi="BIZ UDPGothic"/>
+                <w:color w:val="404040"/>
+                <w:sz w:val="18"/>
+                <w:szCs w:val="18"/>
+              </w:rPr>
+              <w:t xml:space="preserve">説明 / Mô tả</w:t>
+            </w:r>
+          </w:p>
+        </w:tc>
+      </w:tr>
+      <w:tr>
+        <w:trPr>
+          <w:cantSplit/>
+        </w:trPr>
+        <w:tc>
+          <w:tcPr>
+            <w:tcW w:type="dxa" w:w="3168"/>
+            <w:tcBorders>
+              <w:top w:val="single" w:color="CCCCCC" w:sz="4"/>
+              <w:left w:val="single" w:color="CCCCCC" w:sz="4"/>
+              <w:bottom w:val="single" w:color="CCCCCC" w:sz="4"/>
+              <w:right w:val="single" w:color="CCCCCC" w:sz="4"/>
+            </w:tcBorders>
+            <w:shd w:fill="FFFFFF" w:val="clear"/>
+            <w:tcMar>
+              <w:top w:type="dxa" w:w="80"/>
+              <w:left w:type="dxa" w:w="120"/>
+              <w:bottom w:type="dxa" w:w="80"/>
+              <w:right w:type="dxa" w:w="120"/>
+            </w:tcMar>
+          </w:tcPr>
+          <w:p>
+            <w:pPr>
+              <w:spacing w:before="0" w:after="0"/>
+            </w:pPr>
+            <w:r>
+              <w:rPr>
+                <w:rFonts w:ascii="BIZ UDPGothic" w:cs="BIZ UDPGothic" w:eastAsia="BIZ UDPGothic" w:hAnsi="BIZ UDPGothic"/>
+                <w:color w:val="404040"/>
+                <w:sz w:val="18"/>
+                <w:szCs w:val="18"/>
+              </w:rPr>
+              <w:t xml:space="preserve">company_code</w:t>
+            </w:r>
+          </w:p>
+        </w:tc>
+        <w:tc>
+          <w:tcPr>
+            <w:tcW w:type="dxa" w:w="3168"/>
+            <w:tcBorders>
+              <w:top w:val="single" w:color="CCCCCC" w:sz="4"/>
+              <w:left w:val="single" w:color="CCCCCC" w:sz="4"/>
+              <w:bottom w:val="single" w:color="CCCCCC" w:sz="4"/>
+              <w:right w:val="single" w:color="CCCCCC" w:sz="4"/>
+            </w:tcBorders>
+            <w:shd w:fill="FFFFFF" w:val="clear"/>
+            <w:tcMar>
+              <w:top w:type="dxa" w:w="80"/>
+              <w:left w:type="dxa" w:w="120"/>
+              <w:bottom w:type="dxa" w:w="80"/>
+              <w:right w:type="dxa" w:w="120"/>
+            </w:tcMar>
+          </w:tcPr>
+          <w:p>
+            <w:pPr>
+              <w:spacing w:before="0" w:after="0"/>
+            </w:pPr>
+            <w:r>
+              <w:rPr>
+                <w:rFonts w:ascii="BIZ UDPGothic" w:cs="BIZ UDPGothic" w:eastAsia="BIZ UDPGothic" w:hAnsi="BIZ UDPGothic"/>
+                <w:color w:val="404040"/>
+                <w:sz w:val="18"/>
+                <w:szCs w:val="18"/>
+              </w:rPr>
+              <w:t xml:space="preserve">INTEGER</w:t>
+            </w:r>
+          </w:p>
+        </w:tc>
+        <w:tc>
+          <w:tcPr>
+            <w:tcW w:type="dxa" w:w="3170"/>
+            <w:tcBorders>
+              <w:top w:val="single" w:color="CCCCCC" w:sz="4"/>
+              <w:left w:val="single" w:color="CCCCCC" w:sz="4"/>
+              <w:bottom w:val="single" w:color="CCCCCC" w:sz="4"/>
+              <w:right w:val="single" w:color="CCCCCC" w:sz="4"/>
+            </w:tcBorders>
+            <w:shd w:fill="FFFFFF" w:val="clear"/>
+            <w:tcMar>
+              <w:top w:type="dxa" w:w="80"/>
+              <w:left w:type="dxa" w:w="120"/>
+              <w:bottom w:type="dxa" w:w="80"/>
+              <w:right w:type="dxa" w:w="120"/>
+            </w:tcMar>
+          </w:tcPr>
+          <w:p>
+            <w:pPr>
+              <w:spacing w:before="0" w:after="0"/>
+            </w:pPr>
+            <w:r>
+              <w:rPr>
+                <w:rFonts w:ascii="BIZ UDPGothic" w:cs="BIZ UDPGothic" w:eastAsia="BIZ UDPGothic" w:hAnsi="BIZ UDPGothic"/>
+                <w:color w:val="404040"/>
+                <w:sz w:val="18"/>
+                <w:szCs w:val="18"/>
+              </w:rPr>
+              <w:t xml:space="preserve">会社コード / Mã công ty</w:t>
+            </w:r>
+          </w:p>
+        </w:tc>
+      </w:tr>
+      <w:tr>
+        <w:trPr>
+          <w:cantSplit/>
+        </w:trPr>
+        <w:tc>
+          <w:tcPr>
+            <w:tcW w:type="dxa" w:w="3168"/>
+            <w:tcBorders>
+              <w:top w:val="single" w:color="CCCCCC" w:sz="4"/>
+              <w:left w:val="single" w:color="CCCCCC" w:sz="4"/>
+              <w:bottom w:val="single" w:color="CCCCCC" w:sz="4"/>
+              <w:right w:val="single" w:color="CCCCCC" w:sz="4"/>
+            </w:tcBorders>
+            <w:shd w:fill="FFFFFF" w:val="clear"/>
+            <w:tcMar>
+              <w:top w:type="dxa" w:w="80"/>
+              <w:left w:type="dxa" w:w="120"/>
+              <w:bottom w:type="dxa" w:w="80"/>
+              <w:right w:type="dxa" w:w="120"/>
+            </w:tcMar>
+          </w:tcPr>
+          <w:p>
+            <w:pPr>
+              <w:spacing w:before="0" w:after="0"/>
+            </w:pPr>
+            <w:r>
+              <w:rPr>
+                <w:rFonts w:ascii="BIZ UDPGothic" w:cs="BIZ UDPGothic" w:eastAsia="BIZ UDPGothic" w:hAnsi="BIZ UDPGothic"/>
+                <w:color w:val="404040"/>
+                <w:sz w:val="18"/>
+                <w:szCs w:val="18"/>
+              </w:rPr>
+              <w:t xml:space="preserve">store_code</w:t>
+            </w:r>
+          </w:p>
+        </w:tc>
+        <w:tc>
+          <w:tcPr>
+            <w:tcW w:type="dxa" w:w="3168"/>
+            <w:tcBorders>
+              <w:top w:val="single" w:color="CCCCCC" w:sz="4"/>
+              <w:left w:val="single" w:color="CCCCCC" w:sz="4"/>
+              <w:bottom w:val="single" w:color="CCCCCC" w:sz="4"/>
+              <w:right w:val="single" w:color="CCCCCC" w:sz="4"/>
+            </w:tcBorders>
+            <w:shd w:fill="FFFFFF" w:val="clear"/>
+            <w:tcMar>
+              <w:top w:type="dxa" w:w="80"/>
+              <w:left w:type="dxa" w:w="120"/>
+              <w:bottom w:type="dxa" w:w="80"/>
+              <w:right w:type="dxa" w:w="120"/>
+            </w:tcMar>
+          </w:tcPr>
+          <w:p>
+            <w:pPr>
+              <w:spacing w:before="0" w:after="0"/>
+            </w:pPr>
+            <w:r>
+              <w:rPr>
+                <w:rFonts w:ascii="BIZ UDPGothic" w:cs="BIZ UDPGothic" w:eastAsia="BIZ UDPGothic" w:hAnsi="BIZ UDPGothic"/>
+                <w:color w:val="404040"/>
+                <w:sz w:val="18"/>
+                <w:szCs w:val="18"/>
+              </w:rPr>
+              <w:t xml:space="preserve">INTEGER</w:t>
+            </w:r>
+          </w:p>
+        </w:tc>
+        <w:tc>
+          <w:tcPr>
+            <w:tcW w:type="dxa" w:w="3170"/>
+            <w:tcBorders>
+              <w:top w:val="single" w:color="CCCCCC" w:sz="4"/>
+              <w:left w:val="single" w:color="CCCCCC" w:sz="4"/>
+              <w:bottom w:val="single" w:color="CCCCCC" w:sz="4"/>
+              <w:right w:val="single" w:color="CCCCCC" w:sz="4"/>
+            </w:tcBorders>
+            <w:shd w:fill="FFFFFF" w:val="clear"/>
+            <w:tcMar>
+              <w:top w:type="dxa" w:w="80"/>
+              <w:left w:type="dxa" w:w="120"/>
+              <w:bottom w:type="dxa" w:w="80"/>
+              <w:right w:type="dxa" w:w="120"/>
+            </w:tcMar>
+          </w:tcPr>
+          <w:p>
+            <w:pPr>
+              <w:spacing w:before="0" w:after="0"/>
+            </w:pPr>
+            <w:r>
+              <w:rPr>
+                <w:rFonts w:ascii="BIZ UDPGothic" w:cs="BIZ UDPGothic" w:eastAsia="BIZ UDPGothic" w:hAnsi="BIZ UDPGothic"/>
+                <w:color w:val="404040"/>
+                <w:sz w:val="18"/>
+                <w:szCs w:val="18"/>
+              </w:rPr>
+              <w:t xml:space="preserve">店舗コード（stores と一致） / Mã cửa hàng (khớp với stores)</w:t>
+            </w:r>
+          </w:p>
+        </w:tc>
+      </w:tr>
+      <w:tr>
+        <w:trPr>
+          <w:cantSplit/>
+        </w:trPr>
+        <w:tc>
+          <w:tcPr>
+            <w:tcW w:type="dxa" w:w="3168"/>
+            <w:tcBorders>
+              <w:top w:val="single" w:color="CCCCCC" w:sz="4"/>
+              <w:left w:val="single" w:color="CCCCCC" w:sz="4"/>
+              <w:bottom w:val="single" w:color="CCCCCC" w:sz="4"/>
+              <w:right w:val="single" w:color="CCCCCC" w:sz="4"/>
+            </w:tcBorders>
+            <w:shd w:fill="FFFFFF" w:val="clear"/>
+            <w:tcMar>
+              <w:top w:type="dxa" w:w="80"/>
+              <w:left w:type="dxa" w:w="120"/>
+              <w:bottom w:type="dxa" w:w="80"/>
+              <w:right w:type="dxa" w:w="120"/>
+            </w:tcMar>
+          </w:tcPr>
+          <w:p>
+            <w:pPr>
+              <w:spacing w:before="0" w:after="0"/>
+            </w:pPr>
+            <w:r>
+              <w:rPr>
+                <w:rFonts w:ascii="BIZ UDPGothic" w:cs="BIZ UDPGothic" w:eastAsia="BIZ UDPGothic" w:hAnsi="BIZ UDPGothic"/>
+                <w:color w:val="404040"/>
+                <w:sz w:val="18"/>
+                <w:szCs w:val="18"/>
+              </w:rPr>
+              <w:t xml:space="preserve">instore_code</w:t>
+            </w:r>
+          </w:p>
+        </w:tc>
+        <w:tc>
+          <w:tcPr>
+            <w:tcW w:type="dxa" w:w="3168"/>
+            <w:tcBorders>
+              <w:top w:val="single" w:color="CCCCCC" w:sz="4"/>
+              <w:left w:val="single" w:color="CCCCCC" w:sz="4"/>
+              <w:bottom w:val="single" w:color="CCCCCC" w:sz="4"/>
+              <w:right w:val="single" w:color="CCCCCC" w:sz="4"/>
+            </w:tcBorders>
+            <w:shd w:fill="FFFFFF" w:val="clear"/>
+            <w:tcMar>
+              <w:top w:type="dxa" w:w="80"/>
+              <w:left w:type="dxa" w:w="120"/>
+              <w:bottom w:type="dxa" w:w="80"/>
+              <w:right w:type="dxa" w:w="120"/>
+            </w:tcMar>
+          </w:tcPr>
+          <w:p>
+            <w:pPr>
+              <w:spacing w:before="0" w:after="0"/>
+            </w:pPr>
+            <w:r>
+              <w:rPr>
+                <w:rFonts w:ascii="BIZ UDPGothic" w:cs="BIZ UDPGothic" w:eastAsia="BIZ UDPGothic" w:hAnsi="BIZ UDPGothic"/>
+                <w:color w:val="404040"/>
+                <w:sz w:val="18"/>
+                <w:szCs w:val="18"/>
+              </w:rPr>
+              <w:t xml:space="preserve">VARCHAR</w:t>
+            </w:r>
+          </w:p>
+        </w:tc>
+        <w:tc>
+          <w:tcPr>
+            <w:tcW w:type="dxa" w:w="3170"/>
+            <w:tcBorders>
+              <w:top w:val="single" w:color="CCCCCC" w:sz="4"/>
+              <w:left w:val="single" w:color="CCCCCC" w:sz="4"/>
+              <w:bottom w:val="single" w:color="CCCCCC" w:sz="4"/>
+              <w:right w:val="single" w:color="CCCCCC" w:sz="4"/>
+            </w:tcBorders>
+            <w:shd w:fill="FFFFFF" w:val="clear"/>
+            <w:tcMar>
+              <w:top w:type="dxa" w:w="80"/>
+              <w:left w:type="dxa" w:w="120"/>
+              <w:bottom w:type="dxa" w:w="80"/>
+              <w:right w:type="dxa" w:w="120"/>
+            </w:tcMar>
+          </w:tcPr>
+          <w:p>
+            <w:pPr>
+              <w:spacing w:before="0" w:after="0"/>
+            </w:pPr>
+            <w:r>
+              <w:rPr>
+                <w:rFonts w:ascii="BIZ UDPGothic" w:cs="BIZ UDPGothic" w:eastAsia="BIZ UDPGothic" w:hAnsi="BIZ UDPGothic"/>
+                <w:color w:val="404040"/>
+                <w:sz w:val="18"/>
+                <w:szCs w:val="18"/>
+              </w:rPr>
+              <w:t xml:space="preserve">レジ番号（例: '001'） / Số quầy (ví dụ: '001')</w:t>
+            </w:r>
+          </w:p>
+        </w:tc>
+      </w:tr>
+      <w:tr>
+        <w:trPr>
+          <w:cantSplit/>
+        </w:trPr>
+        <w:tc>
+          <w:tcPr>
+            <w:tcW w:type="dxa" w:w="3168"/>
+            <w:tcBorders>
+              <w:top w:val="single" w:color="CCCCCC" w:sz="4"/>
+              <w:left w:val="single" w:color="CCCCCC" w:sz="4"/>
+              <w:bottom w:val="single" w:color="CCCCCC" w:sz="4"/>
+              <w:right w:val="single" w:color="CCCCCC" w:sz="4"/>
+            </w:tcBorders>
+            <w:shd w:fill="FFFFFF" w:val="clear"/>
+            <w:tcMar>
+              <w:top w:type="dxa" w:w="80"/>
+              <w:left w:type="dxa" w:w="120"/>
+              <w:bottom w:type="dxa" w:w="80"/>
+              <w:right w:type="dxa" w:w="120"/>
+            </w:tcMar>
+          </w:tcPr>
+          <w:p>
+            <w:pPr>
+              <w:spacing w:before="0" w:after="0"/>
+            </w:pPr>
+            <w:r>
+              <w:rPr>
+                <w:rFonts w:ascii="BIZ UDPGothic" w:cs="BIZ UDPGothic" w:eastAsia="BIZ UDPGothic" w:hAnsi="BIZ UDPGothic"/>
+                <w:color w:val="404040"/>
+                <w:sz w:val="18"/>
+                <w:szCs w:val="18"/>
+              </w:rPr>
+              <w:t xml:space="preserve">device_class_code</w:t>
+            </w:r>
+          </w:p>
+        </w:tc>
+        <w:tc>
+          <w:tcPr>
+            <w:tcW w:type="dxa" w:w="3168"/>
+            <w:tcBorders>
+              <w:top w:val="single" w:color="CCCCCC" w:sz="4"/>
+              <w:left w:val="single" w:color="CCCCCC" w:sz="4"/>
+              <w:bottom w:val="single" w:color="CCCCCC" w:sz="4"/>
+              <w:right w:val="single" w:color="CCCCCC" w:sz="4"/>
+            </w:tcBorders>
+            <w:shd w:fill="FFFFFF" w:val="clear"/>
+            <w:tcMar>
+              <w:top w:type="dxa" w:w="80"/>
+              <w:left w:type="dxa" w:w="120"/>
+              <w:bottom w:type="dxa" w:w="80"/>
+              <w:right w:type="dxa" w:w="120"/>
+            </w:tcMar>
+          </w:tcPr>
+          <w:p>
+            <w:pPr>
+              <w:spacing w:before="0" w:after="0"/>
+            </w:pPr>
+            <w:r>
+              <w:rPr>
+                <w:rFonts w:ascii="BIZ UDPGothic" w:cs="BIZ UDPGothic" w:eastAsia="BIZ UDPGothic" w:hAnsi="BIZ UDPGothic"/>
+                <w:color w:val="404040"/>
+                <w:sz w:val="18"/>
+                <w:szCs w:val="18"/>
+              </w:rPr>
+              <w:t xml:space="preserve">INTEGER</w:t>
+            </w:r>
+          </w:p>
+        </w:tc>
+        <w:tc>
+          <w:tcPr>
+            <w:tcW w:type="dxa" w:w="3170"/>
+            <w:tcBorders>
+              <w:top w:val="single" w:color="CCCCCC" w:sz="4"/>
+              <w:left w:val="single" w:color="CCCCCC" w:sz="4"/>
+              <w:bottom w:val="single" w:color="CCCCCC" w:sz="4"/>
+              <w:right w:val="single" w:color="CCCCCC" w:sz="4"/>
+            </w:tcBorders>
+            <w:shd w:fill="FFFFFF" w:val="clear"/>
+            <w:tcMar>
+              <w:top w:type="dxa" w:w="80"/>
+              <w:left w:type="dxa" w:w="120"/>
+              <w:bottom w:type="dxa" w:w="80"/>
+              <w:right w:type="dxa" w:w="120"/>
+            </w:tcMar>
+          </w:tcPr>
+          <w:p>
+            <w:pPr>
+              <w:spacing w:before="0" w:after="0"/>
+            </w:pPr>
+            <w:r>
+              <w:rPr>
+                <w:rFonts w:ascii="BIZ UDPGothic" w:cs="BIZ UDPGothic" w:eastAsia="BIZ UDPGothic" w:hAnsi="BIZ UDPGothic"/>
+                <w:color w:val="404040"/>
+                <w:sz w:val="18"/>
+                <w:szCs w:val="18"/>
+              </w:rPr>
+              <w:t xml:space="preserve">環境区分（本番=1 / テスト=9） / Phân loại môi trường (thật=1 / thử=9)</w:t>
+            </w:r>
+          </w:p>
+        </w:tc>
+      </w:tr>
+    </w:tbl>
     <w:p>
       <w:pPr>
         <w:spacing w:before="100" w:after="100"/>
@@ -3142,147 +4654,21 @@
           <w:sz w:val="18"/>
           <w:szCs w:val="18"/>
         </w:rPr>
-        <w:t xml:space="preserve">カラム名 / *Tên    型 /      説明 / *Mô tả*</w:t>
-      </w:r>
-    </w:p>
-    <w:p>
-      <w:pPr>
-        <w:spacing w:before="100" w:after="100"/>
-      </w:pPr>
+        <w:t xml:space="preserve">【SQL例】</w:t>
+      </w:r>
+      <w:r>
+        <w:br/>
+      </w:r>
       <w:r>
         <w:rPr>
           <w:rFonts w:ascii="BIZ UDPGothic" w:cs="BIZ UDPGothic" w:eastAsia="BIZ UDPGothic" w:hAnsi="BIZ UDPGothic"/>
-          <w:color w:val="404040"/>
-          <w:sz w:val="18"/>
-          <w:szCs w:val="18"/>
+          <w:i/>
+          <w:iCs/>
+          <w:color w:val="777777"/>
+          <w:sz w:val="16"/>
+          <w:szCs w:val="16"/>
         </w:rPr>
-        <w:t xml:space="preserve">cột*                   *Kiểu*</w:t>
-      </w:r>
-    </w:p>
-    <w:p>
-      <w:pPr>
-        <w:spacing w:before="100" w:after="100"/>
-      </w:pPr>
-      <w:r>
-        <w:rPr>
-          <w:rFonts w:ascii="BIZ UDPGothic" w:cs="BIZ UDPGothic" w:eastAsia="BIZ UDPGothic" w:hAnsi="BIZ UDPGothic"/>
-          <w:color w:val="404040"/>
-          <w:sz w:val="18"/>
-          <w:szCs w:val="18"/>
-        </w:rPr>
-        <w:t xml:space="preserve">company_code           INTEGER       会社コード / *Mã công ty*</w:t>
-      </w:r>
-    </w:p>
-    <w:p>
-      <w:pPr>
-        <w:spacing w:before="100" w:after="100"/>
-      </w:pPr>
-      <w:r>
-        <w:rPr>
-          <w:rFonts w:ascii="BIZ UDPGothic" w:cs="BIZ UDPGothic" w:eastAsia="BIZ UDPGothic" w:hAnsi="BIZ UDPGothic"/>
-          <w:color w:val="404040"/>
-          <w:sz w:val="18"/>
-          <w:szCs w:val="18"/>
-        </w:rPr>
-        <w:t xml:space="preserve">store_code             INTEGER       店舗コード（stores と一致） / *Mã</w:t>
-      </w:r>
-    </w:p>
-    <w:p>
-      <w:pPr>
-        <w:spacing w:before="100" w:after="100"/>
-      </w:pPr>
-      <w:r>
-        <w:rPr>
-          <w:rFonts w:ascii="BIZ UDPGothic" w:cs="BIZ UDPGothic" w:eastAsia="BIZ UDPGothic" w:hAnsi="BIZ UDPGothic"/>
-          <w:color w:val="404040"/>
-          <w:sz w:val="18"/>
-          <w:szCs w:val="18"/>
-        </w:rPr>
-        <w:t xml:space="preserve">cửa hàng (khớp với stores)*</w:t>
-      </w:r>
-    </w:p>
-    <w:p>
-      <w:pPr>
-        <w:spacing w:before="100" w:after="100"/>
-      </w:pPr>
-      <w:r>
-        <w:rPr>
-          <w:rFonts w:ascii="BIZ UDPGothic" w:cs="BIZ UDPGothic" w:eastAsia="BIZ UDPGothic" w:hAnsi="BIZ UDPGothic"/>
-          <w:color w:val="404040"/>
-          <w:sz w:val="18"/>
-          <w:szCs w:val="18"/>
-        </w:rPr>
-        <w:t xml:space="preserve">instore_code           VARCHAR       レジ番号（例: \'001\'） / *Số quầy</w:t>
-      </w:r>
-    </w:p>
-    <w:p>
-      <w:pPr>
-        <w:spacing w:before="100" w:after="100"/>
-      </w:pPr>
-      <w:r>
-        <w:rPr>
-          <w:rFonts w:ascii="BIZ UDPGothic" w:cs="BIZ UDPGothic" w:eastAsia="BIZ UDPGothic" w:hAnsi="BIZ UDPGothic"/>
-          <w:color w:val="404040"/>
-          <w:sz w:val="18"/>
-          <w:szCs w:val="18"/>
-        </w:rPr>
-        <w:t xml:space="preserve">(ví dụ: \'001\')*</w:t>
-      </w:r>
-    </w:p>
-    <w:p>
-      <w:pPr>
-        <w:spacing w:before="100" w:after="100"/>
-      </w:pPr>
-      <w:r>
-        <w:rPr>
-          <w:rFonts w:ascii="BIZ UDPGothic" w:cs="BIZ UDPGothic" w:eastAsia="BIZ UDPGothic" w:hAnsi="BIZ UDPGothic"/>
-          <w:color w:val="404040"/>
-          <w:sz w:val="18"/>
-          <w:szCs w:val="18"/>
-        </w:rPr>
-        <w:t xml:space="preserve">device_class_code      INTEGER       環境区分（本番=1 / テスト=9） /</w:t>
-      </w:r>
-    </w:p>
-    <w:p>
-      <w:pPr>
-        <w:spacing w:before="100" w:after="100"/>
-      </w:pPr>
-      <w:r>
-        <w:rPr>
-          <w:rFonts w:ascii="BIZ UDPGothic" w:cs="BIZ UDPGothic" w:eastAsia="BIZ UDPGothic" w:hAnsi="BIZ UDPGothic"/>
-          <w:color w:val="404040"/>
-          <w:sz w:val="18"/>
-          <w:szCs w:val="18"/>
-        </w:rPr>
-        <w:t xml:space="preserve">*Phân loại môi trường (thật=1 /</w:t>
-      </w:r>
-    </w:p>
-    <w:p>
-      <w:pPr>
-        <w:spacing w:before="100" w:after="100"/>
-      </w:pPr>
-      <w:r>
-        <w:rPr>
-          <w:rFonts w:ascii="BIZ UDPGothic" w:cs="BIZ UDPGothic" w:eastAsia="BIZ UDPGothic" w:hAnsi="BIZ UDPGothic"/>
-          <w:color w:val="404040"/>
-          <w:sz w:val="18"/>
-          <w:szCs w:val="18"/>
-        </w:rPr>
-        <w:t xml:space="preserve">thử=9)*</w:t>
-      </w:r>
-    </w:p>
-    <w:p>
-      <w:pPr>
-        <w:spacing w:before="100" w:after="100"/>
-      </w:pPr>
-      <w:r>
-        <w:rPr>
-          <w:rFonts w:ascii="BIZ UDPGothic" w:cs="BIZ UDPGothic" w:eastAsia="BIZ UDPGothic" w:hAnsi="BIZ UDPGothic"/>
-          <w:color w:val="404040"/>
-          <w:sz w:val="18"/>
-          <w:szCs w:val="18"/>
-        </w:rPr>
-        <w:t xml:space="preserve">【SQL例】 / *【Ví dụ SQL】*</w:t>
+        <w:t xml:space="preserve">/ 【Ví dụ SQL】</w:t>
       </w:r>
     </w:p>
     <w:tbl>
@@ -3332,6 +4718,20 @@
                 <w:sz w:val="16"/>
                 <w:szCs w:val="16"/>
               </w:rPr>
+              <w:t xml:space="preserve">-- レジ1台の場合</w:t>
+            </w:r>
+          </w:p>
+          <w:p>
+            <w:pPr>
+              <w:spacing w:before="0" w:after="0"/>
+            </w:pPr>
+            <w:r>
+              <w:rPr>
+                <w:rFonts w:ascii="Courier New" w:cs="Courier New" w:eastAsia="Courier New" w:hAnsi="Courier New"/>
+                <w:color w:val="404040"/>
+                <w:sz w:val="16"/>
+                <w:szCs w:val="16"/>
+              </w:rPr>
               <w:t xml:space="preserve">INSERT INTO M_KSM.instores (</w:t>
             </w:r>
           </w:p>
@@ -3346,6 +4746,118 @@
                 <w:sz w:val="16"/>
                 <w:szCs w:val="16"/>
               </w:rPr>
+              <w:t xml:space="preserve">company_code, store_code, instore_code,</w:t>
+            </w:r>
+          </w:p>
+          <w:p>
+            <w:pPr>
+              <w:spacing w:before="0" w:after="0"/>
+            </w:pPr>
+            <w:r>
+              <w:rPr>
+                <w:rFonts w:ascii="Courier New" w:cs="Courier New" w:eastAsia="Courier New" w:hAnsi="Courier New"/>
+                <w:color w:val="404040"/>
+                <w:sz w:val="16"/>
+                <w:szCs w:val="16"/>
+              </w:rPr>
+              <w:t xml:space="preserve">device_class_code,</w:t>
+            </w:r>
+          </w:p>
+          <w:p>
+            <w:pPr>
+              <w:spacing w:before="0" w:after="0"/>
+            </w:pPr>
+            <w:r>
+              <w:rPr>
+                <w:rFonts w:ascii="Courier New" w:cs="Courier New" w:eastAsia="Courier New" w:hAnsi="Courier New"/>
+                <w:color w:val="404040"/>
+                <w:sz w:val="16"/>
+                <w:szCs w:val="16"/>
+              </w:rPr>
+              <w:t xml:space="preserve">instore_type_code, node_type_code</w:t>
+            </w:r>
+          </w:p>
+          <w:p>
+            <w:pPr>
+              <w:spacing w:before="0" w:after="0"/>
+            </w:pPr>
+            <w:r>
+              <w:rPr>
+                <w:rFonts w:ascii="Courier New" w:cs="Courier New" w:eastAsia="Courier New" w:hAnsi="Courier New"/>
+                <w:color w:val="404040"/>
+                <w:sz w:val="16"/>
+                <w:szCs w:val="16"/>
+              </w:rPr>
+              <w:t xml:space="preserve">) VALUES (</w:t>
+            </w:r>
+          </w:p>
+          <w:p>
+            <w:pPr>
+              <w:spacing w:before="0" w:after="0"/>
+            </w:pPr>
+            <w:r>
+              <w:rPr>
+                <w:rFonts w:ascii="Courier New" w:cs="Courier New" w:eastAsia="Courier New" w:hAnsi="Courier New"/>
+                <w:color w:val="404040"/>
+                <w:sz w:val="16"/>
+                <w:szCs w:val="16"/>
+              </w:rPr>
+              <w:t xml:space="preserve">100, :store_code, '001',</w:t>
+            </w:r>
+          </w:p>
+          <w:p>
+            <w:pPr>
+              <w:spacing w:before="0" w:after="0"/>
+            </w:pPr>
+            <w:r>
+              <w:rPr>
+                <w:rFonts w:ascii="Courier New" w:cs="Courier New" w:eastAsia="Courier New" w:hAnsi="Courier New"/>
+                <w:color w:val="404040"/>
+                <w:sz w:val="16"/>
+                <w:szCs w:val="16"/>
+              </w:rPr>
+              <w:t xml:space="preserve">1, -- 本番環境（テスト時は 9）</w:t>
+            </w:r>
+          </w:p>
+          <w:p>
+            <w:pPr>
+              <w:spacing w:before="0" w:after="0"/>
+            </w:pPr>
+            <w:r>
+              <w:rPr>
+                <w:rFonts w:ascii="Courier New" w:cs="Courier New" w:eastAsia="Courier New" w:hAnsi="Courier New"/>
+                <w:color w:val="404040"/>
+                <w:sz w:val="16"/>
+                <w:szCs w:val="16"/>
+              </w:rPr>
+              <w:t xml:space="preserve">'POS', 'NORMAL'</w:t>
+            </w:r>
+          </w:p>
+          <w:p>
+            <w:pPr>
+              <w:spacing w:before="0" w:after="0"/>
+            </w:pPr>
+            <w:r>
+              <w:rPr>
+                <w:rFonts w:ascii="Courier New" w:cs="Courier New" w:eastAsia="Courier New" w:hAnsi="Courier New"/>
+                <w:color w:val="404040"/>
+                <w:sz w:val="16"/>
+                <w:szCs w:val="16"/>
+              </w:rPr>
+              <w:t xml:space="preserve">);</w:t>
+            </w:r>
+          </w:p>
+          <w:p>
+            <w:pPr>
+              <w:spacing w:before="0" w:after="0"/>
+            </w:pPr>
+            <w:r>
+              <w:rPr>
+                <w:rFonts w:ascii="Courier New" w:cs="Courier New" w:eastAsia="Courier New" w:hAnsi="Courier New"/>
+                <w:color w:val="404040"/>
+                <w:sz w:val="16"/>
+                <w:szCs w:val="16"/>
+              </w:rPr>
               <w:t xml:space="preserve"/>
             </w:r>
           </w:p>
@@ -3360,7 +4872,7 @@
                 <w:sz w:val="16"/>
                 <w:szCs w:val="16"/>
               </w:rPr>
-              <w:t xml:space="preserve">company_code, store_code, instore_code,</w:t>
+              <w:t xml:space="preserve">-- レジ複数台の場合は instore_code を変えて繰り返す</w:t>
             </w:r>
           </w:p>
           <w:p>
@@ -3374,245 +4886,7 @@
                 <w:sz w:val="16"/>
                 <w:szCs w:val="16"/>
               </w:rPr>
-              <w:t xml:space="preserve"/>
-            </w:r>
-          </w:p>
-          <w:p>
-            <w:pPr>
-              <w:spacing w:before="0" w:after="0"/>
-            </w:pPr>
-            <w:r>
-              <w:rPr>
-                <w:rFonts w:ascii="Courier New" w:cs="Courier New" w:eastAsia="Courier New" w:hAnsi="Courier New"/>
-                <w:color w:val="404040"/>
-                <w:sz w:val="16"/>
-                <w:szCs w:val="16"/>
-              </w:rPr>
-              <w:t xml:space="preserve">device_class_code,</w:t>
-            </w:r>
-          </w:p>
-          <w:p>
-            <w:pPr>
-              <w:spacing w:before="0" w:after="0"/>
-            </w:pPr>
-            <w:r>
-              <w:rPr>
-                <w:rFonts w:ascii="Courier New" w:cs="Courier New" w:eastAsia="Courier New" w:hAnsi="Courier New"/>
-                <w:color w:val="404040"/>
-                <w:sz w:val="16"/>
-                <w:szCs w:val="16"/>
-              </w:rPr>
-              <w:t xml:space="preserve"/>
-            </w:r>
-          </w:p>
-          <w:p>
-            <w:pPr>
-              <w:spacing w:before="0" w:after="0"/>
-            </w:pPr>
-            <w:r>
-              <w:rPr>
-                <w:rFonts w:ascii="Courier New" w:cs="Courier New" w:eastAsia="Courier New" w:hAnsi="Courier New"/>
-                <w:color w:val="404040"/>
-                <w:sz w:val="16"/>
-                <w:szCs w:val="16"/>
-              </w:rPr>
-              <w:t xml:space="preserve">instore_type_code, node_type_code</w:t>
-            </w:r>
-          </w:p>
-          <w:p>
-            <w:pPr>
-              <w:spacing w:before="0" w:after="0"/>
-            </w:pPr>
-            <w:r>
-              <w:rPr>
-                <w:rFonts w:ascii="Courier New" w:cs="Courier New" w:eastAsia="Courier New" w:hAnsi="Courier New"/>
-                <w:color w:val="404040"/>
-                <w:sz w:val="16"/>
-                <w:szCs w:val="16"/>
-              </w:rPr>
-              <w:t xml:space="preserve"/>
-            </w:r>
-          </w:p>
-          <w:p>
-            <w:pPr>
-              <w:spacing w:before="0" w:after="0"/>
-            </w:pPr>
-            <w:r>
-              <w:rPr>
-                <w:rFonts w:ascii="Courier New" w:cs="Courier New" w:eastAsia="Courier New" w:hAnsi="Courier New"/>
-                <w:color w:val="404040"/>
-                <w:sz w:val="16"/>
-                <w:szCs w:val="16"/>
-              </w:rPr>
-              <w:t xml:space="preserve">) VALUES (</w:t>
-            </w:r>
-          </w:p>
-          <w:p>
-            <w:pPr>
-              <w:spacing w:before="0" w:after="0"/>
-            </w:pPr>
-            <w:r>
-              <w:rPr>
-                <w:rFonts w:ascii="Courier New" w:cs="Courier New" w:eastAsia="Courier New" w:hAnsi="Courier New"/>
-                <w:color w:val="404040"/>
-                <w:sz w:val="16"/>
-                <w:szCs w:val="16"/>
-              </w:rPr>
-              <w:t xml:space="preserve"/>
-            </w:r>
-          </w:p>
-          <w:p>
-            <w:pPr>
-              <w:spacing w:before="0" w:after="0"/>
-            </w:pPr>
-            <w:r>
-              <w:rPr>
-                <w:rFonts w:ascii="Courier New" w:cs="Courier New" w:eastAsia="Courier New" w:hAnsi="Courier New"/>
-                <w:color w:val="404040"/>
-                <w:sz w:val="16"/>
-                <w:szCs w:val="16"/>
-              </w:rPr>
-              <w:t xml:space="preserve">100, :store_code, '001',</w:t>
-            </w:r>
-          </w:p>
-          <w:p>
-            <w:pPr>
-              <w:spacing w:before="0" w:after="0"/>
-            </w:pPr>
-            <w:r>
-              <w:rPr>
-                <w:rFonts w:ascii="Courier New" w:cs="Courier New" w:eastAsia="Courier New" w:hAnsi="Courier New"/>
-                <w:color w:val="404040"/>
-                <w:sz w:val="16"/>
-                <w:szCs w:val="16"/>
-              </w:rPr>
-              <w:t xml:space="preserve"/>
-            </w:r>
-          </w:p>
-          <w:p>
-            <w:pPr>
-              <w:spacing w:before="0" w:after="0"/>
-            </w:pPr>
-            <w:r>
-              <w:rPr>
-                <w:rFonts w:ascii="Courier New" w:cs="Courier New" w:eastAsia="Courier New" w:hAnsi="Courier New"/>
-                <w:color w:val="404040"/>
-                <w:sz w:val="16"/>
-                <w:szCs w:val="16"/>
-              </w:rPr>
-              <w:t xml:space="preserve">1, -- 本番環境（テスト時は 9）</w:t>
-            </w:r>
-          </w:p>
-          <w:p>
-            <w:pPr>
-              <w:spacing w:before="0" w:after="0"/>
-            </w:pPr>
-            <w:r>
-              <w:rPr>
-                <w:rFonts w:ascii="Courier New" w:cs="Courier New" w:eastAsia="Courier New" w:hAnsi="Courier New"/>
-                <w:color w:val="404040"/>
-                <w:sz w:val="16"/>
-                <w:szCs w:val="16"/>
-              </w:rPr>
-              <w:t xml:space="preserve"/>
-            </w:r>
-          </w:p>
-          <w:p>
-            <w:pPr>
-              <w:spacing w:before="0" w:after="0"/>
-            </w:pPr>
-            <w:r>
-              <w:rPr>
-                <w:rFonts w:ascii="Courier New" w:cs="Courier New" w:eastAsia="Courier New" w:hAnsi="Courier New"/>
-                <w:color w:val="404040"/>
-                <w:sz w:val="16"/>
-                <w:szCs w:val="16"/>
-              </w:rPr>
-              <w:t xml:space="preserve">'POS', 'NORMAL'</w:t>
-            </w:r>
-          </w:p>
-          <w:p>
-            <w:pPr>
-              <w:spacing w:before="0" w:after="0"/>
-            </w:pPr>
-            <w:r>
-              <w:rPr>
-                <w:rFonts w:ascii="Courier New" w:cs="Courier New" w:eastAsia="Courier New" w:hAnsi="Courier New"/>
-                <w:color w:val="404040"/>
-                <w:sz w:val="16"/>
-                <w:szCs w:val="16"/>
-              </w:rPr>
-              <w:t xml:space="preserve"/>
-            </w:r>
-          </w:p>
-          <w:p>
-            <w:pPr>
-              <w:spacing w:before="0" w:after="0"/>
-            </w:pPr>
-            <w:r>
-              <w:rPr>
-                <w:rFonts w:ascii="Courier New" w:cs="Courier New" w:eastAsia="Courier New" w:hAnsi="Courier New"/>
-                <w:color w:val="404040"/>
-                <w:sz w:val="16"/>
-                <w:szCs w:val="16"/>
-              </w:rPr>
-              <w:t xml:space="preserve">);</w:t>
-            </w:r>
-          </w:p>
-          <w:p>
-            <w:pPr>
-              <w:spacing w:before="0" w:after="0"/>
-            </w:pPr>
-            <w:r>
-              <w:rPr>
-                <w:rFonts w:ascii="Courier New" w:cs="Courier New" w:eastAsia="Courier New" w:hAnsi="Courier New"/>
-                <w:color w:val="404040"/>
-                <w:sz w:val="16"/>
-                <w:szCs w:val="16"/>
-              </w:rPr>
-              <w:t xml:space="preserve"/>
-            </w:r>
-          </w:p>
-          <w:p>
-            <w:pPr>
-              <w:spacing w:before="0" w:after="0"/>
-            </w:pPr>
-            <w:r>
-              <w:rPr>
-                <w:rFonts w:ascii="Courier New" w:cs="Courier New" w:eastAsia="Courier New" w:hAnsi="Courier New"/>
-                <w:color w:val="404040"/>
-                <w:sz w:val="16"/>
-                <w:szCs w:val="16"/>
-              </w:rPr>
-              <w:t xml:space="preserve">*-- レジ複数台の場合は instore_code を変えて繰り返す*</w:t>
-            </w:r>
-          </w:p>
-          <w:p>
-            <w:pPr>
-              <w:spacing w:before="0" w:after="0"/>
-            </w:pPr>
-            <w:r>
-              <w:rPr>
-                <w:rFonts w:ascii="Courier New" w:cs="Courier New" w:eastAsia="Courier New" w:hAnsi="Courier New"/>
-                <w:color w:val="404040"/>
-                <w:sz w:val="16"/>
-                <w:szCs w:val="16"/>
-              </w:rPr>
-              <w:t xml:space="preserve"/>
-            </w:r>
-          </w:p>
-          <w:p>
-            <w:pPr>
-              <w:spacing w:before="0" w:after="0"/>
-            </w:pPr>
-            <w:r>
-              <w:rPr>
-                <w:rFonts w:ascii="Courier New" w:cs="Courier New" w:eastAsia="Courier New" w:hAnsi="Courier New"/>
-                <w:color w:val="404040"/>
-                <w:sz w:val="16"/>
-                <w:szCs w:val="16"/>
-              </w:rPr>
-              <w:t xml:space="preserve">*-- '001', '002', '003', \...*</w:t>
+              <w:t xml:space="preserve">-- '001', '002', '003', ...</w:t>
             </w:r>
           </w:p>
         </w:tc>
@@ -3629,93 +4903,7 @@
           <w:sz w:val="18"/>
           <w:szCs w:val="18"/>
         </w:rPr>
-        <w:t xml:space="preserve">※ device_class_code=9</w:t>
-      </w:r>
-    </w:p>
-    <w:p>
-      <w:pPr>
-        <w:spacing w:before="100" w:after="100"/>
-      </w:pPr>
-      <w:r>
-        <w:rPr>
-          <w:rFonts w:ascii="BIZ UDPGothic" w:cs="BIZ UDPGothic" w:eastAsia="BIZ UDPGothic" w:hAnsi="BIZ UDPGothic"/>
-          <w:color w:val="404040"/>
-          <w:sz w:val="18"/>
-          <w:szCs w:val="18"/>
-        </w:rPr>
-        <w:t xml:space="preserve">はテスト環境扱いとなり、アプリ画面に「テスト環境」ラベルが表示されます。本番は必ず</w:t>
-      </w:r>
-    </w:p>
-    <w:p>
-      <w:pPr>
-        <w:spacing w:before="100" w:after="100"/>
-      </w:pPr>
-      <w:r>
-        <w:rPr>
-          <w:rFonts w:ascii="BIZ UDPGothic" w:cs="BIZ UDPGothic" w:eastAsia="BIZ UDPGothic" w:hAnsi="BIZ UDPGothic"/>
-          <w:color w:val="404040"/>
-          <w:sz w:val="18"/>
-          <w:szCs w:val="18"/>
-        </w:rPr>
-        <w:t xml:space="preserve">1 を設定してください。 */ device_class_code=9 → môi trường thử, hiển</w:t>
-      </w:r>
-    </w:p>
-    <w:p>
-      <w:pPr>
-        <w:spacing w:before="100" w:after="100"/>
-      </w:pPr>
-      <w:r>
-        <w:rPr>
-          <w:rFonts w:ascii="BIZ UDPGothic" w:cs="BIZ UDPGothic" w:eastAsia="BIZ UDPGothic" w:hAnsi="BIZ UDPGothic"/>
-          <w:color w:val="404040"/>
-          <w:sz w:val="18"/>
-          <w:szCs w:val="18"/>
-        </w:rPr>
-        <w:t xml:space="preserve">thị nhãn \'Môi trường thử\'. Môi trường thực tế phải đặt 1.*</w:t>
-      </w:r>
-    </w:p>
-    <w:p>
-      <w:pPr>
-        <w:spacing w:before="100" w:after="100"/>
-      </w:pPr>
-      <w:r>
-        <w:rPr>
-          <w:rFonts w:ascii="BIZ UDPGothic" w:cs="BIZ UDPGothic" w:eastAsia="BIZ UDPGothic" w:hAnsi="BIZ UDPGothic"/>
-          <w:b/>
-          <w:bCs/>
-          <w:color w:val="404040"/>
-          <w:sz w:val="18"/>
-          <w:szCs w:val="18"/>
-        </w:rPr>
-        <w:t xml:space="preserve">③ 担当者マスタ登録（M_KSM.employees）</w:t>
-      </w:r>
-    </w:p>
-    <w:p>
-      <w:pPr>
-        <w:spacing w:before="100" w:after="100"/>
-      </w:pPr>
-      <w:r>
-        <w:rPr>
-          <w:rFonts w:ascii="BIZ UDPGothic" w:cs="BIZ UDPGothic" w:eastAsia="BIZ UDPGothic" w:hAnsi="BIZ UDPGothic"/>
-          <w:color w:val="404040"/>
-          <w:sz w:val="18"/>
-          <w:szCs w:val="18"/>
-        </w:rPr>
-        <w:t xml:space="preserve">employee_code=\'9999\'</w:t>
-      </w:r>
-    </w:p>
-    <w:p>
-      <w:pPr>
-        <w:spacing w:before="100" w:after="100"/>
-      </w:pPr>
-      <w:r>
-        <w:rPr>
-          <w:rFonts w:ascii="BIZ UDPGothic" w:cs="BIZ UDPGothic" w:eastAsia="BIZ UDPGothic" w:hAnsi="BIZ UDPGothic"/>
-          <w:color w:val="404040"/>
-          <w:sz w:val="18"/>
-          <w:szCs w:val="18"/>
-        </w:rPr>
-        <w:t xml:space="preserve">はシステムが固定で参照するギフト担当者コードです。各店舗ごとに必ず登録してください。</w:t>
+        <w:t xml:space="preserve">※ device_class_code=9 はテスト環境扱いとなり、アプリ画面に「テスト環境」ラベルが表示されます。本番は必ず 1 を設定してください。</w:t>
       </w:r>
       <w:r>
         <w:br/>
@@ -3729,7 +4917,7 @@
           <w:sz w:val="16"/>
           <w:szCs w:val="16"/>
         </w:rPr>
-        <w:t xml:space="preserve">/ / *employee_code=\'9999\' là mã nhân viên mà hệ thống tham chiếu cố</w:t>
+        <w:t xml:space="preserve">/ device_class_code=9 → môi trường thử, hiển thị nhãn 'Môi trường thử'. Môi trường thực tế phải đặt 1.</w:t>
       </w:r>
     </w:p>
     <w:p>
@@ -3743,7 +4931,21 @@
           <w:sz w:val="18"/>
           <w:szCs w:val="18"/>
         </w:rPr>
-        <w:t xml:space="preserve">định. Cần đăng ký cho từng cửa hàng.*</w:t>
+        <w:t xml:space="preserve">③ 担当者マスタ登録（M_KSM.employees）</w:t>
+      </w:r>
+      <w:r>
+        <w:br/>
+      </w:r>
+      <w:r>
+        <w:rPr>
+          <w:rFonts w:ascii="BIZ UDPGothic" w:cs="BIZ UDPGothic" w:eastAsia="BIZ UDPGothic" w:hAnsi="BIZ UDPGothic"/>
+          <w:i/>
+          <w:iCs/>
+          <w:color w:val="777777"/>
+          <w:sz w:val="16"/>
+          <w:szCs w:val="16"/>
+        </w:rPr>
+        <w:t xml:space="preserve">/ Đăng ký Master Nhân Viên (M_KSM.employees)</w:t>
       </w:r>
     </w:p>
     <w:p>
@@ -3757,7 +4959,21 @@
           <w:sz w:val="18"/>
           <w:szCs w:val="18"/>
         </w:rPr>
-        <w:t xml:space="preserve">※</w:t>
+        <w:t xml:space="preserve">employee_code='9999' はシステムが固定で参照するギフト担当者コードです。各店舗ごとに必ず登録してください。</w:t>
+      </w:r>
+      <w:r>
+        <w:br/>
+      </w:r>
+      <w:r>
+        <w:rPr>
+          <w:rFonts w:ascii="BIZ UDPGothic" w:cs="BIZ UDPGothic" w:eastAsia="BIZ UDPGothic" w:hAnsi="BIZ UDPGothic"/>
+          <w:i/>
+          <w:iCs/>
+          <w:color w:val="777777"/>
+          <w:sz w:val="16"/>
+          <w:szCs w:val="16"/>
+        </w:rPr>
+        <w:t xml:space="preserve">/ employee_code='9999' là mã nhân viên mà hệ thống tham chiếu cố định. Cần đăng ký cho từng cửa hàng.</w:t>
       </w:r>
     </w:p>
     <w:p>
@@ -3771,7 +4987,21 @@
           <w:sz w:val="18"/>
           <w:szCs w:val="18"/>
         </w:rPr>
-        <w:t xml:space="preserve">このレコードが未登録の場合、POSメニューで「残高照会」「点検」「ジャーナル検索」が非表示になります。（→</w:t>
+        <w:t xml:space="preserve">※ このレコードが未登録の場合、POSメニューで「残高照会」「点検」「ジャーナル検索」が非表示になります。（→ TS-GFT-001）</w:t>
+      </w:r>
+      <w:r>
+        <w:br/>
+      </w:r>
+      <w:r>
+        <w:rPr>
+          <w:rFonts w:ascii="BIZ UDPGothic" w:cs="BIZ UDPGothic" w:eastAsia="BIZ UDPGothic" w:hAnsi="BIZ UDPGothic"/>
+          <w:i/>
+          <w:iCs/>
+          <w:color w:val="777777"/>
+          <w:sz w:val="16"/>
+          <w:szCs w:val="16"/>
+        </w:rPr>
+        <w:t xml:space="preserve">/ Thiếu bản ghi này → các nút 'Tra số dư', 'Kiểm tra', 'Tìm kiếm Journal' bị ẩn. (→ TS-GFT-001)</w:t>
       </w:r>
     </w:p>
     <w:p>
@@ -3785,35 +5015,21 @@
           <w:sz w:val="18"/>
           <w:szCs w:val="18"/>
         </w:rPr>
-        <w:t xml:space="preserve">TS-GFT-001） */ Thiếu bản ghi này → các nút \'Tra số dư\', \'Kiểm</w:t>
-      </w:r>
-    </w:p>
-    <w:p>
-      <w:pPr>
-        <w:spacing w:before="100" w:after="100"/>
-      </w:pPr>
+        <w:t xml:space="preserve">【SQL例】</w:t>
+      </w:r>
+      <w:r>
+        <w:br/>
+      </w:r>
       <w:r>
         <w:rPr>
           <w:rFonts w:ascii="BIZ UDPGothic" w:cs="BIZ UDPGothic" w:eastAsia="BIZ UDPGothic" w:hAnsi="BIZ UDPGothic"/>
-          <w:color w:val="404040"/>
-          <w:sz w:val="18"/>
-          <w:szCs w:val="18"/>
+          <w:i/>
+          <w:iCs/>
+          <w:color w:val="777777"/>
+          <w:sz w:val="16"/>
+          <w:szCs w:val="16"/>
         </w:rPr>
-        <w:t xml:space="preserve">tra\', \'Tìm kiếm Journal\' bị ẩn. (→ TS-GFT-001)*</w:t>
-      </w:r>
-    </w:p>
-    <w:p>
-      <w:pPr>
-        <w:spacing w:before="100" w:after="100"/>
-      </w:pPr>
-      <w:r>
-        <w:rPr>
-          <w:rFonts w:ascii="BIZ UDPGothic" w:cs="BIZ UDPGothic" w:eastAsia="BIZ UDPGothic" w:hAnsi="BIZ UDPGothic"/>
-          <w:color w:val="404040"/>
-          <w:sz w:val="18"/>
-          <w:szCs w:val="18"/>
-        </w:rPr>
-        <w:t xml:space="preserve">【SQL例】 / *【Ví dụ SQL】*</w:t>
+        <w:t xml:space="preserve">/ 【Ví dụ SQL】</w:t>
       </w:r>
     </w:p>
     <w:tbl>
@@ -3877,7 +5093,7 @@
                 <w:sz w:val="16"/>
                 <w:szCs w:val="16"/>
               </w:rPr>
-              <w:t xml:space="preserve"/>
+              <w:t xml:space="preserve">employee_code, company_code, store_code,</w:t>
             </w:r>
           </w:p>
           <w:p>
@@ -3891,7 +5107,7 @@
                 <w:sz w:val="16"/>
                 <w:szCs w:val="16"/>
               </w:rPr>
-              <w:t xml:space="preserve">employee_code, company_code, store_code,</w:t>
+              <w:t xml:space="preserve">name, last_name, first_name,</w:t>
             </w:r>
           </w:p>
           <w:p>
@@ -3905,7 +5121,7 @@
                 <w:sz w:val="16"/>
                 <w:szCs w:val="16"/>
               </w:rPr>
-              <w:t xml:space="preserve"/>
+              <w:t xml:space="preserve">employee_role_code</w:t>
             </w:r>
           </w:p>
           <w:p>
@@ -3919,7 +5135,7 @@
                 <w:sz w:val="16"/>
                 <w:szCs w:val="16"/>
               </w:rPr>
-              <w:t xml:space="preserve">name, last_name, first_name,</w:t>
+              <w:t xml:space="preserve">) VALUES (</w:t>
             </w:r>
           </w:p>
           <w:p>
@@ -3933,7 +5149,7 @@
                 <w:sz w:val="16"/>
                 <w:szCs w:val="16"/>
               </w:rPr>
-              <w:t xml:space="preserve"/>
+              <w:t xml:space="preserve">'9999', 100, :store_code,</w:t>
             </w:r>
           </w:p>
           <w:p>
@@ -3947,7 +5163,7 @@
                 <w:sz w:val="16"/>
                 <w:szCs w:val="16"/>
               </w:rPr>
-              <w:t xml:space="preserve">employee_role_code</w:t>
+              <w:t xml:space="preserve">'ギフト担当者', 'ギフト', '担当者',</w:t>
             </w:r>
           </w:p>
           <w:p>
@@ -3961,119 +5177,7 @@
                 <w:sz w:val="16"/>
                 <w:szCs w:val="16"/>
               </w:rPr>
-              <w:t xml:space="preserve"/>
-            </w:r>
-          </w:p>
-          <w:p>
-            <w:pPr>
-              <w:spacing w:before="0" w:after="0"/>
-            </w:pPr>
-            <w:r>
-              <w:rPr>
-                <w:rFonts w:ascii="Courier New" w:cs="Courier New" w:eastAsia="Courier New" w:hAnsi="Courier New"/>
-                <w:color w:val="404040"/>
-                <w:sz w:val="16"/>
-                <w:szCs w:val="16"/>
-              </w:rPr>
-              <w:t xml:space="preserve">) VALUES (</w:t>
-            </w:r>
-          </w:p>
-          <w:p>
-            <w:pPr>
-              <w:spacing w:before="0" w:after="0"/>
-            </w:pPr>
-            <w:r>
-              <w:rPr>
-                <w:rFonts w:ascii="Courier New" w:cs="Courier New" w:eastAsia="Courier New" w:hAnsi="Courier New"/>
-                <w:color w:val="404040"/>
-                <w:sz w:val="16"/>
-                <w:szCs w:val="16"/>
-              </w:rPr>
-              <w:t xml:space="preserve"/>
-            </w:r>
-          </w:p>
-          <w:p>
-            <w:pPr>
-              <w:spacing w:before="0" w:after="0"/>
-            </w:pPr>
-            <w:r>
-              <w:rPr>
-                <w:rFonts w:ascii="Courier New" w:cs="Courier New" w:eastAsia="Courier New" w:hAnsi="Courier New"/>
-                <w:color w:val="404040"/>
-                <w:sz w:val="16"/>
-                <w:szCs w:val="16"/>
-              </w:rPr>
-              <w:t xml:space="preserve">'9999', 100, :store_code,</w:t>
-            </w:r>
-          </w:p>
-          <w:p>
-            <w:pPr>
-              <w:spacing w:before="0" w:after="0"/>
-            </w:pPr>
-            <w:r>
-              <w:rPr>
-                <w:rFonts w:ascii="Courier New" w:cs="Courier New" w:eastAsia="Courier New" w:hAnsi="Courier New"/>
-                <w:color w:val="404040"/>
-                <w:sz w:val="16"/>
-                <w:szCs w:val="16"/>
-              </w:rPr>
-              <w:t xml:space="preserve"/>
-            </w:r>
-          </w:p>
-          <w:p>
-            <w:pPr>
-              <w:spacing w:before="0" w:after="0"/>
-            </w:pPr>
-            <w:r>
-              <w:rPr>
-                <w:rFonts w:ascii="Courier New" w:cs="Courier New" w:eastAsia="Courier New" w:hAnsi="Courier New"/>
-                <w:color w:val="404040"/>
-                <w:sz w:val="16"/>
-                <w:szCs w:val="16"/>
-              </w:rPr>
-              <w:t xml:space="preserve">'ギフト担当者', 'ギフト', '担当者',</w:t>
-            </w:r>
-          </w:p>
-          <w:p>
-            <w:pPr>
-              <w:spacing w:before="0" w:after="0"/>
-            </w:pPr>
-            <w:r>
-              <w:rPr>
-                <w:rFonts w:ascii="Courier New" w:cs="Courier New" w:eastAsia="Courier New" w:hAnsi="Courier New"/>
-                <w:color w:val="404040"/>
-                <w:sz w:val="16"/>
-                <w:szCs w:val="16"/>
-              </w:rPr>
-              <w:t xml:space="preserve"/>
-            </w:r>
-          </w:p>
-          <w:p>
-            <w:pPr>
-              <w:spacing w:before="0" w:after="0"/>
-            </w:pPr>
-            <w:r>
-              <w:rPr>
-                <w:rFonts w:ascii="Courier New" w:cs="Courier New" w:eastAsia="Courier New" w:hAnsi="Courier New"/>
-                <w:color w:val="404040"/>
-                <w:sz w:val="16"/>
-                <w:szCs w:val="16"/>
-              </w:rPr>
               <w:t xml:space="preserve">'01'</w:t>
-            </w:r>
-          </w:p>
-          <w:p>
-            <w:pPr>
-              <w:spacing w:before="0" w:after="0"/>
-            </w:pPr>
-            <w:r>
-              <w:rPr>
-                <w:rFonts w:ascii="Courier New" w:cs="Courier New" w:eastAsia="Courier New" w:hAnsi="Courier New"/>
-                <w:color w:val="404040"/>
-                <w:sz w:val="16"/>
-                <w:szCs w:val="16"/>
-              </w:rPr>
-              <w:t xml:space="preserve"/>
             </w:r>
           </w:p>
           <w:p>
@@ -4100,55 +5204,11 @@
       <w:r>
         <w:rPr>
           <w:rFonts w:ascii="BIZ UDPGothic" w:cs="BIZ UDPGothic" w:eastAsia="BIZ UDPGothic" w:hAnsi="BIZ UDPGothic"/>
-          <w:b/>
-          <w:bCs/>
           <w:color w:val="404040"/>
           <w:sz w:val="18"/>
           <w:szCs w:val="18"/>
         </w:rPr>
         <w:t xml:space="preserve">④ レシート番号管理テーブル登録（T_KSM.receipt_no_manager）【任意】</w:t>
-      </w:r>
-    </w:p>
-    <w:p>
-      <w:pPr>
-        <w:spacing w:before="100" w:after="100"/>
-      </w:pPr>
-      <w:r>
-        <w:rPr>
-          <w:rFonts w:ascii="BIZ UDPGothic" w:cs="BIZ UDPGothic" w:eastAsia="BIZ UDPGothic" w:hAnsi="BIZ UDPGothic"/>
-          <w:color w:val="404040"/>
-          <w:sz w:val="18"/>
-          <w:szCs w:val="18"/>
-        </w:rPr>
-        <w:t xml:space="preserve">*　Đăng ký Bảng Quản Lý Số Hóa Đơn (T_KSM.receipt_no_manager) \[Tùy</w:t>
-      </w:r>
-    </w:p>
-    <w:p>
-      <w:pPr>
-        <w:spacing w:before="100" w:after="100"/>
-      </w:pPr>
-      <w:r>
-        <w:rPr>
-          <w:rFonts w:ascii="BIZ UDPGothic" w:cs="BIZ UDPGothic" w:eastAsia="BIZ UDPGothic" w:hAnsi="BIZ UDPGothic"/>
-          <w:color w:val="404040"/>
-          <w:sz w:val="18"/>
-          <w:szCs w:val="18"/>
-        </w:rPr>
-        <w:t xml:space="preserve">chọn\]*</w:t>
-      </w:r>
-    </w:p>
-    <w:p>
-      <w:pPr>
-        <w:spacing w:before="100" w:after="100"/>
-      </w:pPr>
-      <w:r>
-        <w:rPr>
-          <w:rFonts w:ascii="BIZ UDPGothic" w:cs="BIZ UDPGothic" w:eastAsia="BIZ UDPGothic" w:hAnsi="BIZ UDPGothic"/>
-          <w:color w:val="404040"/>
-          <w:sz w:val="18"/>
-          <w:szCs w:val="18"/>
-        </w:rPr>
-        <w:t xml:space="preserve">アプリ初回起動時にサーバーから自動払い出しされます。初期値を明示的に設定したい場合のみ登録します。</w:t>
       </w:r>
       <w:r>
         <w:br/>
@@ -4162,7 +5222,7 @@
           <w:sz w:val="16"/>
           <w:szCs w:val="16"/>
         </w:rPr>
-        <w:t xml:space="preserve">/ / *Số hóa đơn được cấp tự động khi ứng dụng khởi động lần đầu. Đăng ký</w:t>
+        <w:t xml:space="preserve">/ Đăng ký Bảng Quản Lý Số Hóa Đơn (T_KSM.receipt_no_manager) [Tùy chọn]</w:t>
       </w:r>
     </w:p>
     <w:p>
@@ -4176,7 +5236,21 @@
           <w:sz w:val="18"/>
           <w:szCs w:val="18"/>
         </w:rPr>
-        <w:t xml:space="preserve">tùy chọn nếu muốn đặt giá trị ban đầu.*</w:t>
+        <w:t xml:space="preserve">アプリ初回起動時にサーバーから自動払い出しされます。初期値を明示的に設定したい場合のみ登録します。</w:t>
+      </w:r>
+      <w:r>
+        <w:br/>
+      </w:r>
+      <w:r>
+        <w:rPr>
+          <w:rFonts w:ascii="BIZ UDPGothic" w:cs="BIZ UDPGothic" w:eastAsia="BIZ UDPGothic" w:hAnsi="BIZ UDPGothic"/>
+          <w:i/>
+          <w:iCs/>
+          <w:color w:val="777777"/>
+          <w:sz w:val="16"/>
+          <w:szCs w:val="16"/>
+        </w:rPr>
+        <w:t xml:space="preserve">/ Số hóa đơn được cấp tự động khi ứng dụng khởi động lần đầu. Đăng ký tùy chọn nếu muốn đặt giá trị ban đầu.</w:t>
       </w:r>
     </w:p>
     <w:tbl>
@@ -4240,7 +5314,7 @@
                 <w:sz w:val="16"/>
                 <w:szCs w:val="16"/>
               </w:rPr>
-              <w:t xml:space="preserve"/>
+              <w:t xml:space="preserve">company_code, store_code, instore_code,</w:t>
             </w:r>
           </w:p>
           <w:p>
@@ -4254,7 +5328,7 @@
                 <w:sz w:val="16"/>
                 <w:szCs w:val="16"/>
               </w:rPr>
-              <w:t xml:space="preserve">company_code, store_code, instore_code,</w:t>
+              <w:t xml:space="preserve">receipt_no, record_timestamp</w:t>
             </w:r>
           </w:p>
           <w:p>
@@ -4268,7 +5342,7 @@
                 <w:sz w:val="16"/>
                 <w:szCs w:val="16"/>
               </w:rPr>
-              <w:t xml:space="preserve"/>
+              <w:t xml:space="preserve">) VALUES (</w:t>
             </w:r>
           </w:p>
           <w:p>
@@ -4282,7 +5356,7 @@
                 <w:sz w:val="16"/>
                 <w:szCs w:val="16"/>
               </w:rPr>
-              <w:t xml:space="preserve">receipt_no, record_timestamp</w:t>
+              <w:t xml:space="preserve">100, :store_code, '001',</w:t>
             </w:r>
           </w:p>
           <w:p>
@@ -4296,91 +5370,7 @@
                 <w:sz w:val="16"/>
                 <w:szCs w:val="16"/>
               </w:rPr>
-              <w:t xml:space="preserve"/>
-            </w:r>
-          </w:p>
-          <w:p>
-            <w:pPr>
-              <w:spacing w:before="0" w:after="0"/>
-            </w:pPr>
-            <w:r>
-              <w:rPr>
-                <w:rFonts w:ascii="Courier New" w:cs="Courier New" w:eastAsia="Courier New" w:hAnsi="Courier New"/>
-                <w:color w:val="404040"/>
-                <w:sz w:val="16"/>
-                <w:szCs w:val="16"/>
-              </w:rPr>
-              <w:t xml:space="preserve">) VALUES (</w:t>
-            </w:r>
-          </w:p>
-          <w:p>
-            <w:pPr>
-              <w:spacing w:before="0" w:after="0"/>
-            </w:pPr>
-            <w:r>
-              <w:rPr>
-                <w:rFonts w:ascii="Courier New" w:cs="Courier New" w:eastAsia="Courier New" w:hAnsi="Courier New"/>
-                <w:color w:val="404040"/>
-                <w:sz w:val="16"/>
-                <w:szCs w:val="16"/>
-              </w:rPr>
-              <w:t xml:space="preserve"/>
-            </w:r>
-          </w:p>
-          <w:p>
-            <w:pPr>
-              <w:spacing w:before="0" w:after="0"/>
-            </w:pPr>
-            <w:r>
-              <w:rPr>
-                <w:rFonts w:ascii="Courier New" w:cs="Courier New" w:eastAsia="Courier New" w:hAnsi="Courier New"/>
-                <w:color w:val="404040"/>
-                <w:sz w:val="16"/>
-                <w:szCs w:val="16"/>
-              </w:rPr>
-              <w:t xml:space="preserve">100, :store_code, '001',</w:t>
-            </w:r>
-          </w:p>
-          <w:p>
-            <w:pPr>
-              <w:spacing w:before="0" w:after="0"/>
-            </w:pPr>
-            <w:r>
-              <w:rPr>
-                <w:rFonts w:ascii="Courier New" w:cs="Courier New" w:eastAsia="Courier New" w:hAnsi="Courier New"/>
-                <w:color w:val="404040"/>
-                <w:sz w:val="16"/>
-                <w:szCs w:val="16"/>
-              </w:rPr>
-              <w:t xml:space="preserve"/>
-            </w:r>
-          </w:p>
-          <w:p>
-            <w:pPr>
-              <w:spacing w:before="0" w:after="0"/>
-            </w:pPr>
-            <w:r>
-              <w:rPr>
-                <w:rFonts w:ascii="Courier New" w:cs="Courier New" w:eastAsia="Courier New" w:hAnsi="Courier New"/>
-                <w:color w:val="404040"/>
-                <w:sz w:val="16"/>
-                <w:szCs w:val="16"/>
-              </w:rPr>
               <w:t xml:space="preserve">'0001', NOW()</w:t>
-            </w:r>
-          </w:p>
-          <w:p>
-            <w:pPr>
-              <w:spacing w:before="0" w:after="0"/>
-            </w:pPr>
-            <w:r>
-              <w:rPr>
-                <w:rFonts w:ascii="Courier New" w:cs="Courier New" w:eastAsia="Courier New" w:hAnsi="Courier New"/>
-                <w:color w:val="404040"/>
-                <w:sz w:val="16"/>
-                <w:szCs w:val="16"/>
-              </w:rPr>
-              <w:t xml:space="preserve"/>
             </w:r>
           </w:p>
           <w:p>
@@ -4402,7 +5392,10 @@
     </w:tbl>
     <w:p>
       <w:pPr>
-        <w:spacing w:before="100" w:after="100"/>
+        <w:pBdr>
+          <w:left w:val="thick" w:color="C8102E" w:sz="20" w:space="6"/>
+        </w:pBdr>
+        <w:spacing w:before="280" w:after="100"/>
       </w:pPr>
       <w:r>
         <w:rPr>
@@ -4410,10 +5403,24 @@
           <w:b/>
           <w:bCs/>
           <w:color w:val="C8102E"/>
-          <w:sz w:val="20"/>
-          <w:szCs w:val="20"/>
+          <w:sz w:val="24"/>
+          <w:szCs w:val="24"/>
         </w:rPr>
         <w:t xml:space="preserve">■ 登録確認</w:t>
+      </w:r>
+      <w:r>
+        <w:br/>
+      </w:r>
+      <w:r>
+        <w:rPr>
+          <w:rFonts w:ascii="BIZ UDPGothic" w:cs="BIZ UDPGothic" w:eastAsia="BIZ UDPGothic" w:hAnsi="BIZ UDPGothic"/>
+          <w:i/>
+          <w:iCs/>
+          <w:color w:val="AA3344"/>
+          <w:sz w:val="17"/>
+          <w:szCs w:val="17"/>
+        </w:rPr>
+        <w:t xml:space="preserve">　Xác Nhận Đăng Ký</w:t>
       </w:r>
     </w:p>
     <w:p>
@@ -4427,21 +5434,21 @@
           <w:sz w:val="18"/>
           <w:szCs w:val="18"/>
         </w:rPr>
-        <w:t xml:space="preserve">登録後、以下のSQLで正しく登録されていることを確認してください。 / *Sau</w:t>
-      </w:r>
-    </w:p>
-    <w:p>
-      <w:pPr>
-        <w:spacing w:before="100" w:after="100"/>
-      </w:pPr>
+        <w:t xml:space="preserve">登録後、以下のSQLで正しく登録されていることを確認してください。</w:t>
+      </w:r>
+      <w:r>
+        <w:br/>
+      </w:r>
       <w:r>
         <w:rPr>
           <w:rFonts w:ascii="BIZ UDPGothic" w:cs="BIZ UDPGothic" w:eastAsia="BIZ UDPGothic" w:hAnsi="BIZ UDPGothic"/>
-          <w:color w:val="404040"/>
-          <w:sz w:val="18"/>
-          <w:szCs w:val="18"/>
+          <w:i/>
+          <w:iCs/>
+          <w:color w:val="777777"/>
+          <w:sz w:val="16"/>
+          <w:szCs w:val="16"/>
         </w:rPr>
-        <w:t xml:space="preserve">khi đăng ký, xác nhận bằng các câu SQL dưới đây.*</w:t>
+        <w:t xml:space="preserve">/ Sau khi đăng ký, xác nhận bằng các câu SQL dưới đây.</w:t>
       </w:r>
     </w:p>
     <w:tbl>
@@ -4491,6 +5498,20 @@
                 <w:sz w:val="16"/>
                 <w:szCs w:val="16"/>
               </w:rPr>
+              <w:t xml:space="preserve">-- ① 店舗マスタ確認</w:t>
+            </w:r>
+          </w:p>
+          <w:p>
+            <w:pPr>
+              <w:spacing w:before="0" w:after="0"/>
+            </w:pPr>
+            <w:r>
+              <w:rPr>
+                <w:rFonts w:ascii="Courier New" w:cs="Courier New" w:eastAsia="Courier New" w:hAnsi="Courier New"/>
+                <w:color w:val="404040"/>
+                <w:sz w:val="16"/>
+                <w:szCs w:val="16"/>
+              </w:rPr>
               <w:t xml:space="preserve">SELECT company_code, store_code, ten_name, tel_num</w:t>
             </w:r>
           </w:p>
@@ -4505,6 +5526,34 @@
                 <w:sz w:val="16"/>
                 <w:szCs w:val="16"/>
               </w:rPr>
+              <w:t xml:space="preserve">FROM M_KSM.stores</w:t>
+            </w:r>
+          </w:p>
+          <w:p>
+            <w:pPr>
+              <w:spacing w:before="0" w:after="0"/>
+            </w:pPr>
+            <w:r>
+              <w:rPr>
+                <w:rFonts w:ascii="Courier New" w:cs="Courier New" w:eastAsia="Courier New" w:hAnsi="Courier New"/>
+                <w:color w:val="404040"/>
+                <w:sz w:val="16"/>
+                <w:szCs w:val="16"/>
+              </w:rPr>
+              <w:t xml:space="preserve">WHERE company_code = 100 AND store_code = :store_code;</w:t>
+            </w:r>
+          </w:p>
+          <w:p>
+            <w:pPr>
+              <w:spacing w:before="0" w:after="0"/>
+            </w:pPr>
+            <w:r>
+              <w:rPr>
+                <w:rFonts w:ascii="Courier New" w:cs="Courier New" w:eastAsia="Courier New" w:hAnsi="Courier New"/>
+                <w:color w:val="404040"/>
+                <w:sz w:val="16"/>
+                <w:szCs w:val="16"/>
+              </w:rPr>
               <w:t xml:space="preserve"/>
             </w:r>
           </w:p>
@@ -4519,7 +5568,7 @@
                 <w:sz w:val="16"/>
                 <w:szCs w:val="16"/>
               </w:rPr>
-              <w:t xml:space="preserve">FROM M_KSM.stores</w:t>
+              <w:t xml:space="preserve">-- ② レジマスタ確認</w:t>
             </w:r>
           </w:p>
           <w:p>
@@ -4533,6 +5582,48 @@
                 <w:sz w:val="16"/>
                 <w:szCs w:val="16"/>
               </w:rPr>
+              <w:t xml:space="preserve">SELECT company_code, store_code, instore_code, device_class_code</w:t>
+            </w:r>
+          </w:p>
+          <w:p>
+            <w:pPr>
+              <w:spacing w:before="0" w:after="0"/>
+            </w:pPr>
+            <w:r>
+              <w:rPr>
+                <w:rFonts w:ascii="Courier New" w:cs="Courier New" w:eastAsia="Courier New" w:hAnsi="Courier New"/>
+                <w:color w:val="404040"/>
+                <w:sz w:val="16"/>
+                <w:szCs w:val="16"/>
+              </w:rPr>
+              <w:t xml:space="preserve">FROM M_KSM.instores</w:t>
+            </w:r>
+          </w:p>
+          <w:p>
+            <w:pPr>
+              <w:spacing w:before="0" w:after="0"/>
+            </w:pPr>
+            <w:r>
+              <w:rPr>
+                <w:rFonts w:ascii="Courier New" w:cs="Courier New" w:eastAsia="Courier New" w:hAnsi="Courier New"/>
+                <w:color w:val="404040"/>
+                <w:sz w:val="16"/>
+                <w:szCs w:val="16"/>
+              </w:rPr>
+              <w:t xml:space="preserve">WHERE company_code = 100 AND store_code = :store_code;</w:t>
+            </w:r>
+          </w:p>
+          <w:p>
+            <w:pPr>
+              <w:spacing w:before="0" w:after="0"/>
+            </w:pPr>
+            <w:r>
+              <w:rPr>
+                <w:rFonts w:ascii="Courier New" w:cs="Courier New" w:eastAsia="Courier New" w:hAnsi="Courier New"/>
+                <w:color w:val="404040"/>
+                <w:sz w:val="16"/>
+                <w:szCs w:val="16"/>
+              </w:rPr>
               <w:t xml:space="preserve"/>
             </w:r>
           </w:p>
@@ -4547,7 +5638,7 @@
                 <w:sz w:val="16"/>
                 <w:szCs w:val="16"/>
               </w:rPr>
-              <w:t xml:space="preserve">WHERE company_code = 100 AND store_code = :store_code;</w:t>
+              <w:t xml:space="preserve">-- ③ 担当者マスタ確認（必須）</w:t>
             </w:r>
           </w:p>
           <w:p>
@@ -4561,7 +5652,7 @@
                 <w:sz w:val="16"/>
                 <w:szCs w:val="16"/>
               </w:rPr>
-              <w:t xml:space="preserve"/>
+              <w:t xml:space="preserve">SELECT company_code, store_code, employee_code, name</w:t>
             </w:r>
           </w:p>
           <w:p>
@@ -4575,7 +5666,7 @@
                 <w:sz w:val="16"/>
                 <w:szCs w:val="16"/>
               </w:rPr>
-              <w:t xml:space="preserve">*-- ② レジマスタ確認*</w:t>
+              <w:t xml:space="preserve">FROM M_KSM.employees</w:t>
             </w:r>
           </w:p>
           <w:p>
@@ -4589,7 +5680,7 @@
                 <w:sz w:val="16"/>
                 <w:szCs w:val="16"/>
               </w:rPr>
-              <w:t xml:space="preserve"/>
+              <w:t xml:space="preserve">WHERE company_code = 100</w:t>
             </w:r>
           </w:p>
           <w:p>
@@ -4603,217 +5694,7 @@
                 <w:sz w:val="16"/>
                 <w:szCs w:val="16"/>
               </w:rPr>
-              <w:t xml:space="preserve">SELECT company_code, store_code, instore_code, device_class_code</w:t>
-            </w:r>
-          </w:p>
-          <w:p>
-            <w:pPr>
-              <w:spacing w:before="0" w:after="0"/>
-            </w:pPr>
-            <w:r>
-              <w:rPr>
-                <w:rFonts w:ascii="Courier New" w:cs="Courier New" w:eastAsia="Courier New" w:hAnsi="Courier New"/>
-                <w:color w:val="404040"/>
-                <w:sz w:val="16"/>
-                <w:szCs w:val="16"/>
-              </w:rPr>
-              <w:t xml:space="preserve"/>
-            </w:r>
-          </w:p>
-          <w:p>
-            <w:pPr>
-              <w:spacing w:before="0" w:after="0"/>
-            </w:pPr>
-            <w:r>
-              <w:rPr>
-                <w:rFonts w:ascii="Courier New" w:cs="Courier New" w:eastAsia="Courier New" w:hAnsi="Courier New"/>
-                <w:color w:val="404040"/>
-                <w:sz w:val="16"/>
-                <w:szCs w:val="16"/>
-              </w:rPr>
-              <w:t xml:space="preserve">FROM M_KSM.instores</w:t>
-            </w:r>
-          </w:p>
-          <w:p>
-            <w:pPr>
-              <w:spacing w:before="0" w:after="0"/>
-            </w:pPr>
-            <w:r>
-              <w:rPr>
-                <w:rFonts w:ascii="Courier New" w:cs="Courier New" w:eastAsia="Courier New" w:hAnsi="Courier New"/>
-                <w:color w:val="404040"/>
-                <w:sz w:val="16"/>
-                <w:szCs w:val="16"/>
-              </w:rPr>
-              <w:t xml:space="preserve"/>
-            </w:r>
-          </w:p>
-          <w:p>
-            <w:pPr>
-              <w:spacing w:before="0" w:after="0"/>
-            </w:pPr>
-            <w:r>
-              <w:rPr>
-                <w:rFonts w:ascii="Courier New" w:cs="Courier New" w:eastAsia="Courier New" w:hAnsi="Courier New"/>
-                <w:color w:val="404040"/>
-                <w:sz w:val="16"/>
-                <w:szCs w:val="16"/>
-              </w:rPr>
-              <w:t xml:space="preserve">WHERE company_code = 100 AND store_code = :store_code;</w:t>
-            </w:r>
-          </w:p>
-          <w:p>
-            <w:pPr>
-              <w:spacing w:before="0" w:after="0"/>
-            </w:pPr>
-            <w:r>
-              <w:rPr>
-                <w:rFonts w:ascii="Courier New" w:cs="Courier New" w:eastAsia="Courier New" w:hAnsi="Courier New"/>
-                <w:color w:val="404040"/>
-                <w:sz w:val="16"/>
-                <w:szCs w:val="16"/>
-              </w:rPr>
-              <w:t xml:space="preserve"/>
-            </w:r>
-          </w:p>
-          <w:p>
-            <w:pPr>
-              <w:spacing w:before="0" w:after="0"/>
-            </w:pPr>
-            <w:r>
-              <w:rPr>
-                <w:rFonts w:ascii="Courier New" w:cs="Courier New" w:eastAsia="Courier New" w:hAnsi="Courier New"/>
-                <w:color w:val="404040"/>
-                <w:sz w:val="16"/>
-                <w:szCs w:val="16"/>
-              </w:rPr>
-              <w:t xml:space="preserve">*-- ③ 担当者マスタ確認（必須）*</w:t>
-            </w:r>
-          </w:p>
-          <w:p>
-            <w:pPr>
-              <w:spacing w:before="0" w:after="0"/>
-            </w:pPr>
-            <w:r>
-              <w:rPr>
-                <w:rFonts w:ascii="Courier New" w:cs="Courier New" w:eastAsia="Courier New" w:hAnsi="Courier New"/>
-                <w:color w:val="404040"/>
-                <w:sz w:val="16"/>
-                <w:szCs w:val="16"/>
-              </w:rPr>
-              <w:t xml:space="preserve"/>
-            </w:r>
-          </w:p>
-          <w:p>
-            <w:pPr>
-              <w:spacing w:before="0" w:after="0"/>
-            </w:pPr>
-            <w:r>
-              <w:rPr>
-                <w:rFonts w:ascii="Courier New" w:cs="Courier New" w:eastAsia="Courier New" w:hAnsi="Courier New"/>
-                <w:color w:val="404040"/>
-                <w:sz w:val="16"/>
-                <w:szCs w:val="16"/>
-              </w:rPr>
-              <w:t xml:space="preserve">SELECT company_code, store_code, employee_code, name</w:t>
-            </w:r>
-          </w:p>
-          <w:p>
-            <w:pPr>
-              <w:spacing w:before="0" w:after="0"/>
-            </w:pPr>
-            <w:r>
-              <w:rPr>
-                <w:rFonts w:ascii="Courier New" w:cs="Courier New" w:eastAsia="Courier New" w:hAnsi="Courier New"/>
-                <w:color w:val="404040"/>
-                <w:sz w:val="16"/>
-                <w:szCs w:val="16"/>
-              </w:rPr>
-              <w:t xml:space="preserve"/>
-            </w:r>
-          </w:p>
-          <w:p>
-            <w:pPr>
-              <w:spacing w:before="0" w:after="0"/>
-            </w:pPr>
-            <w:r>
-              <w:rPr>
-                <w:rFonts w:ascii="Courier New" w:cs="Courier New" w:eastAsia="Courier New" w:hAnsi="Courier New"/>
-                <w:color w:val="404040"/>
-                <w:sz w:val="16"/>
-                <w:szCs w:val="16"/>
-              </w:rPr>
-              <w:t xml:space="preserve">FROM M_KSM.employees</w:t>
-            </w:r>
-          </w:p>
-          <w:p>
-            <w:pPr>
-              <w:spacing w:before="0" w:after="0"/>
-            </w:pPr>
-            <w:r>
-              <w:rPr>
-                <w:rFonts w:ascii="Courier New" w:cs="Courier New" w:eastAsia="Courier New" w:hAnsi="Courier New"/>
-                <w:color w:val="404040"/>
-                <w:sz w:val="16"/>
-                <w:szCs w:val="16"/>
-              </w:rPr>
-              <w:t xml:space="preserve"/>
-            </w:r>
-          </w:p>
-          <w:p>
-            <w:pPr>
-              <w:spacing w:before="0" w:after="0"/>
-            </w:pPr>
-            <w:r>
-              <w:rPr>
-                <w:rFonts w:ascii="Courier New" w:cs="Courier New" w:eastAsia="Courier New" w:hAnsi="Courier New"/>
-                <w:color w:val="404040"/>
-                <w:sz w:val="16"/>
-                <w:szCs w:val="16"/>
-              </w:rPr>
-              <w:t xml:space="preserve">WHERE company_code = 100</w:t>
-            </w:r>
-          </w:p>
-          <w:p>
-            <w:pPr>
-              <w:spacing w:before="0" w:after="0"/>
-            </w:pPr>
-            <w:r>
-              <w:rPr>
-                <w:rFonts w:ascii="Courier New" w:cs="Courier New" w:eastAsia="Courier New" w:hAnsi="Courier New"/>
-                <w:color w:val="404040"/>
-                <w:sz w:val="16"/>
-                <w:szCs w:val="16"/>
-              </w:rPr>
-              <w:t xml:space="preserve"/>
-            </w:r>
-          </w:p>
-          <w:p>
-            <w:pPr>
-              <w:spacing w:before="0" w:after="0"/>
-            </w:pPr>
-            <w:r>
-              <w:rPr>
-                <w:rFonts w:ascii="Courier New" w:cs="Courier New" w:eastAsia="Courier New" w:hAnsi="Courier New"/>
-                <w:color w:val="404040"/>
-                <w:sz w:val="16"/>
-                <w:szCs w:val="16"/>
-              </w:rPr>
               <w:t xml:space="preserve">AND store_code = :store_code</w:t>
-            </w:r>
-          </w:p>
-          <w:p>
-            <w:pPr>
-              <w:spacing w:before="0" w:after="0"/>
-            </w:pPr>
-            <w:r>
-              <w:rPr>
-                <w:rFonts w:ascii="Courier New" w:cs="Courier New" w:eastAsia="Courier New" w:hAnsi="Courier New"/>
-                <w:color w:val="404040"/>
-                <w:sz w:val="16"/>
-                <w:szCs w:val="16"/>
-              </w:rPr>
-              <w:t xml:space="preserve"/>
             </w:r>
           </w:p>
           <w:p>
@@ -4844,21 +5725,7 @@
           <w:sz w:val="18"/>
           <w:szCs w:val="18"/>
         </w:rPr>
-        <w:t xml:space="preserve">【確認チェックリスト】 / *【Danh sách kiểm tra】*</w:t>
-      </w:r>
-    </w:p>
-    <w:p>
-      <w:pPr>
-        <w:spacing w:before="100" w:after="100"/>
-      </w:pPr>
-      <w:r>
-        <w:rPr>
-          <w:rFonts w:ascii="BIZ UDPGothic" w:cs="BIZ UDPGothic" w:eastAsia="BIZ UDPGothic" w:hAnsi="BIZ UDPGothic"/>
-          <w:color w:val="404040"/>
-          <w:sz w:val="18"/>
-          <w:szCs w:val="18"/>
-        </w:rPr>
-        <w:t xml:space="preserve">No.   確認項目 / *Hạng mục kiểm tra*                                期待値 /   確認結果 / *Kết</w:t>
+        <w:t xml:space="preserve">【確認チェックリスト】</w:t>
       </w:r>
       <w:r>
         <w:br/>
@@ -4872,9 +5739,1552 @@
           <w:sz w:val="16"/>
           <w:szCs w:val="16"/>
         </w:rPr>
-        <w:t xml:space="preserve">/ Kết quả mong  quả xác nhận</w:t>
+        <w:t xml:space="preserve">/ 【Danh sách kiểm tra】</w:t>
       </w:r>
     </w:p>
+    <w:tbl>
+      <w:tblPr>
+        <w:tblW w:type="dxa" w:w="9506"/>
+        <w:tblBorders>
+          <w:top w:val="single" w:color="CCCCCC" w:sz="4"/>
+          <w:left w:val="single" w:color="CCCCCC" w:sz="4"/>
+          <w:bottom w:val="single" w:color="CCCCCC" w:sz="4"/>
+          <w:right w:val="single" w:color="CCCCCC" w:sz="4"/>
+          <w:insideH w:val="single" w:color="auto" w:sz="4"/>
+          <w:insideV w:val="single" w:color="auto" w:sz="4"/>
+        </w:tblBorders>
+      </w:tblPr>
+      <w:tblGrid>
+        <w:gridCol w:w="2376"/>
+        <w:gridCol w:w="2376"/>
+        <w:gridCol w:w="2376"/>
+        <w:gridCol w:w="2378"/>
+      </w:tblGrid>
+      <w:tr>
+        <w:trPr>
+          <w:cantSplit/>
+          <w:tblHeader/>
+        </w:trPr>
+        <w:tc>
+          <w:tcPr>
+            <w:tcW w:type="dxa" w:w="2376"/>
+            <w:tcBorders>
+              <w:top w:val="single" w:color="CCCCCC" w:sz="4"/>
+              <w:left w:val="single" w:color="CCCCCC" w:sz="4"/>
+              <w:bottom w:val="single" w:color="CCCCCC" w:sz="4"/>
+              <w:right w:val="single" w:color="CCCCCC" w:sz="4"/>
+            </w:tcBorders>
+            <w:shd w:fill="E8E8E8" w:val="clear"/>
+            <w:tcMar>
+              <w:top w:type="dxa" w:w="80"/>
+              <w:left w:type="dxa" w:w="120"/>
+              <w:bottom w:type="dxa" w:w="80"/>
+              <w:right w:type="dxa" w:w="120"/>
+            </w:tcMar>
+          </w:tcPr>
+          <w:p>
+            <w:pPr>
+              <w:spacing w:before="0" w:after="0"/>
+            </w:pPr>
+            <w:r>
+              <w:rPr>
+                <w:rFonts w:ascii="BIZ UDPGothic" w:cs="BIZ UDPGothic" w:eastAsia="BIZ UDPGothic" w:hAnsi="BIZ UDPGothic"/>
+                <w:color w:val="404040"/>
+                <w:sz w:val="18"/>
+                <w:szCs w:val="18"/>
+              </w:rPr>
+              <w:t xml:space="preserve">No.</w:t>
+            </w:r>
+          </w:p>
+        </w:tc>
+        <w:tc>
+          <w:tcPr>
+            <w:tcW w:type="dxa" w:w="2376"/>
+            <w:tcBorders>
+              <w:top w:val="single" w:color="CCCCCC" w:sz="4"/>
+              <w:left w:val="single" w:color="CCCCCC" w:sz="4"/>
+              <w:bottom w:val="single" w:color="CCCCCC" w:sz="4"/>
+              <w:right w:val="single" w:color="CCCCCC" w:sz="4"/>
+            </w:tcBorders>
+            <w:shd w:fill="E8E8E8" w:val="clear"/>
+            <w:tcMar>
+              <w:top w:type="dxa" w:w="80"/>
+              <w:left w:type="dxa" w:w="120"/>
+              <w:bottom w:type="dxa" w:w="80"/>
+              <w:right w:type="dxa" w:w="120"/>
+            </w:tcMar>
+          </w:tcPr>
+          <w:p>
+            <w:pPr>
+              <w:spacing w:before="0" w:after="0"/>
+            </w:pPr>
+            <w:r>
+              <w:rPr>
+                <w:rFonts w:ascii="BIZ UDPGothic" w:cs="BIZ UDPGothic" w:eastAsia="BIZ UDPGothic" w:hAnsi="BIZ UDPGothic"/>
+                <w:color w:val="404040"/>
+                <w:sz w:val="18"/>
+                <w:szCs w:val="18"/>
+              </w:rPr>
+              <w:t xml:space="preserve">確認項目 / Hạng mục kiểm tra</w:t>
+            </w:r>
+          </w:p>
+        </w:tc>
+        <w:tc>
+          <w:tcPr>
+            <w:tcW w:type="dxa" w:w="2376"/>
+            <w:tcBorders>
+              <w:top w:val="single" w:color="CCCCCC" w:sz="4"/>
+              <w:left w:val="single" w:color="CCCCCC" w:sz="4"/>
+              <w:bottom w:val="single" w:color="CCCCCC" w:sz="4"/>
+              <w:right w:val="single" w:color="CCCCCC" w:sz="4"/>
+            </w:tcBorders>
+            <w:shd w:fill="E8E8E8" w:val="clear"/>
+            <w:tcMar>
+              <w:top w:type="dxa" w:w="80"/>
+              <w:left w:type="dxa" w:w="120"/>
+              <w:bottom w:type="dxa" w:w="80"/>
+              <w:right w:type="dxa" w:w="120"/>
+            </w:tcMar>
+          </w:tcPr>
+          <w:p>
+            <w:pPr>
+              <w:spacing w:before="0" w:after="0"/>
+            </w:pPr>
+            <w:r>
+              <w:rPr>
+                <w:rFonts w:ascii="BIZ UDPGothic" w:cs="BIZ UDPGothic" w:eastAsia="BIZ UDPGothic" w:hAnsi="BIZ UDPGothic"/>
+                <w:color w:val="404040"/>
+                <w:sz w:val="18"/>
+                <w:szCs w:val="18"/>
+              </w:rPr>
+              <w:t xml:space="preserve">期待値 / Kết quả mong đợi</w:t>
+            </w:r>
+          </w:p>
+        </w:tc>
+        <w:tc>
+          <w:tcPr>
+            <w:tcW w:type="dxa" w:w="2378"/>
+            <w:tcBorders>
+              <w:top w:val="single" w:color="CCCCCC" w:sz="4"/>
+              <w:left w:val="single" w:color="CCCCCC" w:sz="4"/>
+              <w:bottom w:val="single" w:color="CCCCCC" w:sz="4"/>
+              <w:right w:val="single" w:color="CCCCCC" w:sz="4"/>
+            </w:tcBorders>
+            <w:shd w:fill="E8E8E8" w:val="clear"/>
+            <w:tcMar>
+              <w:top w:type="dxa" w:w="80"/>
+              <w:left w:type="dxa" w:w="120"/>
+              <w:bottom w:type="dxa" w:w="80"/>
+              <w:right w:type="dxa" w:w="120"/>
+            </w:tcMar>
+          </w:tcPr>
+          <w:p>
+            <w:pPr>
+              <w:spacing w:before="0" w:after="0"/>
+            </w:pPr>
+            <w:r>
+              <w:rPr>
+                <w:rFonts w:ascii="BIZ UDPGothic" w:cs="BIZ UDPGothic" w:eastAsia="BIZ UDPGothic" w:hAnsi="BIZ UDPGothic"/>
+                <w:color w:val="404040"/>
+                <w:sz w:val="18"/>
+                <w:szCs w:val="18"/>
+              </w:rPr>
+              <w:t xml:space="preserve">確認結果 / Kết quả xác nhận</w:t>
+            </w:r>
+          </w:p>
+        </w:tc>
+      </w:tr>
+      <w:tr>
+        <w:trPr>
+          <w:cantSplit/>
+        </w:trPr>
+        <w:tc>
+          <w:tcPr>
+            <w:tcW w:type="dxa" w:w="2376"/>
+            <w:tcBorders>
+              <w:top w:val="single" w:color="CCCCCC" w:sz="4"/>
+              <w:left w:val="single" w:color="CCCCCC" w:sz="4"/>
+              <w:bottom w:val="single" w:color="CCCCCC" w:sz="4"/>
+              <w:right w:val="single" w:color="CCCCCC" w:sz="4"/>
+            </w:tcBorders>
+            <w:shd w:fill="FFFFFF" w:val="clear"/>
+            <w:tcMar>
+              <w:top w:type="dxa" w:w="80"/>
+              <w:left w:type="dxa" w:w="120"/>
+              <w:bottom w:type="dxa" w:w="80"/>
+              <w:right w:type="dxa" w:w="120"/>
+            </w:tcMar>
+          </w:tcPr>
+          <w:p>
+            <w:pPr>
+              <w:spacing w:before="0" w:after="0"/>
+            </w:pPr>
+            <w:r>
+              <w:rPr>
+                <w:rFonts w:ascii="BIZ UDPGothic" w:cs="BIZ UDPGothic" w:eastAsia="BIZ UDPGothic" w:hAnsi="BIZ UDPGothic"/>
+                <w:color w:val="404040"/>
+                <w:sz w:val="18"/>
+                <w:szCs w:val="18"/>
+              </w:rPr>
+              <w:t xml:space="preserve">1</w:t>
+            </w:r>
+          </w:p>
+        </w:tc>
+        <w:tc>
+          <w:tcPr>
+            <w:tcW w:type="dxa" w:w="2376"/>
+            <w:tcBorders>
+              <w:top w:val="single" w:color="CCCCCC" w:sz="4"/>
+              <w:left w:val="single" w:color="CCCCCC" w:sz="4"/>
+              <w:bottom w:val="single" w:color="CCCCCC" w:sz="4"/>
+              <w:right w:val="single" w:color="CCCCCC" w:sz="4"/>
+            </w:tcBorders>
+            <w:shd w:fill="FFFFFF" w:val="clear"/>
+            <w:tcMar>
+              <w:top w:type="dxa" w:w="80"/>
+              <w:left w:type="dxa" w:w="120"/>
+              <w:bottom w:type="dxa" w:w="80"/>
+              <w:right w:type="dxa" w:w="120"/>
+            </w:tcMar>
+          </w:tcPr>
+          <w:p>
+            <w:pPr>
+              <w:spacing w:before="0" w:after="0"/>
+            </w:pPr>
+            <w:r>
+              <w:rPr>
+                <w:rFonts w:ascii="BIZ UDPGothic" w:cs="BIZ UDPGothic" w:eastAsia="BIZ UDPGothic" w:hAnsi="BIZ UDPGothic"/>
+                <w:color w:val="404040"/>
+                <w:sz w:val="18"/>
+                <w:szCs w:val="18"/>
+              </w:rPr>
+              <w:t xml:space="preserve">stores テーブルに対象 store_code が存在する / Tồn tại store_code trong stores</w:t>
+            </w:r>
+          </w:p>
+        </w:tc>
+        <w:tc>
+          <w:tcPr>
+            <w:tcW w:type="dxa" w:w="2376"/>
+            <w:tcBorders>
+              <w:top w:val="single" w:color="CCCCCC" w:sz="4"/>
+              <w:left w:val="single" w:color="CCCCCC" w:sz="4"/>
+              <w:bottom w:val="single" w:color="CCCCCC" w:sz="4"/>
+              <w:right w:val="single" w:color="CCCCCC" w:sz="4"/>
+            </w:tcBorders>
+            <w:shd w:fill="FFFFFF" w:val="clear"/>
+            <w:tcMar>
+              <w:top w:type="dxa" w:w="80"/>
+              <w:left w:type="dxa" w:w="120"/>
+              <w:bottom w:type="dxa" w:w="80"/>
+              <w:right w:type="dxa" w:w="120"/>
+            </w:tcMar>
+          </w:tcPr>
+          <w:p>
+            <w:pPr>
+              <w:spacing w:before="0" w:after="0"/>
+            </w:pPr>
+            <w:r>
+              <w:rPr>
+                <w:rFonts w:ascii="BIZ UDPGothic" w:cs="BIZ UDPGothic" w:eastAsia="BIZ UDPGothic" w:hAnsi="BIZ UDPGothic"/>
+                <w:color w:val="404040"/>
+                <w:sz w:val="18"/>
+                <w:szCs w:val="18"/>
+              </w:rPr>
+              <w:t xml:space="preserve">1件取得</w:t>
+            </w:r>
+          </w:p>
+        </w:tc>
+        <w:tc>
+          <w:tcPr>
+            <w:tcW w:type="dxa" w:w="2378"/>
+            <w:tcBorders>
+              <w:top w:val="single" w:color="CCCCCC" w:sz="4"/>
+              <w:left w:val="single" w:color="CCCCCC" w:sz="4"/>
+              <w:bottom w:val="single" w:color="CCCCCC" w:sz="4"/>
+              <w:right w:val="single" w:color="CCCCCC" w:sz="4"/>
+            </w:tcBorders>
+            <w:shd w:fill="FFFFFF" w:val="clear"/>
+            <w:tcMar>
+              <w:top w:type="dxa" w:w="80"/>
+              <w:left w:type="dxa" w:w="120"/>
+              <w:bottom w:type="dxa" w:w="80"/>
+              <w:right w:type="dxa" w:w="120"/>
+            </w:tcMar>
+          </w:tcPr>
+          <w:p>
+            <w:pPr>
+              <w:spacing w:before="0" w:after="0"/>
+            </w:pPr>
+            <w:r>
+              <w:rPr>
+                <w:rFonts w:ascii="BIZ UDPGothic" w:cs="BIZ UDPGothic" w:eastAsia="BIZ UDPGothic" w:hAnsi="BIZ UDPGothic"/>
+                <w:color w:val="404040"/>
+                <w:sz w:val="18"/>
+                <w:szCs w:val="18"/>
+              </w:rPr>
+              <w:t xml:space="preserve"/>
+            </w:r>
+          </w:p>
+        </w:tc>
+      </w:tr>
+      <w:tr>
+        <w:trPr>
+          <w:cantSplit/>
+        </w:trPr>
+        <w:tc>
+          <w:tcPr>
+            <w:tcW w:type="dxa" w:w="2376"/>
+            <w:tcBorders>
+              <w:top w:val="single" w:color="CCCCCC" w:sz="4"/>
+              <w:left w:val="single" w:color="CCCCCC" w:sz="4"/>
+              <w:bottom w:val="single" w:color="CCCCCC" w:sz="4"/>
+              <w:right w:val="single" w:color="CCCCCC" w:sz="4"/>
+            </w:tcBorders>
+            <w:shd w:fill="FFFFFF" w:val="clear"/>
+            <w:tcMar>
+              <w:top w:type="dxa" w:w="80"/>
+              <w:left w:type="dxa" w:w="120"/>
+              <w:bottom w:type="dxa" w:w="80"/>
+              <w:right w:type="dxa" w:w="120"/>
+            </w:tcMar>
+          </w:tcPr>
+          <w:p>
+            <w:pPr>
+              <w:spacing w:before="0" w:after="0"/>
+            </w:pPr>
+            <w:r>
+              <w:rPr>
+                <w:rFonts w:ascii="BIZ UDPGothic" w:cs="BIZ UDPGothic" w:eastAsia="BIZ UDPGothic" w:hAnsi="BIZ UDPGothic"/>
+                <w:color w:val="404040"/>
+                <w:sz w:val="18"/>
+                <w:szCs w:val="18"/>
+              </w:rPr>
+              <w:t xml:space="preserve">2</w:t>
+            </w:r>
+          </w:p>
+        </w:tc>
+        <w:tc>
+          <w:tcPr>
+            <w:tcW w:type="dxa" w:w="2376"/>
+            <w:tcBorders>
+              <w:top w:val="single" w:color="CCCCCC" w:sz="4"/>
+              <w:left w:val="single" w:color="CCCCCC" w:sz="4"/>
+              <w:bottom w:val="single" w:color="CCCCCC" w:sz="4"/>
+              <w:right w:val="single" w:color="CCCCCC" w:sz="4"/>
+            </w:tcBorders>
+            <w:shd w:fill="FFFFFF" w:val="clear"/>
+            <w:tcMar>
+              <w:top w:type="dxa" w:w="80"/>
+              <w:left w:type="dxa" w:w="120"/>
+              <w:bottom w:type="dxa" w:w="80"/>
+              <w:right w:type="dxa" w:w="120"/>
+            </w:tcMar>
+          </w:tcPr>
+          <w:p>
+            <w:pPr>
+              <w:spacing w:before="0" w:after="0"/>
+            </w:pPr>
+            <w:r>
+              <w:rPr>
+                <w:rFonts w:ascii="BIZ UDPGothic" w:cs="BIZ UDPGothic" w:eastAsia="BIZ UDPGothic" w:hAnsi="BIZ UDPGothic"/>
+                <w:color w:val="404040"/>
+                <w:sz w:val="18"/>
+                <w:szCs w:val="18"/>
+              </w:rPr>
+              <w:t xml:space="preserve">instores テーブルにレジ台数分のレコードが存在する / Số bản ghi = số quầy trong instores</w:t>
+            </w:r>
+          </w:p>
+        </w:tc>
+        <w:tc>
+          <w:tcPr>
+            <w:tcW w:type="dxa" w:w="2376"/>
+            <w:tcBorders>
+              <w:top w:val="single" w:color="CCCCCC" w:sz="4"/>
+              <w:left w:val="single" w:color="CCCCCC" w:sz="4"/>
+              <w:bottom w:val="single" w:color="CCCCCC" w:sz="4"/>
+              <w:right w:val="single" w:color="CCCCCC" w:sz="4"/>
+            </w:tcBorders>
+            <w:shd w:fill="FFFFFF" w:val="clear"/>
+            <w:tcMar>
+              <w:top w:type="dxa" w:w="80"/>
+              <w:left w:type="dxa" w:w="120"/>
+              <w:bottom w:type="dxa" w:w="80"/>
+              <w:right w:type="dxa" w:w="120"/>
+            </w:tcMar>
+          </w:tcPr>
+          <w:p>
+            <w:pPr>
+              <w:spacing w:before="0" w:after="0"/>
+            </w:pPr>
+            <w:r>
+              <w:rPr>
+                <w:rFonts w:ascii="BIZ UDPGothic" w:cs="BIZ UDPGothic" w:eastAsia="BIZ UDPGothic" w:hAnsi="BIZ UDPGothic"/>
+                <w:color w:val="404040"/>
+                <w:sz w:val="18"/>
+                <w:szCs w:val="18"/>
+              </w:rPr>
+              <w:t xml:space="preserve">レジ台数分</w:t>
+            </w:r>
+          </w:p>
+        </w:tc>
+        <w:tc>
+          <w:tcPr>
+            <w:tcW w:type="dxa" w:w="2378"/>
+            <w:tcBorders>
+              <w:top w:val="single" w:color="CCCCCC" w:sz="4"/>
+              <w:left w:val="single" w:color="CCCCCC" w:sz="4"/>
+              <w:bottom w:val="single" w:color="CCCCCC" w:sz="4"/>
+              <w:right w:val="single" w:color="CCCCCC" w:sz="4"/>
+            </w:tcBorders>
+            <w:shd w:fill="FFFFFF" w:val="clear"/>
+            <w:tcMar>
+              <w:top w:type="dxa" w:w="80"/>
+              <w:left w:type="dxa" w:w="120"/>
+              <w:bottom w:type="dxa" w:w="80"/>
+              <w:right w:type="dxa" w:w="120"/>
+            </w:tcMar>
+          </w:tcPr>
+          <w:p>
+            <w:pPr>
+              <w:spacing w:before="0" w:after="0"/>
+            </w:pPr>
+            <w:r>
+              <w:rPr>
+                <w:rFonts w:ascii="BIZ UDPGothic" w:cs="BIZ UDPGothic" w:eastAsia="BIZ UDPGothic" w:hAnsi="BIZ UDPGothic"/>
+                <w:color w:val="404040"/>
+                <w:sz w:val="18"/>
+                <w:szCs w:val="18"/>
+              </w:rPr>
+              <w:t xml:space="preserve"/>
+            </w:r>
+          </w:p>
+        </w:tc>
+      </w:tr>
+      <w:tr>
+        <w:trPr>
+          <w:cantSplit/>
+        </w:trPr>
+        <w:tc>
+          <w:tcPr>
+            <w:tcW w:type="dxa" w:w="2376"/>
+            <w:tcBorders>
+              <w:top w:val="single" w:color="CCCCCC" w:sz="4"/>
+              <w:left w:val="single" w:color="CCCCCC" w:sz="4"/>
+              <w:bottom w:val="single" w:color="CCCCCC" w:sz="4"/>
+              <w:right w:val="single" w:color="CCCCCC" w:sz="4"/>
+            </w:tcBorders>
+            <w:shd w:fill="FFFFFF" w:val="clear"/>
+            <w:tcMar>
+              <w:top w:type="dxa" w:w="80"/>
+              <w:left w:type="dxa" w:w="120"/>
+              <w:bottom w:type="dxa" w:w="80"/>
+              <w:right w:type="dxa" w:w="120"/>
+            </w:tcMar>
+          </w:tcPr>
+          <w:p>
+            <w:pPr>
+              <w:spacing w:before="0" w:after="0"/>
+            </w:pPr>
+            <w:r>
+              <w:rPr>
+                <w:rFonts w:ascii="BIZ UDPGothic" w:cs="BIZ UDPGothic" w:eastAsia="BIZ UDPGothic" w:hAnsi="BIZ UDPGothic"/>
+                <w:color w:val="404040"/>
+                <w:sz w:val="18"/>
+                <w:szCs w:val="18"/>
+              </w:rPr>
+              <w:t xml:space="preserve">3</w:t>
+            </w:r>
+          </w:p>
+        </w:tc>
+        <w:tc>
+          <w:tcPr>
+            <w:tcW w:type="dxa" w:w="2376"/>
+            <w:tcBorders>
+              <w:top w:val="single" w:color="CCCCCC" w:sz="4"/>
+              <w:left w:val="single" w:color="CCCCCC" w:sz="4"/>
+              <w:bottom w:val="single" w:color="CCCCCC" w:sz="4"/>
+              <w:right w:val="single" w:color="CCCCCC" w:sz="4"/>
+            </w:tcBorders>
+            <w:shd w:fill="FFFFFF" w:val="clear"/>
+            <w:tcMar>
+              <w:top w:type="dxa" w:w="80"/>
+              <w:left w:type="dxa" w:w="120"/>
+              <w:bottom w:type="dxa" w:w="80"/>
+              <w:right w:type="dxa" w:w="120"/>
+            </w:tcMar>
+          </w:tcPr>
+          <w:p>
+            <w:pPr>
+              <w:spacing w:before="0" w:after="0"/>
+            </w:pPr>
+            <w:r>
+              <w:rPr>
+                <w:rFonts w:ascii="BIZ UDPGothic" w:cs="BIZ UDPGothic" w:eastAsia="BIZ UDPGothic" w:hAnsi="BIZ UDPGothic"/>
+                <w:color w:val="404040"/>
+                <w:sz w:val="18"/>
+                <w:szCs w:val="18"/>
+              </w:rPr>
+              <w:t xml:space="preserve">employees に employee_code='9999' が存在する / Tồn tại employee_code='9999' trong employees</w:t>
+            </w:r>
+          </w:p>
+        </w:tc>
+        <w:tc>
+          <w:tcPr>
+            <w:tcW w:type="dxa" w:w="2376"/>
+            <w:tcBorders>
+              <w:top w:val="single" w:color="CCCCCC" w:sz="4"/>
+              <w:left w:val="single" w:color="CCCCCC" w:sz="4"/>
+              <w:bottom w:val="single" w:color="CCCCCC" w:sz="4"/>
+              <w:right w:val="single" w:color="CCCCCC" w:sz="4"/>
+            </w:tcBorders>
+            <w:shd w:fill="FFFFFF" w:val="clear"/>
+            <w:tcMar>
+              <w:top w:type="dxa" w:w="80"/>
+              <w:left w:type="dxa" w:w="120"/>
+              <w:bottom w:type="dxa" w:w="80"/>
+              <w:right w:type="dxa" w:w="120"/>
+            </w:tcMar>
+          </w:tcPr>
+          <w:p>
+            <w:pPr>
+              <w:spacing w:before="0" w:after="0"/>
+            </w:pPr>
+            <w:r>
+              <w:rPr>
+                <w:rFonts w:ascii="BIZ UDPGothic" w:cs="BIZ UDPGothic" w:eastAsia="BIZ UDPGothic" w:hAnsi="BIZ UDPGothic"/>
+                <w:color w:val="404040"/>
+                <w:sz w:val="18"/>
+                <w:szCs w:val="18"/>
+              </w:rPr>
+              <w:t xml:space="preserve">1件取得</w:t>
+            </w:r>
+          </w:p>
+        </w:tc>
+        <w:tc>
+          <w:tcPr>
+            <w:tcW w:type="dxa" w:w="2378"/>
+            <w:tcBorders>
+              <w:top w:val="single" w:color="CCCCCC" w:sz="4"/>
+              <w:left w:val="single" w:color="CCCCCC" w:sz="4"/>
+              <w:bottom w:val="single" w:color="CCCCCC" w:sz="4"/>
+              <w:right w:val="single" w:color="CCCCCC" w:sz="4"/>
+            </w:tcBorders>
+            <w:shd w:fill="FFFFFF" w:val="clear"/>
+            <w:tcMar>
+              <w:top w:type="dxa" w:w="80"/>
+              <w:left w:type="dxa" w:w="120"/>
+              <w:bottom w:type="dxa" w:w="80"/>
+              <w:right w:type="dxa" w:w="120"/>
+            </w:tcMar>
+          </w:tcPr>
+          <w:p>
+            <w:pPr>
+              <w:spacing w:before="0" w:after="0"/>
+            </w:pPr>
+            <w:r>
+              <w:rPr>
+                <w:rFonts w:ascii="BIZ UDPGothic" w:cs="BIZ UDPGothic" w:eastAsia="BIZ UDPGothic" w:hAnsi="BIZ UDPGothic"/>
+                <w:color w:val="404040"/>
+                <w:sz w:val="18"/>
+                <w:szCs w:val="18"/>
+              </w:rPr>
+              <w:t xml:space="preserve"/>
+            </w:r>
+          </w:p>
+        </w:tc>
+      </w:tr>
+      <w:tr>
+        <w:trPr>
+          <w:cantSplit/>
+        </w:trPr>
+        <w:tc>
+          <w:tcPr>
+            <w:tcW w:type="dxa" w:w="2376"/>
+            <w:tcBorders>
+              <w:top w:val="single" w:color="CCCCCC" w:sz="4"/>
+              <w:left w:val="single" w:color="CCCCCC" w:sz="4"/>
+              <w:bottom w:val="single" w:color="CCCCCC" w:sz="4"/>
+              <w:right w:val="single" w:color="CCCCCC" w:sz="4"/>
+            </w:tcBorders>
+            <w:shd w:fill="FFFFFF" w:val="clear"/>
+            <w:tcMar>
+              <w:top w:type="dxa" w:w="80"/>
+              <w:left w:type="dxa" w:w="120"/>
+              <w:bottom w:type="dxa" w:w="80"/>
+              <w:right w:type="dxa" w:w="120"/>
+            </w:tcMar>
+          </w:tcPr>
+          <w:p>
+            <w:pPr>
+              <w:spacing w:before="0" w:after="0"/>
+            </w:pPr>
+            <w:r>
+              <w:rPr>
+                <w:rFonts w:ascii="BIZ UDPGothic" w:cs="BIZ UDPGothic" w:eastAsia="BIZ UDPGothic" w:hAnsi="BIZ UDPGothic"/>
+                <w:color w:val="404040"/>
+                <w:sz w:val="18"/>
+                <w:szCs w:val="18"/>
+              </w:rPr>
+              <w:t xml:space="preserve">4</w:t>
+            </w:r>
+          </w:p>
+        </w:tc>
+        <w:tc>
+          <w:tcPr>
+            <w:tcW w:type="dxa" w:w="2376"/>
+            <w:tcBorders>
+              <w:top w:val="single" w:color="CCCCCC" w:sz="4"/>
+              <w:left w:val="single" w:color="CCCCCC" w:sz="4"/>
+              <w:bottom w:val="single" w:color="CCCCCC" w:sz="4"/>
+              <w:right w:val="single" w:color="CCCCCC" w:sz="4"/>
+            </w:tcBorders>
+            <w:shd w:fill="FFFFFF" w:val="clear"/>
+            <w:tcMar>
+              <w:top w:type="dxa" w:w="80"/>
+              <w:left w:type="dxa" w:w="120"/>
+              <w:bottom w:type="dxa" w:w="80"/>
+              <w:right w:type="dxa" w:w="120"/>
+            </w:tcMar>
+          </w:tcPr>
+          <w:p>
+            <w:pPr>
+              <w:spacing w:before="0" w:after="0"/>
+            </w:pPr>
+            <w:r>
+              <w:rPr>
+                <w:rFonts w:ascii="BIZ UDPGothic" w:cs="BIZ UDPGothic" w:eastAsia="BIZ UDPGothic" w:hAnsi="BIZ UDPGothic"/>
+                <w:color w:val="404040"/>
+                <w:sz w:val="18"/>
+                <w:szCs w:val="18"/>
+              </w:rPr>
+              <w:t xml:space="preserve">アプリ設定画面で新規店舗コードを入力・保存できる / Có thể nhập và lưu mã cửa hàng mới</w:t>
+            </w:r>
+          </w:p>
+        </w:tc>
+        <w:tc>
+          <w:tcPr>
+            <w:tcW w:type="dxa" w:w="2376"/>
+            <w:tcBorders>
+              <w:top w:val="single" w:color="CCCCCC" w:sz="4"/>
+              <w:left w:val="single" w:color="CCCCCC" w:sz="4"/>
+              <w:bottom w:val="single" w:color="CCCCCC" w:sz="4"/>
+              <w:right w:val="single" w:color="CCCCCC" w:sz="4"/>
+            </w:tcBorders>
+            <w:shd w:fill="FFFFFF" w:val="clear"/>
+            <w:tcMar>
+              <w:top w:type="dxa" w:w="80"/>
+              <w:left w:type="dxa" w:w="120"/>
+              <w:bottom w:type="dxa" w:w="80"/>
+              <w:right w:type="dxa" w:w="120"/>
+            </w:tcMar>
+          </w:tcPr>
+          <w:p>
+            <w:pPr>
+              <w:spacing w:before="0" w:after="0"/>
+            </w:pPr>
+            <w:r>
+              <w:rPr>
+                <w:rFonts w:ascii="BIZ UDPGothic" w:cs="BIZ UDPGothic" w:eastAsia="BIZ UDPGothic" w:hAnsi="BIZ UDPGothic"/>
+                <w:color w:val="404040"/>
+                <w:sz w:val="18"/>
+                <w:szCs w:val="18"/>
+              </w:rPr>
+              <w:t xml:space="preserve">エラーなし</w:t>
+            </w:r>
+          </w:p>
+        </w:tc>
+        <w:tc>
+          <w:tcPr>
+            <w:tcW w:type="dxa" w:w="2378"/>
+            <w:tcBorders>
+              <w:top w:val="single" w:color="CCCCCC" w:sz="4"/>
+              <w:left w:val="single" w:color="CCCCCC" w:sz="4"/>
+              <w:bottom w:val="single" w:color="CCCCCC" w:sz="4"/>
+              <w:right w:val="single" w:color="CCCCCC" w:sz="4"/>
+            </w:tcBorders>
+            <w:shd w:fill="FFFFFF" w:val="clear"/>
+            <w:tcMar>
+              <w:top w:type="dxa" w:w="80"/>
+              <w:left w:type="dxa" w:w="120"/>
+              <w:bottom w:type="dxa" w:w="80"/>
+              <w:right w:type="dxa" w:w="120"/>
+            </w:tcMar>
+          </w:tcPr>
+          <w:p>
+            <w:pPr>
+              <w:spacing w:before="0" w:after="0"/>
+            </w:pPr>
+            <w:r>
+              <w:rPr>
+                <w:rFonts w:ascii="BIZ UDPGothic" w:cs="BIZ UDPGothic" w:eastAsia="BIZ UDPGothic" w:hAnsi="BIZ UDPGothic"/>
+                <w:color w:val="404040"/>
+                <w:sz w:val="18"/>
+                <w:szCs w:val="18"/>
+              </w:rPr>
+              <w:t xml:space="preserve"/>
+            </w:r>
+          </w:p>
+        </w:tc>
+      </w:tr>
+      <w:tr>
+        <w:trPr>
+          <w:cantSplit/>
+        </w:trPr>
+        <w:tc>
+          <w:tcPr>
+            <w:tcW w:type="dxa" w:w="2376"/>
+            <w:tcBorders>
+              <w:top w:val="single" w:color="CCCCCC" w:sz="4"/>
+              <w:left w:val="single" w:color="CCCCCC" w:sz="4"/>
+              <w:bottom w:val="single" w:color="CCCCCC" w:sz="4"/>
+              <w:right w:val="single" w:color="CCCCCC" w:sz="4"/>
+            </w:tcBorders>
+            <w:shd w:fill="FFFFFF" w:val="clear"/>
+            <w:tcMar>
+              <w:top w:type="dxa" w:w="80"/>
+              <w:left w:type="dxa" w:w="120"/>
+              <w:bottom w:type="dxa" w:w="80"/>
+              <w:right w:type="dxa" w:w="120"/>
+            </w:tcMar>
+          </w:tcPr>
+          <w:p>
+            <w:pPr>
+              <w:spacing w:before="0" w:after="0"/>
+            </w:pPr>
+            <w:r>
+              <w:rPr>
+                <w:rFonts w:ascii="BIZ UDPGothic" w:cs="BIZ UDPGothic" w:eastAsia="BIZ UDPGothic" w:hAnsi="BIZ UDPGothic"/>
+                <w:color w:val="404040"/>
+                <w:sz w:val="18"/>
+                <w:szCs w:val="18"/>
+              </w:rPr>
+              <w:t xml:space="preserve">5</w:t>
+            </w:r>
+          </w:p>
+        </w:tc>
+        <w:tc>
+          <w:tcPr>
+            <w:tcW w:type="dxa" w:w="2376"/>
+            <w:tcBorders>
+              <w:top w:val="single" w:color="CCCCCC" w:sz="4"/>
+              <w:left w:val="single" w:color="CCCCCC" w:sz="4"/>
+              <w:bottom w:val="single" w:color="CCCCCC" w:sz="4"/>
+              <w:right w:val="single" w:color="CCCCCC" w:sz="4"/>
+            </w:tcBorders>
+            <w:shd w:fill="FFFFFF" w:val="clear"/>
+            <w:tcMar>
+              <w:top w:type="dxa" w:w="80"/>
+              <w:left w:type="dxa" w:w="120"/>
+              <w:bottom w:type="dxa" w:w="80"/>
+              <w:right w:type="dxa" w:w="120"/>
+            </w:tcMar>
+          </w:tcPr>
+          <w:p>
+            <w:pPr>
+              <w:spacing w:before="0" w:after="0"/>
+            </w:pPr>
+            <w:r>
+              <w:rPr>
+                <w:rFonts w:ascii="BIZ UDPGothic" w:cs="BIZ UDPGothic" w:eastAsia="BIZ UDPGothic" w:hAnsi="BIZ UDPGothic"/>
+                <w:color w:val="404040"/>
+                <w:sz w:val="18"/>
+                <w:szCs w:val="18"/>
+              </w:rPr>
+              <w:t xml:space="preserve">POSメニューに「残高照会」「点検」「ジャーナル検索」が表示される / Hiển thị đủ 3 nút trên menu POS</w:t>
+            </w:r>
+          </w:p>
+        </w:tc>
+        <w:tc>
+          <w:tcPr>
+            <w:tcW w:type="dxa" w:w="2376"/>
+            <w:tcBorders>
+              <w:top w:val="single" w:color="CCCCCC" w:sz="4"/>
+              <w:left w:val="single" w:color="CCCCCC" w:sz="4"/>
+              <w:bottom w:val="single" w:color="CCCCCC" w:sz="4"/>
+              <w:right w:val="single" w:color="CCCCCC" w:sz="4"/>
+            </w:tcBorders>
+            <w:shd w:fill="FFFFFF" w:val="clear"/>
+            <w:tcMar>
+              <w:top w:type="dxa" w:w="80"/>
+              <w:left w:type="dxa" w:w="120"/>
+              <w:bottom w:type="dxa" w:w="80"/>
+              <w:right w:type="dxa" w:w="120"/>
+            </w:tcMar>
+          </w:tcPr>
+          <w:p>
+            <w:pPr>
+              <w:spacing w:before="0" w:after="0"/>
+            </w:pPr>
+            <w:r>
+              <w:rPr>
+                <w:rFonts w:ascii="BIZ UDPGothic" w:cs="BIZ UDPGothic" w:eastAsia="BIZ UDPGothic" w:hAnsi="BIZ UDPGothic"/>
+                <w:color w:val="404040"/>
+                <w:sz w:val="18"/>
+                <w:szCs w:val="18"/>
+              </w:rPr>
+              <w:t xml:space="preserve">表示あり</w:t>
+            </w:r>
+          </w:p>
+        </w:tc>
+        <w:tc>
+          <w:tcPr>
+            <w:tcW w:type="dxa" w:w="2378"/>
+            <w:tcBorders>
+              <w:top w:val="single" w:color="CCCCCC" w:sz="4"/>
+              <w:left w:val="single" w:color="CCCCCC" w:sz="4"/>
+              <w:bottom w:val="single" w:color="CCCCCC" w:sz="4"/>
+              <w:right w:val="single" w:color="CCCCCC" w:sz="4"/>
+            </w:tcBorders>
+            <w:shd w:fill="FFFFFF" w:val="clear"/>
+            <w:tcMar>
+              <w:top w:type="dxa" w:w="80"/>
+              <w:left w:type="dxa" w:w="120"/>
+              <w:bottom w:type="dxa" w:w="80"/>
+              <w:right w:type="dxa" w:w="120"/>
+            </w:tcMar>
+          </w:tcPr>
+          <w:p>
+            <w:pPr>
+              <w:spacing w:before="0" w:after="0"/>
+            </w:pPr>
+            <w:r>
+              <w:rPr>
+                <w:rFonts w:ascii="BIZ UDPGothic" w:cs="BIZ UDPGothic" w:eastAsia="BIZ UDPGothic" w:hAnsi="BIZ UDPGothic"/>
+                <w:color w:val="404040"/>
+                <w:sz w:val="18"/>
+                <w:szCs w:val="18"/>
+              </w:rPr>
+              <w:t xml:space="preserve"/>
+            </w:r>
+          </w:p>
+        </w:tc>
+      </w:tr>
+    </w:tbl>
+    <w:p>
+      <w:pPr>
+        <w:pBdr>
+          <w:left w:val="thick" w:color="C8102E" w:sz="20" w:space="6"/>
+        </w:pBdr>
+        <w:spacing w:before="280" w:after="100"/>
+      </w:pPr>
+      <w:r>
+        <w:rPr>
+          <w:rFonts w:ascii="BIZ UDPGothic" w:cs="BIZ UDPGothic" w:eastAsia="BIZ UDPGothic" w:hAnsi="BIZ UDPGothic"/>
+          <w:b/>
+          <w:bCs/>
+          <w:color w:val="C8102E"/>
+          <w:sz w:val="24"/>
+          <w:szCs w:val="24"/>
+        </w:rPr>
+        <w:t xml:space="preserve">■ トラブルシューティング</w:t>
+      </w:r>
+      <w:r>
+        <w:br/>
+      </w:r>
+      <w:r>
+        <w:rPr>
+          <w:rFonts w:ascii="BIZ UDPGothic" w:cs="BIZ UDPGothic" w:eastAsia="BIZ UDPGothic" w:hAnsi="BIZ UDPGothic"/>
+          <w:i/>
+          <w:iCs/>
+          <w:color w:val="AA3344"/>
+          <w:sz w:val="17"/>
+          <w:szCs w:val="17"/>
+        </w:rPr>
+        <w:t xml:space="preserve">　Xử Lý Sự Cố</w:t>
+      </w:r>
+    </w:p>
+    <w:tbl>
+      <w:tblPr>
+        <w:tblW w:type="dxa" w:w="9506"/>
+        <w:tblBorders>
+          <w:top w:val="single" w:color="CCCCCC" w:sz="4"/>
+          <w:left w:val="single" w:color="CCCCCC" w:sz="4"/>
+          <w:bottom w:val="single" w:color="CCCCCC" w:sz="4"/>
+          <w:right w:val="single" w:color="CCCCCC" w:sz="4"/>
+          <w:insideH w:val="single" w:color="auto" w:sz="4"/>
+          <w:insideV w:val="single" w:color="auto" w:sz="4"/>
+        </w:tblBorders>
+      </w:tblPr>
+      <w:tblGrid>
+        <w:gridCol w:w="3168"/>
+        <w:gridCol w:w="3168"/>
+        <w:gridCol w:w="3170"/>
+      </w:tblGrid>
+      <w:tr>
+        <w:trPr>
+          <w:cantSplit/>
+          <w:tblHeader/>
+        </w:trPr>
+        <w:tc>
+          <w:tcPr>
+            <w:tcW w:type="dxa" w:w="3168"/>
+            <w:tcBorders>
+              <w:top w:val="single" w:color="CCCCCC" w:sz="4"/>
+              <w:left w:val="single" w:color="CCCCCC" w:sz="4"/>
+              <w:bottom w:val="single" w:color="CCCCCC" w:sz="4"/>
+              <w:right w:val="single" w:color="CCCCCC" w:sz="4"/>
+            </w:tcBorders>
+            <w:shd w:fill="E8E8E8" w:val="clear"/>
+            <w:tcMar>
+              <w:top w:type="dxa" w:w="80"/>
+              <w:left w:type="dxa" w:w="120"/>
+              <w:bottom w:type="dxa" w:w="80"/>
+              <w:right w:type="dxa" w:w="120"/>
+            </w:tcMar>
+          </w:tcPr>
+          <w:p>
+            <w:pPr>
+              <w:spacing w:before="0" w:after="0"/>
+            </w:pPr>
+            <w:r>
+              <w:rPr>
+                <w:rFonts w:ascii="BIZ UDPGothic" w:cs="BIZ UDPGothic" w:eastAsia="BIZ UDPGothic" w:hAnsi="BIZ UDPGothic"/>
+                <w:color w:val="404040"/>
+                <w:sz w:val="18"/>
+                <w:szCs w:val="18"/>
+              </w:rPr>
+              <w:t xml:space="preserve">現象 / Hiện tượng</w:t>
+            </w:r>
+          </w:p>
+        </w:tc>
+        <w:tc>
+          <w:tcPr>
+            <w:tcW w:type="dxa" w:w="3168"/>
+            <w:tcBorders>
+              <w:top w:val="single" w:color="CCCCCC" w:sz="4"/>
+              <w:left w:val="single" w:color="CCCCCC" w:sz="4"/>
+              <w:bottom w:val="single" w:color="CCCCCC" w:sz="4"/>
+              <w:right w:val="single" w:color="CCCCCC" w:sz="4"/>
+            </w:tcBorders>
+            <w:shd w:fill="E8E8E8" w:val="clear"/>
+            <w:tcMar>
+              <w:top w:type="dxa" w:w="80"/>
+              <w:left w:type="dxa" w:w="120"/>
+              <w:bottom w:type="dxa" w:w="80"/>
+              <w:right w:type="dxa" w:w="120"/>
+            </w:tcMar>
+          </w:tcPr>
+          <w:p>
+            <w:pPr>
+              <w:spacing w:before="0" w:after="0"/>
+            </w:pPr>
+            <w:r>
+              <w:rPr>
+                <w:rFonts w:ascii="BIZ UDPGothic" w:cs="BIZ UDPGothic" w:eastAsia="BIZ UDPGothic" w:hAnsi="BIZ UDPGothic"/>
+                <w:color w:val="404040"/>
+                <w:sz w:val="18"/>
+                <w:szCs w:val="18"/>
+              </w:rPr>
+              <w:t xml:space="preserve">原因 / Nguyên nhân</w:t>
+            </w:r>
+          </w:p>
+        </w:tc>
+        <w:tc>
+          <w:tcPr>
+            <w:tcW w:type="dxa" w:w="3170"/>
+            <w:tcBorders>
+              <w:top w:val="single" w:color="CCCCCC" w:sz="4"/>
+              <w:left w:val="single" w:color="CCCCCC" w:sz="4"/>
+              <w:bottom w:val="single" w:color="CCCCCC" w:sz="4"/>
+              <w:right w:val="single" w:color="CCCCCC" w:sz="4"/>
+            </w:tcBorders>
+            <w:shd w:fill="E8E8E8" w:val="clear"/>
+            <w:tcMar>
+              <w:top w:type="dxa" w:w="80"/>
+              <w:left w:type="dxa" w:w="120"/>
+              <w:bottom w:type="dxa" w:w="80"/>
+              <w:right w:type="dxa" w:w="120"/>
+            </w:tcMar>
+          </w:tcPr>
+          <w:p>
+            <w:pPr>
+              <w:spacing w:before="0" w:after="0"/>
+            </w:pPr>
+            <w:r>
+              <w:rPr>
+                <w:rFonts w:ascii="BIZ UDPGothic" w:cs="BIZ UDPGothic" w:eastAsia="BIZ UDPGothic" w:hAnsi="BIZ UDPGothic"/>
+                <w:color w:val="404040"/>
+                <w:sz w:val="18"/>
+                <w:szCs w:val="18"/>
+              </w:rPr>
+              <w:t xml:space="preserve">対処 / Xử lý</w:t>
+            </w:r>
+          </w:p>
+        </w:tc>
+      </w:tr>
+      <w:tr>
+        <w:trPr>
+          <w:cantSplit/>
+        </w:trPr>
+        <w:tc>
+          <w:tcPr>
+            <w:tcW w:type="dxa" w:w="3168"/>
+            <w:tcBorders>
+              <w:top w:val="single" w:color="CCCCCC" w:sz="4"/>
+              <w:left w:val="single" w:color="CCCCCC" w:sz="4"/>
+              <w:bottom w:val="single" w:color="CCCCCC" w:sz="4"/>
+              <w:right w:val="single" w:color="CCCCCC" w:sz="4"/>
+            </w:tcBorders>
+            <w:shd w:fill="FFFFFF" w:val="clear"/>
+            <w:tcMar>
+              <w:top w:type="dxa" w:w="80"/>
+              <w:left w:type="dxa" w:w="120"/>
+              <w:bottom w:type="dxa" w:w="80"/>
+              <w:right w:type="dxa" w:w="120"/>
+            </w:tcMar>
+          </w:tcPr>
+          <w:p>
+            <w:pPr>
+              <w:spacing w:before="0" w:after="0"/>
+            </w:pPr>
+            <w:r>
+              <w:rPr>
+                <w:rFonts w:ascii="BIZ UDPGothic" w:cs="BIZ UDPGothic" w:eastAsia="BIZ UDPGothic" w:hAnsi="BIZ UDPGothic"/>
+                <w:color w:val="404040"/>
+                <w:sz w:val="18"/>
+                <w:szCs w:val="18"/>
+              </w:rPr>
+              <w:t xml:space="preserve">POSメニューの「残高照会」「点検」「ジャーナル検索」が非表示</w:t>
+            </w:r>
+          </w:p>
+          <w:p>
+            <w:pPr>
+              <w:spacing w:before="0" w:after="0"/>
+            </w:pPr>
+            <w:r>
+              <w:rPr>
+                <w:rFonts w:ascii="BIZ UDPGothic" w:cs="BIZ UDPGothic" w:eastAsia="BIZ UDPGothic" w:hAnsi="BIZ UDPGothic"/>
+                <w:color w:val="404040"/>
+                <w:sz w:val="18"/>
+                <w:szCs w:val="18"/>
+              </w:rPr>
+              <w:t xml:space="preserve">/ Nút 'Tra số dư', 'Kiểm tra', 'Tìm kiếm Journal' bị ẩn trên menu POS</w:t>
+            </w:r>
+          </w:p>
+        </w:tc>
+        <w:tc>
+          <w:tcPr>
+            <w:tcW w:type="dxa" w:w="3168"/>
+            <w:tcBorders>
+              <w:top w:val="single" w:color="CCCCCC" w:sz="4"/>
+              <w:left w:val="single" w:color="CCCCCC" w:sz="4"/>
+              <w:bottom w:val="single" w:color="CCCCCC" w:sz="4"/>
+              <w:right w:val="single" w:color="CCCCCC" w:sz="4"/>
+            </w:tcBorders>
+            <w:shd w:fill="FFFFFF" w:val="clear"/>
+            <w:tcMar>
+              <w:top w:type="dxa" w:w="80"/>
+              <w:left w:type="dxa" w:w="120"/>
+              <w:bottom w:type="dxa" w:w="80"/>
+              <w:right w:type="dxa" w:w="120"/>
+            </w:tcMar>
+          </w:tcPr>
+          <w:p>
+            <w:pPr>
+              <w:spacing w:before="0" w:after="0"/>
+            </w:pPr>
+            <w:r>
+              <w:rPr>
+                <w:rFonts w:ascii="BIZ UDPGothic" w:cs="BIZ UDPGothic" w:eastAsia="BIZ UDPGothic" w:hAnsi="BIZ UDPGothic"/>
+                <w:color w:val="404040"/>
+                <w:sz w:val="18"/>
+                <w:szCs w:val="18"/>
+              </w:rPr>
+              <w:t xml:space="preserve">M_KSM.employees に該当 store_code の employee_code='9999' が未登録</w:t>
+            </w:r>
+          </w:p>
+          <w:p>
+            <w:pPr>
+              <w:spacing w:before="0" w:after="0"/>
+            </w:pPr>
+            <w:r>
+              <w:rPr>
+                <w:rFonts w:ascii="BIZ UDPGothic" w:cs="BIZ UDPGothic" w:eastAsia="BIZ UDPGothic" w:hAnsi="BIZ UDPGothic"/>
+                <w:color w:val="404040"/>
+                <w:sz w:val="18"/>
+                <w:szCs w:val="18"/>
+              </w:rPr>
+              <w:t xml:space="preserve">/ Chưa đăng ký employee_code='9999' cho store_code đó trong employees</w:t>
+            </w:r>
+          </w:p>
+        </w:tc>
+        <w:tc>
+          <w:tcPr>
+            <w:tcW w:type="dxa" w:w="3170"/>
+            <w:tcBorders>
+              <w:top w:val="single" w:color="CCCCCC" w:sz="4"/>
+              <w:left w:val="single" w:color="CCCCCC" w:sz="4"/>
+              <w:bottom w:val="single" w:color="CCCCCC" w:sz="4"/>
+              <w:right w:val="single" w:color="CCCCCC" w:sz="4"/>
+            </w:tcBorders>
+            <w:shd w:fill="FFFFFF" w:val="clear"/>
+            <w:tcMar>
+              <w:top w:type="dxa" w:w="80"/>
+              <w:left w:type="dxa" w:w="120"/>
+              <w:bottom w:type="dxa" w:w="80"/>
+              <w:right w:type="dxa" w:w="120"/>
+            </w:tcMar>
+          </w:tcPr>
+          <w:p>
+            <w:pPr>
+              <w:spacing w:before="0" w:after="0"/>
+            </w:pPr>
+            <w:r>
+              <w:rPr>
+                <w:rFonts w:ascii="BIZ UDPGothic" w:cs="BIZ UDPGothic" w:eastAsia="BIZ UDPGothic" w:hAnsi="BIZ UDPGothic"/>
+                <w:color w:val="404040"/>
+                <w:sz w:val="18"/>
+                <w:szCs w:val="18"/>
+              </w:rPr>
+              <w:t xml:space="preserve">手順③を実施し employees にレコードを追加</w:t>
+            </w:r>
+          </w:p>
+          <w:p>
+            <w:pPr>
+              <w:spacing w:before="0" w:after="0"/>
+            </w:pPr>
+            <w:r>
+              <w:rPr>
+                <w:rFonts w:ascii="BIZ UDPGothic" w:cs="BIZ UDPGothic" w:eastAsia="BIZ UDPGothic" w:hAnsi="BIZ UDPGothic"/>
+                <w:color w:val="404040"/>
+                <w:sz w:val="18"/>
+                <w:szCs w:val="18"/>
+              </w:rPr>
+              <w:t xml:space="preserve">/ Thực hiện bước ③, thêm bản ghi vào employees</w:t>
+            </w:r>
+          </w:p>
+        </w:tc>
+      </w:tr>
+      <w:tr>
+        <w:trPr>
+          <w:cantSplit/>
+        </w:trPr>
+        <w:tc>
+          <w:tcPr>
+            <w:tcW w:type="dxa" w:w="3168"/>
+            <w:tcBorders>
+              <w:top w:val="single" w:color="CCCCCC" w:sz="4"/>
+              <w:left w:val="single" w:color="CCCCCC" w:sz="4"/>
+              <w:bottom w:val="single" w:color="CCCCCC" w:sz="4"/>
+              <w:right w:val="single" w:color="CCCCCC" w:sz="4"/>
+            </w:tcBorders>
+            <w:shd w:fill="FFFFFF" w:val="clear"/>
+            <w:tcMar>
+              <w:top w:type="dxa" w:w="80"/>
+              <w:left w:type="dxa" w:w="120"/>
+              <w:bottom w:type="dxa" w:w="80"/>
+              <w:right w:type="dxa" w:w="120"/>
+            </w:tcMar>
+          </w:tcPr>
+          <w:p>
+            <w:pPr>
+              <w:spacing w:before="0" w:after="0"/>
+            </w:pPr>
+            <w:r>
+              <w:rPr>
+                <w:rFonts w:ascii="BIZ UDPGothic" w:cs="BIZ UDPGothic" w:eastAsia="BIZ UDPGothic" w:hAnsi="BIZ UDPGothic"/>
+                <w:color w:val="404040"/>
+                <w:sz w:val="18"/>
+                <w:szCs w:val="18"/>
+              </w:rPr>
+              <w:t xml:space="preserve">設定画面でエラーが発生・店舗を認識しない</w:t>
+            </w:r>
+          </w:p>
+          <w:p>
+            <w:pPr>
+              <w:spacing w:before="0" w:after="0"/>
+            </w:pPr>
+            <w:r>
+              <w:rPr>
+                <w:rFonts w:ascii="BIZ UDPGothic" w:cs="BIZ UDPGothic" w:eastAsia="BIZ UDPGothic" w:hAnsi="BIZ UDPGothic"/>
+                <w:color w:val="404040"/>
+                <w:sz w:val="18"/>
+                <w:szCs w:val="18"/>
+              </w:rPr>
+              <w:t xml:space="preserve">/ Xảy ra lỗi trên màn hình cài đặt, không nhận diện được cửa hàng</w:t>
+            </w:r>
+          </w:p>
+        </w:tc>
+        <w:tc>
+          <w:tcPr>
+            <w:tcW w:type="dxa" w:w="3168"/>
+            <w:tcBorders>
+              <w:top w:val="single" w:color="CCCCCC" w:sz="4"/>
+              <w:left w:val="single" w:color="CCCCCC" w:sz="4"/>
+              <w:bottom w:val="single" w:color="CCCCCC" w:sz="4"/>
+              <w:right w:val="single" w:color="CCCCCC" w:sz="4"/>
+            </w:tcBorders>
+            <w:shd w:fill="FFFFFF" w:val="clear"/>
+            <w:tcMar>
+              <w:top w:type="dxa" w:w="80"/>
+              <w:left w:type="dxa" w:w="120"/>
+              <w:bottom w:type="dxa" w:w="80"/>
+              <w:right w:type="dxa" w:w="120"/>
+            </w:tcMar>
+          </w:tcPr>
+          <w:p>
+            <w:pPr>
+              <w:spacing w:before="0" w:after="0"/>
+            </w:pPr>
+            <w:r>
+              <w:rPr>
+                <w:rFonts w:ascii="BIZ UDPGothic" w:cs="BIZ UDPGothic" w:eastAsia="BIZ UDPGothic" w:hAnsi="BIZ UDPGothic"/>
+                <w:color w:val="404040"/>
+                <w:sz w:val="18"/>
+                <w:szCs w:val="18"/>
+              </w:rPr>
+              <w:t xml:space="preserve">M_KSM.instores に該当 instore_code が未登録</w:t>
+            </w:r>
+          </w:p>
+          <w:p>
+            <w:pPr>
+              <w:spacing w:before="0" w:after="0"/>
+            </w:pPr>
+            <w:r>
+              <w:rPr>
+                <w:rFonts w:ascii="BIZ UDPGothic" w:cs="BIZ UDPGothic" w:eastAsia="BIZ UDPGothic" w:hAnsi="BIZ UDPGothic"/>
+                <w:color w:val="404040"/>
+                <w:sz w:val="18"/>
+                <w:szCs w:val="18"/>
+              </w:rPr>
+              <w:t xml:space="preserve">/ Chưa đăng ký instore_code trong instores</w:t>
+            </w:r>
+          </w:p>
+        </w:tc>
+        <w:tc>
+          <w:tcPr>
+            <w:tcW w:type="dxa" w:w="3170"/>
+            <w:tcBorders>
+              <w:top w:val="single" w:color="CCCCCC" w:sz="4"/>
+              <w:left w:val="single" w:color="CCCCCC" w:sz="4"/>
+              <w:bottom w:val="single" w:color="CCCCCC" w:sz="4"/>
+              <w:right w:val="single" w:color="CCCCCC" w:sz="4"/>
+            </w:tcBorders>
+            <w:shd w:fill="FFFFFF" w:val="clear"/>
+            <w:tcMar>
+              <w:top w:type="dxa" w:w="80"/>
+              <w:left w:type="dxa" w:w="120"/>
+              <w:bottom w:type="dxa" w:w="80"/>
+              <w:right w:type="dxa" w:w="120"/>
+            </w:tcMar>
+          </w:tcPr>
+          <w:p>
+            <w:pPr>
+              <w:spacing w:before="0" w:after="0"/>
+            </w:pPr>
+            <w:r>
+              <w:rPr>
+                <w:rFonts w:ascii="BIZ UDPGothic" w:cs="BIZ UDPGothic" w:eastAsia="BIZ UDPGothic" w:hAnsi="BIZ UDPGothic"/>
+                <w:color w:val="404040"/>
+                <w:sz w:val="18"/>
+                <w:szCs w:val="18"/>
+              </w:rPr>
+              <w:t xml:space="preserve">手順②を実施し instores にレコードを追加</w:t>
+            </w:r>
+          </w:p>
+          <w:p>
+            <w:pPr>
+              <w:spacing w:before="0" w:after="0"/>
+            </w:pPr>
+            <w:r>
+              <w:rPr>
+                <w:rFonts w:ascii="BIZ UDPGothic" w:cs="BIZ UDPGothic" w:eastAsia="BIZ UDPGothic" w:hAnsi="BIZ UDPGothic"/>
+                <w:color w:val="404040"/>
+                <w:sz w:val="18"/>
+                <w:szCs w:val="18"/>
+              </w:rPr>
+              <w:t xml:space="preserve">/ Thực hiện bước ②, thêm bản ghi vào instores</w:t>
+            </w:r>
+          </w:p>
+        </w:tc>
+      </w:tr>
+      <w:tr>
+        <w:trPr>
+          <w:cantSplit/>
+        </w:trPr>
+        <w:tc>
+          <w:tcPr>
+            <w:tcW w:type="dxa" w:w="3168"/>
+            <w:tcBorders>
+              <w:top w:val="single" w:color="CCCCCC" w:sz="4"/>
+              <w:left w:val="single" w:color="CCCCCC" w:sz="4"/>
+              <w:bottom w:val="single" w:color="CCCCCC" w:sz="4"/>
+              <w:right w:val="single" w:color="CCCCCC" w:sz="4"/>
+            </w:tcBorders>
+            <w:shd w:fill="FFFFFF" w:val="clear"/>
+            <w:tcMar>
+              <w:top w:type="dxa" w:w="80"/>
+              <w:left w:type="dxa" w:w="120"/>
+              <w:bottom w:type="dxa" w:w="80"/>
+              <w:right w:type="dxa" w:w="120"/>
+            </w:tcMar>
+          </w:tcPr>
+          <w:p>
+            <w:pPr>
+              <w:spacing w:before="0" w:after="0"/>
+            </w:pPr>
+            <w:r>
+              <w:rPr>
+                <w:rFonts w:ascii="BIZ UDPGothic" w:cs="BIZ UDPGothic" w:eastAsia="BIZ UDPGothic" w:hAnsi="BIZ UDPGothic"/>
+                <w:color w:val="404040"/>
+                <w:sz w:val="18"/>
+                <w:szCs w:val="18"/>
+              </w:rPr>
+              <w:t xml:space="preserve">レシートに店舗名・電話番号が印字されない</w:t>
+            </w:r>
+          </w:p>
+          <w:p>
+            <w:pPr>
+              <w:spacing w:before="0" w:after="0"/>
+            </w:pPr>
+            <w:r>
+              <w:rPr>
+                <w:rFonts w:ascii="BIZ UDPGothic" w:cs="BIZ UDPGothic" w:eastAsia="BIZ UDPGothic" w:hAnsi="BIZ UDPGothic"/>
+                <w:color w:val="404040"/>
+                <w:sz w:val="18"/>
+                <w:szCs w:val="18"/>
+              </w:rPr>
+              <w:t xml:space="preserve">/ Tên/số điện thoại cửa hàng không in trên hóa đơn</w:t>
+            </w:r>
+          </w:p>
+        </w:tc>
+        <w:tc>
+          <w:tcPr>
+            <w:tcW w:type="dxa" w:w="3168"/>
+            <w:tcBorders>
+              <w:top w:val="single" w:color="CCCCCC" w:sz="4"/>
+              <w:left w:val="single" w:color="CCCCCC" w:sz="4"/>
+              <w:bottom w:val="single" w:color="CCCCCC" w:sz="4"/>
+              <w:right w:val="single" w:color="CCCCCC" w:sz="4"/>
+            </w:tcBorders>
+            <w:shd w:fill="FFFFFF" w:val="clear"/>
+            <w:tcMar>
+              <w:top w:type="dxa" w:w="80"/>
+              <w:left w:type="dxa" w:w="120"/>
+              <w:bottom w:type="dxa" w:w="80"/>
+              <w:right w:type="dxa" w:w="120"/>
+            </w:tcMar>
+          </w:tcPr>
+          <w:p>
+            <w:pPr>
+              <w:spacing w:before="0" w:after="0"/>
+            </w:pPr>
+            <w:r>
+              <w:rPr>
+                <w:rFonts w:ascii="BIZ UDPGothic" w:cs="BIZ UDPGothic" w:eastAsia="BIZ UDPGothic" w:hAnsi="BIZ UDPGothic"/>
+                <w:color w:val="404040"/>
+                <w:sz w:val="18"/>
+                <w:szCs w:val="18"/>
+              </w:rPr>
+              <w:t xml:space="preserve">M_KSM.stores に該当 store_code が未登録</w:t>
+            </w:r>
+          </w:p>
+          <w:p>
+            <w:pPr>
+              <w:spacing w:before="0" w:after="0"/>
+            </w:pPr>
+            <w:r>
+              <w:rPr>
+                <w:rFonts w:ascii="BIZ UDPGothic" w:cs="BIZ UDPGothic" w:eastAsia="BIZ UDPGothic" w:hAnsi="BIZ UDPGothic"/>
+                <w:color w:val="404040"/>
+                <w:sz w:val="18"/>
+                <w:szCs w:val="18"/>
+              </w:rPr>
+              <w:t xml:space="preserve">/ Chưa đăng ký store_code trong stores</w:t>
+            </w:r>
+          </w:p>
+        </w:tc>
+        <w:tc>
+          <w:tcPr>
+            <w:tcW w:type="dxa" w:w="3170"/>
+            <w:tcBorders>
+              <w:top w:val="single" w:color="CCCCCC" w:sz="4"/>
+              <w:left w:val="single" w:color="CCCCCC" w:sz="4"/>
+              <w:bottom w:val="single" w:color="CCCCCC" w:sz="4"/>
+              <w:right w:val="single" w:color="CCCCCC" w:sz="4"/>
+            </w:tcBorders>
+            <w:shd w:fill="FFFFFF" w:val="clear"/>
+            <w:tcMar>
+              <w:top w:type="dxa" w:w="80"/>
+              <w:left w:type="dxa" w:w="120"/>
+              <w:bottom w:type="dxa" w:w="80"/>
+              <w:right w:type="dxa" w:w="120"/>
+            </w:tcMar>
+          </w:tcPr>
+          <w:p>
+            <w:pPr>
+              <w:spacing w:before="0" w:after="0"/>
+            </w:pPr>
+            <w:r>
+              <w:rPr>
+                <w:rFonts w:ascii="BIZ UDPGothic" w:cs="BIZ UDPGothic" w:eastAsia="BIZ UDPGothic" w:hAnsi="BIZ UDPGothic"/>
+                <w:color w:val="404040"/>
+                <w:sz w:val="18"/>
+                <w:szCs w:val="18"/>
+              </w:rPr>
+              <w:t xml:space="preserve">手順①を実施し stores にレコードを追加</w:t>
+            </w:r>
+          </w:p>
+          <w:p>
+            <w:pPr>
+              <w:spacing w:before="0" w:after="0"/>
+            </w:pPr>
+            <w:r>
+              <w:rPr>
+                <w:rFonts w:ascii="BIZ UDPGothic" w:cs="BIZ UDPGothic" w:eastAsia="BIZ UDPGothic" w:hAnsi="BIZ UDPGothic"/>
+                <w:color w:val="404040"/>
+                <w:sz w:val="18"/>
+                <w:szCs w:val="18"/>
+              </w:rPr>
+              <w:t xml:space="preserve">/ Thực hiện bước ①, thêm bản ghi vào stores</w:t>
+            </w:r>
+          </w:p>
+        </w:tc>
+      </w:tr>
+      <w:tr>
+        <w:trPr>
+          <w:cantSplit/>
+        </w:trPr>
+        <w:tc>
+          <w:tcPr>
+            <w:tcW w:type="dxa" w:w="3168"/>
+            <w:tcBorders>
+              <w:top w:val="single" w:color="CCCCCC" w:sz="4"/>
+              <w:left w:val="single" w:color="CCCCCC" w:sz="4"/>
+              <w:bottom w:val="single" w:color="CCCCCC" w:sz="4"/>
+              <w:right w:val="single" w:color="CCCCCC" w:sz="4"/>
+            </w:tcBorders>
+            <w:shd w:fill="FFFFFF" w:val="clear"/>
+            <w:tcMar>
+              <w:top w:type="dxa" w:w="80"/>
+              <w:left w:type="dxa" w:w="120"/>
+              <w:bottom w:type="dxa" w:w="80"/>
+              <w:right w:type="dxa" w:w="120"/>
+            </w:tcMar>
+          </w:tcPr>
+          <w:p>
+            <w:pPr>
+              <w:spacing w:before="0" w:after="0"/>
+            </w:pPr>
+            <w:r>
+              <w:rPr>
+                <w:rFonts w:ascii="BIZ UDPGothic" w:cs="BIZ UDPGothic" w:eastAsia="BIZ UDPGothic" w:hAnsi="BIZ UDPGothic"/>
+                <w:color w:val="404040"/>
+                <w:sz w:val="18"/>
+                <w:szCs w:val="18"/>
+              </w:rPr>
+              <w:t xml:space="preserve">アプリ画面に「テスト環境」ラベルが表示される</w:t>
+            </w:r>
+          </w:p>
+          <w:p>
+            <w:pPr>
+              <w:spacing w:before="0" w:after="0"/>
+            </w:pPr>
+            <w:r>
+              <w:rPr>
+                <w:rFonts w:ascii="BIZ UDPGothic" w:cs="BIZ UDPGothic" w:eastAsia="BIZ UDPGothic" w:hAnsi="BIZ UDPGothic"/>
+                <w:color w:val="404040"/>
+                <w:sz w:val="18"/>
+                <w:szCs w:val="18"/>
+              </w:rPr>
+              <w:t xml:space="preserve">/ Hiển thị nhãn 'Môi trường thử' trên màn hình ứng dụng</w:t>
+            </w:r>
+          </w:p>
+        </w:tc>
+        <w:tc>
+          <w:tcPr>
+            <w:tcW w:type="dxa" w:w="3168"/>
+            <w:tcBorders>
+              <w:top w:val="single" w:color="CCCCCC" w:sz="4"/>
+              <w:left w:val="single" w:color="CCCCCC" w:sz="4"/>
+              <w:bottom w:val="single" w:color="CCCCCC" w:sz="4"/>
+              <w:right w:val="single" w:color="CCCCCC" w:sz="4"/>
+            </w:tcBorders>
+            <w:shd w:fill="FFFFFF" w:val="clear"/>
+            <w:tcMar>
+              <w:top w:type="dxa" w:w="80"/>
+              <w:left w:type="dxa" w:w="120"/>
+              <w:bottom w:type="dxa" w:w="80"/>
+              <w:right w:type="dxa" w:w="120"/>
+            </w:tcMar>
+          </w:tcPr>
+          <w:p>
+            <w:pPr>
+              <w:spacing w:before="0" w:after="0"/>
+            </w:pPr>
+            <w:r>
+              <w:rPr>
+                <w:rFonts w:ascii="BIZ UDPGothic" w:cs="BIZ UDPGothic" w:eastAsia="BIZ UDPGothic" w:hAnsi="BIZ UDPGothic"/>
+                <w:color w:val="404040"/>
+                <w:sz w:val="18"/>
+                <w:szCs w:val="18"/>
+              </w:rPr>
+              <w:t xml:space="preserve">instores の device_class_code が 9 になっている</w:t>
+            </w:r>
+          </w:p>
+          <w:p>
+            <w:pPr>
+              <w:spacing w:before="0" w:after="0"/>
+            </w:pPr>
+            <w:r>
+              <w:rPr>
+                <w:rFonts w:ascii="BIZ UDPGothic" w:cs="BIZ UDPGothic" w:eastAsia="BIZ UDPGothic" w:hAnsi="BIZ UDPGothic"/>
+                <w:color w:val="404040"/>
+                <w:sz w:val="18"/>
+                <w:szCs w:val="18"/>
+              </w:rPr>
+              <w:t xml:space="preserve">/ device_class_code trong instores đang là 9</w:t>
+            </w:r>
+          </w:p>
+        </w:tc>
+        <w:tc>
+          <w:tcPr>
+            <w:tcW w:type="dxa" w:w="3170"/>
+            <w:tcBorders>
+              <w:top w:val="single" w:color="CCCCCC" w:sz="4"/>
+              <w:left w:val="single" w:color="CCCCCC" w:sz="4"/>
+              <w:bottom w:val="single" w:color="CCCCCC" w:sz="4"/>
+              <w:right w:val="single" w:color="CCCCCC" w:sz="4"/>
+            </w:tcBorders>
+            <w:shd w:fill="FFFFFF" w:val="clear"/>
+            <w:tcMar>
+              <w:top w:type="dxa" w:w="80"/>
+              <w:left w:type="dxa" w:w="120"/>
+              <w:bottom w:type="dxa" w:w="80"/>
+              <w:right w:type="dxa" w:w="120"/>
+            </w:tcMar>
+          </w:tcPr>
+          <w:p>
+            <w:pPr>
+              <w:spacing w:before="0" w:after="0"/>
+            </w:pPr>
+            <w:r>
+              <w:rPr>
+                <w:rFonts w:ascii="BIZ UDPGothic" w:cs="BIZ UDPGothic" w:eastAsia="BIZ UDPGothic" w:hAnsi="BIZ UDPGothic"/>
+                <w:color w:val="404040"/>
+                <w:sz w:val="18"/>
+                <w:szCs w:val="18"/>
+              </w:rPr>
+              <w:t xml:space="preserve">device_class_code を 1（本番）に UPDATE する</w:t>
+            </w:r>
+          </w:p>
+          <w:p>
+            <w:pPr>
+              <w:spacing w:before="0" w:after="0"/>
+            </w:pPr>
+            <w:r>
+              <w:rPr>
+                <w:rFonts w:ascii="BIZ UDPGothic" w:cs="BIZ UDPGothic" w:eastAsia="BIZ UDPGothic" w:hAnsi="BIZ UDPGothic"/>
+                <w:color w:val="404040"/>
+                <w:sz w:val="18"/>
+                <w:szCs w:val="18"/>
+              </w:rPr>
+              <w:t xml:space="preserve">/ UPDATE device_class_code thành 1 (môi trường thực)</w:t>
+            </w:r>
+          </w:p>
+        </w:tc>
+      </w:tr>
+    </w:tbl>
     <w:p>
       <w:pPr>
         <w:spacing w:before="100" w:after="100"/>
@@ -4886,177 +7296,21 @@
           <w:sz w:val="18"/>
           <w:szCs w:val="18"/>
         </w:rPr>
-        <w:t xml:space="preserve">đợi*</w:t>
-      </w:r>
-    </w:p>
-    <w:p>
-      <w:pPr>
-        <w:spacing w:before="100" w:after="100"/>
-      </w:pPr>
+        <w:t xml:space="preserve">詳細な障害対応記録:</w:t>
+      </w:r>
+      <w:r>
+        <w:br/>
+      </w:r>
       <w:r>
         <w:rPr>
           <w:rFonts w:ascii="BIZ UDPGothic" w:cs="BIZ UDPGothic" w:eastAsia="BIZ UDPGothic" w:hAnsi="BIZ UDPGothic"/>
-          <w:color w:val="404040"/>
-          <w:sz w:val="18"/>
-          <w:szCs w:val="18"/>
+          <w:i/>
+          <w:iCs/>
+          <w:color w:val="777777"/>
+          <w:sz w:val="16"/>
+          <w:szCs w:val="16"/>
         </w:rPr>
-        <w:t xml:space="preserve">1         stores テーブルに対象 store_code が存在する / Tồn tại store_code  1件取得</w:t>
-      </w:r>
-    </w:p>
-    <w:p>
-      <w:pPr>
-        <w:spacing w:before="100" w:after="100"/>
-      </w:pPr>
-      <w:r>
-        <w:rPr>
-          <w:rFonts w:ascii="BIZ UDPGothic" w:cs="BIZ UDPGothic" w:eastAsia="BIZ UDPGothic" w:hAnsi="BIZ UDPGothic"/>
-          <w:color w:val="404040"/>
-          <w:sz w:val="18"/>
-          <w:szCs w:val="18"/>
-        </w:rPr>
-        <w:t xml:space="preserve">trong stores</w:t>
-      </w:r>
-    </w:p>
-    <w:p>
-      <w:pPr>
-        <w:spacing w:before="100" w:after="100"/>
-      </w:pPr>
-      <w:r>
-        <w:rPr>
-          <w:rFonts w:ascii="BIZ UDPGothic" w:cs="BIZ UDPGothic" w:eastAsia="BIZ UDPGothic" w:hAnsi="BIZ UDPGothic"/>
-          <w:color w:val="404040"/>
-          <w:sz w:val="18"/>
-          <w:szCs w:val="18"/>
-        </w:rPr>
-        <w:t xml:space="preserve">2         instores テーブルにレジ台数分のレコードが存在する / Số bản ghi =  レジ台数分</w:t>
-      </w:r>
-    </w:p>
-    <w:p>
-      <w:pPr>
-        <w:spacing w:before="100" w:after="100"/>
-      </w:pPr>
-      <w:r>
-        <w:rPr>
-          <w:rFonts w:ascii="BIZ UDPGothic" w:cs="BIZ UDPGothic" w:eastAsia="BIZ UDPGothic" w:hAnsi="BIZ UDPGothic"/>
-          <w:color w:val="404040"/>
-          <w:sz w:val="18"/>
-          <w:szCs w:val="18"/>
-        </w:rPr>
-        <w:t xml:space="preserve">số quầy trong instores</w:t>
-      </w:r>
-    </w:p>
-    <w:p>
-      <w:pPr>
-        <w:spacing w:before="100" w:after="100"/>
-      </w:pPr>
-      <w:r>
-        <w:rPr>
-          <w:rFonts w:ascii="BIZ UDPGothic" w:cs="BIZ UDPGothic" w:eastAsia="BIZ UDPGothic" w:hAnsi="BIZ UDPGothic"/>
-          <w:color w:val="404040"/>
-          <w:sz w:val="18"/>
-          <w:szCs w:val="18"/>
-        </w:rPr>
-        <w:t xml:space="preserve">3         employees に employee_code=\'9999\' が存在する / Tồn tại          1件取得</w:t>
-      </w:r>
-    </w:p>
-    <w:p>
-      <w:pPr>
-        <w:spacing w:before="100" w:after="100"/>
-      </w:pPr>
-      <w:r>
-        <w:rPr>
-          <w:rFonts w:ascii="BIZ UDPGothic" w:cs="BIZ UDPGothic" w:eastAsia="BIZ UDPGothic" w:hAnsi="BIZ UDPGothic"/>
-          <w:color w:val="404040"/>
-          <w:sz w:val="18"/>
-          <w:szCs w:val="18"/>
-        </w:rPr>
-        <w:t xml:space="preserve">employee_code=\'9999\' trong employees</w:t>
-      </w:r>
-    </w:p>
-    <w:p>
-      <w:pPr>
-        <w:spacing w:before="100" w:after="100"/>
-      </w:pPr>
-      <w:r>
-        <w:rPr>
-          <w:rFonts w:ascii="BIZ UDPGothic" w:cs="BIZ UDPGothic" w:eastAsia="BIZ UDPGothic" w:hAnsi="BIZ UDPGothic"/>
-          <w:color w:val="404040"/>
-          <w:sz w:val="18"/>
-          <w:szCs w:val="18"/>
-        </w:rPr>
-        <w:t xml:space="preserve">4         アプリ設定画面で新規店舗コードを入力・保存できる / Có thể nhập và エラーなし</w:t>
-      </w:r>
-    </w:p>
-    <w:p>
-      <w:pPr>
-        <w:spacing w:before="100" w:after="100"/>
-      </w:pPr>
-      <w:r>
-        <w:rPr>
-          <w:rFonts w:ascii="BIZ UDPGothic" w:cs="BIZ UDPGothic" w:eastAsia="BIZ UDPGothic" w:hAnsi="BIZ UDPGothic"/>
-          <w:color w:val="404040"/>
-          <w:sz w:val="18"/>
-          <w:szCs w:val="18"/>
-        </w:rPr>
-        <w:t xml:space="preserve">lưu mã cửa hàng mới</w:t>
-      </w:r>
-    </w:p>
-    <w:p>
-      <w:pPr>
-        <w:spacing w:before="100" w:after="100"/>
-      </w:pPr>
-      <w:r>
-        <w:rPr>
-          <w:rFonts w:ascii="BIZ UDPGothic" w:cs="BIZ UDPGothic" w:eastAsia="BIZ UDPGothic" w:hAnsi="BIZ UDPGothic"/>
-          <w:color w:val="404040"/>
-          <w:sz w:val="18"/>
-          <w:szCs w:val="18"/>
-        </w:rPr>
-        <w:t xml:space="preserve">5         POSメニューに「残高照会」「点検」「ジャーナル検索」が表示される / 表示あり</w:t>
-      </w:r>
-    </w:p>
-    <w:p>
-      <w:pPr>
-        <w:spacing w:before="100" w:after="100"/>
-      </w:pPr>
-      <w:r>
-        <w:rPr>
-          <w:rFonts w:ascii="BIZ UDPGothic" w:cs="BIZ UDPGothic" w:eastAsia="BIZ UDPGothic" w:hAnsi="BIZ UDPGothic"/>
-          <w:color w:val="404040"/>
-          <w:sz w:val="18"/>
-          <w:szCs w:val="18"/>
-        </w:rPr>
-        <w:t xml:space="preserve">Hiển thị đủ 3 nút trên menu POS</w:t>
-      </w:r>
-    </w:p>
-    <w:p>
-      <w:pPr>
-        <w:spacing w:before="100" w:after="100"/>
-      </w:pPr>
-      <w:r>
-        <w:rPr>
-          <w:rFonts w:ascii="BIZ UDPGothic" w:cs="BIZ UDPGothic" w:eastAsia="BIZ UDPGothic" w:hAnsi="BIZ UDPGothic"/>
-          <w:b/>
-          <w:bCs/>
-          <w:color w:val="C8102E"/>
-          <w:sz w:val="20"/>
-          <w:szCs w:val="20"/>
-        </w:rPr>
-        <w:t xml:space="preserve">■ トラブルシューティング</w:t>
-      </w:r>
-    </w:p>
-    <w:p>
-      <w:pPr>
-        <w:spacing w:before="100" w:after="100"/>
-      </w:pPr>
-      <w:r>
-        <w:rPr>
-          <w:rFonts w:ascii="BIZ UDPGothic" w:cs="BIZ UDPGothic" w:eastAsia="BIZ UDPGothic" w:hAnsi="BIZ UDPGothic"/>
-          <w:color w:val="404040"/>
-          <w:sz w:val="18"/>
-          <w:szCs w:val="18"/>
-        </w:rPr>
-        <w:t xml:space="preserve">詳細な障害対応記録: / *Chi tiết hồ sơ xử lý sự cố:*</w:t>
+        <w:t xml:space="preserve">/ Chi tiết hồ sơ xử lý sự cố:</w:t>
       </w:r>
     </w:p>
     <w:p>
@@ -5073,6 +7327,425 @@
         <w:t xml:space="preserve">32_障害対応手順書/TS_GFT_001_POSメニュー表示不正_新規店舗.md</w:t>
       </w:r>
     </w:p>
+    <w:p>
+      <w:pPr>
+        <w:spacing w:before="100" w:after="100"/>
+      </w:pPr>
+      <w:r>
+        <w:rPr>
+          <w:rFonts w:ascii="BIZ UDPGothic" w:cs="BIZ UDPGothic" w:eastAsia="BIZ UDPGothic" w:hAnsi="BIZ UDPGothic"/>
+          <w:color w:val="404040"/>
+          <w:sz w:val="18"/>
+          <w:szCs w:val="18"/>
+        </w:rPr>
+        <w:t xml:space="preserve"/>
+      </w:r>
+    </w:p>
+    <w:tbl>
+      <w:tblPr>
+        <w:tblW w:type="dxa" w:w="9506"/>
+        <w:tblBorders>
+          <w:top w:val="single" w:color="CCCCCC" w:sz="4"/>
+          <w:left w:val="single" w:color="CCCCCC" w:sz="4"/>
+          <w:bottom w:val="single" w:color="CCCCCC" w:sz="4"/>
+          <w:right w:val="single" w:color="CCCCCC" w:sz="4"/>
+          <w:insideH w:val="single" w:color="auto" w:sz="4"/>
+          <w:insideV w:val="single" w:color="auto" w:sz="4"/>
+        </w:tblBorders>
+      </w:tblPr>
+      <w:tblGrid>
+        <w:gridCol w:w="2400"/>
+        <w:gridCol w:w="7106"/>
+      </w:tblGrid>
+      <w:tr>
+        <w:trPr>
+          <w:cantSplit/>
+        </w:trPr>
+        <w:tc>
+          <w:tcPr>
+            <w:tcW w:type="dxa" w:w="2400"/>
+            <w:tcBorders>
+              <w:top w:val="single" w:color="CCCCCC" w:sz="4"/>
+              <w:left w:val="single" w:color="CCCCCC" w:sz="4"/>
+              <w:bottom w:val="single" w:color="CCCCCC" w:sz="4"/>
+              <w:right w:val="single" w:color="CCCCCC" w:sz="4"/>
+            </w:tcBorders>
+            <w:shd w:fill="E8E8E8" w:val="clear"/>
+            <w:tcMar>
+              <w:top w:type="dxa" w:w="80"/>
+              <w:left w:type="dxa" w:w="120"/>
+              <w:bottom w:type="dxa" w:w="80"/>
+              <w:right w:type="dxa" w:w="120"/>
+            </w:tcMar>
+            <w:vAlign w:val="center"/>
+          </w:tcPr>
+          <w:p>
+            <w:pPr>
+              <w:jc w:val="left"/>
+            </w:pPr>
+            <w:r>
+              <w:rPr>
+                <w:rFonts w:ascii="BIZ UDPGothic" w:cs="BIZ UDPGothic" w:eastAsia="BIZ UDPGothic" w:hAnsi="BIZ UDPGothic"/>
+                <w:b/>
+                <w:bCs/>
+                <w:color w:val="000000"/>
+                <w:sz w:val="18"/>
+                <w:szCs w:val="18"/>
+              </w:rPr>
+              <w:t xml:space="preserve">テスト実施日</w:t>
+            </w:r>
+            <w:r>
+              <w:rPr>
+                <w:rFonts w:ascii="BIZ UDPGothic" w:cs="BIZ UDPGothic" w:eastAsia="BIZ UDPGothic" w:hAnsi="BIZ UDPGothic"/>
+                <w:i/>
+                <w:iCs/>
+                <w:color w:val="888888"/>
+                <w:sz w:val="16"/>
+                <w:szCs w:val="16"/>
+              </w:rPr>
+              <w:t xml:space="preserve"> / </w:t>
+            </w:r>
+            <w:r>
+              <w:rPr>
+                <w:rFonts w:ascii="BIZ UDPGothic" w:cs="BIZ UDPGothic" w:eastAsia="BIZ UDPGothic" w:hAnsi="BIZ UDPGothic"/>
+                <w:i/>
+                <w:iCs/>
+                <w:color w:val="888888"/>
+                <w:sz w:val="16"/>
+                <w:szCs w:val="16"/>
+              </w:rPr>
+              <w:t xml:space="preserve">Ngày kiểm thử</w:t>
+            </w:r>
+          </w:p>
+        </w:tc>
+        <w:tc>
+          <w:tcPr>
+            <w:tcW w:type="dxa" w:w="7106"/>
+            <w:tcBorders>
+              <w:top w:val="single" w:color="CCCCCC" w:sz="4"/>
+              <w:left w:val="single" w:color="CCCCCC" w:sz="4"/>
+              <w:bottom w:val="single" w:color="CCCCCC" w:sz="4"/>
+              <w:right w:val="single" w:color="CCCCCC" w:sz="4"/>
+            </w:tcBorders>
+            <w:shd w:fill="FFFFFF" w:val="clear"/>
+            <w:tcMar>
+              <w:top w:type="dxa" w:w="80"/>
+              <w:left w:type="dxa" w:w="120"/>
+              <w:bottom w:type="dxa" w:w="80"/>
+              <w:right w:type="dxa" w:w="120"/>
+            </w:tcMar>
+            <w:vAlign w:val="center"/>
+          </w:tcPr>
+          <w:p>
+            <w:pPr>
+              <w:jc w:val="left"/>
+            </w:pPr>
+            <w:r>
+              <w:rPr>
+                <w:rFonts w:ascii="BIZ UDPGothic" w:cs="BIZ UDPGothic" w:eastAsia="BIZ UDPGothic" w:hAnsi="BIZ UDPGothic"/>
+                <w:b w:val="false"/>
+                <w:bCs w:val="false"/>
+                <w:color w:val="404040"/>
+                <w:sz w:val="18"/>
+                <w:szCs w:val="18"/>
+              </w:rPr>
+              <w:t xml:space="preserve"/>
+            </w:r>
+          </w:p>
+        </w:tc>
+      </w:tr>
+      <w:tr>
+        <w:trPr>
+          <w:cantSplit/>
+        </w:trPr>
+        <w:tc>
+          <w:tcPr>
+            <w:tcW w:type="dxa" w:w="2400"/>
+            <w:tcBorders>
+              <w:top w:val="single" w:color="CCCCCC" w:sz="4"/>
+              <w:left w:val="single" w:color="CCCCCC" w:sz="4"/>
+              <w:bottom w:val="single" w:color="CCCCCC" w:sz="4"/>
+              <w:right w:val="single" w:color="CCCCCC" w:sz="4"/>
+            </w:tcBorders>
+            <w:shd w:fill="E8E8E8" w:val="clear"/>
+            <w:tcMar>
+              <w:top w:type="dxa" w:w="80"/>
+              <w:left w:type="dxa" w:w="120"/>
+              <w:bottom w:type="dxa" w:w="80"/>
+              <w:right w:type="dxa" w:w="120"/>
+            </w:tcMar>
+            <w:vAlign w:val="center"/>
+          </w:tcPr>
+          <w:p>
+            <w:pPr>
+              <w:jc w:val="left"/>
+            </w:pPr>
+            <w:r>
+              <w:rPr>
+                <w:rFonts w:ascii="BIZ UDPGothic" w:cs="BIZ UDPGothic" w:eastAsia="BIZ UDPGothic" w:hAnsi="BIZ UDPGothic"/>
+                <w:b/>
+                <w:bCs/>
+                <w:color w:val="000000"/>
+                <w:sz w:val="18"/>
+                <w:szCs w:val="18"/>
+              </w:rPr>
+              <w:t xml:space="preserve">実施者</w:t>
+            </w:r>
+            <w:r>
+              <w:rPr>
+                <w:rFonts w:ascii="BIZ UDPGothic" w:cs="BIZ UDPGothic" w:eastAsia="BIZ UDPGothic" w:hAnsi="BIZ UDPGothic"/>
+                <w:i/>
+                <w:iCs/>
+                <w:color w:val="888888"/>
+                <w:sz w:val="16"/>
+                <w:szCs w:val="16"/>
+              </w:rPr>
+              <w:t xml:space="preserve"> / </w:t>
+            </w:r>
+            <w:r>
+              <w:rPr>
+                <w:rFonts w:ascii="BIZ UDPGothic" w:cs="BIZ UDPGothic" w:eastAsia="BIZ UDPGothic" w:hAnsi="BIZ UDPGothic"/>
+                <w:i/>
+                <w:iCs/>
+                <w:color w:val="888888"/>
+                <w:sz w:val="16"/>
+                <w:szCs w:val="16"/>
+              </w:rPr>
+              <w:t xml:space="preserve">Người thực hiện</w:t>
+            </w:r>
+          </w:p>
+        </w:tc>
+        <w:tc>
+          <w:tcPr>
+            <w:tcW w:type="dxa" w:w="7106"/>
+            <w:tcBorders>
+              <w:top w:val="single" w:color="CCCCCC" w:sz="4"/>
+              <w:left w:val="single" w:color="CCCCCC" w:sz="4"/>
+              <w:bottom w:val="single" w:color="CCCCCC" w:sz="4"/>
+              <w:right w:val="single" w:color="CCCCCC" w:sz="4"/>
+            </w:tcBorders>
+            <w:shd w:fill="FFFFFF" w:val="clear"/>
+            <w:tcMar>
+              <w:top w:type="dxa" w:w="80"/>
+              <w:left w:type="dxa" w:w="120"/>
+              <w:bottom w:type="dxa" w:w="80"/>
+              <w:right w:type="dxa" w:w="120"/>
+            </w:tcMar>
+            <w:vAlign w:val="center"/>
+          </w:tcPr>
+          <w:p>
+            <w:pPr>
+              <w:jc w:val="left"/>
+            </w:pPr>
+            <w:r>
+              <w:rPr>
+                <w:rFonts w:ascii="BIZ UDPGothic" w:cs="BIZ UDPGothic" w:eastAsia="BIZ UDPGothic" w:hAnsi="BIZ UDPGothic"/>
+                <w:b w:val="false"/>
+                <w:bCs w:val="false"/>
+                <w:color w:val="404040"/>
+                <w:sz w:val="18"/>
+                <w:szCs w:val="18"/>
+              </w:rPr>
+              <w:t xml:space="preserve"/>
+            </w:r>
+          </w:p>
+        </w:tc>
+      </w:tr>
+      <w:tr>
+        <w:trPr>
+          <w:cantSplit/>
+        </w:trPr>
+        <w:tc>
+          <w:tcPr>
+            <w:tcW w:type="dxa" w:w="2400"/>
+            <w:tcBorders>
+              <w:top w:val="single" w:color="CCCCCC" w:sz="4"/>
+              <w:left w:val="single" w:color="CCCCCC" w:sz="4"/>
+              <w:bottom w:val="single" w:color="CCCCCC" w:sz="4"/>
+              <w:right w:val="single" w:color="CCCCCC" w:sz="4"/>
+            </w:tcBorders>
+            <w:shd w:fill="E8E8E8" w:val="clear"/>
+            <w:tcMar>
+              <w:top w:type="dxa" w:w="80"/>
+              <w:left w:type="dxa" w:w="120"/>
+              <w:bottom w:type="dxa" w:w="80"/>
+              <w:right w:type="dxa" w:w="120"/>
+            </w:tcMar>
+            <w:vAlign w:val="center"/>
+          </w:tcPr>
+          <w:p>
+            <w:pPr>
+              <w:jc w:val="left"/>
+            </w:pPr>
+            <w:r>
+              <w:rPr>
+                <w:rFonts w:ascii="BIZ UDPGothic" w:cs="BIZ UDPGothic" w:eastAsia="BIZ UDPGothic" w:hAnsi="BIZ UDPGothic"/>
+                <w:b/>
+                <w:bCs/>
+                <w:color w:val="000000"/>
+                <w:sz w:val="18"/>
+                <w:szCs w:val="18"/>
+              </w:rPr>
+              <w:t xml:space="preserve">承認日</w:t>
+            </w:r>
+            <w:r>
+              <w:rPr>
+                <w:rFonts w:ascii="BIZ UDPGothic" w:cs="BIZ UDPGothic" w:eastAsia="BIZ UDPGothic" w:hAnsi="BIZ UDPGothic"/>
+                <w:i/>
+                <w:iCs/>
+                <w:color w:val="888888"/>
+                <w:sz w:val="16"/>
+                <w:szCs w:val="16"/>
+              </w:rPr>
+              <w:t xml:space="preserve"> / </w:t>
+            </w:r>
+            <w:r>
+              <w:rPr>
+                <w:rFonts w:ascii="BIZ UDPGothic" w:cs="BIZ UDPGothic" w:eastAsia="BIZ UDPGothic" w:hAnsi="BIZ UDPGothic"/>
+                <w:i/>
+                <w:iCs/>
+                <w:color w:val="888888"/>
+                <w:sz w:val="16"/>
+                <w:szCs w:val="16"/>
+              </w:rPr>
+              <w:t xml:space="preserve">Ngày duyệt</w:t>
+            </w:r>
+          </w:p>
+        </w:tc>
+        <w:tc>
+          <w:tcPr>
+            <w:tcW w:type="dxa" w:w="7106"/>
+            <w:tcBorders>
+              <w:top w:val="single" w:color="CCCCCC" w:sz="4"/>
+              <w:left w:val="single" w:color="CCCCCC" w:sz="4"/>
+              <w:bottom w:val="single" w:color="CCCCCC" w:sz="4"/>
+              <w:right w:val="single" w:color="CCCCCC" w:sz="4"/>
+            </w:tcBorders>
+            <w:shd w:fill="FFFFFF" w:val="clear"/>
+            <w:tcMar>
+              <w:top w:type="dxa" w:w="80"/>
+              <w:left w:type="dxa" w:w="120"/>
+              <w:bottom w:type="dxa" w:w="80"/>
+              <w:right w:type="dxa" w:w="120"/>
+            </w:tcMar>
+            <w:vAlign w:val="center"/>
+          </w:tcPr>
+          <w:p>
+            <w:pPr>
+              <w:jc w:val="left"/>
+            </w:pPr>
+            <w:r>
+              <w:rPr>
+                <w:rFonts w:ascii="BIZ UDPGothic" w:cs="BIZ UDPGothic" w:eastAsia="BIZ UDPGothic" w:hAnsi="BIZ UDPGothic"/>
+                <w:b w:val="false"/>
+                <w:bCs w:val="false"/>
+                <w:color w:val="404040"/>
+                <w:sz w:val="18"/>
+                <w:szCs w:val="18"/>
+              </w:rPr>
+              <w:t xml:space="preserve"/>
+            </w:r>
+          </w:p>
+        </w:tc>
+      </w:tr>
+      <w:tr>
+        <w:trPr>
+          <w:cantSplit/>
+        </w:trPr>
+        <w:tc>
+          <w:tcPr>
+            <w:tcW w:type="dxa" w:w="2400"/>
+            <w:tcBorders>
+              <w:top w:val="single" w:color="CCCCCC" w:sz="4"/>
+              <w:left w:val="single" w:color="CCCCCC" w:sz="4"/>
+              <w:bottom w:val="single" w:color="CCCCCC" w:sz="4"/>
+              <w:right w:val="single" w:color="CCCCCC" w:sz="4"/>
+            </w:tcBorders>
+            <w:shd w:fill="E8E8E8" w:val="clear"/>
+            <w:tcMar>
+              <w:top w:type="dxa" w:w="80"/>
+              <w:left w:type="dxa" w:w="120"/>
+              <w:bottom w:type="dxa" w:w="80"/>
+              <w:right w:type="dxa" w:w="120"/>
+            </w:tcMar>
+            <w:vAlign w:val="center"/>
+          </w:tcPr>
+          <w:p>
+            <w:pPr>
+              <w:jc w:val="left"/>
+            </w:pPr>
+            <w:r>
+              <w:rPr>
+                <w:rFonts w:ascii="BIZ UDPGothic" w:cs="BIZ UDPGothic" w:eastAsia="BIZ UDPGothic" w:hAnsi="BIZ UDPGothic"/>
+                <w:b/>
+                <w:bCs/>
+                <w:color w:val="000000"/>
+                <w:sz w:val="18"/>
+                <w:szCs w:val="18"/>
+              </w:rPr>
+              <w:t xml:space="preserve">承認者</w:t>
+            </w:r>
+            <w:r>
+              <w:rPr>
+                <w:rFonts w:ascii="BIZ UDPGothic" w:cs="BIZ UDPGothic" w:eastAsia="BIZ UDPGothic" w:hAnsi="BIZ UDPGothic"/>
+                <w:i/>
+                <w:iCs/>
+                <w:color w:val="888888"/>
+                <w:sz w:val="16"/>
+                <w:szCs w:val="16"/>
+              </w:rPr>
+              <w:t xml:space="preserve"> / </w:t>
+            </w:r>
+            <w:r>
+              <w:rPr>
+                <w:rFonts w:ascii="BIZ UDPGothic" w:cs="BIZ UDPGothic" w:eastAsia="BIZ UDPGothic" w:hAnsi="BIZ UDPGothic"/>
+                <w:i/>
+                <w:iCs/>
+                <w:color w:val="888888"/>
+                <w:sz w:val="16"/>
+                <w:szCs w:val="16"/>
+              </w:rPr>
+              <w:t xml:space="preserve">Người duyệt</w:t>
+            </w:r>
+          </w:p>
+        </w:tc>
+        <w:tc>
+          <w:tcPr>
+            <w:tcW w:type="dxa" w:w="7106"/>
+            <w:tcBorders>
+              <w:top w:val="single" w:color="CCCCCC" w:sz="4"/>
+              <w:left w:val="single" w:color="CCCCCC" w:sz="4"/>
+              <w:bottom w:val="single" w:color="CCCCCC" w:sz="4"/>
+              <w:right w:val="single" w:color="CCCCCC" w:sz="4"/>
+            </w:tcBorders>
+            <w:shd w:fill="FFFFFF" w:val="clear"/>
+            <w:tcMar>
+              <w:top w:type="dxa" w:w="80"/>
+              <w:left w:type="dxa" w:w="120"/>
+              <w:bottom w:type="dxa" w:w="80"/>
+              <w:right w:type="dxa" w:w="120"/>
+            </w:tcMar>
+            <w:vAlign w:val="center"/>
+          </w:tcPr>
+          <w:p>
+            <w:pPr>
+              <w:jc w:val="left"/>
+            </w:pPr>
+            <w:r>
+              <w:rPr>
+                <w:rFonts w:ascii="BIZ UDPGothic" w:cs="BIZ UDPGothic" w:eastAsia="BIZ UDPGothic" w:hAnsi="BIZ UDPGothic"/>
+                <w:b w:val="false"/>
+                <w:bCs w:val="false"/>
+                <w:color w:val="404040"/>
+                <w:sz w:val="18"/>
+                <w:szCs w:val="18"/>
+              </w:rPr>
+              <w:t xml:space="preserve"/>
+            </w:r>
+          </w:p>
+        </w:tc>
+      </w:tr>
+    </w:tbl>
     <w:p>
       <w:pPr>
         <w:pBdr>

--- a/40_AWS/05_改修資料/KSM_AWS_MOD_026_手順書_マルエツチャージ本番移行_ja_vi.docx
+++ b/40_AWS/05_改修資料/KSM_AWS_MOD_026_手順書_マルエツチャージ本番移行_ja_vi.docx
@@ -7327,6 +7327,1506 @@
         <w:t xml:space="preserve">32_障害対応手順書/TS_GFT_001_POSメニュー表示不正_新規店舗.md</w:t>
       </w:r>
     </w:p>
+    <w:p>
+      <w:pPr>
+        <w:pBdr>
+          <w:left w:val="thick" w:color="C8102E" w:sz="20" w:space="6"/>
+        </w:pBdr>
+        <w:spacing w:before="280" w:after="100"/>
+      </w:pPr>
+      <w:r>
+        <w:rPr>
+          <w:rFonts w:ascii="BIZ UDPGothic" w:cs="BIZ UDPGothic" w:eastAsia="BIZ UDPGothic" w:hAnsi="BIZ UDPGothic"/>
+          <w:b/>
+          <w:bCs/>
+          <w:color w:val="C8102E"/>
+          <w:sz w:val="24"/>
+          <w:szCs w:val="24"/>
+        </w:rPr>
+        <w:t xml:space="preserve">■ デプロイ時確認・注意事項</w:t>
+      </w:r>
+      <w:r>
+        <w:br/>
+      </w:r>
+      <w:r>
+        <w:rPr>
+          <w:rFonts w:ascii="BIZ UDPGothic" w:cs="BIZ UDPGothic" w:eastAsia="BIZ UDPGothic" w:hAnsi="BIZ UDPGothic"/>
+          <w:i/>
+          <w:iCs/>
+          <w:color w:val="AA3344"/>
+          <w:sz w:val="17"/>
+          <w:szCs w:val="17"/>
+        </w:rPr>
+        <w:t xml:space="preserve">　Lưu Ý &amp; Xác Nhận Khi Triển Khai</w:t>
+      </w:r>
+    </w:p>
+    <w:p>
+      <w:pPr>
+        <w:spacing w:before="100" w:after="100"/>
+      </w:pPr>
+      <w:r>
+        <w:rPr>
+          <w:rFonts w:ascii="BIZ UDPGothic" w:cs="BIZ UDPGothic" w:eastAsia="BIZ UDPGothic" w:hAnsi="BIZ UDPGothic"/>
+          <w:color w:val="404040"/>
+          <w:sz w:val="18"/>
+          <w:szCs w:val="18"/>
+        </w:rPr>
+        <w:t xml:space="preserve">本改修のデプロイにあたり、以下の8項目を事前・事後に確認すること。</w:t>
+      </w:r>
+      <w:r>
+        <w:br/>
+      </w:r>
+      <w:r>
+        <w:rPr>
+          <w:rFonts w:ascii="BIZ UDPGothic" w:cs="BIZ UDPGothic" w:eastAsia="BIZ UDPGothic" w:hAnsi="BIZ UDPGothic"/>
+          <w:i/>
+          <w:iCs/>
+          <w:color w:val="777777"/>
+          <w:sz w:val="16"/>
+          <w:szCs w:val="16"/>
+        </w:rPr>
+        <w:t xml:space="preserve">/ Khi triển khai sửa đổi này, cần xác nhận 8 hạng mục dưới đây trước và sau khi deploy.</w:t>
+      </w:r>
+    </w:p>
+    <w:tbl>
+      <w:tblPr>
+        <w:tblW w:type="dxa" w:w="9506"/>
+        <w:tblBorders>
+          <w:top w:val="single" w:color="CCCCCC" w:sz="4"/>
+          <w:left w:val="single" w:color="CCCCCC" w:sz="4"/>
+          <w:bottom w:val="single" w:color="CCCCCC" w:sz="4"/>
+          <w:right w:val="single" w:color="CCCCCC" w:sz="4"/>
+          <w:insideH w:val="single" w:color="auto" w:sz="4"/>
+          <w:insideV w:val="single" w:color="auto" w:sz="4"/>
+        </w:tblBorders>
+      </w:tblPr>
+      <w:tblGrid>
+        <w:gridCol w:w="400"/>
+        <w:gridCol w:w="2200"/>
+        <w:gridCol w:w="6906"/>
+      </w:tblGrid>
+      <w:tr>
+        <w:trPr>
+          <w:cantSplit/>
+          <w:tblHeader/>
+        </w:trPr>
+        <w:tc>
+          <w:tcPr>
+            <w:tcW w:type="dxa" w:w="400"/>
+            <w:tcBorders>
+              <w:top w:val="single" w:color="CCCCCC" w:sz="4"/>
+              <w:left w:val="single" w:color="CCCCCC" w:sz="4"/>
+              <w:bottom w:val="single" w:color="CCCCCC" w:sz="4"/>
+              <w:right w:val="single" w:color="CCCCCC" w:sz="4"/>
+            </w:tcBorders>
+            <w:shd w:fill="E8E8E8" w:val="clear"/>
+            <w:tcMar>
+              <w:top w:type="dxa" w:w="80"/>
+              <w:left w:type="dxa" w:w="120"/>
+              <w:bottom w:type="dxa" w:w="80"/>
+              <w:right w:type="dxa" w:w="120"/>
+            </w:tcMar>
+            <w:vAlign w:val="center"/>
+          </w:tcPr>
+          <w:p>
+            <w:pPr>
+              <w:jc w:val="center"/>
+            </w:pPr>
+            <w:r>
+              <w:rPr>
+                <w:rFonts w:ascii="BIZ UDPGothic" w:cs="BIZ UDPGothic" w:eastAsia="BIZ UDPGothic" w:hAnsi="BIZ UDPGothic"/>
+                <w:b/>
+                <w:bCs/>
+                <w:color w:val="000000"/>
+                <w:sz w:val="18"/>
+                <w:szCs w:val="18"/>
+              </w:rPr>
+              <w:t xml:space="preserve">No.</w:t>
+            </w:r>
+          </w:p>
+        </w:tc>
+        <w:tc>
+          <w:tcPr>
+            <w:tcW w:type="dxa" w:w="2200"/>
+            <w:tcBorders>
+              <w:top w:val="single" w:color="CCCCCC" w:sz="4"/>
+              <w:left w:val="single" w:color="CCCCCC" w:sz="4"/>
+              <w:bottom w:val="single" w:color="CCCCCC" w:sz="4"/>
+              <w:right w:val="single" w:color="CCCCCC" w:sz="4"/>
+            </w:tcBorders>
+            <w:shd w:fill="E8E8E8" w:val="clear"/>
+            <w:tcMar>
+              <w:top w:type="dxa" w:w="80"/>
+              <w:left w:type="dxa" w:w="120"/>
+              <w:bottom w:type="dxa" w:w="80"/>
+              <w:right w:type="dxa" w:w="120"/>
+            </w:tcMar>
+            <w:vAlign w:val="center"/>
+          </w:tcPr>
+          <w:p>
+            <w:pPr>
+              <w:jc w:val="left"/>
+            </w:pPr>
+            <w:r>
+              <w:rPr>
+                <w:rFonts w:ascii="BIZ UDPGothic" w:cs="BIZ UDPGothic" w:eastAsia="BIZ UDPGothic" w:hAnsi="BIZ UDPGothic"/>
+                <w:b/>
+                <w:bCs/>
+                <w:color w:val="000000"/>
+                <w:sz w:val="18"/>
+                <w:szCs w:val="18"/>
+              </w:rPr>
+              <w:t xml:space="preserve">項目</w:t>
+            </w:r>
+            <w:r>
+              <w:rPr>
+                <w:rFonts w:ascii="BIZ UDPGothic" w:cs="BIZ UDPGothic" w:eastAsia="BIZ UDPGothic" w:hAnsi="BIZ UDPGothic"/>
+                <w:i/>
+                <w:iCs/>
+                <w:color w:val="888888"/>
+                <w:sz w:val="16"/>
+                <w:szCs w:val="16"/>
+              </w:rPr>
+              <w:t xml:space="preserve"> / </w:t>
+            </w:r>
+            <w:r>
+              <w:rPr>
+                <w:rFonts w:ascii="BIZ UDPGothic" w:cs="BIZ UDPGothic" w:eastAsia="BIZ UDPGothic" w:hAnsi="BIZ UDPGothic"/>
+                <w:i/>
+                <w:iCs/>
+                <w:color w:val="888888"/>
+                <w:sz w:val="16"/>
+                <w:szCs w:val="16"/>
+              </w:rPr>
+              <w:t xml:space="preserve">Hạng mục</w:t>
+            </w:r>
+          </w:p>
+        </w:tc>
+        <w:tc>
+          <w:tcPr>
+            <w:tcW w:type="dxa" w:w="6906"/>
+            <w:tcBorders>
+              <w:top w:val="single" w:color="CCCCCC" w:sz="4"/>
+              <w:left w:val="single" w:color="CCCCCC" w:sz="4"/>
+              <w:bottom w:val="single" w:color="CCCCCC" w:sz="4"/>
+              <w:right w:val="single" w:color="CCCCCC" w:sz="4"/>
+            </w:tcBorders>
+            <w:shd w:fill="E8E8E8" w:val="clear"/>
+            <w:tcMar>
+              <w:top w:type="dxa" w:w="80"/>
+              <w:left w:type="dxa" w:w="120"/>
+              <w:bottom w:type="dxa" w:w="80"/>
+              <w:right w:type="dxa" w:w="120"/>
+            </w:tcMar>
+            <w:vAlign w:val="center"/>
+          </w:tcPr>
+          <w:p>
+            <w:pPr>
+              <w:jc w:val="left"/>
+            </w:pPr>
+            <w:r>
+              <w:rPr>
+                <w:rFonts w:ascii="BIZ UDPGothic" w:cs="BIZ UDPGothic" w:eastAsia="BIZ UDPGothic" w:hAnsi="BIZ UDPGothic"/>
+                <w:b/>
+                <w:bCs/>
+                <w:color w:val="000000"/>
+                <w:sz w:val="18"/>
+                <w:szCs w:val="18"/>
+              </w:rPr>
+              <w:t xml:space="preserve">確認・注意事項</w:t>
+            </w:r>
+            <w:r>
+              <w:rPr>
+                <w:rFonts w:ascii="BIZ UDPGothic" w:cs="BIZ UDPGothic" w:eastAsia="BIZ UDPGothic" w:hAnsi="BIZ UDPGothic"/>
+                <w:i/>
+                <w:iCs/>
+                <w:color w:val="888888"/>
+                <w:sz w:val="16"/>
+                <w:szCs w:val="16"/>
+              </w:rPr>
+              <w:t xml:space="preserve"> / </w:t>
+            </w:r>
+            <w:r>
+              <w:rPr>
+                <w:rFonts w:ascii="BIZ UDPGothic" w:cs="BIZ UDPGothic" w:eastAsia="BIZ UDPGothic" w:hAnsi="BIZ UDPGothic"/>
+                <w:i/>
+                <w:iCs/>
+                <w:color w:val="888888"/>
+                <w:sz w:val="16"/>
+                <w:szCs w:val="16"/>
+              </w:rPr>
+              <w:t xml:space="preserve">Xác nhận &amp; Lưu ý</w:t>
+            </w:r>
+          </w:p>
+        </w:tc>
+      </w:tr>
+      <w:tr>
+        <w:trPr>
+          <w:cantSplit/>
+        </w:trPr>
+        <w:tc>
+          <w:tcPr>
+            <w:tcW w:type="dxa" w:w="400"/>
+            <w:tcBorders>
+              <w:top w:val="single" w:color="CCCCCC" w:sz="4"/>
+              <w:left w:val="single" w:color="CCCCCC" w:sz="4"/>
+              <w:bottom w:val="single" w:color="CCCCCC" w:sz="4"/>
+              <w:right w:val="single" w:color="CCCCCC" w:sz="4"/>
+            </w:tcBorders>
+            <w:shd w:fill="FFFFFF" w:val="clear"/>
+            <w:tcMar>
+              <w:top w:type="dxa" w:w="80"/>
+              <w:left w:type="dxa" w:w="120"/>
+              <w:bottom w:type="dxa" w:w="80"/>
+              <w:right w:type="dxa" w:w="120"/>
+            </w:tcMar>
+            <w:vAlign w:val="center"/>
+          </w:tcPr>
+          <w:p>
+            <w:pPr>
+              <w:jc w:val="center"/>
+            </w:pPr>
+            <w:r>
+              <w:rPr>
+                <w:rFonts w:ascii="BIZ UDPGothic" w:cs="BIZ UDPGothic" w:eastAsia="BIZ UDPGothic" w:hAnsi="BIZ UDPGothic"/>
+                <w:b w:val="false"/>
+                <w:bCs w:val="false"/>
+                <w:color w:val="404040"/>
+                <w:sz w:val="18"/>
+                <w:szCs w:val="18"/>
+              </w:rPr>
+              <w:t xml:space="preserve">1</w:t>
+            </w:r>
+          </w:p>
+        </w:tc>
+        <w:tc>
+          <w:tcPr>
+            <w:tcW w:type="dxa" w:w="2200"/>
+            <w:tcBorders>
+              <w:top w:val="single" w:color="CCCCCC" w:sz="4"/>
+              <w:left w:val="single" w:color="CCCCCC" w:sz="4"/>
+              <w:bottom w:val="single" w:color="CCCCCC" w:sz="4"/>
+              <w:right w:val="single" w:color="CCCCCC" w:sz="4"/>
+            </w:tcBorders>
+            <w:shd w:fill="FFFFFF" w:val="clear"/>
+            <w:tcMar>
+              <w:top w:type="dxa" w:w="80"/>
+              <w:left w:type="dxa" w:w="120"/>
+              <w:bottom w:type="dxa" w:w="80"/>
+              <w:right w:type="dxa" w:w="120"/>
+            </w:tcMar>
+          </w:tcPr>
+          <w:p>
+            <w:pPr>
+              <w:spacing w:before="0" w:after="0"/>
+            </w:pPr>
+            <w:r>
+              <w:rPr>
+                <w:rFonts w:ascii="BIZ UDPGothic" w:cs="BIZ UDPGothic" w:eastAsia="BIZ UDPGothic" w:hAnsi="BIZ UDPGothic"/>
+                <w:color w:val="404040"/>
+                <w:sz w:val="18"/>
+                <w:szCs w:val="18"/>
+              </w:rPr>
+              <w:t xml:space="preserve">[事前] ロールバック計画</w:t>
+            </w:r>
+          </w:p>
+          <w:p>
+            <w:pPr>
+              <w:spacing w:before="0" w:after="0"/>
+            </w:pPr>
+            <w:r>
+              <w:rPr>
+                <w:rFonts w:ascii="BIZ UDPGothic" w:cs="BIZ UDPGothic" w:eastAsia="BIZ UDPGothic" w:hAnsi="BIZ UDPGothic"/>
+                <w:color w:val="404040"/>
+                <w:sz w:val="18"/>
+                <w:szCs w:val="18"/>
+              </w:rPr>
+              <w:t xml:space="preserve">/ Kế hoạch rollback</w:t>
+            </w:r>
+          </w:p>
+        </w:tc>
+        <w:tc>
+          <w:tcPr>
+            <w:tcW w:type="dxa" w:w="6906"/>
+            <w:tcBorders>
+              <w:top w:val="single" w:color="CCCCCC" w:sz="4"/>
+              <w:left w:val="single" w:color="CCCCCC" w:sz="4"/>
+              <w:bottom w:val="single" w:color="CCCCCC" w:sz="4"/>
+              <w:right w:val="single" w:color="CCCCCC" w:sz="4"/>
+            </w:tcBorders>
+            <w:shd w:fill="FFFFFF" w:val="clear"/>
+            <w:tcMar>
+              <w:top w:type="dxa" w:w="80"/>
+              <w:left w:type="dxa" w:w="120"/>
+              <w:bottom w:type="dxa" w:w="80"/>
+              <w:right w:type="dxa" w:w="120"/>
+            </w:tcMar>
+          </w:tcPr>
+          <w:p>
+            <w:pPr>
+              <w:spacing w:before="0" w:after="0"/>
+            </w:pPr>
+            <w:r>
+              <w:rPr>
+                <w:rFonts w:ascii="BIZ UDPGothic" w:cs="BIZ UDPGothic" w:eastAsia="BIZ UDPGothic" w:hAnsi="BIZ UDPGothic"/>
+                <w:color w:val="404040"/>
+                <w:sz w:val="18"/>
+                <w:szCs w:val="18"/>
+              </w:rPr>
+              <w:t xml:space="preserve">追加したレコードをDELETEする</w:t>
+            </w:r>
+          </w:p>
+          <w:p>
+            <w:pPr>
+              <w:spacing w:before="0" w:after="0"/>
+            </w:pPr>
+            <w:r>
+              <w:rPr>
+                <w:rFonts w:ascii="BIZ UDPGothic" w:cs="BIZ UDPGothic" w:eastAsia="BIZ UDPGothic" w:hAnsi="BIZ UDPGothic"/>
+                <w:color w:val="404040"/>
+                <w:sz w:val="18"/>
+                <w:szCs w:val="18"/>
+              </w:rPr>
+              <w:t xml:space="preserve">DELETE FROM M_KSM.stores WHERE company_code=100 AND store_code=:store_code;</w:t>
+            </w:r>
+          </w:p>
+          <w:p>
+            <w:pPr>
+              <w:spacing w:before="0" w:after="0"/>
+            </w:pPr>
+            <w:r>
+              <w:rPr>
+                <w:rFonts w:ascii="BIZ UDPGothic" w:cs="BIZ UDPGothic" w:eastAsia="BIZ UDPGothic" w:hAnsi="BIZ UDPGothic"/>
+                <w:color w:val="404040"/>
+                <w:sz w:val="18"/>
+                <w:szCs w:val="18"/>
+              </w:rPr>
+              <w:t xml:space="preserve">DELETE FROM M_KSM.instores WHERE company_code=100 AND store_code=:store_code;</w:t>
+            </w:r>
+          </w:p>
+          <w:p>
+            <w:pPr>
+              <w:spacing w:before="0" w:after="0"/>
+            </w:pPr>
+            <w:r>
+              <w:rPr>
+                <w:rFonts w:ascii="BIZ UDPGothic" w:cs="BIZ UDPGothic" w:eastAsia="BIZ UDPGothic" w:hAnsi="BIZ UDPGothic"/>
+                <w:color w:val="404040"/>
+                <w:sz w:val="18"/>
+                <w:szCs w:val="18"/>
+              </w:rPr>
+              <w:t xml:space="preserve">DELETE FROM M_KSM.employees WHERE company_code=100 AND store_code=:store_code AND employee_code='9999';</w:t>
+            </w:r>
+          </w:p>
+        </w:tc>
+      </w:tr>
+      <w:tr>
+        <w:trPr>
+          <w:cantSplit/>
+        </w:trPr>
+        <w:tc>
+          <w:tcPr>
+            <w:tcW w:type="dxa" w:w="400"/>
+            <w:tcBorders>
+              <w:top w:val="single" w:color="CCCCCC" w:sz="4"/>
+              <w:left w:val="single" w:color="CCCCCC" w:sz="4"/>
+              <w:bottom w:val="single" w:color="CCCCCC" w:sz="4"/>
+              <w:right w:val="single" w:color="CCCCCC" w:sz="4"/>
+            </w:tcBorders>
+            <w:shd w:fill="FFFFFF" w:val="clear"/>
+            <w:tcMar>
+              <w:top w:type="dxa" w:w="80"/>
+              <w:left w:type="dxa" w:w="120"/>
+              <w:bottom w:type="dxa" w:w="80"/>
+              <w:right w:type="dxa" w:w="120"/>
+            </w:tcMar>
+            <w:vAlign w:val="center"/>
+          </w:tcPr>
+          <w:p>
+            <w:pPr>
+              <w:jc w:val="center"/>
+            </w:pPr>
+            <w:r>
+              <w:rPr>
+                <w:rFonts w:ascii="BIZ UDPGothic" w:cs="BIZ UDPGothic" w:eastAsia="BIZ UDPGothic" w:hAnsi="BIZ UDPGothic"/>
+                <w:b w:val="false"/>
+                <w:bCs w:val="false"/>
+                <w:color w:val="404040"/>
+                <w:sz w:val="18"/>
+                <w:szCs w:val="18"/>
+              </w:rPr>
+              <w:t xml:space="preserve">2</w:t>
+            </w:r>
+          </w:p>
+        </w:tc>
+        <w:tc>
+          <w:tcPr>
+            <w:tcW w:type="dxa" w:w="2200"/>
+            <w:tcBorders>
+              <w:top w:val="single" w:color="CCCCCC" w:sz="4"/>
+              <w:left w:val="single" w:color="CCCCCC" w:sz="4"/>
+              <w:bottom w:val="single" w:color="CCCCCC" w:sz="4"/>
+              <w:right w:val="single" w:color="CCCCCC" w:sz="4"/>
+            </w:tcBorders>
+            <w:shd w:fill="FFFFFF" w:val="clear"/>
+            <w:tcMar>
+              <w:top w:type="dxa" w:w="80"/>
+              <w:left w:type="dxa" w:w="120"/>
+              <w:bottom w:type="dxa" w:w="80"/>
+              <w:right w:type="dxa" w:w="120"/>
+            </w:tcMar>
+          </w:tcPr>
+          <w:p>
+            <w:pPr>
+              <w:spacing w:before="0" w:after="0"/>
+            </w:pPr>
+            <w:r>
+              <w:rPr>
+                <w:rFonts w:ascii="BIZ UDPGothic" w:cs="BIZ UDPGothic" w:eastAsia="BIZ UDPGothic" w:hAnsi="BIZ UDPGothic"/>
+                <w:color w:val="404040"/>
+                <w:sz w:val="18"/>
+                <w:szCs w:val="18"/>
+              </w:rPr>
+              <w:t xml:space="preserve">[事前] データバックアップ</w:t>
+            </w:r>
+          </w:p>
+          <w:p>
+            <w:pPr>
+              <w:spacing w:before="0" w:after="0"/>
+            </w:pPr>
+            <w:r>
+              <w:rPr>
+                <w:rFonts w:ascii="BIZ UDPGothic" w:cs="BIZ UDPGothic" w:eastAsia="BIZ UDPGothic" w:hAnsi="BIZ UDPGothic"/>
+                <w:color w:val="404040"/>
+                <w:sz w:val="18"/>
+                <w:szCs w:val="18"/>
+              </w:rPr>
+              <w:t xml:space="preserve">/ Sao lưu dữ liệu</w:t>
+            </w:r>
+          </w:p>
+        </w:tc>
+        <w:tc>
+          <w:tcPr>
+            <w:tcW w:type="dxa" w:w="6906"/>
+            <w:tcBorders>
+              <w:top w:val="single" w:color="CCCCCC" w:sz="4"/>
+              <w:left w:val="single" w:color="CCCCCC" w:sz="4"/>
+              <w:bottom w:val="single" w:color="CCCCCC" w:sz="4"/>
+              <w:right w:val="single" w:color="CCCCCC" w:sz="4"/>
+            </w:tcBorders>
+            <w:shd w:fill="FFFFFF" w:val="clear"/>
+            <w:tcMar>
+              <w:top w:type="dxa" w:w="80"/>
+              <w:left w:type="dxa" w:w="120"/>
+              <w:bottom w:type="dxa" w:w="80"/>
+              <w:right w:type="dxa" w:w="120"/>
+            </w:tcMar>
+          </w:tcPr>
+          <w:p>
+            <w:pPr>
+              <w:spacing w:before="0" w:after="0"/>
+            </w:pPr>
+            <w:r>
+              <w:rPr>
+                <w:rFonts w:ascii="BIZ UDPGothic" w:cs="BIZ UDPGothic" w:eastAsia="BIZ UDPGothic" w:hAnsi="BIZ UDPGothic"/>
+                <w:color w:val="404040"/>
+                <w:sz w:val="18"/>
+                <w:szCs w:val="18"/>
+              </w:rPr>
+              <w:t xml:space="preserve">作業前に対象テーブルのバックアップを取得</w:t>
+            </w:r>
+          </w:p>
+          <w:p>
+            <w:pPr>
+              <w:spacing w:before="0" w:after="0"/>
+            </w:pPr>
+            <w:r>
+              <w:rPr>
+                <w:rFonts w:ascii="BIZ UDPGothic" w:cs="BIZ UDPGothic" w:eastAsia="BIZ UDPGothic" w:hAnsi="BIZ UDPGothic"/>
+                <w:color w:val="404040"/>
+                <w:sz w:val="18"/>
+                <w:szCs w:val="18"/>
+              </w:rPr>
+              <w:t xml:space="preserve">mysqldump M_KSM stores instores employees &gt; /tmp/backup_before_store_add.sql</w:t>
+            </w:r>
+          </w:p>
+        </w:tc>
+      </w:tr>
+      <w:tr>
+        <w:trPr>
+          <w:cantSplit/>
+        </w:trPr>
+        <w:tc>
+          <w:tcPr>
+            <w:tcW w:type="dxa" w:w="400"/>
+            <w:tcBorders>
+              <w:top w:val="single" w:color="CCCCCC" w:sz="4"/>
+              <w:left w:val="single" w:color="CCCCCC" w:sz="4"/>
+              <w:bottom w:val="single" w:color="CCCCCC" w:sz="4"/>
+              <w:right w:val="single" w:color="CCCCCC" w:sz="4"/>
+            </w:tcBorders>
+            <w:shd w:fill="FFFFFF" w:val="clear"/>
+            <w:tcMar>
+              <w:top w:type="dxa" w:w="80"/>
+              <w:left w:type="dxa" w:w="120"/>
+              <w:bottom w:type="dxa" w:w="80"/>
+              <w:right w:type="dxa" w:w="120"/>
+            </w:tcMar>
+            <w:vAlign w:val="center"/>
+          </w:tcPr>
+          <w:p>
+            <w:pPr>
+              <w:jc w:val="center"/>
+            </w:pPr>
+            <w:r>
+              <w:rPr>
+                <w:rFonts w:ascii="BIZ UDPGothic" w:cs="BIZ UDPGothic" w:eastAsia="BIZ UDPGothic" w:hAnsi="BIZ UDPGothic"/>
+                <w:b w:val="false"/>
+                <w:bCs w:val="false"/>
+                <w:color w:val="404040"/>
+                <w:sz w:val="18"/>
+                <w:szCs w:val="18"/>
+              </w:rPr>
+              <w:t xml:space="preserve">3</w:t>
+            </w:r>
+          </w:p>
+        </w:tc>
+        <w:tc>
+          <w:tcPr>
+            <w:tcW w:type="dxa" w:w="2200"/>
+            <w:tcBorders>
+              <w:top w:val="single" w:color="CCCCCC" w:sz="4"/>
+              <w:left w:val="single" w:color="CCCCCC" w:sz="4"/>
+              <w:bottom w:val="single" w:color="CCCCCC" w:sz="4"/>
+              <w:right w:val="single" w:color="CCCCCC" w:sz="4"/>
+            </w:tcBorders>
+            <w:shd w:fill="FFFFFF" w:val="clear"/>
+            <w:tcMar>
+              <w:top w:type="dxa" w:w="80"/>
+              <w:left w:type="dxa" w:w="120"/>
+              <w:bottom w:type="dxa" w:w="80"/>
+              <w:right w:type="dxa" w:w="120"/>
+            </w:tcMar>
+          </w:tcPr>
+          <w:p>
+            <w:pPr>
+              <w:spacing w:before="0" w:after="0"/>
+            </w:pPr>
+            <w:r>
+              <w:rPr>
+                <w:rFonts w:ascii="BIZ UDPGothic" w:cs="BIZ UDPGothic" w:eastAsia="BIZ UDPGothic" w:hAnsi="BIZ UDPGothic"/>
+                <w:color w:val="404040"/>
+                <w:sz w:val="18"/>
+                <w:szCs w:val="18"/>
+              </w:rPr>
+              <w:t xml:space="preserve">[事前] AWS事前作業確認</w:t>
+            </w:r>
+          </w:p>
+          <w:p>
+            <w:pPr>
+              <w:spacing w:before="0" w:after="0"/>
+            </w:pPr>
+            <w:r>
+              <w:rPr>
+                <w:rFonts w:ascii="BIZ UDPGothic" w:cs="BIZ UDPGothic" w:eastAsia="BIZ UDPGothic" w:hAnsi="BIZ UDPGothic"/>
+                <w:color w:val="404040"/>
+                <w:sz w:val="18"/>
+                <w:szCs w:val="18"/>
+              </w:rPr>
+              <w:t xml:space="preserve">/ Xác nhận công việc AWS</w:t>
+            </w:r>
+          </w:p>
+        </w:tc>
+        <w:tc>
+          <w:tcPr>
+            <w:tcW w:type="dxa" w:w="6906"/>
+            <w:tcBorders>
+              <w:top w:val="single" w:color="CCCCCC" w:sz="4"/>
+              <w:left w:val="single" w:color="CCCCCC" w:sz="4"/>
+              <w:bottom w:val="single" w:color="CCCCCC" w:sz="4"/>
+              <w:right w:val="single" w:color="CCCCCC" w:sz="4"/>
+            </w:tcBorders>
+            <w:shd w:fill="FFFFFF" w:val="clear"/>
+            <w:tcMar>
+              <w:top w:type="dxa" w:w="80"/>
+              <w:left w:type="dxa" w:w="120"/>
+              <w:bottom w:type="dxa" w:w="80"/>
+              <w:right w:type="dxa" w:w="120"/>
+            </w:tcMar>
+          </w:tcPr>
+          <w:p>
+            <w:pPr>
+              <w:spacing w:before="0" w:after="0"/>
+            </w:pPr>
+            <w:r>
+              <w:rPr>
+                <w:rFonts w:ascii="BIZ UDPGothic" w:cs="BIZ UDPGothic" w:eastAsia="BIZ UDPGothic" w:hAnsi="BIZ UDPGothic"/>
+                <w:color w:val="404040"/>
+                <w:sz w:val="18"/>
+                <w:szCs w:val="18"/>
+              </w:rPr>
+              <w:t xml:space="preserve">Luvina管理サーバー（MySQL）への接続確認</w:t>
+            </w:r>
+          </w:p>
+          <w:p>
+            <w:pPr>
+              <w:spacing w:before="0" w:after="0"/>
+            </w:pPr>
+            <w:r>
+              <w:rPr>
+                <w:rFonts w:ascii="BIZ UDPGothic" w:cs="BIZ UDPGothic" w:eastAsia="BIZ UDPGothic" w:hAnsi="BIZ UDPGothic"/>
+                <w:color w:val="404040"/>
+                <w:sz w:val="18"/>
+                <w:szCs w:val="18"/>
+              </w:rPr>
+              <w:t xml:space="preserve">スキーマ M_KSM のアクセス権限確認</w:t>
+            </w:r>
+          </w:p>
+          <w:p>
+            <w:pPr>
+              <w:spacing w:before="0" w:after="0"/>
+            </w:pPr>
+            <w:r>
+              <w:rPr>
+                <w:rFonts w:ascii="BIZ UDPGothic" w:cs="BIZ UDPGothic" w:eastAsia="BIZ UDPGothic" w:hAnsi="BIZ UDPGothic"/>
+                <w:color w:val="404040"/>
+                <w:sz w:val="18"/>
+                <w:szCs w:val="18"/>
+              </w:rPr>
+              <w:t xml:space="preserve">メンテナンス時間帯（営業時間外）であること</w:t>
+            </w:r>
+          </w:p>
+        </w:tc>
+      </w:tr>
+      <w:tr>
+        <w:trPr>
+          <w:cantSplit/>
+        </w:trPr>
+        <w:tc>
+          <w:tcPr>
+            <w:tcW w:type="dxa" w:w="400"/>
+            <w:tcBorders>
+              <w:top w:val="single" w:color="CCCCCC" w:sz="4"/>
+              <w:left w:val="single" w:color="CCCCCC" w:sz="4"/>
+              <w:bottom w:val="single" w:color="CCCCCC" w:sz="4"/>
+              <w:right w:val="single" w:color="CCCCCC" w:sz="4"/>
+            </w:tcBorders>
+            <w:shd w:fill="FFFFFF" w:val="clear"/>
+            <w:tcMar>
+              <w:top w:type="dxa" w:w="80"/>
+              <w:left w:type="dxa" w:w="120"/>
+              <w:bottom w:type="dxa" w:w="80"/>
+              <w:right w:type="dxa" w:w="120"/>
+            </w:tcMar>
+            <w:vAlign w:val="center"/>
+          </w:tcPr>
+          <w:p>
+            <w:pPr>
+              <w:jc w:val="center"/>
+            </w:pPr>
+            <w:r>
+              <w:rPr>
+                <w:rFonts w:ascii="BIZ UDPGothic" w:cs="BIZ UDPGothic" w:eastAsia="BIZ UDPGothic" w:hAnsi="BIZ UDPGothic"/>
+                <w:b w:val="false"/>
+                <w:bCs w:val="false"/>
+                <w:color w:val="404040"/>
+                <w:sz w:val="18"/>
+                <w:szCs w:val="18"/>
+              </w:rPr>
+              <w:t xml:space="preserve">4</w:t>
+            </w:r>
+          </w:p>
+        </w:tc>
+        <w:tc>
+          <w:tcPr>
+            <w:tcW w:type="dxa" w:w="2200"/>
+            <w:tcBorders>
+              <w:top w:val="single" w:color="CCCCCC" w:sz="4"/>
+              <w:left w:val="single" w:color="CCCCCC" w:sz="4"/>
+              <w:bottom w:val="single" w:color="CCCCCC" w:sz="4"/>
+              <w:right w:val="single" w:color="CCCCCC" w:sz="4"/>
+            </w:tcBorders>
+            <w:shd w:fill="FFFFFF" w:val="clear"/>
+            <w:tcMar>
+              <w:top w:type="dxa" w:w="80"/>
+              <w:left w:type="dxa" w:w="120"/>
+              <w:bottom w:type="dxa" w:w="80"/>
+              <w:right w:type="dxa" w:w="120"/>
+            </w:tcMar>
+          </w:tcPr>
+          <w:p>
+            <w:pPr>
+              <w:spacing w:before="0" w:after="0"/>
+            </w:pPr>
+            <w:r>
+              <w:rPr>
+                <w:rFonts w:ascii="BIZ UDPGothic" w:cs="BIZ UDPGothic" w:eastAsia="BIZ UDPGothic" w:hAnsi="BIZ UDPGothic"/>
+                <w:color w:val="404040"/>
+                <w:sz w:val="18"/>
+                <w:szCs w:val="18"/>
+              </w:rPr>
+              <w:t xml:space="preserve">[事前] デプロイタイムライン</w:t>
+            </w:r>
+          </w:p>
+          <w:p>
+            <w:pPr>
+              <w:spacing w:before="0" w:after="0"/>
+            </w:pPr>
+            <w:r>
+              <w:rPr>
+                <w:rFonts w:ascii="BIZ UDPGothic" w:cs="BIZ UDPGothic" w:eastAsia="BIZ UDPGothic" w:hAnsi="BIZ UDPGothic"/>
+                <w:color w:val="404040"/>
+                <w:sz w:val="18"/>
+                <w:szCs w:val="18"/>
+              </w:rPr>
+              <w:t xml:space="preserve">/ Timeline triển khai</w:t>
+            </w:r>
+          </w:p>
+        </w:tc>
+        <w:tc>
+          <w:tcPr>
+            <w:tcW w:type="dxa" w:w="6906"/>
+            <w:tcBorders>
+              <w:top w:val="single" w:color="CCCCCC" w:sz="4"/>
+              <w:left w:val="single" w:color="CCCCCC" w:sz="4"/>
+              <w:bottom w:val="single" w:color="CCCCCC" w:sz="4"/>
+              <w:right w:val="single" w:color="CCCCCC" w:sz="4"/>
+            </w:tcBorders>
+            <w:shd w:fill="FFFFFF" w:val="clear"/>
+            <w:tcMar>
+              <w:top w:type="dxa" w:w="80"/>
+              <w:left w:type="dxa" w:w="120"/>
+              <w:bottom w:type="dxa" w:w="80"/>
+              <w:right w:type="dxa" w:w="120"/>
+            </w:tcMar>
+          </w:tcPr>
+          <w:p>
+            <w:pPr>
+              <w:spacing w:before="0" w:after="0"/>
+            </w:pPr>
+            <w:r>
+              <w:rPr>
+                <w:rFonts w:ascii="BIZ UDPGothic" w:cs="BIZ UDPGothic" w:eastAsia="BIZ UDPGothic" w:hAnsi="BIZ UDPGothic"/>
+                <w:color w:val="404040"/>
+                <w:sz w:val="18"/>
+                <w:szCs w:val="18"/>
+              </w:rPr>
+              <w:t xml:space="preserve">① バックアップ取得: 5分</w:t>
+            </w:r>
+          </w:p>
+          <w:p>
+            <w:pPr>
+              <w:spacing w:before="0" w:after="0"/>
+            </w:pPr>
+            <w:r>
+              <w:rPr>
+                <w:rFonts w:ascii="BIZ UDPGothic" w:cs="BIZ UDPGothic" w:eastAsia="BIZ UDPGothic" w:hAnsi="BIZ UDPGothic"/>
+                <w:color w:val="404040"/>
+                <w:sz w:val="18"/>
+                <w:szCs w:val="18"/>
+              </w:rPr>
+              <w:t xml:space="preserve">② stores INSERT: 5分</w:t>
+            </w:r>
+          </w:p>
+          <w:p>
+            <w:pPr>
+              <w:spacing w:before="0" w:after="0"/>
+            </w:pPr>
+            <w:r>
+              <w:rPr>
+                <w:rFonts w:ascii="BIZ UDPGothic" w:cs="BIZ UDPGothic" w:eastAsia="BIZ UDPGothic" w:hAnsi="BIZ UDPGothic"/>
+                <w:color w:val="404040"/>
+                <w:sz w:val="18"/>
+                <w:szCs w:val="18"/>
+              </w:rPr>
+              <w:t xml:space="preserve">③ instores INSERT: 5分</w:t>
+            </w:r>
+          </w:p>
+          <w:p>
+            <w:pPr>
+              <w:spacing w:before="0" w:after="0"/>
+            </w:pPr>
+            <w:r>
+              <w:rPr>
+                <w:rFonts w:ascii="BIZ UDPGothic" w:cs="BIZ UDPGothic" w:eastAsia="BIZ UDPGothic" w:hAnsi="BIZ UDPGothic"/>
+                <w:color w:val="404040"/>
+                <w:sz w:val="18"/>
+                <w:szCs w:val="18"/>
+              </w:rPr>
+              <w:t xml:space="preserve">④ employees INSERT: 5分</w:t>
+            </w:r>
+          </w:p>
+          <w:p>
+            <w:pPr>
+              <w:spacing w:before="0" w:after="0"/>
+            </w:pPr>
+            <w:r>
+              <w:rPr>
+                <w:rFonts w:ascii="BIZ UDPGothic" w:cs="BIZ UDPGothic" w:eastAsia="BIZ UDPGothic" w:hAnsi="BIZ UDPGothic"/>
+                <w:color w:val="404040"/>
+                <w:sz w:val="18"/>
+                <w:szCs w:val="18"/>
+              </w:rPr>
+              <w:t xml:space="preserve">⑤ 登録確認: 10分</w:t>
+            </w:r>
+          </w:p>
+          <w:p>
+            <w:pPr>
+              <w:spacing w:before="0" w:after="0"/>
+            </w:pPr>
+            <w:r>
+              <w:rPr>
+                <w:rFonts w:ascii="BIZ UDPGothic" w:cs="BIZ UDPGothic" w:eastAsia="BIZ UDPGothic" w:hAnsi="BIZ UDPGothic"/>
+                <w:color w:val="404040"/>
+                <w:sz w:val="18"/>
+                <w:szCs w:val="18"/>
+              </w:rPr>
+              <w:t xml:space="preserve">合計: 約30分</w:t>
+            </w:r>
+          </w:p>
+        </w:tc>
+      </w:tr>
+      <w:tr>
+        <w:trPr>
+          <w:cantSplit/>
+        </w:trPr>
+        <w:tc>
+          <w:tcPr>
+            <w:tcW w:type="dxa" w:w="400"/>
+            <w:tcBorders>
+              <w:top w:val="single" w:color="CCCCCC" w:sz="4"/>
+              <w:left w:val="single" w:color="CCCCCC" w:sz="4"/>
+              <w:bottom w:val="single" w:color="CCCCCC" w:sz="4"/>
+              <w:right w:val="single" w:color="CCCCCC" w:sz="4"/>
+            </w:tcBorders>
+            <w:shd w:fill="FFFFFF" w:val="clear"/>
+            <w:tcMar>
+              <w:top w:type="dxa" w:w="80"/>
+              <w:left w:type="dxa" w:w="120"/>
+              <w:bottom w:type="dxa" w:w="80"/>
+              <w:right w:type="dxa" w:w="120"/>
+            </w:tcMar>
+            <w:vAlign w:val="center"/>
+          </w:tcPr>
+          <w:p>
+            <w:pPr>
+              <w:jc w:val="center"/>
+            </w:pPr>
+            <w:r>
+              <w:rPr>
+                <w:rFonts w:ascii="BIZ UDPGothic" w:cs="BIZ UDPGothic" w:eastAsia="BIZ UDPGothic" w:hAnsi="BIZ UDPGothic"/>
+                <w:b w:val="false"/>
+                <w:bCs w:val="false"/>
+                <w:color w:val="404040"/>
+                <w:sz w:val="18"/>
+                <w:szCs w:val="18"/>
+              </w:rPr>
+              <w:t xml:space="preserve">5</w:t>
+            </w:r>
+          </w:p>
+        </w:tc>
+        <w:tc>
+          <w:tcPr>
+            <w:tcW w:type="dxa" w:w="2200"/>
+            <w:tcBorders>
+              <w:top w:val="single" w:color="CCCCCC" w:sz="4"/>
+              <w:left w:val="single" w:color="CCCCCC" w:sz="4"/>
+              <w:bottom w:val="single" w:color="CCCCCC" w:sz="4"/>
+              <w:right w:val="single" w:color="CCCCCC" w:sz="4"/>
+            </w:tcBorders>
+            <w:shd w:fill="FFFFFF" w:val="clear"/>
+            <w:tcMar>
+              <w:top w:type="dxa" w:w="80"/>
+              <w:left w:type="dxa" w:w="120"/>
+              <w:bottom w:type="dxa" w:w="80"/>
+              <w:right w:type="dxa" w:w="120"/>
+            </w:tcMar>
+          </w:tcPr>
+          <w:p>
+            <w:pPr>
+              <w:spacing w:before="0" w:after="0"/>
+            </w:pPr>
+            <w:r>
+              <w:rPr>
+                <w:rFonts w:ascii="BIZ UDPGothic" w:cs="BIZ UDPGothic" w:eastAsia="BIZ UDPGothic" w:hAnsi="BIZ UDPGothic"/>
+                <w:color w:val="404040"/>
+                <w:sz w:val="18"/>
+                <w:szCs w:val="18"/>
+              </w:rPr>
+              <w:t xml:space="preserve">[事前] 担当者確認</w:t>
+            </w:r>
+          </w:p>
+          <w:p>
+            <w:pPr>
+              <w:spacing w:before="0" w:after="0"/>
+            </w:pPr>
+            <w:r>
+              <w:rPr>
+                <w:rFonts w:ascii="BIZ UDPGothic" w:cs="BIZ UDPGothic" w:eastAsia="BIZ UDPGothic" w:hAnsi="BIZ UDPGothic"/>
+                <w:color w:val="404040"/>
+                <w:sz w:val="18"/>
+                <w:szCs w:val="18"/>
+              </w:rPr>
+              <w:t xml:space="preserve">/ Xác nhận người phụ trách</w:t>
+            </w:r>
+          </w:p>
+        </w:tc>
+        <w:tc>
+          <w:tcPr>
+            <w:tcW w:type="dxa" w:w="6906"/>
+            <w:tcBorders>
+              <w:top w:val="single" w:color="CCCCCC" w:sz="4"/>
+              <w:left w:val="single" w:color="CCCCCC" w:sz="4"/>
+              <w:bottom w:val="single" w:color="CCCCCC" w:sz="4"/>
+              <w:right w:val="single" w:color="CCCCCC" w:sz="4"/>
+            </w:tcBorders>
+            <w:shd w:fill="FFFFFF" w:val="clear"/>
+            <w:tcMar>
+              <w:top w:type="dxa" w:w="80"/>
+              <w:left w:type="dxa" w:w="120"/>
+              <w:bottom w:type="dxa" w:w="80"/>
+              <w:right w:type="dxa" w:w="120"/>
+            </w:tcMar>
+          </w:tcPr>
+          <w:p>
+            <w:pPr>
+              <w:spacing w:before="0" w:after="0"/>
+            </w:pPr>
+            <w:r>
+              <w:rPr>
+                <w:rFonts w:ascii="BIZ UDPGothic" w:cs="BIZ UDPGothic" w:eastAsia="BIZ UDPGothic" w:hAnsi="BIZ UDPGothic"/>
+                <w:color w:val="404040"/>
+                <w:sz w:val="18"/>
+                <w:szCs w:val="18"/>
+              </w:rPr>
+              <w:t xml:space="preserve">作業: Thanh Nguyên / 清原 一利</w:t>
+            </w:r>
+          </w:p>
+          <w:p>
+            <w:pPr>
+              <w:spacing w:before="0" w:after="0"/>
+            </w:pPr>
+            <w:r>
+              <w:rPr>
+                <w:rFonts w:ascii="BIZ UDPGothic" w:cs="BIZ UDPGothic" w:eastAsia="BIZ UDPGothic" w:hAnsi="BIZ UDPGothic"/>
+                <w:color w:val="404040"/>
+                <w:sz w:val="18"/>
+                <w:szCs w:val="18"/>
+              </w:rPr>
+              <w:t xml:space="preserve">レビュー: きよはら</w:t>
+            </w:r>
+          </w:p>
+          <w:p>
+            <w:pPr>
+              <w:spacing w:before="0" w:after="0"/>
+            </w:pPr>
+            <w:r>
+              <w:rPr>
+                <w:rFonts w:ascii="BIZ UDPGothic" w:cs="BIZ UDPGothic" w:eastAsia="BIZ UDPGothic" w:hAnsi="BIZ UDPGothic"/>
+                <w:color w:val="404040"/>
+                <w:sz w:val="18"/>
+                <w:szCs w:val="18"/>
+              </w:rPr>
+              <w:t xml:space="preserve">立会: 不要（営業時間外実施）</w:t>
+            </w:r>
+          </w:p>
+        </w:tc>
+      </w:tr>
+      <w:tr>
+        <w:trPr>
+          <w:cantSplit/>
+        </w:trPr>
+        <w:tc>
+          <w:tcPr>
+            <w:tcW w:type="dxa" w:w="400"/>
+            <w:tcBorders>
+              <w:top w:val="single" w:color="CCCCCC" w:sz="4"/>
+              <w:left w:val="single" w:color="CCCCCC" w:sz="4"/>
+              <w:bottom w:val="single" w:color="CCCCCC" w:sz="4"/>
+              <w:right w:val="single" w:color="CCCCCC" w:sz="4"/>
+            </w:tcBorders>
+            <w:shd w:fill="FFFFFF" w:val="clear"/>
+            <w:tcMar>
+              <w:top w:type="dxa" w:w="80"/>
+              <w:left w:type="dxa" w:w="120"/>
+              <w:bottom w:type="dxa" w:w="80"/>
+              <w:right w:type="dxa" w:w="120"/>
+            </w:tcMar>
+            <w:vAlign w:val="center"/>
+          </w:tcPr>
+          <w:p>
+            <w:pPr>
+              <w:jc w:val="center"/>
+            </w:pPr>
+            <w:r>
+              <w:rPr>
+                <w:rFonts w:ascii="BIZ UDPGothic" w:cs="BIZ UDPGothic" w:eastAsia="BIZ UDPGothic" w:hAnsi="BIZ UDPGothic"/>
+                <w:b w:val="false"/>
+                <w:bCs w:val="false"/>
+                <w:color w:val="404040"/>
+                <w:sz w:val="18"/>
+                <w:szCs w:val="18"/>
+              </w:rPr>
+              <w:t xml:space="preserve">6</w:t>
+            </w:r>
+          </w:p>
+        </w:tc>
+        <w:tc>
+          <w:tcPr>
+            <w:tcW w:type="dxa" w:w="2200"/>
+            <w:tcBorders>
+              <w:top w:val="single" w:color="CCCCCC" w:sz="4"/>
+              <w:left w:val="single" w:color="CCCCCC" w:sz="4"/>
+              <w:bottom w:val="single" w:color="CCCCCC" w:sz="4"/>
+              <w:right w:val="single" w:color="CCCCCC" w:sz="4"/>
+            </w:tcBorders>
+            <w:shd w:fill="FFFFFF" w:val="clear"/>
+            <w:tcMar>
+              <w:top w:type="dxa" w:w="80"/>
+              <w:left w:type="dxa" w:w="120"/>
+              <w:bottom w:type="dxa" w:w="80"/>
+              <w:right w:type="dxa" w:w="120"/>
+            </w:tcMar>
+          </w:tcPr>
+          <w:p>
+            <w:pPr>
+              <w:spacing w:before="0" w:after="0"/>
+            </w:pPr>
+            <w:r>
+              <w:rPr>
+                <w:rFonts w:ascii="BIZ UDPGothic" w:cs="BIZ UDPGothic" w:eastAsia="BIZ UDPGothic" w:hAnsi="BIZ UDPGothic"/>
+                <w:color w:val="404040"/>
+                <w:sz w:val="18"/>
+                <w:szCs w:val="18"/>
+              </w:rPr>
+              <w:t xml:space="preserve">[事後] デプロイ後確認</w:t>
+            </w:r>
+          </w:p>
+          <w:p>
+            <w:pPr>
+              <w:spacing w:before="0" w:after="0"/>
+            </w:pPr>
+            <w:r>
+              <w:rPr>
+                <w:rFonts w:ascii="BIZ UDPGothic" w:cs="BIZ UDPGothic" w:eastAsia="BIZ UDPGothic" w:hAnsi="BIZ UDPGothic"/>
+                <w:color w:val="404040"/>
+                <w:sz w:val="18"/>
+                <w:szCs w:val="18"/>
+              </w:rPr>
+              <w:t xml:space="preserve">/ Kiểm tra sau deploy</w:t>
+            </w:r>
+          </w:p>
+        </w:tc>
+        <w:tc>
+          <w:tcPr>
+            <w:tcW w:type="dxa" w:w="6906"/>
+            <w:tcBorders>
+              <w:top w:val="single" w:color="CCCCCC" w:sz="4"/>
+              <w:left w:val="single" w:color="CCCCCC" w:sz="4"/>
+              <w:bottom w:val="single" w:color="CCCCCC" w:sz="4"/>
+              <w:right w:val="single" w:color="CCCCCC" w:sz="4"/>
+            </w:tcBorders>
+            <w:shd w:fill="FFFFFF" w:val="clear"/>
+            <w:tcMar>
+              <w:top w:type="dxa" w:w="80"/>
+              <w:left w:type="dxa" w:w="120"/>
+              <w:bottom w:type="dxa" w:w="80"/>
+              <w:right w:type="dxa" w:w="120"/>
+            </w:tcMar>
+          </w:tcPr>
+          <w:p>
+            <w:pPr>
+              <w:spacing w:before="0" w:after="0"/>
+            </w:pPr>
+            <w:r>
+              <w:rPr>
+                <w:rFonts w:ascii="BIZ UDPGothic" w:cs="BIZ UDPGothic" w:eastAsia="BIZ UDPGothic" w:hAnsi="BIZ UDPGothic"/>
+                <w:color w:val="404040"/>
+                <w:sz w:val="18"/>
+                <w:szCs w:val="18"/>
+              </w:rPr>
+              <w:t xml:space="preserve">□ stores に対象 store_code が存在すること</w:t>
+            </w:r>
+          </w:p>
+          <w:p>
+            <w:pPr>
+              <w:spacing w:before="0" w:after="0"/>
+            </w:pPr>
+            <w:r>
+              <w:rPr>
+                <w:rFonts w:ascii="BIZ UDPGothic" w:cs="BIZ UDPGothic" w:eastAsia="BIZ UDPGothic" w:hAnsi="BIZ UDPGothic"/>
+                <w:color w:val="404040"/>
+                <w:sz w:val="18"/>
+                <w:szCs w:val="18"/>
+              </w:rPr>
+              <w:t xml:space="preserve">□ instores にレジ台数分のレコードが存在すること</w:t>
+            </w:r>
+          </w:p>
+          <w:p>
+            <w:pPr>
+              <w:spacing w:before="0" w:after="0"/>
+            </w:pPr>
+            <w:r>
+              <w:rPr>
+                <w:rFonts w:ascii="BIZ UDPGothic" w:cs="BIZ UDPGothic" w:eastAsia="BIZ UDPGothic" w:hAnsi="BIZ UDPGothic"/>
+                <w:color w:val="404040"/>
+                <w:sz w:val="18"/>
+                <w:szCs w:val="18"/>
+              </w:rPr>
+              <w:t xml:space="preserve">□ employees に employee_code='9999' が存在すること</w:t>
+            </w:r>
+          </w:p>
+          <w:p>
+            <w:pPr>
+              <w:spacing w:before="0" w:after="0"/>
+            </w:pPr>
+            <w:r>
+              <w:rPr>
+                <w:rFonts w:ascii="BIZ UDPGothic" w:cs="BIZ UDPGothic" w:eastAsia="BIZ UDPGothic" w:hAnsi="BIZ UDPGothic"/>
+                <w:color w:val="404040"/>
+                <w:sz w:val="18"/>
+                <w:szCs w:val="18"/>
+              </w:rPr>
+              <w:t xml:space="preserve">□ アプリで新規店舗コードを入力・保存できること</w:t>
+            </w:r>
+          </w:p>
+          <w:p>
+            <w:pPr>
+              <w:spacing w:before="0" w:after="0"/>
+            </w:pPr>
+            <w:r>
+              <w:rPr>
+                <w:rFonts w:ascii="BIZ UDPGothic" w:cs="BIZ UDPGothic" w:eastAsia="BIZ UDPGothic" w:hAnsi="BIZ UDPGothic"/>
+                <w:color w:val="404040"/>
+                <w:sz w:val="18"/>
+                <w:szCs w:val="18"/>
+              </w:rPr>
+              <w:t xml:space="preserve">□ POSメニューに「残高照会」「点検」「ジャーナル検索」が表示されること</w:t>
+            </w:r>
+          </w:p>
+        </w:tc>
+      </w:tr>
+      <w:tr>
+        <w:trPr>
+          <w:cantSplit/>
+        </w:trPr>
+        <w:tc>
+          <w:tcPr>
+            <w:tcW w:type="dxa" w:w="400"/>
+            <w:tcBorders>
+              <w:top w:val="single" w:color="CCCCCC" w:sz="4"/>
+              <w:left w:val="single" w:color="CCCCCC" w:sz="4"/>
+              <w:bottom w:val="single" w:color="CCCCCC" w:sz="4"/>
+              <w:right w:val="single" w:color="CCCCCC" w:sz="4"/>
+            </w:tcBorders>
+            <w:shd w:fill="FFFFFF" w:val="clear"/>
+            <w:tcMar>
+              <w:top w:type="dxa" w:w="80"/>
+              <w:left w:type="dxa" w:w="120"/>
+              <w:bottom w:type="dxa" w:w="80"/>
+              <w:right w:type="dxa" w:w="120"/>
+            </w:tcMar>
+            <w:vAlign w:val="center"/>
+          </w:tcPr>
+          <w:p>
+            <w:pPr>
+              <w:jc w:val="center"/>
+            </w:pPr>
+            <w:r>
+              <w:rPr>
+                <w:rFonts w:ascii="BIZ UDPGothic" w:cs="BIZ UDPGothic" w:eastAsia="BIZ UDPGothic" w:hAnsi="BIZ UDPGothic"/>
+                <w:b w:val="false"/>
+                <w:bCs w:val="false"/>
+                <w:color w:val="404040"/>
+                <w:sz w:val="18"/>
+                <w:szCs w:val="18"/>
+              </w:rPr>
+              <w:t xml:space="preserve">7</w:t>
+            </w:r>
+          </w:p>
+        </w:tc>
+        <w:tc>
+          <w:tcPr>
+            <w:tcW w:type="dxa" w:w="2200"/>
+            <w:tcBorders>
+              <w:top w:val="single" w:color="CCCCCC" w:sz="4"/>
+              <w:left w:val="single" w:color="CCCCCC" w:sz="4"/>
+              <w:bottom w:val="single" w:color="CCCCCC" w:sz="4"/>
+              <w:right w:val="single" w:color="CCCCCC" w:sz="4"/>
+            </w:tcBorders>
+            <w:shd w:fill="FFFFFF" w:val="clear"/>
+            <w:tcMar>
+              <w:top w:type="dxa" w:w="80"/>
+              <w:left w:type="dxa" w:w="120"/>
+              <w:bottom w:type="dxa" w:w="80"/>
+              <w:right w:type="dxa" w:w="120"/>
+            </w:tcMar>
+          </w:tcPr>
+          <w:p>
+            <w:pPr>
+              <w:spacing w:before="0" w:after="0"/>
+            </w:pPr>
+            <w:r>
+              <w:rPr>
+                <w:rFonts w:ascii="BIZ UDPGothic" w:cs="BIZ UDPGothic" w:eastAsia="BIZ UDPGothic" w:hAnsi="BIZ UDPGothic"/>
+                <w:color w:val="404040"/>
+                <w:sz w:val="18"/>
+                <w:szCs w:val="18"/>
+              </w:rPr>
+              <w:t xml:space="preserve">[事後] Go-Live後の監視</w:t>
+            </w:r>
+          </w:p>
+          <w:p>
+            <w:pPr>
+              <w:spacing w:before="0" w:after="0"/>
+            </w:pPr>
+            <w:r>
+              <w:rPr>
+                <w:rFonts w:ascii="BIZ UDPGothic" w:cs="BIZ UDPGothic" w:eastAsia="BIZ UDPGothic" w:hAnsi="BIZ UDPGothic"/>
+                <w:color w:val="404040"/>
+                <w:sz w:val="18"/>
+                <w:szCs w:val="18"/>
+              </w:rPr>
+              <w:t xml:space="preserve">/ Giám sát sau Go-Live</w:t>
+            </w:r>
+          </w:p>
+        </w:tc>
+        <w:tc>
+          <w:tcPr>
+            <w:tcW w:type="dxa" w:w="6906"/>
+            <w:tcBorders>
+              <w:top w:val="single" w:color="CCCCCC" w:sz="4"/>
+              <w:left w:val="single" w:color="CCCCCC" w:sz="4"/>
+              <w:bottom w:val="single" w:color="CCCCCC" w:sz="4"/>
+              <w:right w:val="single" w:color="CCCCCC" w:sz="4"/>
+            </w:tcBorders>
+            <w:shd w:fill="FFFFFF" w:val="clear"/>
+            <w:tcMar>
+              <w:top w:type="dxa" w:w="80"/>
+              <w:left w:type="dxa" w:w="120"/>
+              <w:bottom w:type="dxa" w:w="80"/>
+              <w:right w:type="dxa" w:w="120"/>
+            </w:tcMar>
+          </w:tcPr>
+          <w:p>
+            <w:pPr>
+              <w:spacing w:before="0" w:after="0"/>
+            </w:pPr>
+            <w:r>
+              <w:rPr>
+                <w:rFonts w:ascii="BIZ UDPGothic" w:cs="BIZ UDPGothic" w:eastAsia="BIZ UDPGothic" w:hAnsi="BIZ UDPGothic"/>
+                <w:color w:val="404040"/>
+                <w:sz w:val="18"/>
+                <w:szCs w:val="18"/>
+              </w:rPr>
+              <w:t xml:space="preserve">監視期間: 作業後1営業日</w:t>
+            </w:r>
+          </w:p>
+          <w:p>
+            <w:pPr>
+              <w:spacing w:before="0" w:after="0"/>
+            </w:pPr>
+            <w:r>
+              <w:rPr>
+                <w:rFonts w:ascii="BIZ UDPGothic" w:cs="BIZ UDPGothic" w:eastAsia="BIZ UDPGothic" w:hAnsi="BIZ UDPGothic"/>
+                <w:color w:val="404040"/>
+                <w:sz w:val="18"/>
+                <w:szCs w:val="18"/>
+              </w:rPr>
+              <w:t xml:space="preserve">確認方法: アプリ画面で新規店舗の動作確認</w:t>
+            </w:r>
+          </w:p>
+          <w:p>
+            <w:pPr>
+              <w:spacing w:before="0" w:after="0"/>
+            </w:pPr>
+            <w:r>
+              <w:rPr>
+                <w:rFonts w:ascii="BIZ UDPGothic" w:cs="BIZ UDPGothic" w:eastAsia="BIZ UDPGothic" w:hAnsi="BIZ UDPGothic"/>
+                <w:color w:val="404040"/>
+                <w:sz w:val="18"/>
+                <w:szCs w:val="18"/>
+              </w:rPr>
+              <w:t xml:space="preserve">異常時: 追加レコードをDELETEしてロールバック</w:t>
+            </w:r>
+          </w:p>
+        </w:tc>
+      </w:tr>
+      <w:tr>
+        <w:trPr>
+          <w:cantSplit/>
+        </w:trPr>
+        <w:tc>
+          <w:tcPr>
+            <w:tcW w:type="dxa" w:w="400"/>
+            <w:tcBorders>
+              <w:top w:val="single" w:color="CCCCCC" w:sz="4"/>
+              <w:left w:val="single" w:color="CCCCCC" w:sz="4"/>
+              <w:bottom w:val="single" w:color="CCCCCC" w:sz="4"/>
+              <w:right w:val="single" w:color="CCCCCC" w:sz="4"/>
+            </w:tcBorders>
+            <w:shd w:fill="FFFFFF" w:val="clear"/>
+            <w:tcMar>
+              <w:top w:type="dxa" w:w="80"/>
+              <w:left w:type="dxa" w:w="120"/>
+              <w:bottom w:type="dxa" w:w="80"/>
+              <w:right w:type="dxa" w:w="120"/>
+            </w:tcMar>
+            <w:vAlign w:val="center"/>
+          </w:tcPr>
+          <w:p>
+            <w:pPr>
+              <w:jc w:val="center"/>
+            </w:pPr>
+            <w:r>
+              <w:rPr>
+                <w:rFonts w:ascii="BIZ UDPGothic" w:cs="BIZ UDPGothic" w:eastAsia="BIZ UDPGothic" w:hAnsi="BIZ UDPGothic"/>
+                <w:b w:val="false"/>
+                <w:bCs w:val="false"/>
+                <w:color w:val="404040"/>
+                <w:sz w:val="18"/>
+                <w:szCs w:val="18"/>
+              </w:rPr>
+              <w:t xml:space="preserve">8</w:t>
+            </w:r>
+          </w:p>
+        </w:tc>
+        <w:tc>
+          <w:tcPr>
+            <w:tcW w:type="dxa" w:w="2200"/>
+            <w:tcBorders>
+              <w:top w:val="single" w:color="CCCCCC" w:sz="4"/>
+              <w:left w:val="single" w:color="CCCCCC" w:sz="4"/>
+              <w:bottom w:val="single" w:color="CCCCCC" w:sz="4"/>
+              <w:right w:val="single" w:color="CCCCCC" w:sz="4"/>
+            </w:tcBorders>
+            <w:shd w:fill="FFFFFF" w:val="clear"/>
+            <w:tcMar>
+              <w:top w:type="dxa" w:w="80"/>
+              <w:left w:type="dxa" w:w="120"/>
+              <w:bottom w:type="dxa" w:w="80"/>
+              <w:right w:type="dxa" w:w="120"/>
+            </w:tcMar>
+          </w:tcPr>
+          <w:p>
+            <w:pPr>
+              <w:spacing w:before="0" w:after="0"/>
+            </w:pPr>
+            <w:r>
+              <w:rPr>
+                <w:rFonts w:ascii="BIZ UDPGothic" w:cs="BIZ UDPGothic" w:eastAsia="BIZ UDPGothic" w:hAnsi="BIZ UDPGothic"/>
+                <w:color w:val="404040"/>
+                <w:sz w:val="18"/>
+                <w:szCs w:val="18"/>
+              </w:rPr>
+              <w:t xml:space="preserve">[参考] テストシナリオ</w:t>
+            </w:r>
+          </w:p>
+          <w:p>
+            <w:pPr>
+              <w:spacing w:before="0" w:after="0"/>
+            </w:pPr>
+            <w:r>
+              <w:rPr>
+                <w:rFonts w:ascii="BIZ UDPGothic" w:cs="BIZ UDPGothic" w:eastAsia="BIZ UDPGothic" w:hAnsi="BIZ UDPGothic"/>
+                <w:color w:val="404040"/>
+                <w:sz w:val="18"/>
+                <w:szCs w:val="18"/>
+              </w:rPr>
+              <w:t xml:space="preserve">/ Kịch bản kiểm thử</w:t>
+            </w:r>
+          </w:p>
+        </w:tc>
+        <w:tc>
+          <w:tcPr>
+            <w:tcW w:type="dxa" w:w="6906"/>
+            <w:tcBorders>
+              <w:top w:val="single" w:color="CCCCCC" w:sz="4"/>
+              <w:left w:val="single" w:color="CCCCCC" w:sz="4"/>
+              <w:bottom w:val="single" w:color="CCCCCC" w:sz="4"/>
+              <w:right w:val="single" w:color="CCCCCC" w:sz="4"/>
+            </w:tcBorders>
+            <w:shd w:fill="FFFFFF" w:val="clear"/>
+            <w:tcMar>
+              <w:top w:type="dxa" w:w="80"/>
+              <w:left w:type="dxa" w:w="120"/>
+              <w:bottom w:type="dxa" w:w="80"/>
+              <w:right w:type="dxa" w:w="120"/>
+            </w:tcMar>
+          </w:tcPr>
+          <w:p>
+            <w:pPr>
+              <w:spacing w:before="0" w:after="0"/>
+            </w:pPr>
+            <w:r>
+              <w:rPr>
+                <w:rFonts w:ascii="BIZ UDPGothic" w:cs="BIZ UDPGothic" w:eastAsia="BIZ UDPGothic" w:hAnsi="BIZ UDPGothic"/>
+                <w:color w:val="404040"/>
+                <w:sz w:val="18"/>
+                <w:szCs w:val="18"/>
+              </w:rPr>
+              <w:t xml:space="preserve">T1: stores登録確認</w:t>
+            </w:r>
+          </w:p>
+          <w:p>
+            <w:pPr>
+              <w:spacing w:before="0" w:after="0"/>
+            </w:pPr>
+            <w:r>
+              <w:rPr>
+                <w:rFonts w:ascii="BIZ UDPGothic" w:cs="BIZ UDPGothic" w:eastAsia="BIZ UDPGothic" w:hAnsi="BIZ UDPGothic"/>
+                <w:color w:val="404040"/>
+                <w:sz w:val="18"/>
+                <w:szCs w:val="18"/>
+              </w:rPr>
+              <w:t xml:space="preserve">T2: instores登録確認</w:t>
+            </w:r>
+          </w:p>
+          <w:p>
+            <w:pPr>
+              <w:spacing w:before="0" w:after="0"/>
+            </w:pPr>
+            <w:r>
+              <w:rPr>
+                <w:rFonts w:ascii="BIZ UDPGothic" w:cs="BIZ UDPGothic" w:eastAsia="BIZ UDPGothic" w:hAnsi="BIZ UDPGothic"/>
+                <w:color w:val="404040"/>
+                <w:sz w:val="18"/>
+                <w:szCs w:val="18"/>
+              </w:rPr>
+              <w:t xml:space="preserve">T3: employees登録確認</w:t>
+            </w:r>
+          </w:p>
+          <w:p>
+            <w:pPr>
+              <w:spacing w:before="0" w:after="0"/>
+            </w:pPr>
+            <w:r>
+              <w:rPr>
+                <w:rFonts w:ascii="BIZ UDPGothic" w:cs="BIZ UDPGothic" w:eastAsia="BIZ UDPGothic" w:hAnsi="BIZ UDPGothic"/>
+                <w:color w:val="404040"/>
+                <w:sz w:val="18"/>
+                <w:szCs w:val="18"/>
+              </w:rPr>
+              <w:t xml:space="preserve">T4: アプリ設定画面確認</w:t>
+            </w:r>
+          </w:p>
+          <w:p>
+            <w:pPr>
+              <w:spacing w:before="0" w:after="0"/>
+            </w:pPr>
+            <w:r>
+              <w:rPr>
+                <w:rFonts w:ascii="BIZ UDPGothic" w:cs="BIZ UDPGothic" w:eastAsia="BIZ UDPGothic" w:hAnsi="BIZ UDPGothic"/>
+                <w:color w:val="404040"/>
+                <w:sz w:val="18"/>
+                <w:szCs w:val="18"/>
+              </w:rPr>
+              <w:t xml:space="preserve">T5: POSメニュー表示確認</w:t>
+            </w:r>
+          </w:p>
+        </w:tc>
+      </w:tr>
+    </w:tbl>
     <w:p>
       <w:pPr>
         <w:spacing w:before="100" w:after="100"/>
